--- a/He_thong_thong_tin_giai_quyet_hanh_chinh/TRAN NGUYEN MINH QUAN_25410288/TRAN NGUYEN MINH QUAN_25410288.docx
+++ b/He_thong_thong_tin_giai_quyet_hanh_chinh/TRAN NGUYEN MINH QUAN_25410288/TRAN NGUYEN MINH QUAN_25410288.docx
@@ -1,6 +1,6 @@
 
 <file path=word/document.xml><?xml version="1.0" encoding="utf-8"?>
-<w:document xmlns:wpc="http://schemas.microsoft.com/office/word/2010/wordprocessingCanvas" xmlns:cx="http://schemas.microsoft.com/office/drawing/2014/chartex" xmlns:cx1="http://schemas.microsoft.com/office/drawing/2015/9/8/chartex" xmlns:cx2="http://schemas.microsoft.com/office/drawing/2015/10/21/chartex" xmlns:cx3="http://schemas.microsoft.com/office/drawing/2016/5/9/chartex" xmlns:cx4="http://schemas.microsoft.com/office/drawing/2016/5/10/chartex" xmlns:cx5="http://schemas.microsoft.com/office/drawing/2016/5/11/chartex" xmlns:cx6="http://schemas.microsoft.com/office/drawing/2016/5/12/chartex" xmlns:cx7="http://schemas.microsoft.com/office/drawing/2016/5/13/chartex" xmlns:cx8="http://schemas.microsoft.com/office/drawing/2016/5/14/chartex" xmlns:mc="http://schemas.openxmlformats.org/markup-compatibility/2006" xmlns:aink="http://schemas.microsoft.com/office/drawing/2016/ink" xmlns:am3d="http://schemas.microsoft.com/office/drawing/2017/model3d" xmlns:o="urn:schemas-microsoft-com:office:office" xmlns:oel="http://schemas.microsoft.com/office/2019/extlst" xmlns:r="http://schemas.openxmlformats.org/officeDocument/2006/relationships" xmlns:m="http://schemas.openxmlformats.org/officeDocument/2006/math" xmlns:v="urn:schemas-microsoft-com:vml" xmlns:wp14="http://schemas.microsoft.com/office/word/2010/wordprocessingDrawing" xmlns:wp="http://schemas.openxmlformats.org/drawingml/2006/wordprocessingDrawing" xmlns:w10="urn:schemas-microsoft-com:office:word" xmlns:w="http://schemas.openxmlformats.org/wordprocessingml/2006/main" xmlns:w14="http://schemas.microsoft.com/office/word/2010/wordml" xmlns:w15="http://schemas.microsoft.com/office/word/2012/wordml" xmlns:w16cex="http://schemas.microsoft.com/office/word/2018/wordml/cex" xmlns:w16cid="http://schemas.microsoft.com/office/word/2016/wordml/cid" xmlns:w16="http://schemas.microsoft.com/office/word/2018/wordml" xmlns:w16du="http://schemas.microsoft.com/office/word/2023/wordml/word16du" xmlns:w16sdtdh="http://schemas.microsoft.com/office/word/2020/wordml/sdtdatahash" xmlns:w16sdtfl="http://schemas.microsoft.com/office/word/2024/wordml/sdtformatlock" xmlns:w16se="http://schemas.microsoft.com/office/word/2015/wordml/symex" xmlns:wpg="http://schemas.microsoft.com/office/word/2010/wordprocessingGroup" xmlns:wpi="http://schemas.microsoft.com/office/word/2010/wordprocessingInk" xmlns:wne="http://schemas.microsoft.com/office/word/2006/wordml" xmlns:wps="http://schemas.microsoft.com/office/word/2010/wordprocessingShape" mc:Ignorable="w14 w15 w16se w16cid w16 w16cex w16sdtdh w16sdtfl w16du wp14">
+<w:document xmlns:wpc="http://schemas.microsoft.com/office/word/2010/wordprocessingCanvas" xmlns:cx="http://schemas.microsoft.com/office/drawing/2014/chartex" xmlns:cx1="http://schemas.microsoft.com/office/drawing/2015/9/8/chartex" xmlns:cx2="http://schemas.microsoft.com/office/drawing/2015/10/21/chartex" xmlns:cx3="http://schemas.microsoft.com/office/drawing/2016/5/9/chartex" xmlns:cx4="http://schemas.microsoft.com/office/drawing/2016/5/10/chartex" xmlns:cx5="http://schemas.microsoft.com/office/drawing/2016/5/11/chartex" xmlns:cx6="http://schemas.microsoft.com/office/drawing/2016/5/12/chartex" xmlns:cx7="http://schemas.microsoft.com/office/drawing/2016/5/13/chartex" xmlns:cx8="http://schemas.microsoft.com/office/drawing/2016/5/14/chartex" xmlns:mc="http://schemas.openxmlformats.org/markup-compatibility/2006" xmlns:aink="http://schemas.microsoft.com/office/drawing/2016/ink" xmlns:am3d="http://schemas.microsoft.com/office/drawing/2017/model3d" xmlns:o="urn:schemas-microsoft-com:office:office" xmlns:oel="http://schemas.microsoft.com/office/2019/extlst" xmlns:r="http://schemas.openxmlformats.org/officeDocument/2006/relationships" xmlns:m="http://schemas.openxmlformats.org/officeDocument/2006/math" xmlns:v="urn:schemas-microsoft-com:vml" xmlns:wp14="http://schemas.microsoft.com/office/word/2010/wordprocessingDrawing" xmlns:wp="http://schemas.openxmlformats.org/drawingml/2006/wordprocessingDrawing" xmlns:w10="urn:schemas-microsoft-com:office:word" xmlns:w="http://schemas.openxmlformats.org/wordprocessingml/2006/main" xmlns:w14="http://schemas.microsoft.com/office/word/2010/wordml" xmlns:w15="http://schemas.microsoft.com/office/word/2012/wordml" xmlns:w16cei="http://schemas.microsoft.com/office/word/2026/wordml/cei" xmlns:w16cex="http://schemas.microsoft.com/office/word/2018/wordml/cex" xmlns:w16cid="http://schemas.microsoft.com/office/word/2016/wordml/cid" xmlns:w16="http://schemas.microsoft.com/office/word/2018/wordml" xmlns:w16du="http://schemas.microsoft.com/office/word/2023/wordml/word16du" xmlns:w16sdtdh="http://schemas.microsoft.com/office/word/2020/wordml/sdtdatahash" xmlns:w16sdtfl="http://schemas.microsoft.com/office/word/2024/wordml/sdtformatlock" xmlns:w16se="http://schemas.microsoft.com/office/word/2015/wordml/symex" xmlns:wpg="http://schemas.microsoft.com/office/word/2010/wordprocessingGroup" xmlns:wpi="http://schemas.microsoft.com/office/word/2010/wordprocessingInk" xmlns:wne="http://schemas.microsoft.com/office/word/2006/wordml" xmlns:wps="http://schemas.microsoft.com/office/word/2010/wordprocessingShape" mc:Ignorable="w14 w15 w16se w16cid w16 w16cex w16sdtdh w16sdtfl w16du wp14">
   <w:body>
     <w:p>
       <w:pPr>
@@ -79,7 +79,7 @@
           <w:szCs w:val="26"/>
         </w:rPr>
         <w:drawing>
-          <wp:inline distT="0" distB="0" distL="0" distR="0" wp14:anchorId="61AA30EF" wp14:editId="17768AC8">
+          <wp:inline distT="0" distB="0" distL="0" distR="0" wp14:anchorId="61AA30EF" wp14:editId="5DA8AB9C">
             <wp:extent cx="1948539" cy="1606164"/>
             <wp:effectExtent l="0" t="0" r="0" b="0"/>
             <wp:docPr id="990850389" name="Picture 1"/>
@@ -2411,6 +2411,9 @@
     <w:p>
       <w:pPr>
         <w:pStyle w:val="Heading1"/>
+        <w:rPr>
+          <w:lang w:val="vi-VN"/>
+        </w:rPr>
       </w:pPr>
       <w:bookmarkStart w:id="8" w:name="_Toc162996932"/>
       <w:r>
@@ -2427,15 +2430,4781 @@
     </w:p>
     <w:p>
       <w:pPr>
+        <w:pStyle w:val="Heading2"/>
+      </w:pPr>
+      <w:bookmarkStart w:id="9" w:name="_Toc236264119"/>
+      <w:r>
+        <w:t>2. Tổng quan hệ thống quy trình nghiệp vụ</w:t>
+      </w:r>
+      <w:bookmarkEnd w:id="9"/>
+    </w:p>
+    <w:p>
+      <w:pPr>
+        <w:pStyle w:val="Heading3"/>
+      </w:pPr>
+      <w:bookmarkStart w:id="10" w:name="_Toc236264120"/>
+      <w:r>
+        <w:t xml:space="preserve">2.1. </w:t>
+      </w:r>
+      <w:r>
+        <w:t xml:space="preserve">Kiến trúc quy trình nghiệp vụ </w:t>
+      </w:r>
+      <w:r>
+        <w:t>tại phường Tân Hải.</w:t>
+      </w:r>
+      <w:bookmarkEnd w:id="10"/>
+    </w:p>
+    <w:p>
+      <w:pPr>
+        <w:pStyle w:val="Heading4"/>
+      </w:pPr>
+      <w:bookmarkStart w:id="11" w:name="_Toc236264121"/>
+      <w:r>
+        <w:t>2.1.1 Phân loại quy trình.</w:t>
+      </w:r>
+      <w:bookmarkEnd w:id="11"/>
+    </w:p>
+    <w:p>
+      <w:pPr>
+        <w:ind w:firstLine="720"/>
+      </w:pPr>
+      <w:r>
+        <w:t>Bảng 1. P</w:t>
+      </w:r>
+      <w:r>
+        <w:t xml:space="preserve">hân loại các bộ phân vào các quy trình tương </w:t>
+      </w:r>
+      <w:r>
+        <w:t>ứng.</w:t>
+      </w:r>
+      <w:r>
+        <w:rPr>
+          <w:noProof/>
+        </w:rPr>
+        <mc:AlternateContent>
+          <mc:Choice Requires="wps">
+            <w:drawing>
+              <wp:anchor distT="0" distB="0" distL="114300" distR="114300" simplePos="0" relativeHeight="251659264" behindDoc="0" locked="0" layoutInCell="1" allowOverlap="1" wp14:anchorId="64AE0F52" wp14:editId="048EA65E">
+                <wp:simplePos x="0" y="0"/>
+                <wp:positionH relativeFrom="margin">
+                  <wp:posOffset>-227721</wp:posOffset>
+                </wp:positionH>
+                <wp:positionV relativeFrom="paragraph">
+                  <wp:posOffset>375040</wp:posOffset>
+                </wp:positionV>
+                <wp:extent cx="6473825" cy="2901461"/>
+                <wp:effectExtent l="0" t="0" r="3175" b="0"/>
+                <wp:wrapNone/>
+                <wp:docPr id="1026151366" name="Isosceles Triangle 2"/>
+                <wp:cNvGraphicFramePr/>
+                <a:graphic xmlns:a="http://schemas.openxmlformats.org/drawingml/2006/main">
+                  <a:graphicData uri="http://schemas.microsoft.com/office/word/2010/wordprocessingShape">
+                    <wps:wsp>
+                      <wps:cNvSpPr/>
+                      <wps:spPr>
+                        <a:xfrm>
+                          <a:off x="0" y="0"/>
+                          <a:ext cx="6473825" cy="2901461"/>
+                        </a:xfrm>
+                        <a:prstGeom prst="triangle">
+                          <a:avLst/>
+                        </a:prstGeom>
+                        <a:solidFill>
+                          <a:schemeClr val="accent2"/>
+                        </a:solidFill>
+                        <a:ln>
+                          <a:noFill/>
+                        </a:ln>
+                      </wps:spPr>
+                      <wps:style>
+                        <a:lnRef idx="0">
+                          <a:scrgbClr r="0" g="0" b="0"/>
+                        </a:lnRef>
+                        <a:fillRef idx="0">
+                          <a:scrgbClr r="0" g="0" b="0"/>
+                        </a:fillRef>
+                        <a:effectRef idx="0">
+                          <a:scrgbClr r="0" g="0" b="0"/>
+                        </a:effectRef>
+                        <a:fontRef idx="minor">
+                          <a:schemeClr val="lt1"/>
+                        </a:fontRef>
+                      </wps:style>
+                      <wps:bodyPr rot="0" spcFirstLastPara="0" vertOverflow="overflow" horzOverflow="overflow" vert="horz" wrap="square" lIns="91440" tIns="45720" rIns="91440" bIns="45720" numCol="1" spcCol="0" rtlCol="0" fromWordArt="0" anchor="ctr" anchorCtr="0" forceAA="0" compatLnSpc="1">
+                        <a:prstTxWarp prst="textNoShape">
+                          <a:avLst/>
+                        </a:prstTxWarp>
+                        <a:noAutofit/>
+                      </wps:bodyPr>
+                    </wps:wsp>
+                  </a:graphicData>
+                </a:graphic>
+                <wp14:sizeRelH relativeFrom="margin">
+                  <wp14:pctWidth>0</wp14:pctWidth>
+                </wp14:sizeRelH>
+                <wp14:sizeRelV relativeFrom="margin">
+                  <wp14:pctHeight>0</wp14:pctHeight>
+                </wp14:sizeRelV>
+              </wp:anchor>
+            </w:drawing>
+          </mc:Choice>
+          <mc:Fallback>
+            <w:pict>
+              <v:shapetype w14:anchorId="3379672F" id="_x0000_t5" coordsize="21600,21600" o:spt="5" adj="10800" path="m@0,l,21600r21600,xe">
+                <v:stroke joinstyle="miter"/>
+                <v:formulas>
+                  <v:f eqn="val #0"/>
+                  <v:f eqn="prod #0 1 2"/>
+                  <v:f eqn="sum @1 10800 0"/>
+                </v:formulas>
+                <v:path gradientshapeok="t" o:connecttype="custom" o:connectlocs="@0,0;@1,10800;0,21600;10800,21600;21600,21600;@2,10800" textboxrect="0,10800,10800,18000;5400,10800,16200,18000;10800,10800,21600,18000;0,7200,7200,21600;7200,7200,14400,21600;14400,7200,21600,21600"/>
+                <v:handles>
+                  <v:h position="#0,topLeft" xrange="0,21600"/>
+                </v:handles>
+              </v:shapetype>
+              <v:shape id="Isosceles Triangle 2" o:spid="_x0000_s1026" type="#_x0000_t5" style="position:absolute;margin-left:-17.95pt;margin-top:29.55pt;width:509.75pt;height:228.45pt;z-index:251659264;visibility:visible;mso-wrap-style:square;mso-width-percent:0;mso-height-percent:0;mso-wrap-distance-left:9pt;mso-wrap-distance-top:0;mso-wrap-distance-right:9pt;mso-wrap-distance-bottom:0;mso-position-horizontal:absolute;mso-position-horizontal-relative:margin;mso-position-vertical:absolute;mso-position-vertical-relative:text;mso-width-percent:0;mso-height-percent:0;mso-width-relative:margin;mso-height-relative:margin;v-text-anchor:middle" o:gfxdata="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" fillcolor="#e97132 [3205]" stroked="f">
+                <w10:wrap anchorx="margin"/>
+              </v:shape>
+            </w:pict>
+          </mc:Fallback>
+        </mc:AlternateContent>
+      </w:r>
+    </w:p>
+    <w:p/>
+    <w:p/>
+    <w:p/>
+    <w:p>
+      <w:r>
+        <w:rPr>
+          <w:noProof/>
+        </w:rPr>
+        <mc:AlternateContent>
+          <mc:Choice Requires="wps">
+            <w:drawing>
+              <wp:anchor distT="0" distB="0" distL="114300" distR="114300" simplePos="0" relativeHeight="251660288" behindDoc="0" locked="0" layoutInCell="1" allowOverlap="1" wp14:anchorId="6F911500" wp14:editId="2BDF8B53">
+                <wp:simplePos x="0" y="0"/>
+                <wp:positionH relativeFrom="margin">
+                  <wp:posOffset>1629410</wp:posOffset>
+                </wp:positionH>
+                <wp:positionV relativeFrom="paragraph">
+                  <wp:posOffset>202061</wp:posOffset>
+                </wp:positionV>
+                <wp:extent cx="1363404" cy="803766"/>
+                <wp:effectExtent l="0" t="0" r="27305" b="15875"/>
+                <wp:wrapNone/>
+                <wp:docPr id="1465816628" name="Rectangle: Rounded Corners 3"/>
+                <wp:cNvGraphicFramePr/>
+                <a:graphic xmlns:a="http://schemas.openxmlformats.org/drawingml/2006/main">
+                  <a:graphicData uri="http://schemas.microsoft.com/office/word/2010/wordprocessingShape">
+                    <wps:wsp>
+                      <wps:cNvSpPr/>
+                      <wps:spPr>
+                        <a:xfrm>
+                          <a:off x="0" y="0"/>
+                          <a:ext cx="1363404" cy="803766"/>
+                        </a:xfrm>
+                        <a:prstGeom prst="roundRect">
+                          <a:avLst/>
+                        </a:prstGeom>
+                      </wps:spPr>
+                      <wps:style>
+                        <a:lnRef idx="2">
+                          <a:schemeClr val="accent2"/>
+                        </a:lnRef>
+                        <a:fillRef idx="1">
+                          <a:schemeClr val="lt1"/>
+                        </a:fillRef>
+                        <a:effectRef idx="0">
+                          <a:schemeClr val="accent2"/>
+                        </a:effectRef>
+                        <a:fontRef idx="minor">
+                          <a:schemeClr val="dk1"/>
+                        </a:fontRef>
+                      </wps:style>
+                      <wps:txbx>
+                        <w:txbxContent>
+                          <w:p>
+                            <w:pPr>
+                              <w:jc w:val="center"/>
+                            </w:pPr>
+                            <w:r>
+                              <w:t>Quản lý</w:t>
+                            </w:r>
+                            <w:r>
+                              <w:rPr>
+                                <w:lang w:val="vi-VN"/>
+                              </w:rPr>
+                              <w:t xml:space="preserve"> và </w:t>
+                            </w:r>
+                            <w:r>
+                              <w:t>kiểm tra quy trình TTHC</w:t>
+                            </w:r>
+                          </w:p>
+                        </w:txbxContent>
+                      </wps:txbx>
+                      <wps:bodyPr rot="0" spcFirstLastPara="0" vertOverflow="overflow" horzOverflow="overflow" vert="horz" wrap="square" lIns="91440" tIns="45720" rIns="91440" bIns="45720" numCol="1" spcCol="0" rtlCol="0" fromWordArt="0" anchor="ctr" anchorCtr="0" forceAA="0" compatLnSpc="1">
+                        <a:prstTxWarp prst="textNoShape">
+                          <a:avLst/>
+                        </a:prstTxWarp>
+                        <a:noAutofit/>
+                      </wps:bodyPr>
+                    </wps:wsp>
+                  </a:graphicData>
+                </a:graphic>
+                <wp14:sizeRelH relativeFrom="margin">
+                  <wp14:pctWidth>0</wp14:pctWidth>
+                </wp14:sizeRelH>
+                <wp14:sizeRelV relativeFrom="margin">
+                  <wp14:pctHeight>0</wp14:pctHeight>
+                </wp14:sizeRelV>
+              </wp:anchor>
+            </w:drawing>
+          </mc:Choice>
+          <mc:Fallback>
+            <w:pict>
+              <v:roundrect w14:anchorId="6F911500" id="Rectangle: Rounded Corners 3" o:spid="_x0000_s1026" style="position:absolute;margin-left:128.3pt;margin-top:15.9pt;width:107.35pt;height:63.3pt;z-index:251660288;visibility:visible;mso-wrap-style:square;mso-width-percent:0;mso-height-percent:0;mso-wrap-distance-left:9pt;mso-wrap-distance-top:0;mso-wrap-distance-right:9pt;mso-wrap-distance-bottom:0;mso-position-horizontal:absolute;mso-position-horizontal-relative:margin;mso-position-vertical:absolute;mso-position-vertical-relative:text;mso-width-percent:0;mso-height-percent:0;mso-width-relative:margin;mso-height-relative:margin;v-text-anchor:middle" arcsize="10923f" o:gfxdata="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" fillcolor="white [3201]" strokecolor="#e97132 [3205]" strokeweight="1pt">
+                <v:stroke joinstyle="miter"/>
+                <v:textbox>
+                  <w:txbxContent>
+                    <w:p>
+                      <w:pPr>
+                        <w:jc w:val="center"/>
+                      </w:pPr>
+                      <w:r>
+                        <w:t>Quản lý</w:t>
+                      </w:r>
+                      <w:r>
+                        <w:rPr>
+                          <w:lang w:val="vi-VN"/>
+                        </w:rPr>
+                        <w:t xml:space="preserve"> và </w:t>
+                      </w:r>
+                      <w:r>
+                        <w:t>kiểm tra quy trình TTHC</w:t>
+                      </w:r>
+                    </w:p>
+                  </w:txbxContent>
+                </v:textbox>
+                <w10:wrap anchorx="margin"/>
+              </v:roundrect>
+            </w:pict>
+          </mc:Fallback>
+        </mc:AlternateContent>
+      </w:r>
+      <w:r>
+        <w:rPr>
+          <w:noProof/>
+        </w:rPr>
+        <mc:AlternateContent>
+          <mc:Choice Requires="wps">
+            <w:drawing>
+              <wp:anchor distT="0" distB="0" distL="114300" distR="114300" simplePos="0" relativeHeight="251661312" behindDoc="0" locked="0" layoutInCell="1" allowOverlap="1" wp14:anchorId="39F0BF67" wp14:editId="63EB9A7F">
+                <wp:simplePos x="0" y="0"/>
+                <wp:positionH relativeFrom="margin">
+                  <wp:posOffset>3032183</wp:posOffset>
+                </wp:positionH>
+                <wp:positionV relativeFrom="paragraph">
+                  <wp:posOffset>198120</wp:posOffset>
+                </wp:positionV>
+                <wp:extent cx="1371600" cy="822960"/>
+                <wp:effectExtent l="0" t="0" r="19050" b="15240"/>
+                <wp:wrapNone/>
+                <wp:docPr id="156567298" name="Rectangle: Rounded Corners 3"/>
+                <wp:cNvGraphicFramePr/>
+                <a:graphic xmlns:a="http://schemas.openxmlformats.org/drawingml/2006/main">
+                  <a:graphicData uri="http://schemas.microsoft.com/office/word/2010/wordprocessingShape">
+                    <wps:wsp>
+                      <wps:cNvSpPr/>
+                      <wps:spPr>
+                        <a:xfrm>
+                          <a:off x="0" y="0"/>
+                          <a:ext cx="1371600" cy="822960"/>
+                        </a:xfrm>
+                        <a:prstGeom prst="roundRect">
+                          <a:avLst/>
+                        </a:prstGeom>
+                      </wps:spPr>
+                      <wps:style>
+                        <a:lnRef idx="2">
+                          <a:schemeClr val="accent2"/>
+                        </a:lnRef>
+                        <a:fillRef idx="1">
+                          <a:schemeClr val="lt1"/>
+                        </a:fillRef>
+                        <a:effectRef idx="0">
+                          <a:schemeClr val="accent2"/>
+                        </a:effectRef>
+                        <a:fontRef idx="minor">
+                          <a:schemeClr val="dk1"/>
+                        </a:fontRef>
+                      </wps:style>
+                      <wps:txbx>
+                        <w:txbxContent>
+                          <w:p>
+                            <w:pPr>
+                              <w:jc w:val="center"/>
+                            </w:pPr>
+                            <w:r>
+                              <w:t>Giám sát và theo dõi tiến độ xử lý hồ sơ</w:t>
+                            </w:r>
+                          </w:p>
+                        </w:txbxContent>
+                      </wps:txbx>
+                      <wps:bodyPr rot="0" spcFirstLastPara="0" vertOverflow="overflow" horzOverflow="overflow" vert="horz" wrap="square" lIns="91440" tIns="45720" rIns="91440" bIns="45720" numCol="1" spcCol="0" rtlCol="0" fromWordArt="0" anchor="ctr" anchorCtr="0" forceAA="0" compatLnSpc="1">
+                        <a:prstTxWarp prst="textNoShape">
+                          <a:avLst/>
+                        </a:prstTxWarp>
+                        <a:noAutofit/>
+                      </wps:bodyPr>
+                    </wps:wsp>
+                  </a:graphicData>
+                </a:graphic>
+                <wp14:sizeRelH relativeFrom="margin">
+                  <wp14:pctWidth>0</wp14:pctWidth>
+                </wp14:sizeRelH>
+                <wp14:sizeRelV relativeFrom="margin">
+                  <wp14:pctHeight>0</wp14:pctHeight>
+                </wp14:sizeRelV>
+              </wp:anchor>
+            </w:drawing>
+          </mc:Choice>
+          <mc:Fallback>
+            <w:pict>
+              <v:roundrect w14:anchorId="39F0BF67" id="_x0000_s1027" style="position:absolute;margin-left:238.75pt;margin-top:15.6pt;width:108pt;height:64.8pt;z-index:251661312;visibility:visible;mso-wrap-style:square;mso-width-percent:0;mso-height-percent:0;mso-wrap-distance-left:9pt;mso-wrap-distance-top:0;mso-wrap-distance-right:9pt;mso-wrap-distance-bottom:0;mso-position-horizontal:absolute;mso-position-horizontal-relative:margin;mso-position-vertical:absolute;mso-position-vertical-relative:text;mso-width-percent:0;mso-height-percent:0;mso-width-relative:margin;mso-height-relative:margin;v-text-anchor:middle" arcsize="10923f" o:gfxdata="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" fillcolor="white [3201]" strokecolor="#e97132 [3205]" strokeweight="1pt">
+                <v:stroke joinstyle="miter"/>
+                <v:textbox>
+                  <w:txbxContent>
+                    <w:p>
+                      <w:pPr>
+                        <w:jc w:val="center"/>
+                      </w:pPr>
+                      <w:r>
+                        <w:t>Giám sát và theo dõi tiến độ xử lý hồ sơ</w:t>
+                      </w:r>
+                    </w:p>
+                  </w:txbxContent>
+                </v:textbox>
+                <w10:wrap anchorx="margin"/>
+              </v:roundrect>
+            </w:pict>
+          </mc:Fallback>
+        </mc:AlternateContent>
+      </w:r>
+    </w:p>
+    <w:p/>
+    <w:p>
+      <w:r>
+        <w:rPr>
+          <w:noProof/>
+        </w:rPr>
+        <mc:AlternateContent>
+          <mc:Choice Requires="wps">
+            <w:drawing>
+              <wp:anchor distT="0" distB="0" distL="114300" distR="114300" simplePos="0" relativeHeight="251662336" behindDoc="0" locked="0" layoutInCell="1" allowOverlap="1" wp14:anchorId="6092F04C" wp14:editId="00197E9C">
+                <wp:simplePos x="0" y="0"/>
+                <wp:positionH relativeFrom="margin">
+                  <wp:posOffset>1253432</wp:posOffset>
+                </wp:positionH>
+                <wp:positionV relativeFrom="paragraph">
+                  <wp:posOffset>347980</wp:posOffset>
+                </wp:positionV>
+                <wp:extent cx="1737360" cy="640080"/>
+                <wp:effectExtent l="0" t="0" r="15240" b="26670"/>
+                <wp:wrapNone/>
+                <wp:docPr id="2137840455" name="Rectangle: Rounded Corners 3"/>
+                <wp:cNvGraphicFramePr/>
+                <a:graphic xmlns:a="http://schemas.openxmlformats.org/drawingml/2006/main">
+                  <a:graphicData uri="http://schemas.microsoft.com/office/word/2010/wordprocessingShape">
+                    <wps:wsp>
+                      <wps:cNvSpPr/>
+                      <wps:spPr>
+                        <a:xfrm>
+                          <a:off x="0" y="0"/>
+                          <a:ext cx="1737360" cy="640080"/>
+                        </a:xfrm>
+                        <a:prstGeom prst="roundRect">
+                          <a:avLst/>
+                        </a:prstGeom>
+                      </wps:spPr>
+                      <wps:style>
+                        <a:lnRef idx="2">
+                          <a:schemeClr val="accent2"/>
+                        </a:lnRef>
+                        <a:fillRef idx="1">
+                          <a:schemeClr val="lt1"/>
+                        </a:fillRef>
+                        <a:effectRef idx="0">
+                          <a:schemeClr val="accent2"/>
+                        </a:effectRef>
+                        <a:fontRef idx="minor">
+                          <a:schemeClr val="dk1"/>
+                        </a:fontRef>
+                      </wps:style>
+                      <wps:txbx>
+                        <w:txbxContent>
+                          <w:p>
+                            <w:pPr>
+                              <w:jc w:val="center"/>
+                            </w:pPr>
+                            <w:r>
+                              <w:t>Quản trị vận hành và điều phối hệ thống</w:t>
+                            </w:r>
+                          </w:p>
+                        </w:txbxContent>
+                      </wps:txbx>
+                      <wps:bodyPr rot="0" spcFirstLastPara="0" vertOverflow="overflow" horzOverflow="overflow" vert="horz" wrap="square" lIns="91440" tIns="45720" rIns="91440" bIns="45720" numCol="1" spcCol="0" rtlCol="0" fromWordArt="0" anchor="ctr" anchorCtr="0" forceAA="0" compatLnSpc="1">
+                        <a:prstTxWarp prst="textNoShape">
+                          <a:avLst/>
+                        </a:prstTxWarp>
+                        <a:noAutofit/>
+                      </wps:bodyPr>
+                    </wps:wsp>
+                  </a:graphicData>
+                </a:graphic>
+                <wp14:sizeRelH relativeFrom="margin">
+                  <wp14:pctWidth>0</wp14:pctWidth>
+                </wp14:sizeRelH>
+                <wp14:sizeRelV relativeFrom="margin">
+                  <wp14:pctHeight>0</wp14:pctHeight>
+                </wp14:sizeRelV>
+              </wp:anchor>
+            </w:drawing>
+          </mc:Choice>
+          <mc:Fallback>
+            <w:pict>
+              <v:roundrect w14:anchorId="6092F04C" id="_x0000_s1028" style="position:absolute;margin-left:98.7pt;margin-top:27.4pt;width:136.8pt;height:50.4pt;z-index:251662336;visibility:visible;mso-wrap-style:square;mso-width-percent:0;mso-height-percent:0;mso-wrap-distance-left:9pt;mso-wrap-distance-top:0;mso-wrap-distance-right:9pt;mso-wrap-distance-bottom:0;mso-position-horizontal:absolute;mso-position-horizontal-relative:margin;mso-position-vertical:absolute;mso-position-vertical-relative:text;mso-width-percent:0;mso-height-percent:0;mso-width-relative:margin;mso-height-relative:margin;v-text-anchor:middle" arcsize="10923f" o:gfxdata="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" fillcolor="white [3201]" strokecolor="#e97132 [3205]" strokeweight="1pt">
+                <v:stroke joinstyle="miter"/>
+                <v:textbox>
+                  <w:txbxContent>
+                    <w:p>
+                      <w:pPr>
+                        <w:jc w:val="center"/>
+                      </w:pPr>
+                      <w:r>
+                        <w:t>Quản trị vận hành và điều phối hệ thống</w:t>
+                      </w:r>
+                    </w:p>
+                  </w:txbxContent>
+                </v:textbox>
+                <w10:wrap anchorx="margin"/>
+              </v:roundrect>
+            </w:pict>
+          </mc:Fallback>
+        </mc:AlternateContent>
+      </w:r>
+    </w:p>
+    <w:p>
+      <w:r>
+        <w:rPr>
+          <w:noProof/>
+        </w:rPr>
+        <mc:AlternateContent>
+          <mc:Choice Requires="wps">
+            <w:drawing>
+              <wp:anchor distT="0" distB="0" distL="114300" distR="114300" simplePos="0" relativeHeight="251664384" behindDoc="0" locked="0" layoutInCell="1" allowOverlap="1" wp14:anchorId="6D1AE8D5" wp14:editId="3C631C21">
+                <wp:simplePos x="0" y="0"/>
+                <wp:positionH relativeFrom="margin">
+                  <wp:posOffset>3025833</wp:posOffset>
+                </wp:positionH>
+                <wp:positionV relativeFrom="paragraph">
+                  <wp:posOffset>8890</wp:posOffset>
+                </wp:positionV>
+                <wp:extent cx="1737360" cy="640080"/>
+                <wp:effectExtent l="0" t="0" r="15240" b="26670"/>
+                <wp:wrapNone/>
+                <wp:docPr id="2090100971" name="Rectangle: Rounded Corners 3"/>
+                <wp:cNvGraphicFramePr/>
+                <a:graphic xmlns:a="http://schemas.openxmlformats.org/drawingml/2006/main">
+                  <a:graphicData uri="http://schemas.microsoft.com/office/word/2010/wordprocessingShape">
+                    <wps:wsp>
+                      <wps:cNvSpPr/>
+                      <wps:spPr>
+                        <a:xfrm>
+                          <a:off x="0" y="0"/>
+                          <a:ext cx="1737360" cy="640080"/>
+                        </a:xfrm>
+                        <a:prstGeom prst="roundRect">
+                          <a:avLst/>
+                        </a:prstGeom>
+                      </wps:spPr>
+                      <wps:style>
+                        <a:lnRef idx="2">
+                          <a:schemeClr val="accent2"/>
+                        </a:lnRef>
+                        <a:fillRef idx="1">
+                          <a:schemeClr val="lt1"/>
+                        </a:fillRef>
+                        <a:effectRef idx="0">
+                          <a:schemeClr val="accent2"/>
+                        </a:effectRef>
+                        <a:fontRef idx="minor">
+                          <a:schemeClr val="dk1"/>
+                        </a:fontRef>
+                      </wps:style>
+                      <wps:txbx>
+                        <w:txbxContent>
+                          <w:p>
+                            <w:pPr>
+                              <w:jc w:val="center"/>
+                            </w:pPr>
+                            <w:r>
+                              <w:t>Báo cáo, thống kê và đánh giá hiệu quả</w:t>
+                            </w:r>
+                          </w:p>
+                        </w:txbxContent>
+                      </wps:txbx>
+                      <wps:bodyPr rot="0" spcFirstLastPara="0" vertOverflow="overflow" horzOverflow="overflow" vert="horz" wrap="square" lIns="91440" tIns="45720" rIns="91440" bIns="45720" numCol="1" spcCol="0" rtlCol="0" fromWordArt="0" anchor="ctr" anchorCtr="0" forceAA="0" compatLnSpc="1">
+                        <a:prstTxWarp prst="textNoShape">
+                          <a:avLst/>
+                        </a:prstTxWarp>
+                        <a:noAutofit/>
+                      </wps:bodyPr>
+                    </wps:wsp>
+                  </a:graphicData>
+                </a:graphic>
+                <wp14:sizeRelH relativeFrom="margin">
+                  <wp14:pctWidth>0</wp14:pctWidth>
+                </wp14:sizeRelH>
+                <wp14:sizeRelV relativeFrom="margin">
+                  <wp14:pctHeight>0</wp14:pctHeight>
+                </wp14:sizeRelV>
+              </wp:anchor>
+            </w:drawing>
+          </mc:Choice>
+          <mc:Fallback>
+            <w:pict>
+              <v:roundrect w14:anchorId="6D1AE8D5" id="_x0000_s1029" style="position:absolute;margin-left:238.25pt;margin-top:.7pt;width:136.8pt;height:50.4pt;z-index:251664384;visibility:visible;mso-wrap-style:square;mso-width-percent:0;mso-height-percent:0;mso-wrap-distance-left:9pt;mso-wrap-distance-top:0;mso-wrap-distance-right:9pt;mso-wrap-distance-bottom:0;mso-position-horizontal:absolute;mso-position-horizontal-relative:margin;mso-position-vertical:absolute;mso-position-vertical-relative:text;mso-width-percent:0;mso-height-percent:0;mso-width-relative:margin;mso-height-relative:margin;v-text-anchor:middle" arcsize="10923f" o:gfxdata="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" fillcolor="white [3201]" strokecolor="#e97132 [3205]" strokeweight="1pt">
+                <v:stroke joinstyle="miter"/>
+                <v:textbox>
+                  <w:txbxContent>
+                    <w:p>
+                      <w:pPr>
+                        <w:jc w:val="center"/>
+                      </w:pPr>
+                      <w:r>
+                        <w:t>Báo cáo, thống kê và đánh giá hiệu quả</w:t>
+                      </w:r>
+                    </w:p>
+                  </w:txbxContent>
+                </v:textbox>
+                <w10:wrap anchorx="margin"/>
+              </v:roundrect>
+            </w:pict>
+          </mc:Fallback>
+        </mc:AlternateContent>
+      </w:r>
+    </w:p>
+    <w:p>
+      <w:r>
+        <w:rPr>
+          <w:noProof/>
+        </w:rPr>
+        <mc:AlternateContent>
+          <mc:Choice Requires="wps">
+            <w:drawing>
+              <wp:anchor distT="0" distB="0" distL="114300" distR="114300" simplePos="0" relativeHeight="251663360" behindDoc="0" locked="0" layoutInCell="1" allowOverlap="1" wp14:anchorId="413B0311" wp14:editId="0FF17E4B">
+                <wp:simplePos x="0" y="0"/>
+                <wp:positionH relativeFrom="margin">
+                  <wp:posOffset>0</wp:posOffset>
+                </wp:positionH>
+                <wp:positionV relativeFrom="paragraph">
+                  <wp:posOffset>216047</wp:posOffset>
+                </wp:positionV>
+                <wp:extent cx="1882140" cy="333402"/>
+                <wp:effectExtent l="0" t="0" r="0" b="9525"/>
+                <wp:wrapNone/>
+                <wp:docPr id="637073700" name="Rectangle 9"/>
+                <wp:cNvGraphicFramePr/>
+                <a:graphic xmlns:a="http://schemas.openxmlformats.org/drawingml/2006/main">
+                  <a:graphicData uri="http://schemas.microsoft.com/office/word/2010/wordprocessingShape">
+                    <wps:wsp>
+                      <wps:cNvSpPr/>
+                      <wps:spPr>
+                        <a:xfrm>
+                          <a:off x="0" y="0"/>
+                          <a:ext cx="1882140" cy="333402"/>
+                        </a:xfrm>
+                        <a:prstGeom prst="rect">
+                          <a:avLst/>
+                        </a:prstGeom>
+                        <a:noFill/>
+                        <a:ln>
+                          <a:noFill/>
+                        </a:ln>
+                      </wps:spPr>
+                      <wps:style>
+                        <a:lnRef idx="0">
+                          <a:scrgbClr r="0" g="0" b="0"/>
+                        </a:lnRef>
+                        <a:fillRef idx="0">
+                          <a:scrgbClr r="0" g="0" b="0"/>
+                        </a:fillRef>
+                        <a:effectRef idx="0">
+                          <a:scrgbClr r="0" g="0" b="0"/>
+                        </a:effectRef>
+                        <a:fontRef idx="minor">
+                          <a:schemeClr val="accent2"/>
+                        </a:fontRef>
+                      </wps:style>
+                      <wps:txbx>
+                        <w:txbxContent>
+                          <w:p>
+                            <w:pPr>
+                              <w:rPr>
+                                <w:b/>
+                                <w:bCs/>
+                                <w:color w:val="FFFFFF" w:themeColor="background1"/>
+                              </w:rPr>
+                            </w:pPr>
+                            <w:r>
+                              <w:rPr>
+                                <w:b/>
+                                <w:bCs/>
+                                <w:color w:val="FFFFFF" w:themeColor="background1"/>
+                              </w:rPr>
+                              <w:t>Quy trình quản trị</w:t>
+                            </w:r>
+                          </w:p>
+                        </w:txbxContent>
+                      </wps:txbx>
+                      <wps:bodyPr rot="0" spcFirstLastPara="0" vertOverflow="overflow" horzOverflow="overflow" vert="horz" wrap="square" lIns="91440" tIns="45720" rIns="91440" bIns="45720" numCol="1" spcCol="0" rtlCol="0" fromWordArt="0" anchor="ctr" anchorCtr="0" forceAA="0" compatLnSpc="1">
+                        <a:prstTxWarp prst="textNoShape">
+                          <a:avLst/>
+                        </a:prstTxWarp>
+                        <a:noAutofit/>
+                      </wps:bodyPr>
+                    </wps:wsp>
+                  </a:graphicData>
+                </a:graphic>
+                <wp14:sizeRelH relativeFrom="margin">
+                  <wp14:pctWidth>0</wp14:pctWidth>
+                </wp14:sizeRelH>
+                <wp14:sizeRelV relativeFrom="margin">
+                  <wp14:pctHeight>0</wp14:pctHeight>
+                </wp14:sizeRelV>
+              </wp:anchor>
+            </w:drawing>
+          </mc:Choice>
+          <mc:Fallback>
+            <w:pict>
+              <v:rect w14:anchorId="413B0311" id="Rectangle 9" o:spid="_x0000_s1030" style="position:absolute;margin-left:0;margin-top:17pt;width:148.2pt;height:26.25pt;z-index:251663360;visibility:visible;mso-wrap-style:square;mso-width-percent:0;mso-height-percent:0;mso-wrap-distance-left:9pt;mso-wrap-distance-top:0;mso-wrap-distance-right:9pt;mso-wrap-distance-bottom:0;mso-position-horizontal:absolute;mso-position-horizontal-relative:margin;mso-position-vertical:absolute;mso-position-vertical-relative:text;mso-width-percent:0;mso-height-percent:0;mso-width-relative:margin;mso-height-relative:margin;v-text-anchor:middle" o:gfxdata="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" filled="f" stroked="f">
+                <v:textbox>
+                  <w:txbxContent>
+                    <w:p>
+                      <w:pPr>
+                        <w:rPr>
+                          <w:b/>
+                          <w:bCs/>
+                          <w:color w:val="FFFFFF" w:themeColor="background1"/>
+                        </w:rPr>
+                      </w:pPr>
+                      <w:r>
+                        <w:rPr>
+                          <w:b/>
+                          <w:bCs/>
+                          <w:color w:val="FFFFFF" w:themeColor="background1"/>
+                        </w:rPr>
+                        <w:t>Quy trình quản trị</w:t>
+                      </w:r>
+                    </w:p>
+                  </w:txbxContent>
+                </v:textbox>
+                <w10:wrap anchorx="margin"/>
+              </v:rect>
+            </w:pict>
+          </mc:Fallback>
+        </mc:AlternateContent>
+      </w:r>
+    </w:p>
+    <w:p>
+      <w:r>
+        <w:rPr>
+          <w:noProof/>
+        </w:rPr>
+        <mc:AlternateContent>
+          <mc:Choice Requires="wps">
+            <w:drawing>
+              <wp:anchor distT="0" distB="0" distL="114300" distR="114300" simplePos="0" relativeHeight="251665408" behindDoc="0" locked="0" layoutInCell="1" allowOverlap="1" wp14:anchorId="3E86B1ED" wp14:editId="5064B128">
+                <wp:simplePos x="0" y="0"/>
+                <wp:positionH relativeFrom="margin">
+                  <wp:posOffset>-215900</wp:posOffset>
+                </wp:positionH>
+                <wp:positionV relativeFrom="paragraph">
+                  <wp:posOffset>209550</wp:posOffset>
+                </wp:positionV>
+                <wp:extent cx="6441440" cy="1847850"/>
+                <wp:effectExtent l="0" t="0" r="16510" b="19050"/>
+                <wp:wrapNone/>
+                <wp:docPr id="1731702529" name="Rectangle 10"/>
+                <wp:cNvGraphicFramePr/>
+                <a:graphic xmlns:a="http://schemas.openxmlformats.org/drawingml/2006/main">
+                  <a:graphicData uri="http://schemas.microsoft.com/office/word/2010/wordprocessingShape">
+                    <wps:wsp>
+                      <wps:cNvSpPr/>
+                      <wps:spPr>
+                        <a:xfrm>
+                          <a:off x="0" y="0"/>
+                          <a:ext cx="6441440" cy="1847850"/>
+                        </a:xfrm>
+                        <a:prstGeom prst="rect">
+                          <a:avLst/>
+                        </a:prstGeom>
+                        <a:solidFill>
+                          <a:schemeClr val="accent6">
+                            <a:lumMod val="60000"/>
+                            <a:lumOff val="40000"/>
+                          </a:schemeClr>
+                        </a:solidFill>
+                        <a:ln>
+                          <a:solidFill>
+                            <a:schemeClr val="bg1"/>
+                          </a:solidFill>
+                        </a:ln>
+                      </wps:spPr>
+                      <wps:style>
+                        <a:lnRef idx="1">
+                          <a:schemeClr val="accent6"/>
+                        </a:lnRef>
+                        <a:fillRef idx="2">
+                          <a:schemeClr val="accent6"/>
+                        </a:fillRef>
+                        <a:effectRef idx="1">
+                          <a:schemeClr val="accent6"/>
+                        </a:effectRef>
+                        <a:fontRef idx="minor">
+                          <a:schemeClr val="dk1"/>
+                        </a:fontRef>
+                      </wps:style>
+                      <wps:txbx>
+                        <w:txbxContent>
+                          <w:p>
+                            <w:pPr>
+                              <w:rPr>
+                                <w:lang w:val="vi-VN"/>
+                              </w:rPr>
+                            </w:pPr>
+                          </w:p>
+                        </w:txbxContent>
+                      </wps:txbx>
+                      <wps:bodyPr rot="0" spcFirstLastPara="0" vertOverflow="overflow" horzOverflow="overflow" vert="horz" wrap="square" lIns="91440" tIns="45720" rIns="91440" bIns="45720" numCol="1" spcCol="0" rtlCol="0" fromWordArt="0" anchor="ctr" anchorCtr="0" forceAA="0" compatLnSpc="1">
+                        <a:prstTxWarp prst="textNoShape">
+                          <a:avLst/>
+                        </a:prstTxWarp>
+                        <a:noAutofit/>
+                      </wps:bodyPr>
+                    </wps:wsp>
+                  </a:graphicData>
+                </a:graphic>
+                <wp14:sizeRelH relativeFrom="margin">
+                  <wp14:pctWidth>0</wp14:pctWidth>
+                </wp14:sizeRelH>
+                <wp14:sizeRelV relativeFrom="margin">
+                  <wp14:pctHeight>0</wp14:pctHeight>
+                </wp14:sizeRelV>
+              </wp:anchor>
+            </w:drawing>
+          </mc:Choice>
+          <mc:Fallback>
+            <w:pict>
+              <v:rect w14:anchorId="3E86B1ED" id="Rectangle 10" o:spid="_x0000_s1031" style="position:absolute;margin-left:-17pt;margin-top:16.5pt;width:507.2pt;height:145.5pt;z-index:251665408;visibility:visible;mso-wrap-style:square;mso-width-percent:0;mso-height-percent:0;mso-wrap-distance-left:9pt;mso-wrap-distance-top:0;mso-wrap-distance-right:9pt;mso-wrap-distance-bottom:0;mso-position-horizontal:absolute;mso-position-horizontal-relative:margin;mso-position-vertical:absolute;mso-position-vertical-relative:text;mso-width-percent:0;mso-height-percent:0;mso-width-relative:margin;mso-height-relative:margin;v-text-anchor:middle" o:gfxdata="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" fillcolor="#8dd873 [1945]" strokecolor="white [3212]" strokeweight=".5pt">
+                <v:textbox>
+                  <w:txbxContent>
+                    <w:p>
+                      <w:pPr>
+                        <w:rPr>
+                          <w:lang w:val="vi-VN"/>
+                        </w:rPr>
+                      </w:pPr>
+                    </w:p>
+                  </w:txbxContent>
+                </v:textbox>
+                <w10:wrap anchorx="margin"/>
+              </v:rect>
+            </w:pict>
+          </mc:Fallback>
+        </mc:AlternateContent>
+      </w:r>
+      <w:r>
+        <w:rPr>
+          <w:noProof/>
+        </w:rPr>
+        <mc:AlternateContent>
+          <mc:Choice Requires="wps">
+            <w:drawing>
+              <wp:anchor distT="0" distB="0" distL="114300" distR="114300" simplePos="0" relativeHeight="251667456" behindDoc="0" locked="0" layoutInCell="1" allowOverlap="1" wp14:anchorId="41ED2020" wp14:editId="40F6483D">
+                <wp:simplePos x="0" y="0"/>
+                <wp:positionH relativeFrom="margin">
+                  <wp:posOffset>3072130</wp:posOffset>
+                </wp:positionH>
+                <wp:positionV relativeFrom="paragraph">
+                  <wp:posOffset>326243</wp:posOffset>
+                </wp:positionV>
+                <wp:extent cx="1737360" cy="640080"/>
+                <wp:effectExtent l="0" t="0" r="15240" b="26670"/>
+                <wp:wrapNone/>
+                <wp:docPr id="352550919" name="Rectangle: Rounded Corners 3"/>
+                <wp:cNvGraphicFramePr/>
+                <a:graphic xmlns:a="http://schemas.openxmlformats.org/drawingml/2006/main">
+                  <a:graphicData uri="http://schemas.microsoft.com/office/word/2010/wordprocessingShape">
+                    <wps:wsp>
+                      <wps:cNvSpPr/>
+                      <wps:spPr>
+                        <a:xfrm>
+                          <a:off x="0" y="0"/>
+                          <a:ext cx="1737360" cy="640080"/>
+                        </a:xfrm>
+                        <a:prstGeom prst="roundRect">
+                          <a:avLst/>
+                        </a:prstGeom>
+                        <a:ln>
+                          <a:solidFill>
+                            <a:schemeClr val="bg1"/>
+                          </a:solidFill>
+                        </a:ln>
+                      </wps:spPr>
+                      <wps:style>
+                        <a:lnRef idx="2">
+                          <a:schemeClr val="accent2"/>
+                        </a:lnRef>
+                        <a:fillRef idx="1">
+                          <a:schemeClr val="lt1"/>
+                        </a:fillRef>
+                        <a:effectRef idx="0">
+                          <a:schemeClr val="accent2"/>
+                        </a:effectRef>
+                        <a:fontRef idx="minor">
+                          <a:schemeClr val="dk1"/>
+                        </a:fontRef>
+                      </wps:style>
+                      <wps:txbx>
+                        <w:txbxContent>
+                          <w:p>
+                            <w:pPr>
+                              <w:jc w:val="center"/>
+                            </w:pPr>
+                            <w:r>
+                              <w:t>Kiểm tra, thẩm định và xử lý hồ sơ</w:t>
+                            </w:r>
+                          </w:p>
+                        </w:txbxContent>
+                      </wps:txbx>
+                      <wps:bodyPr rot="0" spcFirstLastPara="0" vertOverflow="overflow" horzOverflow="overflow" vert="horz" wrap="square" lIns="91440" tIns="45720" rIns="91440" bIns="45720" numCol="1" spcCol="0" rtlCol="0" fromWordArt="0" anchor="ctr" anchorCtr="0" forceAA="0" compatLnSpc="1">
+                        <a:prstTxWarp prst="textNoShape">
+                          <a:avLst/>
+                        </a:prstTxWarp>
+                        <a:noAutofit/>
+                      </wps:bodyPr>
+                    </wps:wsp>
+                  </a:graphicData>
+                </a:graphic>
+                <wp14:sizeRelH relativeFrom="margin">
+                  <wp14:pctWidth>0</wp14:pctWidth>
+                </wp14:sizeRelH>
+                <wp14:sizeRelV relativeFrom="margin">
+                  <wp14:pctHeight>0</wp14:pctHeight>
+                </wp14:sizeRelV>
+              </wp:anchor>
+            </w:drawing>
+          </mc:Choice>
+          <mc:Fallback>
+            <w:pict>
+              <v:roundrect w14:anchorId="41ED2020" id="_x0000_s1032" style="position:absolute;margin-left:241.9pt;margin-top:25.7pt;width:136.8pt;height:50.4pt;z-index:251667456;visibility:visible;mso-wrap-style:square;mso-width-percent:0;mso-height-percent:0;mso-wrap-distance-left:9pt;mso-wrap-distance-top:0;mso-wrap-distance-right:9pt;mso-wrap-distance-bottom:0;mso-position-horizontal:absolute;mso-position-horizontal-relative:margin;mso-position-vertical:absolute;mso-position-vertical-relative:text;mso-width-percent:0;mso-height-percent:0;mso-width-relative:margin;mso-height-relative:margin;v-text-anchor:middle" arcsize="10923f" o:gfxdata="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" fillcolor="white [3201]" strokecolor="white [3212]" strokeweight="1pt">
+                <v:stroke joinstyle="miter"/>
+                <v:textbox>
+                  <w:txbxContent>
+                    <w:p>
+                      <w:pPr>
+                        <w:jc w:val="center"/>
+                      </w:pPr>
+                      <w:r>
+                        <w:t>Kiểm tra, thẩm định và xử lý hồ sơ</w:t>
+                      </w:r>
+                    </w:p>
+                  </w:txbxContent>
+                </v:textbox>
+                <w10:wrap anchorx="margin"/>
+              </v:roundrect>
+            </w:pict>
+          </mc:Fallback>
+        </mc:AlternateContent>
+      </w:r>
+      <w:r>
+        <w:rPr>
+          <w:noProof/>
+        </w:rPr>
+        <mc:AlternateContent>
+          <mc:Choice Requires="wps">
+            <w:drawing>
+              <wp:anchor distT="0" distB="0" distL="114300" distR="114300" simplePos="0" relativeHeight="251666432" behindDoc="0" locked="0" layoutInCell="1" allowOverlap="1" wp14:anchorId="433E131E" wp14:editId="3F704043">
+                <wp:simplePos x="0" y="0"/>
+                <wp:positionH relativeFrom="margin">
+                  <wp:posOffset>1201420</wp:posOffset>
+                </wp:positionH>
+                <wp:positionV relativeFrom="paragraph">
+                  <wp:posOffset>319258</wp:posOffset>
+                </wp:positionV>
+                <wp:extent cx="1737360" cy="640080"/>
+                <wp:effectExtent l="0" t="0" r="15240" b="26670"/>
+                <wp:wrapNone/>
+                <wp:docPr id="691225037" name="Rectangle: Rounded Corners 3"/>
+                <wp:cNvGraphicFramePr/>
+                <a:graphic xmlns:a="http://schemas.openxmlformats.org/drawingml/2006/main">
+                  <a:graphicData uri="http://schemas.microsoft.com/office/word/2010/wordprocessingShape">
+                    <wps:wsp>
+                      <wps:cNvSpPr/>
+                      <wps:spPr>
+                        <a:xfrm>
+                          <a:off x="0" y="0"/>
+                          <a:ext cx="1737360" cy="640080"/>
+                        </a:xfrm>
+                        <a:prstGeom prst="roundRect">
+                          <a:avLst/>
+                        </a:prstGeom>
+                        <a:ln>
+                          <a:solidFill>
+                            <a:schemeClr val="bg1"/>
+                          </a:solidFill>
+                        </a:ln>
+                      </wps:spPr>
+                      <wps:style>
+                        <a:lnRef idx="2">
+                          <a:schemeClr val="accent2"/>
+                        </a:lnRef>
+                        <a:fillRef idx="1">
+                          <a:schemeClr val="lt1"/>
+                        </a:fillRef>
+                        <a:effectRef idx="0">
+                          <a:schemeClr val="accent2"/>
+                        </a:effectRef>
+                        <a:fontRef idx="minor">
+                          <a:schemeClr val="dk1"/>
+                        </a:fontRef>
+                      </wps:style>
+                      <wps:txbx>
+                        <w:txbxContent>
+                          <w:p>
+                            <w:pPr>
+                              <w:jc w:val="center"/>
+                              <w:rPr>
+                                <w:szCs w:val="26"/>
+                              </w:rPr>
+                            </w:pPr>
+                            <w:r>
+                              <w:rPr>
+                                <w:szCs w:val="26"/>
+                              </w:rPr>
+                              <w:t xml:space="preserve">Tiếp </w:t>
+                            </w:r>
+                            <w:r>
+                              <w:rPr>
+                                <w:lang w:val="vi-VN"/>
+                              </w:rPr>
+                              <w:t>nhận</w:t>
+                            </w:r>
+                            <w:r>
+                              <w:rPr>
+                                <w:szCs w:val="26"/>
+                              </w:rPr>
+                              <w:t xml:space="preserve"> hồ sơ</w:t>
+                            </w:r>
+                          </w:p>
+                        </w:txbxContent>
+                      </wps:txbx>
+                      <wps:bodyPr rot="0" spcFirstLastPara="0" vertOverflow="overflow" horzOverflow="overflow" vert="horz" wrap="square" lIns="91440" tIns="45720" rIns="91440" bIns="45720" numCol="1" spcCol="0" rtlCol="0" fromWordArt="0" anchor="ctr" anchorCtr="0" forceAA="0" compatLnSpc="1">
+                        <a:prstTxWarp prst="textNoShape">
+                          <a:avLst/>
+                        </a:prstTxWarp>
+                        <a:noAutofit/>
+                      </wps:bodyPr>
+                    </wps:wsp>
+                  </a:graphicData>
+                </a:graphic>
+                <wp14:sizeRelH relativeFrom="margin">
+                  <wp14:pctWidth>0</wp14:pctWidth>
+                </wp14:sizeRelH>
+                <wp14:sizeRelV relativeFrom="margin">
+                  <wp14:pctHeight>0</wp14:pctHeight>
+                </wp14:sizeRelV>
+              </wp:anchor>
+            </w:drawing>
+          </mc:Choice>
+          <mc:Fallback>
+            <w:pict>
+              <v:roundrect w14:anchorId="433E131E" id="_x0000_s1033" style="position:absolute;margin-left:94.6pt;margin-top:25.15pt;width:136.8pt;height:50.4pt;z-index:251666432;visibility:visible;mso-wrap-style:square;mso-width-percent:0;mso-height-percent:0;mso-wrap-distance-left:9pt;mso-wrap-distance-top:0;mso-wrap-distance-right:9pt;mso-wrap-distance-bottom:0;mso-position-horizontal:absolute;mso-position-horizontal-relative:margin;mso-position-vertical:absolute;mso-position-vertical-relative:text;mso-width-percent:0;mso-height-percent:0;mso-width-relative:margin;mso-height-relative:margin;v-text-anchor:middle" arcsize="10923f" o:gfxdata="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" fillcolor="white [3201]" strokecolor="white [3212]" strokeweight="1pt">
+                <v:stroke joinstyle="miter"/>
+                <v:textbox>
+                  <w:txbxContent>
+                    <w:p>
+                      <w:pPr>
+                        <w:jc w:val="center"/>
+                        <w:rPr>
+                          <w:szCs w:val="26"/>
+                        </w:rPr>
+                      </w:pPr>
+                      <w:r>
+                        <w:rPr>
+                          <w:szCs w:val="26"/>
+                        </w:rPr>
+                        <w:t xml:space="preserve">Tiếp </w:t>
+                      </w:r>
+                      <w:r>
+                        <w:rPr>
+                          <w:lang w:val="vi-VN"/>
+                        </w:rPr>
+                        <w:t>nhận</w:t>
+                      </w:r>
+                      <w:r>
+                        <w:rPr>
+                          <w:szCs w:val="26"/>
+                        </w:rPr>
+                        <w:t xml:space="preserve"> hồ sơ</w:t>
+                      </w:r>
+                    </w:p>
+                  </w:txbxContent>
+                </v:textbox>
+                <w10:wrap anchorx="margin"/>
+              </v:roundrect>
+            </w:pict>
+          </mc:Fallback>
+        </mc:AlternateContent>
+      </w:r>
+    </w:p>
+    <w:p/>
+    <w:p/>
+    <w:p>
+      <w:r>
+        <w:rPr>
+          <w:noProof/>
+        </w:rPr>
+        <mc:AlternateContent>
+          <mc:Choice Requires="wps">
+            <w:drawing>
+              <wp:anchor distT="0" distB="0" distL="114300" distR="114300" simplePos="0" relativeHeight="251672576" behindDoc="0" locked="0" layoutInCell="1" allowOverlap="1" wp14:anchorId="505E266D" wp14:editId="46F50681">
+                <wp:simplePos x="0" y="0"/>
+                <wp:positionH relativeFrom="margin">
+                  <wp:posOffset>3053715</wp:posOffset>
+                </wp:positionH>
+                <wp:positionV relativeFrom="paragraph">
+                  <wp:posOffset>18268</wp:posOffset>
+                </wp:positionV>
+                <wp:extent cx="1737360" cy="822960"/>
+                <wp:effectExtent l="0" t="0" r="15240" b="15240"/>
+                <wp:wrapNone/>
+                <wp:docPr id="1735470953" name="Rectangle: Rounded Corners 3"/>
+                <wp:cNvGraphicFramePr/>
+                <a:graphic xmlns:a="http://schemas.openxmlformats.org/drawingml/2006/main">
+                  <a:graphicData uri="http://schemas.microsoft.com/office/word/2010/wordprocessingShape">
+                    <wps:wsp>
+                      <wps:cNvSpPr/>
+                      <wps:spPr>
+                        <a:xfrm>
+                          <a:off x="0" y="0"/>
+                          <a:ext cx="1737360" cy="822960"/>
+                        </a:xfrm>
+                        <a:prstGeom prst="roundRect">
+                          <a:avLst/>
+                        </a:prstGeom>
+                        <a:ln>
+                          <a:solidFill>
+                            <a:schemeClr val="bg1"/>
+                          </a:solidFill>
+                        </a:ln>
+                      </wps:spPr>
+                      <wps:style>
+                        <a:lnRef idx="2">
+                          <a:schemeClr val="accent2"/>
+                        </a:lnRef>
+                        <a:fillRef idx="1">
+                          <a:schemeClr val="lt1"/>
+                        </a:fillRef>
+                        <a:effectRef idx="0">
+                          <a:schemeClr val="accent2"/>
+                        </a:effectRef>
+                        <a:fontRef idx="minor">
+                          <a:schemeClr val="dk1"/>
+                        </a:fontRef>
+                      </wps:style>
+                      <wps:txbx>
+                        <w:txbxContent>
+                          <w:p>
+                            <w:pPr>
+                              <w:jc w:val="center"/>
+                              <w:rPr>
+                                <w:szCs w:val="26"/>
+                                <w:lang w:val="vi-VN"/>
+                              </w:rPr>
+                            </w:pPr>
+                            <w:r>
+                              <w:rPr>
+                                <w:szCs w:val="26"/>
+                              </w:rPr>
+                              <w:t>Trả kết quả và thông báo cho công dân, doanh nghiệp</w:t>
+                            </w:r>
+                          </w:p>
+                        </w:txbxContent>
+                      </wps:txbx>
+                      <wps:bodyPr rot="0" spcFirstLastPara="0" vertOverflow="overflow" horzOverflow="overflow" vert="horz" wrap="square" lIns="91440" tIns="45720" rIns="91440" bIns="45720" numCol="1" spcCol="0" rtlCol="0" fromWordArt="0" anchor="ctr" anchorCtr="0" forceAA="0" compatLnSpc="1">
+                        <a:prstTxWarp prst="textNoShape">
+                          <a:avLst/>
+                        </a:prstTxWarp>
+                        <a:noAutofit/>
+                      </wps:bodyPr>
+                    </wps:wsp>
+                  </a:graphicData>
+                </a:graphic>
+                <wp14:sizeRelH relativeFrom="margin">
+                  <wp14:pctWidth>0</wp14:pctWidth>
+                </wp14:sizeRelH>
+                <wp14:sizeRelV relativeFrom="margin">
+                  <wp14:pctHeight>0</wp14:pctHeight>
+                </wp14:sizeRelV>
+              </wp:anchor>
+            </w:drawing>
+          </mc:Choice>
+          <mc:Fallback>
+            <w:pict>
+              <v:roundrect w14:anchorId="505E266D" id="_x0000_s1034" style="position:absolute;margin-left:240.45pt;margin-top:1.45pt;width:136.8pt;height:64.8pt;z-index:251672576;visibility:visible;mso-wrap-style:square;mso-width-percent:0;mso-height-percent:0;mso-wrap-distance-left:9pt;mso-wrap-distance-top:0;mso-wrap-distance-right:9pt;mso-wrap-distance-bottom:0;mso-position-horizontal:absolute;mso-position-horizontal-relative:margin;mso-position-vertical:absolute;mso-position-vertical-relative:text;mso-width-percent:0;mso-height-percent:0;mso-width-relative:margin;mso-height-relative:margin;v-text-anchor:middle" arcsize="10923f" o:gfxdata="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" fillcolor="white [3201]" strokecolor="white [3212]" strokeweight="1pt">
+                <v:stroke joinstyle="miter"/>
+                <v:textbox>
+                  <w:txbxContent>
+                    <w:p>
+                      <w:pPr>
+                        <w:jc w:val="center"/>
+                        <w:rPr>
+                          <w:szCs w:val="26"/>
+                          <w:lang w:val="vi-VN"/>
+                        </w:rPr>
+                      </w:pPr>
+                      <w:r>
+                        <w:rPr>
+                          <w:szCs w:val="26"/>
+                        </w:rPr>
+                        <w:t>Trả kết quả và thông báo cho công dân, doanh nghiệp</w:t>
+                      </w:r>
+                    </w:p>
+                  </w:txbxContent>
+                </v:textbox>
+                <w10:wrap anchorx="margin"/>
+              </v:roundrect>
+            </w:pict>
+          </mc:Fallback>
+        </mc:AlternateContent>
+      </w:r>
+      <w:r>
+        <w:rPr>
+          <w:noProof/>
+        </w:rPr>
+        <mc:AlternateContent>
+          <mc:Choice Requires="wps">
+            <w:drawing>
+              <wp:anchor distT="0" distB="0" distL="114300" distR="114300" simplePos="0" relativeHeight="251668480" behindDoc="0" locked="0" layoutInCell="1" allowOverlap="1" wp14:anchorId="410753B6" wp14:editId="51234695">
+                <wp:simplePos x="0" y="0"/>
+                <wp:positionH relativeFrom="margin">
+                  <wp:posOffset>1200150</wp:posOffset>
+                </wp:positionH>
+                <wp:positionV relativeFrom="paragraph">
+                  <wp:posOffset>10013</wp:posOffset>
+                </wp:positionV>
+                <wp:extent cx="1737360" cy="822960"/>
+                <wp:effectExtent l="0" t="0" r="15240" b="15240"/>
+                <wp:wrapNone/>
+                <wp:docPr id="1794086499" name="Rectangle: Rounded Corners 3"/>
+                <wp:cNvGraphicFramePr/>
+                <a:graphic xmlns:a="http://schemas.openxmlformats.org/drawingml/2006/main">
+                  <a:graphicData uri="http://schemas.microsoft.com/office/word/2010/wordprocessingShape">
+                    <wps:wsp>
+                      <wps:cNvSpPr/>
+                      <wps:spPr>
+                        <a:xfrm>
+                          <a:off x="0" y="0"/>
+                          <a:ext cx="1737360" cy="822960"/>
+                        </a:xfrm>
+                        <a:prstGeom prst="roundRect">
+                          <a:avLst/>
+                        </a:prstGeom>
+                        <a:ln>
+                          <a:solidFill>
+                            <a:schemeClr val="bg1"/>
+                          </a:solidFill>
+                        </a:ln>
+                      </wps:spPr>
+                      <wps:style>
+                        <a:lnRef idx="2">
+                          <a:schemeClr val="accent2"/>
+                        </a:lnRef>
+                        <a:fillRef idx="1">
+                          <a:schemeClr val="lt1"/>
+                        </a:fillRef>
+                        <a:effectRef idx="0">
+                          <a:schemeClr val="accent2"/>
+                        </a:effectRef>
+                        <a:fontRef idx="minor">
+                          <a:schemeClr val="dk1"/>
+                        </a:fontRef>
+                      </wps:style>
+                      <wps:txbx>
+                        <w:txbxContent>
+                          <w:p>
+                            <w:pPr>
+                              <w:jc w:val="center"/>
+                            </w:pPr>
+                            <w:r>
+                              <w:t>Phê duyệt và ban hành kết quả</w:t>
+                            </w:r>
+                          </w:p>
+                        </w:txbxContent>
+                      </wps:txbx>
+                      <wps:bodyPr rot="0" spcFirstLastPara="0" vertOverflow="overflow" horzOverflow="overflow" vert="horz" wrap="square" lIns="91440" tIns="45720" rIns="91440" bIns="45720" numCol="1" spcCol="0" rtlCol="0" fromWordArt="0" anchor="ctr" anchorCtr="0" forceAA="0" compatLnSpc="1">
+                        <a:prstTxWarp prst="textNoShape">
+                          <a:avLst/>
+                        </a:prstTxWarp>
+                        <a:noAutofit/>
+                      </wps:bodyPr>
+                    </wps:wsp>
+                  </a:graphicData>
+                </a:graphic>
+                <wp14:sizeRelH relativeFrom="margin">
+                  <wp14:pctWidth>0</wp14:pctWidth>
+                </wp14:sizeRelH>
+                <wp14:sizeRelV relativeFrom="margin">
+                  <wp14:pctHeight>0</wp14:pctHeight>
+                </wp14:sizeRelV>
+              </wp:anchor>
+            </w:drawing>
+          </mc:Choice>
+          <mc:Fallback>
+            <w:pict>
+              <v:roundrect w14:anchorId="410753B6" id="_x0000_s1035" style="position:absolute;margin-left:94.5pt;margin-top:.8pt;width:136.8pt;height:64.8pt;z-index:251668480;visibility:visible;mso-wrap-style:square;mso-width-percent:0;mso-height-percent:0;mso-wrap-distance-left:9pt;mso-wrap-distance-top:0;mso-wrap-distance-right:9pt;mso-wrap-distance-bottom:0;mso-position-horizontal:absolute;mso-position-horizontal-relative:margin;mso-position-vertical:absolute;mso-position-vertical-relative:text;mso-width-percent:0;mso-height-percent:0;mso-width-relative:margin;mso-height-relative:margin;v-text-anchor:middle" arcsize="10923f" o:gfxdata="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" fillcolor="white [3201]" strokecolor="white [3212]" strokeweight="1pt">
+                <v:stroke joinstyle="miter"/>
+                <v:textbox>
+                  <w:txbxContent>
+                    <w:p>
+                      <w:pPr>
+                        <w:jc w:val="center"/>
+                      </w:pPr>
+                      <w:r>
+                        <w:t>Phê duyệt và ban hành kết quả</w:t>
+                      </w:r>
+                    </w:p>
+                  </w:txbxContent>
+                </v:textbox>
+                <w10:wrap anchorx="margin"/>
+              </v:roundrect>
+            </w:pict>
+          </mc:Fallback>
+        </mc:AlternateContent>
+      </w:r>
+    </w:p>
+    <w:p/>
+    <w:p>
+      <w:r>
+        <w:rPr>
+          <w:noProof/>
+        </w:rPr>
+        <mc:AlternateContent>
+          <mc:Choice Requires="wps">
+            <w:drawing>
+              <wp:anchor distT="0" distB="0" distL="114300" distR="114300" simplePos="0" relativeHeight="251669504" behindDoc="0" locked="0" layoutInCell="1" allowOverlap="1" wp14:anchorId="51579752" wp14:editId="285512C9">
+                <wp:simplePos x="0" y="0"/>
+                <wp:positionH relativeFrom="margin">
+                  <wp:posOffset>-227721</wp:posOffset>
+                </wp:positionH>
+                <wp:positionV relativeFrom="paragraph">
+                  <wp:posOffset>394140</wp:posOffset>
+                </wp:positionV>
+                <wp:extent cx="6449971" cy="1776046"/>
+                <wp:effectExtent l="0" t="0" r="27305" b="15240"/>
+                <wp:wrapNone/>
+                <wp:docPr id="960593857" name="Rectangle 15"/>
+                <wp:cNvGraphicFramePr/>
+                <a:graphic xmlns:a="http://schemas.openxmlformats.org/drawingml/2006/main">
+                  <a:graphicData uri="http://schemas.microsoft.com/office/word/2010/wordprocessingShape">
+                    <wps:wsp>
+                      <wps:cNvSpPr/>
+                      <wps:spPr>
+                        <a:xfrm>
+                          <a:off x="0" y="0"/>
+                          <a:ext cx="6449971" cy="1776046"/>
+                        </a:xfrm>
+                        <a:prstGeom prst="rect">
+                          <a:avLst/>
+                        </a:prstGeom>
+                        <a:solidFill>
+                          <a:schemeClr val="tx2">
+                            <a:lumMod val="50000"/>
+                            <a:lumOff val="50000"/>
+                          </a:schemeClr>
+                        </a:solidFill>
+                        <a:ln w="9525" cap="flat" cmpd="sng" algn="ctr">
+                          <a:solidFill>
+                            <a:schemeClr val="bg1"/>
+                          </a:solidFill>
+                          <a:prstDash val="solid"/>
+                          <a:round/>
+                          <a:headEnd type="none" w="med" len="med"/>
+                          <a:tailEnd type="none" w="med" len="med"/>
+                        </a:ln>
+                      </wps:spPr>
+                      <wps:style>
+                        <a:lnRef idx="0">
+                          <a:scrgbClr r="0" g="0" b="0"/>
+                        </a:lnRef>
+                        <a:fillRef idx="0">
+                          <a:scrgbClr r="0" g="0" b="0"/>
+                        </a:fillRef>
+                        <a:effectRef idx="0">
+                          <a:scrgbClr r="0" g="0" b="0"/>
+                        </a:effectRef>
+                        <a:fontRef idx="minor">
+                          <a:schemeClr val="accent6"/>
+                        </a:fontRef>
+                      </wps:style>
+                      <wps:txbx>
+                        <w:txbxContent>
+                          <w:p>
+                            <w:pPr>
+                              <w:rPr>
+                                <w:lang w:val="vi-VN"/>
+                              </w:rPr>
+                            </w:pPr>
+                          </w:p>
+                        </w:txbxContent>
+                      </wps:txbx>
+                      <wps:bodyPr rot="0" spcFirstLastPara="0" vertOverflow="overflow" horzOverflow="overflow" vert="horz" wrap="square" lIns="91440" tIns="45720" rIns="91440" bIns="45720" numCol="1" spcCol="0" rtlCol="0" fromWordArt="0" anchor="ctr" anchorCtr="0" forceAA="0" compatLnSpc="1">
+                        <a:prstTxWarp prst="textNoShape">
+                          <a:avLst/>
+                        </a:prstTxWarp>
+                        <a:noAutofit/>
+                      </wps:bodyPr>
+                    </wps:wsp>
+                  </a:graphicData>
+                </a:graphic>
+                <wp14:sizeRelH relativeFrom="margin">
+                  <wp14:pctWidth>0</wp14:pctWidth>
+                </wp14:sizeRelH>
+                <wp14:sizeRelV relativeFrom="margin">
+                  <wp14:pctHeight>0</wp14:pctHeight>
+                </wp14:sizeRelV>
+              </wp:anchor>
+            </w:drawing>
+          </mc:Choice>
+          <mc:Fallback>
+            <w:pict>
+              <v:rect w14:anchorId="51579752" id="Rectangle 15" o:spid="_x0000_s1036" style="position:absolute;margin-left:-17.95pt;margin-top:31.05pt;width:507.85pt;height:139.85pt;z-index:251669504;visibility:visible;mso-wrap-style:square;mso-width-percent:0;mso-height-percent:0;mso-wrap-distance-left:9pt;mso-wrap-distance-top:0;mso-wrap-distance-right:9pt;mso-wrap-distance-bottom:0;mso-position-horizontal:absolute;mso-position-horizontal-relative:margin;mso-position-vertical:absolute;mso-position-vertical-relative:text;mso-width-percent:0;mso-height-percent:0;mso-width-relative:margin;mso-height-relative:margin;v-text-anchor:middle" o:gfxdata="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" fillcolor="#4e95d9 [1631]" strokecolor="white [3212]">
+                <v:stroke joinstyle="round"/>
+                <v:textbox>
+                  <w:txbxContent>
+                    <w:p>
+                      <w:pPr>
+                        <w:rPr>
+                          <w:lang w:val="vi-VN"/>
+                        </w:rPr>
+                      </w:pPr>
+                    </w:p>
+                  </w:txbxContent>
+                </v:textbox>
+                <w10:wrap anchorx="margin"/>
+              </v:rect>
+            </w:pict>
+          </mc:Fallback>
+        </mc:AlternateContent>
+      </w:r>
+      <w:r>
+        <w:rPr>
+          <w:noProof/>
+        </w:rPr>
+        <mc:AlternateContent>
+          <mc:Choice Requires="wps">
+            <w:drawing>
+              <wp:anchor distT="0" distB="0" distL="114300" distR="114300" simplePos="0" relativeHeight="251673600" behindDoc="0" locked="0" layoutInCell="1" allowOverlap="1" wp14:anchorId="62BE755F" wp14:editId="3FA99ADF">
+                <wp:simplePos x="0" y="0"/>
+                <wp:positionH relativeFrom="margin">
+                  <wp:align>left</wp:align>
+                </wp:positionH>
+                <wp:positionV relativeFrom="paragraph">
+                  <wp:posOffset>76200</wp:posOffset>
+                </wp:positionV>
+                <wp:extent cx="1630018" cy="333402"/>
+                <wp:effectExtent l="0" t="0" r="0" b="9525"/>
+                <wp:wrapNone/>
+                <wp:docPr id="2043379787" name="Rectangle 9"/>
+                <wp:cNvGraphicFramePr/>
+                <a:graphic xmlns:a="http://schemas.openxmlformats.org/drawingml/2006/main">
+                  <a:graphicData uri="http://schemas.microsoft.com/office/word/2010/wordprocessingShape">
+                    <wps:wsp>
+                      <wps:cNvSpPr/>
+                      <wps:spPr>
+                        <a:xfrm>
+                          <a:off x="0" y="0"/>
+                          <a:ext cx="1630018" cy="333402"/>
+                        </a:xfrm>
+                        <a:prstGeom prst="rect">
+                          <a:avLst/>
+                        </a:prstGeom>
+                        <a:noFill/>
+                        <a:ln>
+                          <a:noFill/>
+                        </a:ln>
+                      </wps:spPr>
+                      <wps:style>
+                        <a:lnRef idx="0">
+                          <a:scrgbClr r="0" g="0" b="0"/>
+                        </a:lnRef>
+                        <a:fillRef idx="0">
+                          <a:scrgbClr r="0" g="0" b="0"/>
+                        </a:fillRef>
+                        <a:effectRef idx="0">
+                          <a:scrgbClr r="0" g="0" b="0"/>
+                        </a:effectRef>
+                        <a:fontRef idx="minor">
+                          <a:schemeClr val="accent2"/>
+                        </a:fontRef>
+                      </wps:style>
+                      <wps:txbx>
+                        <w:txbxContent>
+                          <w:p>
+                            <w:pPr>
+                              <w:rPr>
+                                <w:b/>
+                                <w:bCs/>
+                                <w:color w:val="FFFFFF" w:themeColor="background1"/>
+                              </w:rPr>
+                            </w:pPr>
+                            <w:r>
+                              <w:rPr>
+                                <w:b/>
+                                <w:bCs/>
+                                <w:color w:val="FFFFFF" w:themeColor="background1"/>
+                              </w:rPr>
+                              <w:t>Quy trình cốt lõi</w:t>
+                            </w:r>
+                          </w:p>
+                        </w:txbxContent>
+                      </wps:txbx>
+                      <wps:bodyPr rot="0" spcFirstLastPara="0" vertOverflow="overflow" horzOverflow="overflow" vert="horz" wrap="square" lIns="91440" tIns="45720" rIns="91440" bIns="45720" numCol="1" spcCol="0" rtlCol="0" fromWordArt="0" anchor="ctr" anchorCtr="0" forceAA="0" compatLnSpc="1">
+                        <a:prstTxWarp prst="textNoShape">
+                          <a:avLst/>
+                        </a:prstTxWarp>
+                        <a:noAutofit/>
+                      </wps:bodyPr>
+                    </wps:wsp>
+                  </a:graphicData>
+                </a:graphic>
+                <wp14:sizeRelH relativeFrom="margin">
+                  <wp14:pctWidth>0</wp14:pctWidth>
+                </wp14:sizeRelH>
+                <wp14:sizeRelV relativeFrom="margin">
+                  <wp14:pctHeight>0</wp14:pctHeight>
+                </wp14:sizeRelV>
+              </wp:anchor>
+            </w:drawing>
+          </mc:Choice>
+          <mc:Fallback>
+            <w:pict>
+              <v:rect w14:anchorId="62BE755F" id="_x0000_s1037" style="position:absolute;margin-left:0;margin-top:6pt;width:128.35pt;height:26.25pt;z-index:251673600;visibility:visible;mso-wrap-style:square;mso-width-percent:0;mso-height-percent:0;mso-wrap-distance-left:9pt;mso-wrap-distance-top:0;mso-wrap-distance-right:9pt;mso-wrap-distance-bottom:0;mso-position-horizontal:left;mso-position-horizontal-relative:margin;mso-position-vertical:absolute;mso-position-vertical-relative:text;mso-width-percent:0;mso-height-percent:0;mso-width-relative:margin;mso-height-relative:margin;v-text-anchor:middle" o:gfxdata="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" filled="f" stroked="f">
+                <v:textbox>
+                  <w:txbxContent>
+                    <w:p>
+                      <w:pPr>
+                        <w:rPr>
+                          <w:b/>
+                          <w:bCs/>
+                          <w:color w:val="FFFFFF" w:themeColor="background1"/>
+                        </w:rPr>
+                      </w:pPr>
+                      <w:r>
+                        <w:rPr>
+                          <w:b/>
+                          <w:bCs/>
+                          <w:color w:val="FFFFFF" w:themeColor="background1"/>
+                        </w:rPr>
+                        <w:t>Quy trình cốt lõi</w:t>
+                      </w:r>
+                    </w:p>
+                  </w:txbxContent>
+                </v:textbox>
+                <w10:wrap anchorx="margin"/>
+              </v:rect>
+            </w:pict>
+          </mc:Fallback>
+        </mc:AlternateContent>
+      </w:r>
+    </w:p>
+    <w:p>
+      <w:r>
+        <w:rPr>
+          <w:noProof/>
+        </w:rPr>
+        <mc:AlternateContent>
+          <mc:Choice Requires="wps">
+            <w:drawing>
+              <wp:anchor distT="0" distB="0" distL="114300" distR="114300" simplePos="0" relativeHeight="251676672" behindDoc="0" locked="0" layoutInCell="1" allowOverlap="1" wp14:anchorId="68A74349" wp14:editId="73CD4565">
+                <wp:simplePos x="0" y="0"/>
+                <wp:positionH relativeFrom="margin">
+                  <wp:posOffset>175651</wp:posOffset>
+                </wp:positionH>
+                <wp:positionV relativeFrom="paragraph">
+                  <wp:posOffset>171645</wp:posOffset>
+                </wp:positionV>
+                <wp:extent cx="1737360" cy="640080"/>
+                <wp:effectExtent l="0" t="0" r="15240" b="26670"/>
+                <wp:wrapNone/>
+                <wp:docPr id="331428361" name="Rectangle: Rounded Corners 3"/>
+                <wp:cNvGraphicFramePr/>
+                <a:graphic xmlns:a="http://schemas.openxmlformats.org/drawingml/2006/main">
+                  <a:graphicData uri="http://schemas.microsoft.com/office/word/2010/wordprocessingShape">
+                    <wps:wsp>
+                      <wps:cNvSpPr/>
+                      <wps:spPr>
+                        <a:xfrm>
+                          <a:off x="0" y="0"/>
+                          <a:ext cx="1737360" cy="640080"/>
+                        </a:xfrm>
+                        <a:prstGeom prst="roundRect">
+                          <a:avLst/>
+                        </a:prstGeom>
+                        <a:solidFill>
+                          <a:schemeClr val="bg1"/>
+                        </a:solidFill>
+                        <a:ln>
+                          <a:solidFill>
+                            <a:schemeClr val="bg1"/>
+                          </a:solidFill>
+                        </a:ln>
+                      </wps:spPr>
+                      <wps:style>
+                        <a:lnRef idx="2">
+                          <a:schemeClr val="accent2"/>
+                        </a:lnRef>
+                        <a:fillRef idx="1">
+                          <a:schemeClr val="lt1"/>
+                        </a:fillRef>
+                        <a:effectRef idx="0">
+                          <a:schemeClr val="accent2"/>
+                        </a:effectRef>
+                        <a:fontRef idx="minor">
+                          <a:schemeClr val="dk1"/>
+                        </a:fontRef>
+                      </wps:style>
+                      <wps:txbx>
+                        <w:txbxContent>
+                          <w:p>
+                            <w:pPr>
+                              <w:spacing w:after="120" w:line="240" w:lineRule="auto"/>
+                              <w:jc w:val="center"/>
+                              <w:rPr>
+                                <w:rFonts w:eastAsiaTheme="majorEastAsia" w:cstheme="majorBidi"/>
+                                <w:szCs w:val="26"/>
+                              </w:rPr>
+                            </w:pPr>
+                            <w:r>
+                              <w:rPr>
+                                <w:rFonts w:eastAsiaTheme="majorEastAsia" w:cstheme="majorBidi"/>
+                                <w:szCs w:val="26"/>
+                              </w:rPr>
+                              <w:t xml:space="preserve">Hỗ trợ, tiếp nhận phản ánh và kiến nghị </w:t>
+                            </w:r>
+                          </w:p>
+                          <w:p>
+                            <w:pPr>
+                              <w:jc w:val="center"/>
+                            </w:pPr>
+                          </w:p>
+                        </w:txbxContent>
+                      </wps:txbx>
+                      <wps:bodyPr rot="0" spcFirstLastPara="0" vertOverflow="overflow" horzOverflow="overflow" vert="horz" wrap="square" lIns="91440" tIns="45720" rIns="91440" bIns="45720" numCol="1" spcCol="0" rtlCol="0" fromWordArt="0" anchor="ctr" anchorCtr="0" forceAA="0" compatLnSpc="1">
+                        <a:prstTxWarp prst="textNoShape">
+                          <a:avLst/>
+                        </a:prstTxWarp>
+                        <a:noAutofit/>
+                      </wps:bodyPr>
+                    </wps:wsp>
+                  </a:graphicData>
+                </a:graphic>
+                <wp14:sizeRelH relativeFrom="margin">
+                  <wp14:pctWidth>0</wp14:pctWidth>
+                </wp14:sizeRelH>
+                <wp14:sizeRelV relativeFrom="margin">
+                  <wp14:pctHeight>0</wp14:pctHeight>
+                </wp14:sizeRelV>
+              </wp:anchor>
+            </w:drawing>
+          </mc:Choice>
+          <mc:Fallback>
+            <w:pict>
+              <v:roundrect w14:anchorId="68A74349" id="_x0000_s1038" style="position:absolute;margin-left:13.85pt;margin-top:13.5pt;width:136.8pt;height:50.4pt;z-index:251676672;visibility:visible;mso-wrap-style:square;mso-width-percent:0;mso-height-percent:0;mso-wrap-distance-left:9pt;mso-wrap-distance-top:0;mso-wrap-distance-right:9pt;mso-wrap-distance-bottom:0;mso-position-horizontal:absolute;mso-position-horizontal-relative:margin;mso-position-vertical:absolute;mso-position-vertical-relative:text;mso-width-percent:0;mso-height-percent:0;mso-width-relative:margin;mso-height-relative:margin;v-text-anchor:middle" arcsize="10923f" o:gfxdata="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" fillcolor="white [3212]" strokecolor="white [3212]" strokeweight="1pt">
+                <v:stroke joinstyle="miter"/>
+                <v:textbox>
+                  <w:txbxContent>
+                    <w:p>
+                      <w:pPr>
+                        <w:spacing w:after="120" w:line="240" w:lineRule="auto"/>
+                        <w:jc w:val="center"/>
+                        <w:rPr>
+                          <w:rFonts w:eastAsiaTheme="majorEastAsia" w:cstheme="majorBidi"/>
+                          <w:szCs w:val="26"/>
+                        </w:rPr>
+                      </w:pPr>
+                      <w:r>
+                        <w:rPr>
+                          <w:rFonts w:eastAsiaTheme="majorEastAsia" w:cstheme="majorBidi"/>
+                          <w:szCs w:val="26"/>
+                        </w:rPr>
+                        <w:t xml:space="preserve">Hỗ trợ, tiếp nhận phản ánh và kiến nghị </w:t>
+                      </w:r>
+                    </w:p>
+                    <w:p>
+                      <w:pPr>
+                        <w:jc w:val="center"/>
+                      </w:pPr>
+                    </w:p>
+                  </w:txbxContent>
+                </v:textbox>
+                <w10:wrap anchorx="margin"/>
+              </v:roundrect>
+            </w:pict>
+          </mc:Fallback>
+        </mc:AlternateContent>
+      </w:r>
+      <w:r>
+        <w:rPr>
+          <w:noProof/>
+        </w:rPr>
+        <mc:AlternateContent>
+          <mc:Choice Requires="wps">
+            <w:drawing>
+              <wp:anchor distT="0" distB="0" distL="114300" distR="114300" simplePos="0" relativeHeight="251677696" behindDoc="0" locked="0" layoutInCell="1" allowOverlap="1" wp14:anchorId="24EC39E4" wp14:editId="15759F98">
+                <wp:simplePos x="0" y="0"/>
+                <wp:positionH relativeFrom="margin">
+                  <wp:posOffset>4068152</wp:posOffset>
+                </wp:positionH>
+                <wp:positionV relativeFrom="paragraph">
+                  <wp:posOffset>171450</wp:posOffset>
+                </wp:positionV>
+                <wp:extent cx="1737360" cy="640080"/>
+                <wp:effectExtent l="0" t="0" r="15240" b="26670"/>
+                <wp:wrapNone/>
+                <wp:docPr id="1331294109" name="Rectangle: Rounded Corners 3"/>
+                <wp:cNvGraphicFramePr/>
+                <a:graphic xmlns:a="http://schemas.openxmlformats.org/drawingml/2006/main">
+                  <a:graphicData uri="http://schemas.microsoft.com/office/word/2010/wordprocessingShape">
+                    <wps:wsp>
+                      <wps:cNvSpPr/>
+                      <wps:spPr>
+                        <a:xfrm>
+                          <a:off x="0" y="0"/>
+                          <a:ext cx="1737360" cy="640080"/>
+                        </a:xfrm>
+                        <a:prstGeom prst="roundRect">
+                          <a:avLst/>
+                        </a:prstGeom>
+                        <a:ln>
+                          <a:solidFill>
+                            <a:schemeClr val="bg1"/>
+                          </a:solidFill>
+                        </a:ln>
+                      </wps:spPr>
+                      <wps:style>
+                        <a:lnRef idx="2">
+                          <a:schemeClr val="accent2"/>
+                        </a:lnRef>
+                        <a:fillRef idx="1">
+                          <a:schemeClr val="lt1"/>
+                        </a:fillRef>
+                        <a:effectRef idx="0">
+                          <a:schemeClr val="accent2"/>
+                        </a:effectRef>
+                        <a:fontRef idx="minor">
+                          <a:schemeClr val="dk1"/>
+                        </a:fontRef>
+                      </wps:style>
+                      <wps:txbx>
+                        <w:txbxContent>
+                          <w:p>
+                            <w:pPr>
+                              <w:jc w:val="center"/>
+                            </w:pPr>
+                            <w:r>
+                              <w:t>Quản lý văn bản và ký số</w:t>
+                            </w:r>
+                          </w:p>
+                        </w:txbxContent>
+                      </wps:txbx>
+                      <wps:bodyPr rot="0" spcFirstLastPara="0" vertOverflow="overflow" horzOverflow="overflow" vert="horz" wrap="square" lIns="91440" tIns="45720" rIns="91440" bIns="45720" numCol="1" spcCol="0" rtlCol="0" fromWordArt="0" anchor="ctr" anchorCtr="0" forceAA="0" compatLnSpc="1">
+                        <a:prstTxWarp prst="textNoShape">
+                          <a:avLst/>
+                        </a:prstTxWarp>
+                        <a:noAutofit/>
+                      </wps:bodyPr>
+                    </wps:wsp>
+                  </a:graphicData>
+                </a:graphic>
+                <wp14:sizeRelH relativeFrom="margin">
+                  <wp14:pctWidth>0</wp14:pctWidth>
+                </wp14:sizeRelH>
+                <wp14:sizeRelV relativeFrom="margin">
+                  <wp14:pctHeight>0</wp14:pctHeight>
+                </wp14:sizeRelV>
+              </wp:anchor>
+            </w:drawing>
+          </mc:Choice>
+          <mc:Fallback>
+            <w:pict>
+              <v:roundrect w14:anchorId="24EC39E4" id="_x0000_s1039" style="position:absolute;margin-left:320.35pt;margin-top:13.5pt;width:136.8pt;height:50.4pt;z-index:251677696;visibility:visible;mso-wrap-style:square;mso-width-percent:0;mso-height-percent:0;mso-wrap-distance-left:9pt;mso-wrap-distance-top:0;mso-wrap-distance-right:9pt;mso-wrap-distance-bottom:0;mso-position-horizontal:absolute;mso-position-horizontal-relative:margin;mso-position-vertical:absolute;mso-position-vertical-relative:text;mso-width-percent:0;mso-height-percent:0;mso-width-relative:margin;mso-height-relative:margin;v-text-anchor:middle" arcsize="10923f" o:gfxdata="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" fillcolor="white [3201]" strokecolor="white [3212]" strokeweight="1pt">
+                <v:stroke joinstyle="miter"/>
+                <v:textbox>
+                  <w:txbxContent>
+                    <w:p>
+                      <w:pPr>
+                        <w:jc w:val="center"/>
+                      </w:pPr>
+                      <w:r>
+                        <w:t>Quản lý văn bản và ký số</w:t>
+                      </w:r>
+                    </w:p>
+                  </w:txbxContent>
+                </v:textbox>
+                <w10:wrap anchorx="margin"/>
+              </v:roundrect>
+            </w:pict>
+          </mc:Fallback>
+        </mc:AlternateContent>
+      </w:r>
+      <w:r>
+        <w:rPr>
+          <w:noProof/>
+        </w:rPr>
+        <mc:AlternateContent>
+          <mc:Choice Requires="wps">
+            <w:drawing>
+              <wp:anchor distT="0" distB="0" distL="114300" distR="114300" simplePos="0" relativeHeight="251671552" behindDoc="0" locked="0" layoutInCell="1" allowOverlap="1" wp14:anchorId="5C7853CC" wp14:editId="0F33A130">
+                <wp:simplePos x="0" y="0"/>
+                <wp:positionH relativeFrom="margin">
+                  <wp:posOffset>2128129</wp:posOffset>
+                </wp:positionH>
+                <wp:positionV relativeFrom="paragraph">
+                  <wp:posOffset>171450</wp:posOffset>
+                </wp:positionV>
+                <wp:extent cx="1737360" cy="640080"/>
+                <wp:effectExtent l="0" t="0" r="15240" b="26670"/>
+                <wp:wrapNone/>
+                <wp:docPr id="60027927" name="Rectangle: Rounded Corners 3"/>
+                <wp:cNvGraphicFramePr/>
+                <a:graphic xmlns:a="http://schemas.openxmlformats.org/drawingml/2006/main">
+                  <a:graphicData uri="http://schemas.microsoft.com/office/word/2010/wordprocessingShape">
+                    <wps:wsp>
+                      <wps:cNvSpPr/>
+                      <wps:spPr>
+                        <a:xfrm>
+                          <a:off x="0" y="0"/>
+                          <a:ext cx="1737360" cy="640080"/>
+                        </a:xfrm>
+                        <a:prstGeom prst="roundRect">
+                          <a:avLst/>
+                        </a:prstGeom>
+                        <a:solidFill>
+                          <a:schemeClr val="bg1"/>
+                        </a:solidFill>
+                        <a:ln>
+                          <a:solidFill>
+                            <a:schemeClr val="bg1"/>
+                          </a:solidFill>
+                        </a:ln>
+                      </wps:spPr>
+                      <wps:style>
+                        <a:lnRef idx="2">
+                          <a:schemeClr val="accent2"/>
+                        </a:lnRef>
+                        <a:fillRef idx="1">
+                          <a:schemeClr val="lt1"/>
+                        </a:fillRef>
+                        <a:effectRef idx="0">
+                          <a:schemeClr val="accent2"/>
+                        </a:effectRef>
+                        <a:fontRef idx="minor">
+                          <a:schemeClr val="dk1"/>
+                        </a:fontRef>
+                      </wps:style>
+                      <wps:txbx>
+                        <w:txbxContent>
+                          <w:p>
+                            <w:pPr>
+                              <w:jc w:val="center"/>
+                            </w:pPr>
+                            <w:r>
+                              <w:rPr>
+                                <w:rFonts w:eastAsiaTheme="majorEastAsia" w:cstheme="majorBidi"/>
+                                <w:szCs w:val="26"/>
+                              </w:rPr>
+                              <w:t>Thanh toán trực tuyến (hỗ trợ kỹ thuật)</w:t>
+                            </w:r>
+                          </w:p>
+                        </w:txbxContent>
+                      </wps:txbx>
+                      <wps:bodyPr rot="0" spcFirstLastPara="0" vertOverflow="overflow" horzOverflow="overflow" vert="horz" wrap="square" lIns="91440" tIns="45720" rIns="91440" bIns="45720" numCol="1" spcCol="0" rtlCol="0" fromWordArt="0" anchor="ctr" anchorCtr="0" forceAA="0" compatLnSpc="1">
+                        <a:prstTxWarp prst="textNoShape">
+                          <a:avLst/>
+                        </a:prstTxWarp>
+                        <a:noAutofit/>
+                      </wps:bodyPr>
+                    </wps:wsp>
+                  </a:graphicData>
+                </a:graphic>
+                <wp14:sizeRelH relativeFrom="margin">
+                  <wp14:pctWidth>0</wp14:pctWidth>
+                </wp14:sizeRelH>
+                <wp14:sizeRelV relativeFrom="margin">
+                  <wp14:pctHeight>0</wp14:pctHeight>
+                </wp14:sizeRelV>
+              </wp:anchor>
+            </w:drawing>
+          </mc:Choice>
+          <mc:Fallback>
+            <w:pict>
+              <v:roundrect w14:anchorId="5C7853CC" id="_x0000_s1040" style="position:absolute;margin-left:167.55pt;margin-top:13.5pt;width:136.8pt;height:50.4pt;z-index:251671552;visibility:visible;mso-wrap-style:square;mso-width-percent:0;mso-height-percent:0;mso-wrap-distance-left:9pt;mso-wrap-distance-top:0;mso-wrap-distance-right:9pt;mso-wrap-distance-bottom:0;mso-position-horizontal:absolute;mso-position-horizontal-relative:margin;mso-position-vertical:absolute;mso-position-vertical-relative:text;mso-width-percent:0;mso-height-percent:0;mso-width-relative:margin;mso-height-relative:margin;v-text-anchor:middle" arcsize="10923f" o:gfxdata="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" fillcolor="white [3212]" strokecolor="white [3212]" strokeweight="1pt">
+                <v:stroke joinstyle="miter"/>
+                <v:textbox>
+                  <w:txbxContent>
+                    <w:p>
+                      <w:pPr>
+                        <w:jc w:val="center"/>
+                      </w:pPr>
+                      <w:r>
+                        <w:rPr>
+                          <w:rFonts w:eastAsiaTheme="majorEastAsia" w:cstheme="majorBidi"/>
+                          <w:szCs w:val="26"/>
+                        </w:rPr>
+                        <w:t>Thanh toán trực tuyến (hỗ trợ kỹ thuật)</w:t>
+                      </w:r>
+                    </w:p>
+                  </w:txbxContent>
+                </v:textbox>
+                <w10:wrap anchorx="margin"/>
+              </v:roundrect>
+            </w:pict>
+          </mc:Fallback>
+        </mc:AlternateContent>
+      </w:r>
+    </w:p>
+    <w:p/>
+    <w:p>
+      <w:r>
+        <w:rPr>
+          <w:noProof/>
+        </w:rPr>
+        <mc:AlternateContent>
+          <mc:Choice Requires="wps">
+            <w:drawing>
+              <wp:anchor distT="0" distB="0" distL="114300" distR="114300" simplePos="0" relativeHeight="251670528" behindDoc="0" locked="0" layoutInCell="1" allowOverlap="1" wp14:anchorId="4ABB6D60" wp14:editId="135FEBE5">
+                <wp:simplePos x="0" y="0"/>
+                <wp:positionH relativeFrom="margin">
+                  <wp:posOffset>3165377</wp:posOffset>
+                </wp:positionH>
+                <wp:positionV relativeFrom="paragraph">
+                  <wp:posOffset>219026</wp:posOffset>
+                </wp:positionV>
+                <wp:extent cx="1737360" cy="640080"/>
+                <wp:effectExtent l="0" t="0" r="15240" b="26670"/>
+                <wp:wrapNone/>
+                <wp:docPr id="551681296" name="Rectangle: Rounded Corners 3"/>
+                <wp:cNvGraphicFramePr/>
+                <a:graphic xmlns:a="http://schemas.openxmlformats.org/drawingml/2006/main">
+                  <a:graphicData uri="http://schemas.microsoft.com/office/word/2010/wordprocessingShape">
+                    <wps:wsp>
+                      <wps:cNvSpPr/>
+                      <wps:spPr>
+                        <a:xfrm>
+                          <a:off x="0" y="0"/>
+                          <a:ext cx="1737360" cy="640080"/>
+                        </a:xfrm>
+                        <a:prstGeom prst="roundRect">
+                          <a:avLst/>
+                        </a:prstGeom>
+                        <a:ln>
+                          <a:solidFill>
+                            <a:schemeClr val="bg1"/>
+                          </a:solidFill>
+                        </a:ln>
+                      </wps:spPr>
+                      <wps:style>
+                        <a:lnRef idx="2">
+                          <a:schemeClr val="accent2"/>
+                        </a:lnRef>
+                        <a:fillRef idx="1">
+                          <a:schemeClr val="lt1"/>
+                        </a:fillRef>
+                        <a:effectRef idx="0">
+                          <a:schemeClr val="accent2"/>
+                        </a:effectRef>
+                        <a:fontRef idx="minor">
+                          <a:schemeClr val="dk1"/>
+                        </a:fontRef>
+                      </wps:style>
+                      <wps:txbx>
+                        <w:txbxContent>
+                          <w:p>
+                            <w:pPr>
+                              <w:jc w:val="center"/>
+                            </w:pPr>
+                            <w:r>
+                              <w:t>Quản trị kỹ thuật và vận hành hệ thống</w:t>
+                            </w:r>
+                          </w:p>
+                        </w:txbxContent>
+                      </wps:txbx>
+                      <wps:bodyPr rot="0" spcFirstLastPara="0" vertOverflow="overflow" horzOverflow="overflow" vert="horz" wrap="square" lIns="91440" tIns="45720" rIns="91440" bIns="45720" numCol="1" spcCol="0" rtlCol="0" fromWordArt="0" anchor="ctr" anchorCtr="0" forceAA="0" compatLnSpc="1">
+                        <a:prstTxWarp prst="textNoShape">
+                          <a:avLst/>
+                        </a:prstTxWarp>
+                        <a:noAutofit/>
+                      </wps:bodyPr>
+                    </wps:wsp>
+                  </a:graphicData>
+                </a:graphic>
+                <wp14:sizeRelH relativeFrom="margin">
+                  <wp14:pctWidth>0</wp14:pctWidth>
+                </wp14:sizeRelH>
+                <wp14:sizeRelV relativeFrom="margin">
+                  <wp14:pctHeight>0</wp14:pctHeight>
+                </wp14:sizeRelV>
+              </wp:anchor>
+            </w:drawing>
+          </mc:Choice>
+          <mc:Fallback>
+            <w:pict>
+              <v:roundrect w14:anchorId="4ABB6D60" id="_x0000_s1041" style="position:absolute;margin-left:249.25pt;margin-top:17.25pt;width:136.8pt;height:50.4pt;z-index:251670528;visibility:visible;mso-wrap-style:square;mso-width-percent:0;mso-height-percent:0;mso-wrap-distance-left:9pt;mso-wrap-distance-top:0;mso-wrap-distance-right:9pt;mso-wrap-distance-bottom:0;mso-position-horizontal:absolute;mso-position-horizontal-relative:margin;mso-position-vertical:absolute;mso-position-vertical-relative:text;mso-width-percent:0;mso-height-percent:0;mso-width-relative:margin;mso-height-relative:margin;v-text-anchor:middle" arcsize="10923f" o:gfxdata="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" fillcolor="white [3201]" strokecolor="white [3212]" strokeweight="1pt">
+                <v:stroke joinstyle="miter"/>
+                <v:textbox>
+                  <w:txbxContent>
+                    <w:p>
+                      <w:pPr>
+                        <w:jc w:val="center"/>
+                      </w:pPr>
+                      <w:r>
+                        <w:t>Quản trị kỹ thuật và vận hành hệ thống</w:t>
+                      </w:r>
+                    </w:p>
+                  </w:txbxContent>
+                </v:textbox>
+                <w10:wrap anchorx="margin"/>
+              </v:roundrect>
+            </w:pict>
+          </mc:Fallback>
+        </mc:AlternateContent>
+      </w:r>
+      <w:r>
+        <w:rPr>
+          <w:noProof/>
+        </w:rPr>
+        <mc:AlternateContent>
+          <mc:Choice Requires="wps">
+            <w:drawing>
+              <wp:anchor distT="0" distB="0" distL="114300" distR="114300" simplePos="0" relativeHeight="251675648" behindDoc="0" locked="0" layoutInCell="1" allowOverlap="1" wp14:anchorId="61E978DF" wp14:editId="54CEE431">
+                <wp:simplePos x="0" y="0"/>
+                <wp:positionH relativeFrom="margin">
+                  <wp:posOffset>1184324</wp:posOffset>
+                </wp:positionH>
+                <wp:positionV relativeFrom="paragraph">
+                  <wp:posOffset>218929</wp:posOffset>
+                </wp:positionV>
+                <wp:extent cx="1737360" cy="640080"/>
+                <wp:effectExtent l="0" t="0" r="15240" b="26670"/>
+                <wp:wrapNone/>
+                <wp:docPr id="1435372896" name="Rectangle: Rounded Corners 3"/>
+                <wp:cNvGraphicFramePr/>
+                <a:graphic xmlns:a="http://schemas.openxmlformats.org/drawingml/2006/main">
+                  <a:graphicData uri="http://schemas.microsoft.com/office/word/2010/wordprocessingShape">
+                    <wps:wsp>
+                      <wps:cNvSpPr/>
+                      <wps:spPr>
+                        <a:xfrm>
+                          <a:off x="0" y="0"/>
+                          <a:ext cx="1737360" cy="640080"/>
+                        </a:xfrm>
+                        <a:prstGeom prst="roundRect">
+                          <a:avLst/>
+                        </a:prstGeom>
+                        <a:solidFill>
+                          <a:schemeClr val="bg1"/>
+                        </a:solidFill>
+                        <a:ln>
+                          <a:solidFill>
+                            <a:schemeClr val="bg1"/>
+                          </a:solidFill>
+                        </a:ln>
+                      </wps:spPr>
+                      <wps:style>
+                        <a:lnRef idx="2">
+                          <a:schemeClr val="accent2"/>
+                        </a:lnRef>
+                        <a:fillRef idx="1">
+                          <a:schemeClr val="lt1"/>
+                        </a:fillRef>
+                        <a:effectRef idx="0">
+                          <a:schemeClr val="accent2"/>
+                        </a:effectRef>
+                        <a:fontRef idx="minor">
+                          <a:schemeClr val="dk1"/>
+                        </a:fontRef>
+                      </wps:style>
+                      <wps:txbx>
+                        <w:txbxContent>
+                          <w:p>
+                            <w:pPr>
+                              <w:jc w:val="center"/>
+                            </w:pPr>
+                            <w:r>
+                              <w:rPr>
+                                <w:rFonts w:eastAsiaTheme="majorEastAsia" w:cstheme="majorBidi"/>
+                                <w:szCs w:val="26"/>
+                              </w:rPr>
+                              <w:t>Tổng đài hỗ trợ và chăm sóc người dùng</w:t>
+                            </w:r>
+                          </w:p>
+                        </w:txbxContent>
+                      </wps:txbx>
+                      <wps:bodyPr rot="0" spcFirstLastPara="0" vertOverflow="overflow" horzOverflow="overflow" vert="horz" wrap="square" lIns="91440" tIns="45720" rIns="91440" bIns="45720" numCol="1" spcCol="0" rtlCol="0" fromWordArt="0" anchor="ctr" anchorCtr="0" forceAA="0" compatLnSpc="1">
+                        <a:prstTxWarp prst="textNoShape">
+                          <a:avLst/>
+                        </a:prstTxWarp>
+                        <a:noAutofit/>
+                      </wps:bodyPr>
+                    </wps:wsp>
+                  </a:graphicData>
+                </a:graphic>
+                <wp14:sizeRelH relativeFrom="margin">
+                  <wp14:pctWidth>0</wp14:pctWidth>
+                </wp14:sizeRelH>
+                <wp14:sizeRelV relativeFrom="margin">
+                  <wp14:pctHeight>0</wp14:pctHeight>
+                </wp14:sizeRelV>
+              </wp:anchor>
+            </w:drawing>
+          </mc:Choice>
+          <mc:Fallback>
+            <w:pict>
+              <v:roundrect w14:anchorId="61E978DF" id="_x0000_s1042" style="position:absolute;margin-left:93.25pt;margin-top:17.25pt;width:136.8pt;height:50.4pt;z-index:251675648;visibility:visible;mso-wrap-style:square;mso-width-percent:0;mso-height-percent:0;mso-wrap-distance-left:9pt;mso-wrap-distance-top:0;mso-wrap-distance-right:9pt;mso-wrap-distance-bottom:0;mso-position-horizontal:absolute;mso-position-horizontal-relative:margin;mso-position-vertical:absolute;mso-position-vertical-relative:text;mso-width-percent:0;mso-height-percent:0;mso-width-relative:margin;mso-height-relative:margin;v-text-anchor:middle" arcsize="10923f" o:gfxdata="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" fillcolor="white [3212]" strokecolor="white [3212]" strokeweight="1pt">
+                <v:stroke joinstyle="miter"/>
+                <v:textbox>
+                  <w:txbxContent>
+                    <w:p>
+                      <w:pPr>
+                        <w:jc w:val="center"/>
+                      </w:pPr>
+                      <w:r>
+                        <w:rPr>
+                          <w:rFonts w:eastAsiaTheme="majorEastAsia" w:cstheme="majorBidi"/>
+                          <w:szCs w:val="26"/>
+                        </w:rPr>
+                        <w:t>Tổng đài hỗ trợ và chăm sóc người dùng</w:t>
+                      </w:r>
+                    </w:p>
+                  </w:txbxContent>
+                </v:textbox>
+                <w10:wrap anchorx="margin"/>
+              </v:roundrect>
+            </w:pict>
+          </mc:Fallback>
+        </mc:AlternateContent>
+      </w:r>
+    </w:p>
+    <w:p>
+      <w:pPr>
+        <w:rPr>
+          <w:lang w:val="vi-VN"/>
+        </w:rPr>
+      </w:pPr>
+    </w:p>
+    <w:p>
+      <w:pPr>
+        <w:jc w:val="both"/>
         <w:rPr>
           <w:rFonts w:cs="Times New Roman"/>
           <w:szCs w:val="26"/>
-        </w:rPr>
-      </w:pPr>
-      <w:r>
+          <w:lang w:val="vi-VN"/>
+        </w:rPr>
+      </w:pPr>
+    </w:p>
+    <w:p>
+      <w:pPr>
+        <w:jc w:val="both"/>
         <w:rPr>
           <w:rFonts w:cs="Times New Roman"/>
           <w:szCs w:val="26"/>
+          <w:lang w:val="vi-VN"/>
+        </w:rPr>
+      </w:pPr>
+    </w:p>
+    <w:p>
+      <w:pPr>
+        <w:pStyle w:val="Heading4"/>
+      </w:pPr>
+      <w:bookmarkStart w:id="12" w:name="_Toc236264122"/>
+      <w:r>
+        <w:lastRenderedPageBreak/>
+        <w:t>2.1.2 Quy trình quản lý (Processs Management).</w:t>
+      </w:r>
+      <w:bookmarkEnd w:id="12"/>
+    </w:p>
+    <w:p>
+      <w:pPr>
+        <w:pStyle w:val="Heading4"/>
+      </w:pPr>
+      <w:bookmarkStart w:id="13" w:name="_Toc236264123"/>
+      <w:r>
+        <w:t>2.1.3 Quy trình cốt lõi (Processs Core).</w:t>
+      </w:r>
+      <w:bookmarkEnd w:id="13"/>
+    </w:p>
+    <w:p>
+      <w:pPr>
+        <w:pStyle w:val="Heading4"/>
+      </w:pPr>
+      <w:bookmarkStart w:id="14" w:name="_Toc236264124"/>
+      <w:r>
+        <w:t>2.1.3.1 Quy trình tiếp nhận hồ sơ</w:t>
+      </w:r>
+      <w:bookmarkEnd w:id="14"/>
+    </w:p>
+    <w:p>
+      <w:pPr>
+        <w:pStyle w:val="Heading4"/>
+      </w:pPr>
+      <w:bookmarkStart w:id="15" w:name="_Toc236264125"/>
+      <w:r>
+        <w:t>2.1.3.2 Quy trình tiếp nhận hồ sơ</w:t>
+      </w:r>
+      <w:bookmarkEnd w:id="15"/>
+    </w:p>
+    <w:p>
+      <w:pPr>
+        <w:pStyle w:val="Heading4"/>
+      </w:pPr>
+      <w:bookmarkStart w:id="16" w:name="_Toc236264126"/>
+      <w:r>
+        <w:t>2.1.3.3 Quy trình kiểm tra, thẩm định và xử lý hồ sơ</w:t>
+      </w:r>
+      <w:bookmarkEnd w:id="16"/>
+    </w:p>
+    <w:p>
+      <w:pPr>
+        <w:pStyle w:val="Heading4"/>
+      </w:pPr>
+      <w:bookmarkStart w:id="17" w:name="_Toc236264127"/>
+      <w:r>
+        <w:t>2.1.3.4 Quy trình trả kết và thông báo</w:t>
+      </w:r>
+      <w:bookmarkEnd w:id="17"/>
+    </w:p>
+    <w:p>
+      <w:pPr>
+        <w:pStyle w:val="Heading4"/>
+        <w:rPr>
+          <w:lang w:val="vi-VN"/>
+        </w:rPr>
+      </w:pPr>
+      <w:bookmarkStart w:id="18" w:name="_Toc236264128"/>
+      <w:r>
+        <w:t>2.1.4 Quy trình hỗ trợ (Processs Support).</w:t>
+      </w:r>
+      <w:bookmarkEnd w:id="18"/>
+    </w:p>
+    <w:p>
+      <w:pPr>
+        <w:rPr>
+          <w:b/>
+          <w:bCs/>
+          <w:sz w:val="28"/>
+          <w:szCs w:val="24"/>
+          <w:lang w:val="vi-VN"/>
+        </w:rPr>
+      </w:pPr>
+      <w:r>
+        <w:rPr>
+          <w:b/>
+          <w:bCs/>
+          <w:sz w:val="28"/>
+          <w:szCs w:val="24"/>
+          <w:lang w:val="vi-VN"/>
+        </w:rPr>
+        <w:t>2.1.4.1 Hỗ trợ, tiếp nhận phản ánh và kiến nghị</w:t>
+      </w:r>
+    </w:p>
+    <w:p>
+      <w:pPr>
+        <w:rPr>
+          <w:b/>
+          <w:bCs/>
+          <w:sz w:val="28"/>
+          <w:szCs w:val="24"/>
+          <w:lang w:val="vi-VN"/>
+        </w:rPr>
+      </w:pPr>
+      <w:r>
+        <w:rPr>
+          <w:b/>
+          <w:bCs/>
+          <w:sz w:val="28"/>
+          <w:szCs w:val="24"/>
+          <w:lang w:val="vi-VN"/>
+        </w:rPr>
+        <w:drawing>
+          <wp:inline distT="0" distB="0" distL="0" distR="0" wp14:anchorId="7DB66AB9" wp14:editId="5D02B71C">
+            <wp:extent cx="5731510" cy="611505"/>
+            <wp:effectExtent l="0" t="0" r="2540" b="0"/>
+            <wp:docPr id="349240636" name="Picture 1"/>
+            <wp:cNvGraphicFramePr>
+              <a:graphicFrameLocks xmlns:a="http://schemas.openxmlformats.org/drawingml/2006/main" noChangeAspect="1"/>
+            </wp:cNvGraphicFramePr>
+            <a:graphic xmlns:a="http://schemas.openxmlformats.org/drawingml/2006/main">
+              <a:graphicData uri="http://schemas.openxmlformats.org/drawingml/2006/picture">
+                <pic:pic xmlns:pic="http://schemas.openxmlformats.org/drawingml/2006/picture">
+                  <pic:nvPicPr>
+                    <pic:cNvPr id="349240636" name=""/>
+                    <pic:cNvPicPr/>
+                  </pic:nvPicPr>
+                  <pic:blipFill>
+                    <a:blip r:embed="rId9"/>
+                    <a:stretch>
+                      <a:fillRect/>
+                    </a:stretch>
+                  </pic:blipFill>
+                  <pic:spPr>
+                    <a:xfrm>
+                      <a:off x="0" y="0"/>
+                      <a:ext cx="5731510" cy="611505"/>
+                    </a:xfrm>
+                    <a:prstGeom prst="rect">
+                      <a:avLst/>
+                    </a:prstGeom>
+                  </pic:spPr>
+                </pic:pic>
+              </a:graphicData>
+            </a:graphic>
+          </wp:inline>
+        </w:drawing>
+      </w:r>
+    </w:p>
+    <w:p>
+      <w:pPr>
+        <w:rPr>
+          <w:b/>
+          <w:bCs/>
+          <w:sz w:val="28"/>
+          <w:szCs w:val="24"/>
+        </w:rPr>
+      </w:pPr>
+      <w:r>
+        <w:rPr>
+          <w:b/>
+          <w:bCs/>
+          <w:sz w:val="28"/>
+          <w:szCs w:val="24"/>
+        </w:rPr>
+        <w:t>TÁC NHÂN THỰC HIỆN</w:t>
+      </w:r>
+    </w:p>
+    <w:p>
+      <w:pPr>
+        <w:numPr>
+          <w:ilvl w:val="0"/>
+          <w:numId w:val="11"/>
+        </w:numPr>
+        <w:rPr>
+          <w:sz w:val="28"/>
+          <w:szCs w:val="24"/>
+        </w:rPr>
+      </w:pPr>
+      <w:r>
+        <w:rPr>
+          <w:sz w:val="28"/>
+          <w:szCs w:val="24"/>
+        </w:rPr>
+        <w:t xml:space="preserve">Người dân hoặc tổ chức. </w:t>
+      </w:r>
+    </w:p>
+    <w:p>
+      <w:pPr>
+        <w:numPr>
+          <w:ilvl w:val="0"/>
+          <w:numId w:val="11"/>
+        </w:numPr>
+        <w:rPr>
+          <w:sz w:val="28"/>
+          <w:szCs w:val="24"/>
+        </w:rPr>
+      </w:pPr>
+      <w:r>
+        <w:rPr>
+          <w:sz w:val="28"/>
+          <w:szCs w:val="24"/>
+        </w:rPr>
+        <w:t xml:space="preserve">Tổng đài 1022 hoặc bộ phận tiếp nhận phản ánh. </w:t>
+      </w:r>
+    </w:p>
+    <w:p>
+      <w:pPr>
+        <w:numPr>
+          <w:ilvl w:val="0"/>
+          <w:numId w:val="11"/>
+        </w:numPr>
+        <w:rPr>
+          <w:sz w:val="28"/>
+          <w:szCs w:val="24"/>
+        </w:rPr>
+      </w:pPr>
+      <w:r>
+        <w:rPr>
+          <w:sz w:val="28"/>
+          <w:szCs w:val="24"/>
+        </w:rPr>
+        <w:t xml:space="preserve">Cơ quan, đơn vị có thẩm quyền xử lý. </w:t>
+      </w:r>
+    </w:p>
+    <w:p>
+      <w:pPr>
+        <w:numPr>
+          <w:ilvl w:val="0"/>
+          <w:numId w:val="11"/>
+        </w:numPr>
+        <w:rPr>
+          <w:sz w:val="28"/>
+          <w:szCs w:val="24"/>
+        </w:rPr>
+      </w:pPr>
+      <w:r>
+        <w:rPr>
+          <w:sz w:val="28"/>
+          <w:szCs w:val="24"/>
+        </w:rPr>
+        <w:t xml:space="preserve">Hệ thống thông tin tiếp nhận và quản lý phản ánh, kiến nghị. </w:t>
+      </w:r>
+    </w:p>
+    <w:p>
+      <w:pPr>
+        <w:rPr>
+          <w:b/>
+          <w:bCs/>
+          <w:sz w:val="28"/>
+          <w:szCs w:val="24"/>
+        </w:rPr>
+      </w:pPr>
+      <w:r>
+        <w:rPr>
+          <w:b/>
+          <w:bCs/>
+          <w:sz w:val="28"/>
+          <w:szCs w:val="24"/>
+        </w:rPr>
+        <w:t>MÔ TẢ QUY TRÌNH</w:t>
+      </w:r>
+    </w:p>
+    <w:p>
+      <w:pPr>
+        <w:numPr>
+          <w:ilvl w:val="0"/>
+          <w:numId w:val="9"/>
+        </w:numPr>
+        <w:rPr>
+          <w:sz w:val="28"/>
+          <w:szCs w:val="24"/>
+        </w:rPr>
+      </w:pPr>
+      <w:r>
+        <w:rPr>
+          <w:b/>
+          <w:bCs/>
+          <w:sz w:val="28"/>
+          <w:szCs w:val="24"/>
+        </w:rPr>
+        <w:t>Tiếp nhận phản ánh:</w:t>
+      </w:r>
+      <w:r>
+        <w:rPr>
+          <w:sz w:val="28"/>
+          <w:szCs w:val="24"/>
+        </w:rPr>
+        <w:t xml:space="preserve"> Người dân hoặc tổ chức gửi phản ánh, kiến nghị thông qua Tổng đài 1022 hoặc hệ thống trực tuyến. </w:t>
+      </w:r>
+    </w:p>
+    <w:p>
+      <w:pPr>
+        <w:numPr>
+          <w:ilvl w:val="0"/>
+          <w:numId w:val="9"/>
+        </w:numPr>
+        <w:rPr>
+          <w:sz w:val="28"/>
+          <w:szCs w:val="24"/>
+        </w:rPr>
+      </w:pPr>
+      <w:r>
+        <w:rPr>
+          <w:b/>
+          <w:bCs/>
+          <w:sz w:val="28"/>
+          <w:szCs w:val="24"/>
+        </w:rPr>
+        <w:t>Phân loại phản ánh:</w:t>
+      </w:r>
+      <w:r>
+        <w:rPr>
+          <w:sz w:val="28"/>
+          <w:szCs w:val="24"/>
+        </w:rPr>
+        <w:t xml:space="preserve"> Hệ thống hoặc bộ phận tiếp nhận kiểm tra, phân loại nội dung phản ánh theo lĩnh vực và cơ quan có thẩm quyền. </w:t>
+      </w:r>
+    </w:p>
+    <w:p>
+      <w:pPr>
+        <w:numPr>
+          <w:ilvl w:val="0"/>
+          <w:numId w:val="9"/>
+        </w:numPr>
+        <w:rPr>
+          <w:sz w:val="28"/>
+          <w:szCs w:val="24"/>
+        </w:rPr>
+      </w:pPr>
+      <w:r>
+        <w:rPr>
+          <w:b/>
+          <w:bCs/>
+          <w:sz w:val="28"/>
+          <w:szCs w:val="24"/>
+        </w:rPr>
+        <w:t>Chuyển đơn vị xử lý:</w:t>
+      </w:r>
+      <w:r>
+        <w:rPr>
+          <w:sz w:val="28"/>
+          <w:szCs w:val="24"/>
+        </w:rPr>
+        <w:t xml:space="preserve"> Phản ánh được chuyển đến cơ quan hoặc đơn vị có trách nhiệm giải quyết. </w:t>
+      </w:r>
+    </w:p>
+    <w:p>
+      <w:pPr>
+        <w:numPr>
+          <w:ilvl w:val="0"/>
+          <w:numId w:val="9"/>
+        </w:numPr>
+        <w:rPr>
+          <w:sz w:val="28"/>
+          <w:szCs w:val="24"/>
+        </w:rPr>
+      </w:pPr>
+      <w:r>
+        <w:rPr>
+          <w:b/>
+          <w:bCs/>
+          <w:sz w:val="28"/>
+          <w:szCs w:val="24"/>
+        </w:rPr>
+        <w:t>Xử lý phản ánh:</w:t>
+      </w:r>
+      <w:r>
+        <w:rPr>
+          <w:sz w:val="28"/>
+          <w:szCs w:val="24"/>
+        </w:rPr>
+        <w:t xml:space="preserve"> Đơn vị được giao tiếp nhận, xác minh và xử lý nội dung phản ánh theo quy định. </w:t>
+      </w:r>
+    </w:p>
+    <w:p>
+      <w:pPr>
+        <w:numPr>
+          <w:ilvl w:val="0"/>
+          <w:numId w:val="9"/>
+        </w:numPr>
+        <w:rPr>
+          <w:sz w:val="28"/>
+          <w:szCs w:val="24"/>
+        </w:rPr>
+      </w:pPr>
+      <w:r>
+        <w:rPr>
+          <w:b/>
+          <w:bCs/>
+          <w:sz w:val="28"/>
+          <w:szCs w:val="24"/>
+        </w:rPr>
+        <w:t>Cập nhật kết quả:</w:t>
+      </w:r>
+      <w:r>
+        <w:rPr>
+          <w:sz w:val="28"/>
+          <w:szCs w:val="24"/>
+        </w:rPr>
+        <w:t xml:space="preserve"> Kết quả xử lý được cập nhật lên hệ thống để theo dõi. </w:t>
+      </w:r>
+    </w:p>
+    <w:p>
+      <w:pPr>
+        <w:numPr>
+          <w:ilvl w:val="0"/>
+          <w:numId w:val="9"/>
+        </w:numPr>
+        <w:rPr>
+          <w:sz w:val="28"/>
+          <w:szCs w:val="24"/>
+        </w:rPr>
+      </w:pPr>
+      <w:r>
+        <w:rPr>
+          <w:b/>
+          <w:bCs/>
+          <w:sz w:val="28"/>
+          <w:szCs w:val="24"/>
+        </w:rPr>
+        <w:t>Thông báo kết quả:</w:t>
+      </w:r>
+      <w:r>
+        <w:rPr>
+          <w:sz w:val="28"/>
+          <w:szCs w:val="24"/>
+        </w:rPr>
+        <w:t xml:space="preserve"> Hệ thống hoặc Tổng đài gửi kết quả xử lý cho người dân hoặc tổ chức. </w:t>
+      </w:r>
+    </w:p>
+    <w:p>
+      <w:pPr>
+        <w:rPr>
+          <w:b/>
+          <w:bCs/>
+          <w:sz w:val="28"/>
+          <w:szCs w:val="24"/>
+        </w:rPr>
+      </w:pPr>
+      <w:r>
+        <w:rPr>
+          <w:b/>
+          <w:bCs/>
+          <w:sz w:val="28"/>
+          <w:szCs w:val="24"/>
+        </w:rPr>
+        <w:t>ĐỐI TƯỢNG KHÁCH HÀNG</w:t>
+      </w:r>
+    </w:p>
+    <w:p>
+      <w:pPr>
+        <w:rPr>
+          <w:sz w:val="28"/>
+          <w:szCs w:val="24"/>
+          <w:lang w:val="vi-VN"/>
+        </w:rPr>
+      </w:pPr>
+      <w:r>
+        <w:rPr>
+          <w:sz w:val="28"/>
+          <w:szCs w:val="24"/>
+        </w:rPr>
+        <w:lastRenderedPageBreak/>
+        <w:t>Người dân hoặc tổ chức có nhu cầu gửi phản ánh, kiến nghị hoặc cần được giải đáp thông tin.</w:t>
+      </w:r>
+    </w:p>
+    <w:p>
+      <w:pPr>
+        <w:rPr>
+          <w:b/>
+          <w:bCs/>
+          <w:sz w:val="28"/>
+          <w:szCs w:val="24"/>
+        </w:rPr>
+      </w:pPr>
+      <w:r>
+        <w:rPr>
+          <w:b/>
+          <w:bCs/>
+          <w:sz w:val="28"/>
+          <w:szCs w:val="24"/>
+        </w:rPr>
+        <w:t>CÁC KẾT QUẢ CÓ THỂ XẢY RA</w:t>
+      </w:r>
+    </w:p>
+    <w:p>
+      <w:pPr>
+        <w:numPr>
+          <w:ilvl w:val="0"/>
+          <w:numId w:val="10"/>
+        </w:numPr>
+        <w:rPr>
+          <w:sz w:val="28"/>
+          <w:szCs w:val="24"/>
+        </w:rPr>
+      </w:pPr>
+      <w:r>
+        <w:rPr>
+          <w:sz w:val="28"/>
+          <w:szCs w:val="24"/>
+        </w:rPr>
+        <w:t xml:space="preserve">Phản ánh được xử lý và thông báo kết quả. </w:t>
+      </w:r>
+    </w:p>
+    <w:p>
+      <w:pPr>
+        <w:numPr>
+          <w:ilvl w:val="0"/>
+          <w:numId w:val="10"/>
+        </w:numPr>
+        <w:rPr>
+          <w:sz w:val="28"/>
+          <w:szCs w:val="24"/>
+        </w:rPr>
+      </w:pPr>
+      <w:r>
+        <w:rPr>
+          <w:sz w:val="28"/>
+          <w:szCs w:val="24"/>
+        </w:rPr>
+        <w:t xml:space="preserve">Phản ánh được chuyển đến cơ quan có thẩm quyền khác. </w:t>
+      </w:r>
+    </w:p>
+    <w:p>
+      <w:pPr>
+        <w:numPr>
+          <w:ilvl w:val="0"/>
+          <w:numId w:val="10"/>
+        </w:numPr>
+        <w:rPr>
+          <w:sz w:val="28"/>
+          <w:szCs w:val="24"/>
+        </w:rPr>
+      </w:pPr>
+      <w:r>
+        <w:rPr>
+          <w:sz w:val="28"/>
+          <w:szCs w:val="24"/>
+        </w:rPr>
+        <w:t xml:space="preserve">Phản ánh yêu cầu bổ sung thông tin trước khi xử lý. </w:t>
+      </w:r>
+    </w:p>
+    <w:p>
+      <w:pPr>
+        <w:numPr>
+          <w:ilvl w:val="0"/>
+          <w:numId w:val="10"/>
+        </w:numPr>
+        <w:rPr>
+          <w:sz w:val="28"/>
+          <w:szCs w:val="24"/>
+        </w:rPr>
+      </w:pPr>
+      <w:r>
+        <w:rPr>
+          <w:sz w:val="28"/>
+          <w:szCs w:val="24"/>
+        </w:rPr>
+        <w:t>Phản ánh bị từ chối nếu không thuộc phạm vi tiếp nhận hoặc không đủ thông tin.</w:t>
+      </w:r>
+    </w:p>
+    <w:p>
+      <w:pPr>
+        <w:rPr>
+          <w:b/>
+          <w:bCs/>
+          <w:sz w:val="28"/>
+          <w:szCs w:val="24"/>
+          <w:lang w:val="vi-VN"/>
+        </w:rPr>
+      </w:pPr>
+    </w:p>
+    <w:p>
+      <w:pPr>
+        <w:rPr>
+          <w:b/>
+          <w:bCs/>
+          <w:sz w:val="28"/>
+          <w:szCs w:val="24"/>
+          <w:lang w:val="vi-VN"/>
+        </w:rPr>
+      </w:pPr>
+      <w:r>
+        <w:rPr>
+          <w:b/>
+          <w:bCs/>
+          <w:sz w:val="28"/>
+          <w:szCs w:val="24"/>
+          <w:lang w:val="vi-VN"/>
+        </w:rPr>
+        <w:t>2.1.4.2 Thanh toán trực tuyến (hỗ trợ kỹ thuật)</w:t>
+      </w:r>
+    </w:p>
+    <w:p>
+      <w:pPr>
+        <w:rPr>
+          <w:b/>
+          <w:bCs/>
+          <w:sz w:val="28"/>
+          <w:szCs w:val="24"/>
+          <w:lang w:val="vi-VN"/>
+        </w:rPr>
+      </w:pPr>
+      <w:r>
+        <w:rPr>
+          <w:b/>
+          <w:bCs/>
+          <w:sz w:val="28"/>
+          <w:szCs w:val="24"/>
+          <w:lang w:val="vi-VN"/>
+        </w:rPr>
+        <w:drawing>
+          <wp:inline distT="0" distB="0" distL="0" distR="0" wp14:anchorId="1182F6F5" wp14:editId="568898C4">
+            <wp:extent cx="5731510" cy="598170"/>
+            <wp:effectExtent l="0" t="0" r="2540" b="0"/>
+            <wp:docPr id="1389908695" name="Picture 1"/>
+            <wp:cNvGraphicFramePr>
+              <a:graphicFrameLocks xmlns:a="http://schemas.openxmlformats.org/drawingml/2006/main" noChangeAspect="1"/>
+            </wp:cNvGraphicFramePr>
+            <a:graphic xmlns:a="http://schemas.openxmlformats.org/drawingml/2006/main">
+              <a:graphicData uri="http://schemas.openxmlformats.org/drawingml/2006/picture">
+                <pic:pic xmlns:pic="http://schemas.openxmlformats.org/drawingml/2006/picture">
+                  <pic:nvPicPr>
+                    <pic:cNvPr id="1389908695" name=""/>
+                    <pic:cNvPicPr/>
+                  </pic:nvPicPr>
+                  <pic:blipFill>
+                    <a:blip r:embed="rId10"/>
+                    <a:stretch>
+                      <a:fillRect/>
+                    </a:stretch>
+                  </pic:blipFill>
+                  <pic:spPr>
+                    <a:xfrm>
+                      <a:off x="0" y="0"/>
+                      <a:ext cx="5731510" cy="598170"/>
+                    </a:xfrm>
+                    <a:prstGeom prst="rect">
+                      <a:avLst/>
+                    </a:prstGeom>
+                  </pic:spPr>
+                </pic:pic>
+              </a:graphicData>
+            </a:graphic>
+          </wp:inline>
+        </w:drawing>
+      </w:r>
+    </w:p>
+    <w:p>
+      <w:pPr>
+        <w:rPr>
+          <w:b/>
+          <w:bCs/>
+          <w:sz w:val="28"/>
+          <w:szCs w:val="24"/>
+        </w:rPr>
+      </w:pPr>
+      <w:r>
+        <w:rPr>
+          <w:b/>
+          <w:bCs/>
+          <w:sz w:val="28"/>
+          <w:szCs w:val="24"/>
+        </w:rPr>
+        <w:t>TÁC NHÂN THỰC HIỆN</w:t>
+      </w:r>
+    </w:p>
+    <w:p>
+      <w:pPr>
+        <w:numPr>
+          <w:ilvl w:val="0"/>
+          <w:numId w:val="12"/>
+        </w:numPr>
+        <w:rPr>
+          <w:sz w:val="28"/>
+          <w:szCs w:val="24"/>
+        </w:rPr>
+      </w:pPr>
+      <w:r>
+        <w:rPr>
+          <w:sz w:val="28"/>
+          <w:szCs w:val="24"/>
+        </w:rPr>
+        <w:t xml:space="preserve">Người dân hoặc tổ chức. </w:t>
+      </w:r>
+    </w:p>
+    <w:p>
+      <w:pPr>
+        <w:numPr>
+          <w:ilvl w:val="0"/>
+          <w:numId w:val="12"/>
+        </w:numPr>
+        <w:rPr>
+          <w:sz w:val="28"/>
+          <w:szCs w:val="24"/>
+        </w:rPr>
+      </w:pPr>
+      <w:r>
+        <w:rPr>
+          <w:sz w:val="28"/>
+          <w:szCs w:val="24"/>
+        </w:rPr>
+        <w:t xml:space="preserve">Hệ thống thông tin giải quyết thủ tục hành chính. </w:t>
+      </w:r>
+    </w:p>
+    <w:p>
+      <w:pPr>
+        <w:numPr>
+          <w:ilvl w:val="0"/>
+          <w:numId w:val="12"/>
+        </w:numPr>
+        <w:rPr>
+          <w:sz w:val="28"/>
+          <w:szCs w:val="24"/>
+        </w:rPr>
+      </w:pPr>
+      <w:r>
+        <w:rPr>
+          <w:sz w:val="28"/>
+          <w:szCs w:val="24"/>
+        </w:rPr>
+        <w:t xml:space="preserve">Cổng thanh toán điện tử. </w:t>
+      </w:r>
+    </w:p>
+    <w:p>
+      <w:pPr>
+        <w:numPr>
+          <w:ilvl w:val="0"/>
+          <w:numId w:val="12"/>
+        </w:numPr>
+        <w:rPr>
+          <w:sz w:val="28"/>
+          <w:szCs w:val="24"/>
+        </w:rPr>
+      </w:pPr>
+      <w:r>
+        <w:rPr>
+          <w:sz w:val="28"/>
+          <w:szCs w:val="24"/>
+        </w:rPr>
+        <w:t xml:space="preserve">Đơn vị cung cấp dịch vụ thanh toán. </w:t>
+      </w:r>
+    </w:p>
+    <w:p>
+      <w:pPr>
+        <w:rPr>
+          <w:b/>
+          <w:bCs/>
+          <w:sz w:val="28"/>
+          <w:szCs w:val="24"/>
+        </w:rPr>
+      </w:pPr>
+      <w:r>
+        <w:rPr>
+          <w:b/>
+          <w:bCs/>
+          <w:sz w:val="28"/>
+          <w:szCs w:val="24"/>
+        </w:rPr>
+        <w:t>MÔ TẢ QUY TRÌNH</w:t>
+      </w:r>
+    </w:p>
+    <w:p>
+      <w:pPr>
+        <w:numPr>
+          <w:ilvl w:val="0"/>
+          <w:numId w:val="13"/>
+        </w:numPr>
+        <w:rPr>
+          <w:sz w:val="28"/>
+          <w:szCs w:val="24"/>
+        </w:rPr>
+      </w:pPr>
+      <w:r>
+        <w:rPr>
+          <w:b/>
+          <w:bCs/>
+          <w:sz w:val="28"/>
+          <w:szCs w:val="24"/>
+        </w:rPr>
+        <w:t>Khởi tạo thanh toán:</w:t>
+      </w:r>
+      <w:r>
+        <w:rPr>
+          <w:sz w:val="28"/>
+          <w:szCs w:val="24"/>
+        </w:rPr>
+        <w:t xml:space="preserve"> Người dân lựa chọn hình thức thanh toán trực tuyến. </w:t>
+      </w:r>
+    </w:p>
+    <w:p>
+      <w:pPr>
+        <w:numPr>
+          <w:ilvl w:val="0"/>
+          <w:numId w:val="13"/>
+        </w:numPr>
+        <w:rPr>
+          <w:sz w:val="28"/>
+          <w:szCs w:val="24"/>
+        </w:rPr>
+      </w:pPr>
+      <w:r>
+        <w:rPr>
+          <w:b/>
+          <w:bCs/>
+          <w:sz w:val="28"/>
+          <w:szCs w:val="24"/>
+        </w:rPr>
+        <w:t>Kiểm tra thông tin:</w:t>
+      </w:r>
+      <w:r>
+        <w:rPr>
+          <w:sz w:val="28"/>
+          <w:szCs w:val="24"/>
+        </w:rPr>
+        <w:t xml:space="preserve"> Hệ thống kiểm tra thông tin hồ sơ và khoản phí, lệ phí. </w:t>
+      </w:r>
+    </w:p>
+    <w:p>
+      <w:pPr>
+        <w:numPr>
+          <w:ilvl w:val="0"/>
+          <w:numId w:val="13"/>
+        </w:numPr>
+        <w:rPr>
+          <w:sz w:val="28"/>
+          <w:szCs w:val="24"/>
+        </w:rPr>
+      </w:pPr>
+      <w:r>
+        <w:rPr>
+          <w:b/>
+          <w:bCs/>
+          <w:sz w:val="28"/>
+          <w:szCs w:val="24"/>
+        </w:rPr>
+        <w:t>Kết nối cổng thanh toán:</w:t>
+      </w:r>
+      <w:r>
+        <w:rPr>
+          <w:sz w:val="28"/>
+          <w:szCs w:val="24"/>
+        </w:rPr>
+        <w:t xml:space="preserve"> Hệ thống chuyển yêu cầu đến cổng thanh toán điện tử. </w:t>
+      </w:r>
+    </w:p>
+    <w:p>
+      <w:pPr>
+        <w:numPr>
+          <w:ilvl w:val="0"/>
+          <w:numId w:val="13"/>
+        </w:numPr>
+        <w:rPr>
+          <w:sz w:val="28"/>
+          <w:szCs w:val="24"/>
+        </w:rPr>
+      </w:pPr>
+      <w:r>
+        <w:rPr>
+          <w:b/>
+          <w:bCs/>
+          <w:sz w:val="28"/>
+          <w:szCs w:val="24"/>
+        </w:rPr>
+        <w:t>Thực hiện thanh toán:</w:t>
+      </w:r>
+      <w:r>
+        <w:rPr>
+          <w:sz w:val="28"/>
+          <w:szCs w:val="24"/>
+        </w:rPr>
+        <w:t xml:space="preserve"> Người dân xác nhận và hoàn tất giao dịch. </w:t>
+      </w:r>
+    </w:p>
+    <w:p>
+      <w:pPr>
+        <w:numPr>
+          <w:ilvl w:val="0"/>
+          <w:numId w:val="13"/>
+        </w:numPr>
+        <w:rPr>
+          <w:sz w:val="28"/>
+          <w:szCs w:val="24"/>
+        </w:rPr>
+      </w:pPr>
+      <w:r>
+        <w:rPr>
+          <w:b/>
+          <w:bCs/>
+          <w:sz w:val="28"/>
+          <w:szCs w:val="24"/>
+        </w:rPr>
+        <w:t>Xác nhận giao dịch:</w:t>
+      </w:r>
+      <w:r>
+        <w:rPr>
+          <w:sz w:val="28"/>
+          <w:szCs w:val="24"/>
+        </w:rPr>
+        <w:t xml:space="preserve"> Cổng thanh toán gửi kết quả về hệ thống. </w:t>
+      </w:r>
+    </w:p>
+    <w:p>
+      <w:pPr>
+        <w:numPr>
+          <w:ilvl w:val="0"/>
+          <w:numId w:val="13"/>
+        </w:numPr>
+        <w:rPr>
+          <w:sz w:val="28"/>
+          <w:szCs w:val="24"/>
+        </w:rPr>
+      </w:pPr>
+      <w:r>
+        <w:rPr>
+          <w:b/>
+          <w:bCs/>
+          <w:sz w:val="28"/>
+          <w:szCs w:val="24"/>
+        </w:rPr>
+        <w:lastRenderedPageBreak/>
+        <w:t>Cập nhật trạng thái:</w:t>
+      </w:r>
+      <w:r>
+        <w:rPr>
+          <w:sz w:val="28"/>
+          <w:szCs w:val="24"/>
+        </w:rPr>
+        <w:t xml:space="preserve"> Hệ thống cập nhật trạng thái thanh toán của hồ sơ. </w:t>
+      </w:r>
+    </w:p>
+    <w:p>
+      <w:pPr>
+        <w:rPr>
+          <w:b/>
+          <w:bCs/>
+          <w:sz w:val="28"/>
+          <w:szCs w:val="24"/>
+        </w:rPr>
+      </w:pPr>
+      <w:r>
+        <w:rPr>
+          <w:b/>
+          <w:bCs/>
+          <w:sz w:val="28"/>
+          <w:szCs w:val="24"/>
+        </w:rPr>
+        <w:t>ĐỐI TƯỢNG KHÁCH HÀNG</w:t>
+      </w:r>
+    </w:p>
+    <w:p>
+      <w:pPr>
+        <w:rPr>
+          <w:sz w:val="28"/>
+          <w:szCs w:val="24"/>
+        </w:rPr>
+      </w:pPr>
+      <w:r>
+        <w:rPr>
+          <w:sz w:val="28"/>
+          <w:szCs w:val="24"/>
+        </w:rPr>
+        <w:t>Người dân hoặc tổ chức thực hiện thủ tục hành chính có phát sinh phí hoặc lệ phí.</w:t>
+      </w:r>
+    </w:p>
+    <w:p>
+      <w:pPr>
+        <w:rPr>
+          <w:b/>
+          <w:bCs/>
+          <w:sz w:val="28"/>
+          <w:szCs w:val="24"/>
+        </w:rPr>
+      </w:pPr>
+      <w:r>
+        <w:rPr>
+          <w:b/>
+          <w:bCs/>
+          <w:sz w:val="28"/>
+          <w:szCs w:val="24"/>
+        </w:rPr>
+        <w:t>CÁC KẾT QUẢ CÓ THỂ XẢY RA</w:t>
+      </w:r>
+    </w:p>
+    <w:p>
+      <w:pPr>
+        <w:numPr>
+          <w:ilvl w:val="0"/>
+          <w:numId w:val="14"/>
+        </w:numPr>
+        <w:rPr>
+          <w:sz w:val="28"/>
+          <w:szCs w:val="24"/>
+        </w:rPr>
+      </w:pPr>
+      <w:r>
+        <w:rPr>
+          <w:sz w:val="28"/>
+          <w:szCs w:val="24"/>
+        </w:rPr>
+        <w:t xml:space="preserve">Thanh toán thành công. </w:t>
+      </w:r>
+    </w:p>
+    <w:p>
+      <w:pPr>
+        <w:numPr>
+          <w:ilvl w:val="0"/>
+          <w:numId w:val="14"/>
+        </w:numPr>
+        <w:rPr>
+          <w:sz w:val="28"/>
+          <w:szCs w:val="24"/>
+        </w:rPr>
+      </w:pPr>
+      <w:r>
+        <w:rPr>
+          <w:sz w:val="28"/>
+          <w:szCs w:val="24"/>
+        </w:rPr>
+        <w:t xml:space="preserve">Thanh toán thất bại. </w:t>
+      </w:r>
+    </w:p>
+    <w:p>
+      <w:pPr>
+        <w:numPr>
+          <w:ilvl w:val="0"/>
+          <w:numId w:val="14"/>
+        </w:numPr>
+        <w:rPr>
+          <w:sz w:val="28"/>
+          <w:szCs w:val="24"/>
+        </w:rPr>
+      </w:pPr>
+      <w:r>
+        <w:rPr>
+          <w:sz w:val="28"/>
+          <w:szCs w:val="24"/>
+        </w:rPr>
+        <w:t xml:space="preserve">Giao dịch bị hủy. </w:t>
+      </w:r>
+    </w:p>
+    <w:p>
+      <w:pPr>
+        <w:numPr>
+          <w:ilvl w:val="0"/>
+          <w:numId w:val="14"/>
+        </w:numPr>
+        <w:rPr>
+          <w:sz w:val="28"/>
+          <w:szCs w:val="24"/>
+        </w:rPr>
+      </w:pPr>
+      <w:r>
+        <w:rPr>
+          <w:sz w:val="28"/>
+          <w:szCs w:val="24"/>
+        </w:rPr>
+        <w:t>Trạng thái thanh toán được cập nhật trên hệ thống.</w:t>
+      </w:r>
+    </w:p>
+    <w:p>
+      <w:pPr>
+        <w:rPr>
+          <w:sz w:val="28"/>
+          <w:szCs w:val="24"/>
+          <w:lang w:val="vi-VN"/>
+        </w:rPr>
+      </w:pPr>
+      <w:r>
+        <w:rPr>
+          <w:b/>
+          <w:bCs/>
+          <w:sz w:val="28"/>
+          <w:szCs w:val="24"/>
+        </w:rPr>
+        <w:t>Nguồn:</w:t>
+      </w:r>
+      <w:r>
+        <w:rPr>
+          <w:sz w:val="28"/>
+          <w:szCs w:val="24"/>
+        </w:rPr>
+        <w:t xml:space="preserve"> Cổng Dịch vụ công Quốc gia và các quy định về thanh toán trực tuyến trong giải quyết thủ tục hành chính.</w:t>
+      </w:r>
+    </w:p>
+    <w:p>
+      <w:pPr>
+        <w:rPr>
+          <w:b/>
+          <w:bCs/>
+          <w:sz w:val="28"/>
+          <w:szCs w:val="24"/>
+          <w:lang w:val="vi-VN"/>
+        </w:rPr>
+      </w:pPr>
+    </w:p>
+    <w:p>
+      <w:pPr>
+        <w:rPr>
+          <w:b/>
+          <w:bCs/>
+          <w:sz w:val="28"/>
+          <w:szCs w:val="24"/>
+          <w:lang w:val="vi-VN"/>
+        </w:rPr>
+      </w:pPr>
+      <w:r>
+        <w:rPr>
+          <w:b/>
+          <w:bCs/>
+          <w:sz w:val="28"/>
+          <w:szCs w:val="24"/>
+          <w:lang w:val="vi-VN"/>
+        </w:rPr>
+        <w:t>2.1.4.3 Quản lý văn bản và ký số</w:t>
+      </w:r>
+    </w:p>
+    <w:p>
+      <w:pPr>
+        <w:rPr>
+          <w:b/>
+          <w:bCs/>
+          <w:sz w:val="28"/>
+          <w:szCs w:val="24"/>
+          <w:lang w:val="vi-VN"/>
+        </w:rPr>
+      </w:pPr>
+      <w:r>
+        <w:rPr>
+          <w:b/>
+          <w:bCs/>
+          <w:sz w:val="28"/>
+          <w:szCs w:val="24"/>
+          <w:lang w:val="vi-VN"/>
+        </w:rPr>
+        <w:drawing>
+          <wp:inline distT="0" distB="0" distL="0" distR="0" wp14:anchorId="7C47E98F" wp14:editId="77F3E9CE">
+            <wp:extent cx="5731510" cy="628015"/>
+            <wp:effectExtent l="0" t="0" r="2540" b="635"/>
+            <wp:docPr id="1559716760" name="Picture 1"/>
+            <wp:cNvGraphicFramePr>
+              <a:graphicFrameLocks xmlns:a="http://schemas.openxmlformats.org/drawingml/2006/main" noChangeAspect="1"/>
+            </wp:cNvGraphicFramePr>
+            <a:graphic xmlns:a="http://schemas.openxmlformats.org/drawingml/2006/main">
+              <a:graphicData uri="http://schemas.openxmlformats.org/drawingml/2006/picture">
+                <pic:pic xmlns:pic="http://schemas.openxmlformats.org/drawingml/2006/picture">
+                  <pic:nvPicPr>
+                    <pic:cNvPr id="1559716760" name=""/>
+                    <pic:cNvPicPr/>
+                  </pic:nvPicPr>
+                  <pic:blipFill>
+                    <a:blip r:embed="rId11"/>
+                    <a:stretch>
+                      <a:fillRect/>
+                    </a:stretch>
+                  </pic:blipFill>
+                  <pic:spPr>
+                    <a:xfrm>
+                      <a:off x="0" y="0"/>
+                      <a:ext cx="5731510" cy="628015"/>
+                    </a:xfrm>
+                    <a:prstGeom prst="rect">
+                      <a:avLst/>
+                    </a:prstGeom>
+                  </pic:spPr>
+                </pic:pic>
+              </a:graphicData>
+            </a:graphic>
+          </wp:inline>
+        </w:drawing>
+      </w:r>
+    </w:p>
+    <w:p>
+      <w:pPr>
+        <w:rPr>
+          <w:b/>
+          <w:bCs/>
+          <w:sz w:val="28"/>
+          <w:szCs w:val="24"/>
+        </w:rPr>
+      </w:pPr>
+      <w:r>
+        <w:rPr>
+          <w:b/>
+          <w:bCs/>
+          <w:sz w:val="28"/>
+          <w:szCs w:val="24"/>
+        </w:rPr>
+        <w:t>TÁC NHÂN THỰC HIỆN</w:t>
+      </w:r>
+    </w:p>
+    <w:p>
+      <w:pPr>
+        <w:numPr>
+          <w:ilvl w:val="0"/>
+          <w:numId w:val="15"/>
+        </w:numPr>
+        <w:rPr>
+          <w:sz w:val="28"/>
+          <w:szCs w:val="24"/>
+        </w:rPr>
+      </w:pPr>
+      <w:r>
+        <w:rPr>
+          <w:sz w:val="28"/>
+          <w:szCs w:val="24"/>
+        </w:rPr>
+        <w:t xml:space="preserve">Cán bộ chuyên môn. </w:t>
+      </w:r>
+    </w:p>
+    <w:p>
+      <w:pPr>
+        <w:numPr>
+          <w:ilvl w:val="0"/>
+          <w:numId w:val="15"/>
+        </w:numPr>
+        <w:rPr>
+          <w:sz w:val="28"/>
+          <w:szCs w:val="24"/>
+        </w:rPr>
+      </w:pPr>
+      <w:r>
+        <w:rPr>
+          <w:sz w:val="28"/>
+          <w:szCs w:val="24"/>
+        </w:rPr>
+        <w:t xml:space="preserve">Lãnh đạo hoặc người có thẩm quyền. </w:t>
+      </w:r>
+    </w:p>
+    <w:p>
+      <w:pPr>
+        <w:numPr>
+          <w:ilvl w:val="0"/>
+          <w:numId w:val="15"/>
+        </w:numPr>
+        <w:rPr>
+          <w:sz w:val="28"/>
+          <w:szCs w:val="24"/>
+        </w:rPr>
+      </w:pPr>
+      <w:r>
+        <w:rPr>
+          <w:sz w:val="28"/>
+          <w:szCs w:val="24"/>
+        </w:rPr>
+        <w:t xml:space="preserve">Hệ thống quản lý văn bản. </w:t>
+      </w:r>
+    </w:p>
+    <w:p>
+      <w:pPr>
+        <w:numPr>
+          <w:ilvl w:val="0"/>
+          <w:numId w:val="15"/>
+        </w:numPr>
+        <w:rPr>
+          <w:sz w:val="28"/>
+          <w:szCs w:val="24"/>
+        </w:rPr>
+      </w:pPr>
+      <w:r>
+        <w:rPr>
+          <w:sz w:val="28"/>
+          <w:szCs w:val="24"/>
+        </w:rPr>
+        <w:t xml:space="preserve">Hệ thống ký số. </w:t>
+      </w:r>
+    </w:p>
+    <w:p>
+      <w:pPr>
+        <w:rPr>
+          <w:b/>
+          <w:bCs/>
+          <w:sz w:val="28"/>
+          <w:szCs w:val="24"/>
+        </w:rPr>
+      </w:pPr>
+      <w:r>
+        <w:rPr>
+          <w:b/>
+          <w:bCs/>
+          <w:sz w:val="28"/>
+          <w:szCs w:val="24"/>
+        </w:rPr>
+        <w:t>MÔ TẢ QUY TRÌNH</w:t>
+      </w:r>
+    </w:p>
+    <w:p>
+      <w:pPr>
+        <w:numPr>
+          <w:ilvl w:val="0"/>
+          <w:numId w:val="16"/>
+        </w:numPr>
+        <w:rPr>
+          <w:sz w:val="28"/>
+          <w:szCs w:val="24"/>
+        </w:rPr>
+      </w:pPr>
+      <w:r>
+        <w:rPr>
+          <w:b/>
+          <w:bCs/>
+          <w:sz w:val="28"/>
+          <w:szCs w:val="24"/>
+        </w:rPr>
+        <w:t>Tiếp nhận văn bản:</w:t>
+      </w:r>
+      <w:r>
+        <w:rPr>
+          <w:sz w:val="28"/>
+          <w:szCs w:val="24"/>
+        </w:rPr>
+        <w:t xml:space="preserve"> Văn bản được tạo hoặc tiếp nhận trên hệ thống. </w:t>
+      </w:r>
+    </w:p>
+    <w:p>
+      <w:pPr>
+        <w:numPr>
+          <w:ilvl w:val="0"/>
+          <w:numId w:val="16"/>
+        </w:numPr>
+        <w:rPr>
+          <w:sz w:val="28"/>
+          <w:szCs w:val="24"/>
+        </w:rPr>
+      </w:pPr>
+      <w:r>
+        <w:rPr>
+          <w:b/>
+          <w:bCs/>
+          <w:sz w:val="28"/>
+          <w:szCs w:val="24"/>
+        </w:rPr>
+        <w:t>Kiểm tra văn bản:</w:t>
+      </w:r>
+      <w:r>
+        <w:rPr>
+          <w:sz w:val="28"/>
+          <w:szCs w:val="24"/>
+        </w:rPr>
+        <w:t xml:space="preserve"> Nội dung và hình thức văn bản được kiểm tra. </w:t>
+      </w:r>
+    </w:p>
+    <w:p>
+      <w:pPr>
+        <w:numPr>
+          <w:ilvl w:val="0"/>
+          <w:numId w:val="16"/>
+        </w:numPr>
+        <w:rPr>
+          <w:sz w:val="28"/>
+          <w:szCs w:val="24"/>
+        </w:rPr>
+      </w:pPr>
+      <w:r>
+        <w:rPr>
+          <w:b/>
+          <w:bCs/>
+          <w:sz w:val="28"/>
+          <w:szCs w:val="24"/>
+        </w:rPr>
+        <w:t>Trình ký duyệt:</w:t>
+      </w:r>
+      <w:r>
+        <w:rPr>
+          <w:sz w:val="28"/>
+          <w:szCs w:val="24"/>
+        </w:rPr>
+        <w:t xml:space="preserve"> Văn bản được chuyển đến người có thẩm quyền. </w:t>
+      </w:r>
+    </w:p>
+    <w:p>
+      <w:pPr>
+        <w:numPr>
+          <w:ilvl w:val="0"/>
+          <w:numId w:val="16"/>
+        </w:numPr>
+        <w:rPr>
+          <w:sz w:val="28"/>
+          <w:szCs w:val="24"/>
+        </w:rPr>
+      </w:pPr>
+      <w:r>
+        <w:rPr>
+          <w:b/>
+          <w:bCs/>
+          <w:sz w:val="28"/>
+          <w:szCs w:val="24"/>
+        </w:rPr>
+        <w:t>Ký số:</w:t>
+      </w:r>
+      <w:r>
+        <w:rPr>
+          <w:sz w:val="28"/>
+          <w:szCs w:val="24"/>
+        </w:rPr>
+        <w:t xml:space="preserve"> Văn bản được ký số theo quy định. </w:t>
+      </w:r>
+    </w:p>
+    <w:p>
+      <w:pPr>
+        <w:numPr>
+          <w:ilvl w:val="0"/>
+          <w:numId w:val="16"/>
+        </w:numPr>
+        <w:rPr>
+          <w:sz w:val="28"/>
+          <w:szCs w:val="24"/>
+        </w:rPr>
+      </w:pPr>
+      <w:r>
+        <w:rPr>
+          <w:b/>
+          <w:bCs/>
+          <w:sz w:val="28"/>
+          <w:szCs w:val="24"/>
+        </w:rPr>
+        <w:lastRenderedPageBreak/>
+        <w:t>Ban hành văn bản:</w:t>
+      </w:r>
+      <w:r>
+        <w:rPr>
+          <w:sz w:val="28"/>
+          <w:szCs w:val="24"/>
+        </w:rPr>
+        <w:t xml:space="preserve"> Văn bản được phát hành trên hệ thống. </w:t>
+      </w:r>
+    </w:p>
+    <w:p>
+      <w:pPr>
+        <w:numPr>
+          <w:ilvl w:val="0"/>
+          <w:numId w:val="16"/>
+        </w:numPr>
+        <w:rPr>
+          <w:sz w:val="28"/>
+          <w:szCs w:val="24"/>
+        </w:rPr>
+      </w:pPr>
+      <w:r>
+        <w:rPr>
+          <w:b/>
+          <w:bCs/>
+          <w:sz w:val="28"/>
+          <w:szCs w:val="24"/>
+        </w:rPr>
+        <w:t>Lưu trữ văn bản:</w:t>
+      </w:r>
+      <w:r>
+        <w:rPr>
+          <w:sz w:val="28"/>
+          <w:szCs w:val="24"/>
+        </w:rPr>
+        <w:t xml:space="preserve"> Văn bản được lưu trữ phục vụ tra cứu. </w:t>
+      </w:r>
+    </w:p>
+    <w:p>
+      <w:pPr>
+        <w:rPr>
+          <w:b/>
+          <w:bCs/>
+          <w:sz w:val="28"/>
+          <w:szCs w:val="24"/>
+        </w:rPr>
+      </w:pPr>
+      <w:r>
+        <w:rPr>
+          <w:b/>
+          <w:bCs/>
+          <w:sz w:val="28"/>
+          <w:szCs w:val="24"/>
+        </w:rPr>
+        <w:t>ĐỐI TƯỢNG KHÁCH HÀNG</w:t>
+      </w:r>
+    </w:p>
+    <w:p>
+      <w:pPr>
+        <w:rPr>
+          <w:sz w:val="28"/>
+          <w:szCs w:val="24"/>
+        </w:rPr>
+      </w:pPr>
+      <w:r>
+        <w:rPr>
+          <w:sz w:val="28"/>
+          <w:szCs w:val="24"/>
+        </w:rPr>
+        <w:t>Cán bộ, cơ quan và tổ chức sử dụng hệ thống quản lý văn bản điện tử.</w:t>
+      </w:r>
+    </w:p>
+    <w:p>
+      <w:pPr>
+        <w:rPr>
+          <w:b/>
+          <w:bCs/>
+          <w:sz w:val="28"/>
+          <w:szCs w:val="24"/>
+        </w:rPr>
+      </w:pPr>
+      <w:r>
+        <w:rPr>
+          <w:b/>
+          <w:bCs/>
+          <w:sz w:val="28"/>
+          <w:szCs w:val="24"/>
+        </w:rPr>
+        <w:t>CÁC KẾT QUẢ CÓ THỂ XẢY RA</w:t>
+      </w:r>
+    </w:p>
+    <w:p>
+      <w:pPr>
+        <w:numPr>
+          <w:ilvl w:val="0"/>
+          <w:numId w:val="17"/>
+        </w:numPr>
+        <w:rPr>
+          <w:sz w:val="28"/>
+          <w:szCs w:val="24"/>
+        </w:rPr>
+      </w:pPr>
+      <w:r>
+        <w:rPr>
+          <w:sz w:val="28"/>
+          <w:szCs w:val="24"/>
+        </w:rPr>
+        <w:t xml:space="preserve">Văn bản được ký số và ban hành. </w:t>
+      </w:r>
+    </w:p>
+    <w:p>
+      <w:pPr>
+        <w:numPr>
+          <w:ilvl w:val="0"/>
+          <w:numId w:val="17"/>
+        </w:numPr>
+        <w:rPr>
+          <w:sz w:val="28"/>
+          <w:szCs w:val="24"/>
+        </w:rPr>
+      </w:pPr>
+      <w:r>
+        <w:rPr>
+          <w:sz w:val="28"/>
+          <w:szCs w:val="24"/>
+        </w:rPr>
+        <w:t xml:space="preserve">Văn bản được trả lại để chỉnh sửa. </w:t>
+      </w:r>
+    </w:p>
+    <w:p>
+      <w:pPr>
+        <w:numPr>
+          <w:ilvl w:val="0"/>
+          <w:numId w:val="17"/>
+        </w:numPr>
+        <w:rPr>
+          <w:sz w:val="28"/>
+          <w:szCs w:val="24"/>
+        </w:rPr>
+      </w:pPr>
+      <w:r>
+        <w:rPr>
+          <w:sz w:val="28"/>
+          <w:szCs w:val="24"/>
+        </w:rPr>
+        <w:t xml:space="preserve">Văn bản được lưu trữ trên hệ thống. </w:t>
+      </w:r>
+    </w:p>
+    <w:p>
+      <w:pPr>
+        <w:rPr>
+          <w:sz w:val="28"/>
+          <w:szCs w:val="24"/>
+        </w:rPr>
+      </w:pPr>
+      <w:r>
+        <w:rPr>
+          <w:b/>
+          <w:bCs/>
+          <w:sz w:val="28"/>
+          <w:szCs w:val="24"/>
+        </w:rPr>
+        <w:t>Nguồn:</w:t>
+      </w:r>
+      <w:r>
+        <w:rPr>
+          <w:sz w:val="28"/>
+          <w:szCs w:val="24"/>
+        </w:rPr>
+        <w:t xml:space="preserve"> Nghị định 30/2020/NĐ-CP về công tác văn thư và các quy định về giao dịch điện tử, chữ ký số.</w:t>
+      </w:r>
+    </w:p>
+    <w:p>
+      <w:pPr>
+        <w:rPr>
+          <w:sz w:val="28"/>
+          <w:szCs w:val="24"/>
+          <w:lang w:val="vi-VN"/>
+        </w:rPr>
+      </w:pPr>
+    </w:p>
+    <w:p>
+      <w:pPr>
+        <w:rPr>
+          <w:b/>
+          <w:bCs/>
+          <w:sz w:val="28"/>
+          <w:szCs w:val="24"/>
+          <w:lang w:val="vi-VN"/>
+        </w:rPr>
+      </w:pPr>
+      <w:r>
+        <w:rPr>
+          <w:b/>
+          <w:bCs/>
+          <w:sz w:val="28"/>
+          <w:szCs w:val="24"/>
+          <w:lang w:val="vi-VN"/>
+        </w:rPr>
+        <w:t>2.1.4.4 Tổng đài hỗ trợ và chăm sóc người dùng</w:t>
+      </w:r>
+    </w:p>
+    <w:p>
+      <w:pPr>
+        <w:rPr>
+          <w:b/>
+          <w:bCs/>
+          <w:sz w:val="28"/>
+          <w:szCs w:val="24"/>
+          <w:lang w:val="vi-VN"/>
+        </w:rPr>
+      </w:pPr>
+      <w:r>
+        <w:rPr>
+          <w:b/>
+          <w:bCs/>
+          <w:sz w:val="28"/>
+          <w:szCs w:val="24"/>
+          <w:lang w:val="vi-VN"/>
+        </w:rPr>
+        <w:drawing>
+          <wp:inline distT="0" distB="0" distL="0" distR="0" wp14:anchorId="0C9DE332" wp14:editId="364A9F59">
+            <wp:extent cx="5731510" cy="612140"/>
+            <wp:effectExtent l="0" t="0" r="2540" b="0"/>
+            <wp:docPr id="826055568" name="Picture 1"/>
+            <wp:cNvGraphicFramePr>
+              <a:graphicFrameLocks xmlns:a="http://schemas.openxmlformats.org/drawingml/2006/main" noChangeAspect="1"/>
+            </wp:cNvGraphicFramePr>
+            <a:graphic xmlns:a="http://schemas.openxmlformats.org/drawingml/2006/main">
+              <a:graphicData uri="http://schemas.openxmlformats.org/drawingml/2006/picture">
+                <pic:pic xmlns:pic="http://schemas.openxmlformats.org/drawingml/2006/picture">
+                  <pic:nvPicPr>
+                    <pic:cNvPr id="826055568" name=""/>
+                    <pic:cNvPicPr/>
+                  </pic:nvPicPr>
+                  <pic:blipFill>
+                    <a:blip r:embed="rId12"/>
+                    <a:stretch>
+                      <a:fillRect/>
+                    </a:stretch>
+                  </pic:blipFill>
+                  <pic:spPr>
+                    <a:xfrm>
+                      <a:off x="0" y="0"/>
+                      <a:ext cx="5731510" cy="612140"/>
+                    </a:xfrm>
+                    <a:prstGeom prst="rect">
+                      <a:avLst/>
+                    </a:prstGeom>
+                  </pic:spPr>
+                </pic:pic>
+              </a:graphicData>
+            </a:graphic>
+          </wp:inline>
+        </w:drawing>
+      </w:r>
+    </w:p>
+    <w:p>
+      <w:pPr>
+        <w:rPr>
+          <w:b/>
+          <w:bCs/>
+          <w:sz w:val="28"/>
+          <w:szCs w:val="24"/>
+        </w:rPr>
+      </w:pPr>
+      <w:r>
+        <w:rPr>
+          <w:b/>
+          <w:bCs/>
+          <w:sz w:val="28"/>
+          <w:szCs w:val="24"/>
+        </w:rPr>
+        <w:t>TÁC NHÂN THỰC HIỆN</w:t>
+      </w:r>
+    </w:p>
+    <w:p>
+      <w:pPr>
+        <w:numPr>
+          <w:ilvl w:val="0"/>
+          <w:numId w:val="18"/>
+        </w:numPr>
+        <w:rPr>
+          <w:sz w:val="28"/>
+          <w:szCs w:val="24"/>
+        </w:rPr>
+      </w:pPr>
+      <w:r>
+        <w:rPr>
+          <w:sz w:val="28"/>
+          <w:szCs w:val="24"/>
+        </w:rPr>
+        <w:t xml:space="preserve">Người dân hoặc tổ chức. </w:t>
+      </w:r>
+    </w:p>
+    <w:p>
+      <w:pPr>
+        <w:numPr>
+          <w:ilvl w:val="0"/>
+          <w:numId w:val="18"/>
+        </w:numPr>
+        <w:rPr>
+          <w:sz w:val="28"/>
+          <w:szCs w:val="24"/>
+        </w:rPr>
+      </w:pPr>
+      <w:r>
+        <w:rPr>
+          <w:sz w:val="28"/>
+          <w:szCs w:val="24"/>
+        </w:rPr>
+        <w:t xml:space="preserve">Nhân viên tổng đài. </w:t>
+      </w:r>
+    </w:p>
+    <w:p>
+      <w:pPr>
+        <w:numPr>
+          <w:ilvl w:val="0"/>
+          <w:numId w:val="18"/>
+        </w:numPr>
+        <w:rPr>
+          <w:sz w:val="28"/>
+          <w:szCs w:val="24"/>
+        </w:rPr>
+      </w:pPr>
+      <w:r>
+        <w:rPr>
+          <w:sz w:val="28"/>
+          <w:szCs w:val="24"/>
+        </w:rPr>
+        <w:t xml:space="preserve">Bộ phận hỗ trợ kỹ thuật. </w:t>
+      </w:r>
+    </w:p>
+    <w:p>
+      <w:pPr>
+        <w:numPr>
+          <w:ilvl w:val="0"/>
+          <w:numId w:val="18"/>
+        </w:numPr>
+        <w:rPr>
+          <w:sz w:val="28"/>
+          <w:szCs w:val="24"/>
+        </w:rPr>
+      </w:pPr>
+      <w:r>
+        <w:rPr>
+          <w:sz w:val="28"/>
+          <w:szCs w:val="24"/>
+        </w:rPr>
+        <w:t xml:space="preserve">Hệ thống quản lý yêu cầu hỗ trợ. </w:t>
+      </w:r>
+    </w:p>
+    <w:p>
+      <w:pPr>
+        <w:rPr>
+          <w:b/>
+          <w:bCs/>
+          <w:sz w:val="28"/>
+          <w:szCs w:val="24"/>
+        </w:rPr>
+      </w:pPr>
+      <w:r>
+        <w:rPr>
+          <w:b/>
+          <w:bCs/>
+          <w:sz w:val="28"/>
+          <w:szCs w:val="24"/>
+        </w:rPr>
+        <w:t>MÔ TẢ QUY TRÌNH</w:t>
+      </w:r>
+    </w:p>
+    <w:p>
+      <w:pPr>
+        <w:numPr>
+          <w:ilvl w:val="0"/>
+          <w:numId w:val="19"/>
+        </w:numPr>
+        <w:rPr>
+          <w:sz w:val="28"/>
+          <w:szCs w:val="24"/>
+        </w:rPr>
+      </w:pPr>
+      <w:r>
+        <w:rPr>
+          <w:b/>
+          <w:bCs/>
+          <w:sz w:val="28"/>
+          <w:szCs w:val="24"/>
+        </w:rPr>
+        <w:t>Tiếp nhận yêu cầu:</w:t>
+      </w:r>
+      <w:r>
+        <w:rPr>
+          <w:sz w:val="28"/>
+          <w:szCs w:val="24"/>
+        </w:rPr>
+        <w:t xml:space="preserve"> Tổng đài ghi nhận yêu cầu hỗ trợ. </w:t>
+      </w:r>
+    </w:p>
+    <w:p>
+      <w:pPr>
+        <w:numPr>
+          <w:ilvl w:val="0"/>
+          <w:numId w:val="19"/>
+        </w:numPr>
+        <w:rPr>
+          <w:sz w:val="28"/>
+          <w:szCs w:val="24"/>
+        </w:rPr>
+      </w:pPr>
+      <w:r>
+        <w:rPr>
+          <w:b/>
+          <w:bCs/>
+          <w:sz w:val="28"/>
+          <w:szCs w:val="24"/>
+        </w:rPr>
+        <w:t>Xác minh thông tin:</w:t>
+      </w:r>
+      <w:r>
+        <w:rPr>
+          <w:sz w:val="28"/>
+          <w:szCs w:val="24"/>
+        </w:rPr>
+        <w:t xml:space="preserve"> Kiểm tra thông tin người yêu cầu và nội dung hỗ trợ. </w:t>
+      </w:r>
+    </w:p>
+    <w:p>
+      <w:pPr>
+        <w:numPr>
+          <w:ilvl w:val="0"/>
+          <w:numId w:val="19"/>
+        </w:numPr>
+        <w:rPr>
+          <w:sz w:val="28"/>
+          <w:szCs w:val="24"/>
+        </w:rPr>
+      </w:pPr>
+      <w:r>
+        <w:rPr>
+          <w:b/>
+          <w:bCs/>
+          <w:sz w:val="28"/>
+          <w:szCs w:val="24"/>
+        </w:rPr>
+        <w:t>Phân loại yêu cầu:</w:t>
+      </w:r>
+      <w:r>
+        <w:rPr>
+          <w:sz w:val="28"/>
+          <w:szCs w:val="24"/>
+        </w:rPr>
+        <w:t xml:space="preserve"> Xác định loại yêu cầu và mức độ ưu tiên. </w:t>
+      </w:r>
+    </w:p>
+    <w:p>
+      <w:pPr>
+        <w:numPr>
+          <w:ilvl w:val="0"/>
+          <w:numId w:val="19"/>
+        </w:numPr>
+        <w:rPr>
+          <w:sz w:val="28"/>
+          <w:szCs w:val="24"/>
+        </w:rPr>
+      </w:pPr>
+      <w:r>
+        <w:rPr>
+          <w:b/>
+          <w:bCs/>
+          <w:sz w:val="28"/>
+          <w:szCs w:val="24"/>
+        </w:rPr>
+        <w:lastRenderedPageBreak/>
+        <w:t>Hướng dẫn hoặc chuyển xử lý:</w:t>
+      </w:r>
+      <w:r>
+        <w:rPr>
+          <w:sz w:val="28"/>
+          <w:szCs w:val="24"/>
+        </w:rPr>
+        <w:t xml:space="preserve"> Giải đáp trực tiếp hoặc chuyển đơn vị chuyên môn. </w:t>
+      </w:r>
+    </w:p>
+    <w:p>
+      <w:pPr>
+        <w:numPr>
+          <w:ilvl w:val="0"/>
+          <w:numId w:val="19"/>
+        </w:numPr>
+        <w:rPr>
+          <w:sz w:val="28"/>
+          <w:szCs w:val="24"/>
+        </w:rPr>
+      </w:pPr>
+      <w:r>
+        <w:rPr>
+          <w:b/>
+          <w:bCs/>
+          <w:sz w:val="28"/>
+          <w:szCs w:val="24"/>
+        </w:rPr>
+        <w:t>Theo dõi kết quả:</w:t>
+      </w:r>
+      <w:r>
+        <w:rPr>
+          <w:sz w:val="28"/>
+          <w:szCs w:val="24"/>
+        </w:rPr>
+        <w:t xml:space="preserve"> Theo dõi tiến độ giải quyết. </w:t>
+      </w:r>
+    </w:p>
+    <w:p>
+      <w:pPr>
+        <w:numPr>
+          <w:ilvl w:val="0"/>
+          <w:numId w:val="19"/>
+        </w:numPr>
+        <w:rPr>
+          <w:sz w:val="28"/>
+          <w:szCs w:val="24"/>
+        </w:rPr>
+      </w:pPr>
+      <w:r>
+        <w:rPr>
+          <w:b/>
+          <w:bCs/>
+          <w:sz w:val="28"/>
+          <w:szCs w:val="24"/>
+        </w:rPr>
+        <w:t>Kết thúc yêu cầu:</w:t>
+      </w:r>
+      <w:r>
+        <w:rPr>
+          <w:sz w:val="28"/>
+          <w:szCs w:val="24"/>
+        </w:rPr>
+        <w:t xml:space="preserve"> Đóng yêu cầu sau khi hoàn thành hỗ trợ. </w:t>
+      </w:r>
+    </w:p>
+    <w:p>
+      <w:pPr>
+        <w:rPr>
+          <w:b/>
+          <w:bCs/>
+          <w:sz w:val="28"/>
+          <w:szCs w:val="24"/>
+        </w:rPr>
+      </w:pPr>
+      <w:r>
+        <w:rPr>
+          <w:b/>
+          <w:bCs/>
+          <w:sz w:val="28"/>
+          <w:szCs w:val="24"/>
+        </w:rPr>
+        <w:t>ĐỐI TƯỢNG KHÁCH HÀNG</w:t>
+      </w:r>
+    </w:p>
+    <w:p>
+      <w:pPr>
+        <w:rPr>
+          <w:sz w:val="28"/>
+          <w:szCs w:val="24"/>
+        </w:rPr>
+      </w:pPr>
+      <w:r>
+        <w:rPr>
+          <w:sz w:val="28"/>
+          <w:szCs w:val="24"/>
+        </w:rPr>
+        <w:t>Người dân, tổ chức và cán bộ sử dụng hệ thống thông tin giải quyết thủ tục hành chính.</w:t>
+      </w:r>
+    </w:p>
+    <w:p>
+      <w:pPr>
+        <w:rPr>
+          <w:b/>
+          <w:bCs/>
+          <w:sz w:val="28"/>
+          <w:szCs w:val="24"/>
+        </w:rPr>
+      </w:pPr>
+      <w:r>
+        <w:rPr>
+          <w:b/>
+          <w:bCs/>
+          <w:sz w:val="28"/>
+          <w:szCs w:val="24"/>
+        </w:rPr>
+        <w:t>CÁC KẾT QUẢ CÓ THỂ XẢY RA</w:t>
+      </w:r>
+    </w:p>
+    <w:p>
+      <w:pPr>
+        <w:numPr>
+          <w:ilvl w:val="0"/>
+          <w:numId w:val="20"/>
+        </w:numPr>
+        <w:rPr>
+          <w:sz w:val="28"/>
+          <w:szCs w:val="24"/>
+        </w:rPr>
+      </w:pPr>
+      <w:r>
+        <w:rPr>
+          <w:sz w:val="28"/>
+          <w:szCs w:val="24"/>
+        </w:rPr>
+        <w:t xml:space="preserve">Yêu cầu được giải đáp. </w:t>
+      </w:r>
+    </w:p>
+    <w:p>
+      <w:pPr>
+        <w:numPr>
+          <w:ilvl w:val="0"/>
+          <w:numId w:val="20"/>
+        </w:numPr>
+        <w:rPr>
+          <w:sz w:val="28"/>
+          <w:szCs w:val="24"/>
+        </w:rPr>
+      </w:pPr>
+      <w:r>
+        <w:rPr>
+          <w:sz w:val="28"/>
+          <w:szCs w:val="24"/>
+        </w:rPr>
+        <w:t xml:space="preserve">Yêu cầu được chuyển đơn vị chuyên môn. </w:t>
+      </w:r>
+    </w:p>
+    <w:p>
+      <w:pPr>
+        <w:numPr>
+          <w:ilvl w:val="0"/>
+          <w:numId w:val="20"/>
+        </w:numPr>
+        <w:rPr>
+          <w:sz w:val="28"/>
+          <w:szCs w:val="24"/>
+        </w:rPr>
+      </w:pPr>
+      <w:r>
+        <w:rPr>
+          <w:sz w:val="28"/>
+          <w:szCs w:val="24"/>
+        </w:rPr>
+        <w:t xml:space="preserve">Yêu cầu được đóng sau khi hoàn thành. </w:t>
+      </w:r>
+    </w:p>
+    <w:p>
+      <w:pPr>
+        <w:numPr>
+          <w:ilvl w:val="0"/>
+          <w:numId w:val="20"/>
+        </w:numPr>
+        <w:rPr>
+          <w:sz w:val="28"/>
+          <w:szCs w:val="24"/>
+        </w:rPr>
+      </w:pPr>
+      <w:r>
+        <w:rPr>
+          <w:sz w:val="28"/>
+          <w:szCs w:val="24"/>
+        </w:rPr>
+        <w:t xml:space="preserve">Yêu cầu được ghi nhận để tiếp tục theo dõi. </w:t>
+      </w:r>
+    </w:p>
+    <w:p>
+      <w:pPr>
+        <w:rPr>
+          <w:sz w:val="28"/>
+          <w:szCs w:val="24"/>
+        </w:rPr>
+      </w:pPr>
+      <w:r>
+        <w:rPr>
+          <w:b/>
+          <w:bCs/>
+          <w:sz w:val="28"/>
+          <w:szCs w:val="24"/>
+        </w:rPr>
+        <w:t>Nguồn:</w:t>
+      </w:r>
+      <w:r>
+        <w:rPr>
+          <w:sz w:val="28"/>
+          <w:szCs w:val="24"/>
+        </w:rPr>
+        <w:t xml:space="preserve"> Quy chế vận hành Hệ thống 1022 và tài liệu hướng dẫn hỗ trợ người dùng của Cổng Dịch vụ công.</w:t>
+      </w:r>
+    </w:p>
+    <w:p>
+      <w:pPr>
+        <w:rPr>
+          <w:b/>
+          <w:bCs/>
+          <w:sz w:val="28"/>
+          <w:szCs w:val="24"/>
+          <w:lang w:val="vi-VN"/>
+        </w:rPr>
+      </w:pPr>
+    </w:p>
+    <w:p>
+      <w:pPr>
+        <w:rPr>
+          <w:b/>
+          <w:bCs/>
+          <w:sz w:val="28"/>
+          <w:szCs w:val="24"/>
+          <w:lang w:val="vi-VN"/>
+        </w:rPr>
+      </w:pPr>
+      <w:r>
+        <w:rPr>
+          <w:b/>
+          <w:bCs/>
+          <w:sz w:val="28"/>
+          <w:szCs w:val="24"/>
+          <w:lang w:val="vi-VN"/>
+        </w:rPr>
+        <w:t xml:space="preserve">2.1.4.5 Quản trị kỹ thuật và vận hành hệ </w:t>
+      </w:r>
+      <w:r>
+        <w:rPr>
+          <w:b/>
+          <w:bCs/>
+          <w:sz w:val="28"/>
+          <w:szCs w:val="24"/>
+          <w:lang w:val="vi-VN"/>
+        </w:rPr>
+        <w:t>thống</w:t>
+      </w:r>
+      <w:r>
+        <w:rPr>
+          <w:b/>
+          <w:bCs/>
+          <w:sz w:val="28"/>
+          <w:szCs w:val="24"/>
+          <w:lang w:val="vi-VN"/>
+        </w:rPr>
+        <w:t xml:space="preserve"> và kiến nghị</w:t>
+      </w:r>
+    </w:p>
+    <w:p>
+      <w:pPr>
+        <w:rPr>
+          <w:lang w:val="vi-VN"/>
+        </w:rPr>
+      </w:pPr>
+      <w:r>
+        <w:rPr>
+          <w:lang w:val="vi-VN"/>
+        </w:rPr>
+        <w:drawing>
+          <wp:inline distT="0" distB="0" distL="0" distR="0" wp14:anchorId="2B9E1732" wp14:editId="4E79C814">
+            <wp:extent cx="5731510" cy="554355"/>
+            <wp:effectExtent l="0" t="0" r="2540" b="0"/>
+            <wp:docPr id="1122372728" name="Picture 1"/>
+            <wp:cNvGraphicFramePr>
+              <a:graphicFrameLocks xmlns:a="http://schemas.openxmlformats.org/drawingml/2006/main" noChangeAspect="1"/>
+            </wp:cNvGraphicFramePr>
+            <a:graphic xmlns:a="http://schemas.openxmlformats.org/drawingml/2006/main">
+              <a:graphicData uri="http://schemas.openxmlformats.org/drawingml/2006/picture">
+                <pic:pic xmlns:pic="http://schemas.openxmlformats.org/drawingml/2006/picture">
+                  <pic:nvPicPr>
+                    <pic:cNvPr id="1122372728" name=""/>
+                    <pic:cNvPicPr/>
+                  </pic:nvPicPr>
+                  <pic:blipFill>
+                    <a:blip r:embed="rId13"/>
+                    <a:stretch>
+                      <a:fillRect/>
+                    </a:stretch>
+                  </pic:blipFill>
+                  <pic:spPr>
+                    <a:xfrm>
+                      <a:off x="0" y="0"/>
+                      <a:ext cx="5731510" cy="554355"/>
+                    </a:xfrm>
+                    <a:prstGeom prst="rect">
+                      <a:avLst/>
+                    </a:prstGeom>
+                  </pic:spPr>
+                </pic:pic>
+              </a:graphicData>
+            </a:graphic>
+          </wp:inline>
+        </w:drawing>
+      </w:r>
+    </w:p>
+    <w:p>
+      <w:pPr>
+        <w:rPr>
+          <w:b/>
+          <w:bCs/>
+        </w:rPr>
+      </w:pPr>
+      <w:r>
+        <w:rPr>
+          <w:b/>
+          <w:bCs/>
+        </w:rPr>
+        <w:t>TÁC NHÂN THỰC HIỆN</w:t>
+      </w:r>
+    </w:p>
+    <w:p>
+      <w:pPr>
+        <w:numPr>
+          <w:ilvl w:val="0"/>
+          <w:numId w:val="21"/>
+        </w:numPr>
+      </w:pPr>
+      <w:r>
+        <w:t xml:space="preserve">Quản trị viên hệ thống. </w:t>
+      </w:r>
+    </w:p>
+    <w:p>
+      <w:pPr>
+        <w:numPr>
+          <w:ilvl w:val="0"/>
+          <w:numId w:val="21"/>
+        </w:numPr>
+      </w:pPr>
+      <w:r>
+        <w:t xml:space="preserve">Bộ phận kỹ thuật. </w:t>
+      </w:r>
+    </w:p>
+    <w:p>
+      <w:pPr>
+        <w:numPr>
+          <w:ilvl w:val="0"/>
+          <w:numId w:val="21"/>
+        </w:numPr>
+      </w:pPr>
+      <w:r>
+        <w:t xml:space="preserve">Hệ thống giám sát. </w:t>
+      </w:r>
+    </w:p>
+    <w:p>
+      <w:pPr>
+        <w:numPr>
+          <w:ilvl w:val="0"/>
+          <w:numId w:val="21"/>
+        </w:numPr>
+      </w:pPr>
+      <w:r>
+        <w:t xml:space="preserve">Đơn vị vận hành hạ tầng. </w:t>
+      </w:r>
+    </w:p>
+    <w:p>
+      <w:pPr>
+        <w:rPr>
+          <w:b/>
+          <w:bCs/>
+        </w:rPr>
+      </w:pPr>
+      <w:r>
+        <w:rPr>
+          <w:b/>
+          <w:bCs/>
+        </w:rPr>
+        <w:t>MÔ TẢ QUY TRÌNH</w:t>
+      </w:r>
+    </w:p>
+    <w:p>
+      <w:pPr>
+        <w:numPr>
+          <w:ilvl w:val="0"/>
+          <w:numId w:val="22"/>
+        </w:numPr>
+      </w:pPr>
+      <w:r>
+        <w:rPr>
+          <w:b/>
+          <w:bCs/>
+        </w:rPr>
+        <w:t>Giám sát hệ thống:</w:t>
+      </w:r>
+      <w:r>
+        <w:t xml:space="preserve"> Theo dõi tình trạng hoạt động của hệ thống. </w:t>
+      </w:r>
+    </w:p>
+    <w:p>
+      <w:pPr>
+        <w:numPr>
+          <w:ilvl w:val="0"/>
+          <w:numId w:val="22"/>
+        </w:numPr>
+      </w:pPr>
+      <w:r>
+        <w:rPr>
+          <w:b/>
+          <w:bCs/>
+        </w:rPr>
+        <w:t>Phát hiện sự cố:</w:t>
+      </w:r>
+      <w:r>
+        <w:t xml:space="preserve"> Ghi nhận các lỗi hoặc cảnh báo phát sinh. </w:t>
+      </w:r>
+    </w:p>
+    <w:p>
+      <w:pPr>
+        <w:numPr>
+          <w:ilvl w:val="0"/>
+          <w:numId w:val="22"/>
+        </w:numPr>
+      </w:pPr>
+      <w:r>
+        <w:rPr>
+          <w:b/>
+          <w:bCs/>
+        </w:rPr>
+        <w:lastRenderedPageBreak/>
+        <w:t>Tiếp nhận sự cố:</w:t>
+      </w:r>
+      <w:r>
+        <w:t xml:space="preserve"> Bộ phận kỹ thuật tiếp nhận thông tin và phân công xử lý. </w:t>
+      </w:r>
+    </w:p>
+    <w:p>
+      <w:pPr>
+        <w:numPr>
+          <w:ilvl w:val="0"/>
+          <w:numId w:val="22"/>
+        </w:numPr>
+      </w:pPr>
+      <w:r>
+        <w:rPr>
+          <w:b/>
+          <w:bCs/>
+        </w:rPr>
+        <w:t>Khắc phục sự cố:</w:t>
+      </w:r>
+      <w:r>
+        <w:t xml:space="preserve"> Thực hiện xử lý và khôi phục hệ thống. </w:t>
+      </w:r>
+    </w:p>
+    <w:p>
+      <w:pPr>
+        <w:numPr>
+          <w:ilvl w:val="0"/>
+          <w:numId w:val="22"/>
+        </w:numPr>
+      </w:pPr>
+      <w:r>
+        <w:rPr>
+          <w:b/>
+          <w:bCs/>
+        </w:rPr>
+        <w:t>Kiểm tra kết quả:</w:t>
+      </w:r>
+      <w:r>
+        <w:t xml:space="preserve"> Kiểm tra hệ thống sau khi khắc phục. </w:t>
+      </w:r>
+    </w:p>
+    <w:p>
+      <w:pPr>
+        <w:numPr>
+          <w:ilvl w:val="0"/>
+          <w:numId w:val="22"/>
+        </w:numPr>
+      </w:pPr>
+      <w:r>
+        <w:rPr>
+          <w:b/>
+          <w:bCs/>
+        </w:rPr>
+        <w:t>Cập nhật hệ thống:</w:t>
+      </w:r>
+      <w:r>
+        <w:t xml:space="preserve"> Ghi nhận kết quả xử lý và cập nhật trạng thái vận hành. </w:t>
+      </w:r>
+    </w:p>
+    <w:p>
+      <w:pPr>
+        <w:rPr>
+          <w:b/>
+          <w:bCs/>
+        </w:rPr>
+      </w:pPr>
+      <w:r>
+        <w:rPr>
+          <w:b/>
+          <w:bCs/>
+        </w:rPr>
+        <w:t>ĐỐI TƯỢNG KHÁCH HÀNG</w:t>
+      </w:r>
+    </w:p>
+    <w:p>
+      <w:r>
+        <w:t>Cơ quan quản lý, cán bộ vận hành và người sử dụng hệ thống thông tin giải quyết thủ tục hành chính.</w:t>
+      </w:r>
+    </w:p>
+    <w:p>
+      <w:pPr>
+        <w:rPr>
+          <w:b/>
+          <w:bCs/>
+        </w:rPr>
+      </w:pPr>
+      <w:r>
+        <w:rPr>
+          <w:b/>
+          <w:bCs/>
+        </w:rPr>
+        <w:t>CÁC KẾT QUẢ CÓ THỂ XẢY RA</w:t>
+      </w:r>
+    </w:p>
+    <w:p>
+      <w:pPr>
+        <w:numPr>
+          <w:ilvl w:val="0"/>
+          <w:numId w:val="23"/>
+        </w:numPr>
+      </w:pPr>
+      <w:r>
+        <w:t xml:space="preserve">Hệ thống hoạt động ổn định sau khi xử lý. </w:t>
+      </w:r>
+    </w:p>
+    <w:p>
+      <w:pPr>
+        <w:numPr>
+          <w:ilvl w:val="0"/>
+          <w:numId w:val="23"/>
+        </w:numPr>
+      </w:pPr>
+      <w:r>
+        <w:t xml:space="preserve">Sự cố được khắc phục và đóng. </w:t>
+      </w:r>
+    </w:p>
+    <w:p>
+      <w:pPr>
+        <w:numPr>
+          <w:ilvl w:val="0"/>
+          <w:numId w:val="23"/>
+        </w:numPr>
+      </w:pPr>
+      <w:r>
+        <w:t xml:space="preserve">Tiếp tục theo dõi đối với sự cố chưa xử lý dứt điểm. </w:t>
+      </w:r>
+    </w:p>
+    <w:p>
+      <w:pPr>
+        <w:numPr>
+          <w:ilvl w:val="0"/>
+          <w:numId w:val="23"/>
+        </w:numPr>
+      </w:pPr>
+      <w:r>
+        <w:t xml:space="preserve">Thực hiện bảo trì hoặc nâng cấp hệ thống khi cần thiết. </w:t>
+      </w:r>
+    </w:p>
+    <w:p>
+      <w:r>
+        <w:rPr>
+          <w:b/>
+          <w:bCs/>
+        </w:rPr>
+        <w:t>Nguồn:</w:t>
+      </w:r>
+      <w:r>
+        <w:t xml:space="preserve"> Các quy định về quản lý, vận hành hệ thống thông tin trong cơ quan nhà nước và quy chế vận hành Cổng Dịch vụ công Quốc gia.</w:t>
+      </w:r>
+    </w:p>
+    <w:p>
+      <w:pPr>
+        <w:rPr>
+          <w:lang w:val="vi-VN"/>
+        </w:rPr>
+      </w:pPr>
+    </w:p>
+    <w:p>
+      <w:pPr>
+        <w:pStyle w:val="Heading3"/>
+      </w:pPr>
+      <w:bookmarkStart w:id="19" w:name="_Toc236264129"/>
+      <w:r>
+        <w:t>2.2 Mô hình hóa quy trình quản lý (Processs Management).</w:t>
+      </w:r>
+      <w:bookmarkEnd w:id="19"/>
+    </w:p>
+    <w:p>
+      <w:pPr>
+        <w:pStyle w:val="Heading3"/>
+      </w:pPr>
+      <w:bookmarkStart w:id="20" w:name="_Toc236264130"/>
+      <w:r>
+        <w:t>2.3 Mô hình hóa quy trình cốt lõi (Processs Core).</w:t>
+      </w:r>
+      <w:bookmarkEnd w:id="20"/>
+    </w:p>
+    <w:p>
+      <w:pPr>
+        <w:pStyle w:val="Heading3"/>
+      </w:pPr>
+      <w:bookmarkStart w:id="21" w:name="_Toc236264131"/>
+      <w:r>
+        <w:t>2.4 Mô hình hóa quy trình hỗ trợ (Processs Support)</w:t>
+      </w:r>
+      <w:bookmarkEnd w:id="21"/>
+    </w:p>
+    <w:p>
+      <w:pPr>
+        <w:jc w:val="both"/>
+        <w:rPr>
+          <w:rFonts w:cs="Times New Roman"/>
+          <w:szCs w:val="26"/>
+          <w:lang w:val="vi-VN"/>
+        </w:rPr>
+      </w:pPr>
+      <w:r>
+        <w:rPr>
+          <w:noProof/>
+        </w:rPr>
+        <mc:AlternateContent>
+          <mc:Choice Requires="wps">
+            <w:drawing>
+              <wp:anchor distT="0" distB="0" distL="114300" distR="114300" simplePos="0" relativeHeight="251674624" behindDoc="0" locked="0" layoutInCell="1" allowOverlap="1" wp14:anchorId="20151C32" wp14:editId="64E76F52">
+                <wp:simplePos x="0" y="0"/>
+                <wp:positionH relativeFrom="margin">
+                  <wp:align>left</wp:align>
+                </wp:positionH>
+                <wp:positionV relativeFrom="paragraph">
+                  <wp:posOffset>101209</wp:posOffset>
+                </wp:positionV>
+                <wp:extent cx="1630018" cy="333402"/>
+                <wp:effectExtent l="0" t="0" r="0" b="9525"/>
+                <wp:wrapNone/>
+                <wp:docPr id="2091716077" name="Rectangle 9"/>
+                <wp:cNvGraphicFramePr/>
+                <a:graphic xmlns:a="http://schemas.openxmlformats.org/drawingml/2006/main">
+                  <a:graphicData uri="http://schemas.microsoft.com/office/word/2010/wordprocessingShape">
+                    <wps:wsp>
+                      <wps:cNvSpPr/>
+                      <wps:spPr>
+                        <a:xfrm>
+                          <a:off x="0" y="0"/>
+                          <a:ext cx="1630018" cy="333402"/>
+                        </a:xfrm>
+                        <a:prstGeom prst="rect">
+                          <a:avLst/>
+                        </a:prstGeom>
+                        <a:noFill/>
+                        <a:ln>
+                          <a:noFill/>
+                        </a:ln>
+                      </wps:spPr>
+                      <wps:style>
+                        <a:lnRef idx="0">
+                          <a:scrgbClr r="0" g="0" b="0"/>
+                        </a:lnRef>
+                        <a:fillRef idx="0">
+                          <a:scrgbClr r="0" g="0" b="0"/>
+                        </a:fillRef>
+                        <a:effectRef idx="0">
+                          <a:scrgbClr r="0" g="0" b="0"/>
+                        </a:effectRef>
+                        <a:fontRef idx="minor">
+                          <a:schemeClr val="accent2"/>
+                        </a:fontRef>
+                      </wps:style>
+                      <wps:txbx>
+                        <w:txbxContent>
+                          <w:p>
+                            <w:pPr>
+                              <w:rPr>
+                                <w:b/>
+                                <w:bCs/>
+                                <w:color w:val="FFFFFF" w:themeColor="background1"/>
+                              </w:rPr>
+                            </w:pPr>
+                            <w:r>
+                              <w:rPr>
+                                <w:b/>
+                                <w:bCs/>
+                                <w:color w:val="FFFFFF" w:themeColor="background1"/>
+                              </w:rPr>
+                              <w:t>Quy trình hỗ trợ</w:t>
+                            </w:r>
+                          </w:p>
+                        </w:txbxContent>
+                      </wps:txbx>
+                      <wps:bodyPr rot="0" spcFirstLastPara="0" vertOverflow="overflow" horzOverflow="overflow" vert="horz" wrap="square" lIns="91440" tIns="45720" rIns="91440" bIns="45720" numCol="1" spcCol="0" rtlCol="0" fromWordArt="0" anchor="ctr" anchorCtr="0" forceAA="0" compatLnSpc="1">
+                        <a:prstTxWarp prst="textNoShape">
+                          <a:avLst/>
+                        </a:prstTxWarp>
+                        <a:noAutofit/>
+                      </wps:bodyPr>
+                    </wps:wsp>
+                  </a:graphicData>
+                </a:graphic>
+                <wp14:sizeRelH relativeFrom="margin">
+                  <wp14:pctWidth>0</wp14:pctWidth>
+                </wp14:sizeRelH>
+                <wp14:sizeRelV relativeFrom="margin">
+                  <wp14:pctHeight>0</wp14:pctHeight>
+                </wp14:sizeRelV>
+              </wp:anchor>
+            </w:drawing>
+          </mc:Choice>
+          <mc:Fallback>
+            <w:pict>
+              <v:rect w14:anchorId="20151C32" id="_x0000_s1043" style="position:absolute;left:0;text-align:left;margin-left:0;margin-top:7.95pt;width:128.35pt;height:26.25pt;z-index:251674624;visibility:visible;mso-wrap-style:square;mso-width-percent:0;mso-height-percent:0;mso-wrap-distance-left:9pt;mso-wrap-distance-top:0;mso-wrap-distance-right:9pt;mso-wrap-distance-bottom:0;mso-position-horizontal:left;mso-position-horizontal-relative:margin;mso-position-vertical:absolute;mso-position-vertical-relative:text;mso-width-percent:0;mso-height-percent:0;mso-width-relative:margin;mso-height-relative:margin;v-text-anchor:middle" o:gfxdata="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" filled="f" stroked="f">
+                <v:textbox>
+                  <w:txbxContent>
+                    <w:p>
+                      <w:pPr>
+                        <w:rPr>
+                          <w:b/>
+                          <w:bCs/>
+                          <w:color w:val="FFFFFF" w:themeColor="background1"/>
+                        </w:rPr>
+                      </w:pPr>
+                      <w:r>
+                        <w:rPr>
+                          <w:b/>
+                          <w:bCs/>
+                          <w:color w:val="FFFFFF" w:themeColor="background1"/>
+                        </w:rPr>
+                        <w:t>Quy trình hỗ trợ</w:t>
+                      </w:r>
+                    </w:p>
+                  </w:txbxContent>
+                </v:textbox>
+                <w10:wrap anchorx="margin"/>
+              </v:rect>
+            </w:pict>
+          </mc:Fallback>
+        </mc:AlternateContent>
+      </w:r>
+    </w:p>
+    <w:p>
+      <w:pPr>
+        <w:rPr>
+          <w:lang w:val="vi-VN"/>
+        </w:rPr>
+      </w:pPr>
+    </w:p>
+    <w:p>
+      <w:pPr>
+        <w:rPr>
+          <w:rFonts w:cs="Times New Roman"/>
+          <w:szCs w:val="26"/>
+        </w:rPr>
+      </w:pPr>
+      <w:r>
+        <w:rPr>
+          <w:rFonts w:cs="Times New Roman"/>
+          <w:szCs w:val="26"/>
         </w:rPr>
         <w:br w:type="page"/>
       </w:r>
@@ -2444,7 +7213,7 @@
       <w:pPr>
         <w:pStyle w:val="Heading1"/>
       </w:pPr>
-      <w:bookmarkStart w:id="9" w:name="_Toc162996933"/>
+      <w:bookmarkStart w:id="22" w:name="_Toc162996933"/>
       <w:r>
         <w:lastRenderedPageBreak/>
         <w:t xml:space="preserve">Chương III. </w:t>
@@ -2455,13 +7224,13 @@
       <w:r>
         <w:t>.</w:t>
       </w:r>
-      <w:bookmarkEnd w:id="9"/>
+      <w:bookmarkEnd w:id="22"/>
     </w:p>
     <w:p>
       <w:pPr>
         <w:pStyle w:val="Heading1"/>
       </w:pPr>
-      <w:bookmarkStart w:id="10" w:name="_Toc162996934"/>
+      <w:bookmarkStart w:id="23" w:name="_Toc162996934"/>
     </w:p>
     <w:p>
       <w:pPr>
@@ -2532,7 +7301,7 @@
       <w:r>
         <w:t>.</w:t>
       </w:r>
-      <w:bookmarkEnd w:id="10"/>
+      <w:bookmarkEnd w:id="23"/>
     </w:p>
     <w:p>
       <w:pPr>
@@ -2640,12 +7409,12 @@
       <w:pPr>
         <w:pStyle w:val="Heading1"/>
       </w:pPr>
-      <w:bookmarkStart w:id="11" w:name="_Toc162996935"/>
+      <w:bookmarkStart w:id="24" w:name="_Toc162996935"/>
       <w:r>
         <w:lastRenderedPageBreak/>
         <w:t>NGUỒN THAM KHẢO</w:t>
       </w:r>
-      <w:bookmarkEnd w:id="11"/>
+      <w:bookmarkEnd w:id="24"/>
     </w:p>
     <w:p>
       <w:pPr>
@@ -2656,7 +7425,7 @@
         </w:numPr>
         <w:jc w:val="both"/>
       </w:pPr>
-      <w:hyperlink r:id="rId9" w:anchor="ID0EBBF=Getting_started" w:history="1">
+      <w:hyperlink r:id="rId14" w:anchor="ID0EBBF=Getting_started" w:history="1">
         <w:r>
           <w:rPr>
             <w:rStyle w:val="Hyperlink"/>
@@ -2730,8 +7499,8 @@
     <w:p/>
     <w:p/>
     <w:sectPr>
-      <w:headerReference w:type="default" r:id="rId10"/>
-      <w:footerReference w:type="default" r:id="rId11"/>
+      <w:headerReference w:type="default" r:id="rId15"/>
+      <w:footerReference w:type="default" r:id="rId16"/>
       <w:pgSz w:w="11906" w:h="16838" w:code="9"/>
       <w:pgMar w:top="1440" w:right="1440" w:bottom="1440" w:left="1440" w:header="720" w:footer="720" w:gutter="0"/>
       <w:pgBorders w:display="firstPage" w:offsetFrom="page">
@@ -2750,7 +7519,7 @@
 </file>
 
 <file path=word/endnotes.xml><?xml version="1.0" encoding="utf-8"?>
-<w:endnotes xmlns:wpc="http://schemas.microsoft.com/office/word/2010/wordprocessingCanvas" xmlns:cx="http://schemas.microsoft.com/office/drawing/2014/chartex" xmlns:cx1="http://schemas.microsoft.com/office/drawing/2015/9/8/chartex" xmlns:cx2="http://schemas.microsoft.com/office/drawing/2015/10/21/chartex" xmlns:cx3="http://schemas.microsoft.com/office/drawing/2016/5/9/chartex" xmlns:cx4="http://schemas.microsoft.com/office/drawing/2016/5/10/chartex" xmlns:cx5="http://schemas.microsoft.com/office/drawing/2016/5/11/chartex" xmlns:cx6="http://schemas.microsoft.com/office/drawing/2016/5/12/chartex" xmlns:cx7="http://schemas.microsoft.com/office/drawing/2016/5/13/chartex" xmlns:cx8="http://schemas.microsoft.com/office/drawing/2016/5/14/chartex" xmlns:mc="http://schemas.openxmlformats.org/markup-compatibility/2006" xmlns:aink="http://schemas.microsoft.com/office/drawing/2016/ink" xmlns:am3d="http://schemas.microsoft.com/office/drawing/2017/model3d" xmlns:o="urn:schemas-microsoft-com:office:office" xmlns:oel="http://schemas.microsoft.com/office/2019/extlst" xmlns:r="http://schemas.openxmlformats.org/officeDocument/2006/relationships" xmlns:m="http://schemas.openxmlformats.org/officeDocument/2006/math" xmlns:v="urn:schemas-microsoft-com:vml" xmlns:wp14="http://schemas.microsoft.com/office/word/2010/wordprocessingDrawing" xmlns:wp="http://schemas.openxmlformats.org/drawingml/2006/wordprocessingDrawing" xmlns:w10="urn:schemas-microsoft-com:office:word" xmlns:w="http://schemas.openxmlformats.org/wordprocessingml/2006/main" xmlns:w14="http://schemas.microsoft.com/office/word/2010/wordml" xmlns:w15="http://schemas.microsoft.com/office/word/2012/wordml" xmlns:w16cex="http://schemas.microsoft.com/office/word/2018/wordml/cex" xmlns:w16cid="http://schemas.microsoft.com/office/word/2016/wordml/cid" xmlns:w16="http://schemas.microsoft.com/office/word/2018/wordml" xmlns:w16du="http://schemas.microsoft.com/office/word/2023/wordml/word16du" xmlns:w16sdtdh="http://schemas.microsoft.com/office/word/2020/wordml/sdtdatahash" xmlns:w16sdtfl="http://schemas.microsoft.com/office/word/2024/wordml/sdtformatlock" xmlns:w16se="http://schemas.microsoft.com/office/word/2015/wordml/symex" xmlns:wpg="http://schemas.microsoft.com/office/word/2010/wordprocessingGroup" xmlns:wpi="http://schemas.microsoft.com/office/word/2010/wordprocessingInk" xmlns:wne="http://schemas.microsoft.com/office/word/2006/wordml" xmlns:wps="http://schemas.microsoft.com/office/word/2010/wordprocessingShape" mc:Ignorable="w14 w15 w16se w16cid w16 w16cex w16sdtdh w16sdtfl w16du wp14">
+<w:endnotes xmlns:wpc="http://schemas.microsoft.com/office/word/2010/wordprocessingCanvas" xmlns:cx="http://schemas.microsoft.com/office/drawing/2014/chartex" xmlns:cx1="http://schemas.microsoft.com/office/drawing/2015/9/8/chartex" xmlns:cx2="http://schemas.microsoft.com/office/drawing/2015/10/21/chartex" xmlns:cx3="http://schemas.microsoft.com/office/drawing/2016/5/9/chartex" xmlns:cx4="http://schemas.microsoft.com/office/drawing/2016/5/10/chartex" xmlns:cx5="http://schemas.microsoft.com/office/drawing/2016/5/11/chartex" xmlns:cx6="http://schemas.microsoft.com/office/drawing/2016/5/12/chartex" xmlns:cx7="http://schemas.microsoft.com/office/drawing/2016/5/13/chartex" xmlns:cx8="http://schemas.microsoft.com/office/drawing/2016/5/14/chartex" xmlns:mc="http://schemas.openxmlformats.org/markup-compatibility/2006" xmlns:aink="http://schemas.microsoft.com/office/drawing/2016/ink" xmlns:am3d="http://schemas.microsoft.com/office/drawing/2017/model3d" xmlns:o="urn:schemas-microsoft-com:office:office" xmlns:oel="http://schemas.microsoft.com/office/2019/extlst" xmlns:r="http://schemas.openxmlformats.org/officeDocument/2006/relationships" xmlns:m="http://schemas.openxmlformats.org/officeDocument/2006/math" xmlns:v="urn:schemas-microsoft-com:vml" xmlns:wp14="http://schemas.microsoft.com/office/word/2010/wordprocessingDrawing" xmlns:wp="http://schemas.openxmlformats.org/drawingml/2006/wordprocessingDrawing" xmlns:w10="urn:schemas-microsoft-com:office:word" xmlns:w="http://schemas.openxmlformats.org/wordprocessingml/2006/main" xmlns:w14="http://schemas.microsoft.com/office/word/2010/wordml" xmlns:w15="http://schemas.microsoft.com/office/word/2012/wordml" xmlns:w16cei="http://schemas.microsoft.com/office/word/2026/wordml/cei" xmlns:w16cex="http://schemas.microsoft.com/office/word/2018/wordml/cex" xmlns:w16cid="http://schemas.microsoft.com/office/word/2016/wordml/cid" xmlns:w16="http://schemas.microsoft.com/office/word/2018/wordml" xmlns:w16du="http://schemas.microsoft.com/office/word/2023/wordml/word16du" xmlns:w16sdtdh="http://schemas.microsoft.com/office/word/2020/wordml/sdtdatahash" xmlns:w16sdtfl="http://schemas.microsoft.com/office/word/2024/wordml/sdtformatlock" xmlns:w16se="http://schemas.microsoft.com/office/word/2015/wordml/symex" xmlns:wpg="http://schemas.microsoft.com/office/word/2010/wordprocessingGroup" xmlns:wpi="http://schemas.microsoft.com/office/word/2010/wordprocessingInk" xmlns:wne="http://schemas.microsoft.com/office/word/2006/wordml" xmlns:wps="http://schemas.microsoft.com/office/word/2010/wordprocessingShape" mc:Ignorable="w14 w15 w16se w16cid w16 w16cex w16sdtdh w16sdtfl w16du wp14">
   <w:endnote w:type="separator" w:id="-1">
     <w:p>
       <w:pPr>
@@ -2775,7 +7544,7 @@
 </file>
 
 <file path=word/footer1.xml><?xml version="1.0" encoding="utf-8"?>
-<w:ftr xmlns:wpc="http://schemas.microsoft.com/office/word/2010/wordprocessingCanvas" xmlns:cx="http://schemas.microsoft.com/office/drawing/2014/chartex" xmlns:cx1="http://schemas.microsoft.com/office/drawing/2015/9/8/chartex" xmlns:cx2="http://schemas.microsoft.com/office/drawing/2015/10/21/chartex" xmlns:cx3="http://schemas.microsoft.com/office/drawing/2016/5/9/chartex" xmlns:cx4="http://schemas.microsoft.com/office/drawing/2016/5/10/chartex" xmlns:cx5="http://schemas.microsoft.com/office/drawing/2016/5/11/chartex" xmlns:cx6="http://schemas.microsoft.com/office/drawing/2016/5/12/chartex" xmlns:cx7="http://schemas.microsoft.com/office/drawing/2016/5/13/chartex" xmlns:cx8="http://schemas.microsoft.com/office/drawing/2016/5/14/chartex" xmlns:mc="http://schemas.openxmlformats.org/markup-compatibility/2006" xmlns:aink="http://schemas.microsoft.com/office/drawing/2016/ink" xmlns:am3d="http://schemas.microsoft.com/office/drawing/2017/model3d" xmlns:o="urn:schemas-microsoft-com:office:office" xmlns:oel="http://schemas.microsoft.com/office/2019/extlst" xmlns:r="http://schemas.openxmlformats.org/officeDocument/2006/relationships" xmlns:m="http://schemas.openxmlformats.org/officeDocument/2006/math" xmlns:v="urn:schemas-microsoft-com:vml" xmlns:wp14="http://schemas.microsoft.com/office/word/2010/wordprocessingDrawing" xmlns:wp="http://schemas.openxmlformats.org/drawingml/2006/wordprocessingDrawing" xmlns:w10="urn:schemas-microsoft-com:office:word" xmlns:w="http://schemas.openxmlformats.org/wordprocessingml/2006/main" xmlns:w14="http://schemas.microsoft.com/office/word/2010/wordml" xmlns:w15="http://schemas.microsoft.com/office/word/2012/wordml" xmlns:w16cex="http://schemas.microsoft.com/office/word/2018/wordml/cex" xmlns:w16cid="http://schemas.microsoft.com/office/word/2016/wordml/cid" xmlns:w16="http://schemas.microsoft.com/office/word/2018/wordml" xmlns:w16du="http://schemas.microsoft.com/office/word/2023/wordml/word16du" xmlns:w16sdtdh="http://schemas.microsoft.com/office/word/2020/wordml/sdtdatahash" xmlns:w16sdtfl="http://schemas.microsoft.com/office/word/2024/wordml/sdtformatlock" xmlns:w16se="http://schemas.microsoft.com/office/word/2015/wordml/symex" xmlns:wpg="http://schemas.microsoft.com/office/word/2010/wordprocessingGroup" xmlns:wpi="http://schemas.microsoft.com/office/word/2010/wordprocessingInk" xmlns:wne="http://schemas.microsoft.com/office/word/2006/wordml" xmlns:wps="http://schemas.microsoft.com/office/word/2010/wordprocessingShape" mc:Ignorable="w14 w15 w16se w16cid w16 w16cex w16sdtdh w16sdtfl w16du wp14">
+<w:ftr xmlns:wpc="http://schemas.microsoft.com/office/word/2010/wordprocessingCanvas" xmlns:cx="http://schemas.microsoft.com/office/drawing/2014/chartex" xmlns:cx1="http://schemas.microsoft.com/office/drawing/2015/9/8/chartex" xmlns:cx2="http://schemas.microsoft.com/office/drawing/2015/10/21/chartex" xmlns:cx3="http://schemas.microsoft.com/office/drawing/2016/5/9/chartex" xmlns:cx4="http://schemas.microsoft.com/office/drawing/2016/5/10/chartex" xmlns:cx5="http://schemas.microsoft.com/office/drawing/2016/5/11/chartex" xmlns:cx6="http://schemas.microsoft.com/office/drawing/2016/5/12/chartex" xmlns:cx7="http://schemas.microsoft.com/office/drawing/2016/5/13/chartex" xmlns:cx8="http://schemas.microsoft.com/office/drawing/2016/5/14/chartex" xmlns:mc="http://schemas.openxmlformats.org/markup-compatibility/2006" xmlns:aink="http://schemas.microsoft.com/office/drawing/2016/ink" xmlns:am3d="http://schemas.microsoft.com/office/drawing/2017/model3d" xmlns:o="urn:schemas-microsoft-com:office:office" xmlns:oel="http://schemas.microsoft.com/office/2019/extlst" xmlns:r="http://schemas.openxmlformats.org/officeDocument/2006/relationships" xmlns:m="http://schemas.openxmlformats.org/officeDocument/2006/math" xmlns:v="urn:schemas-microsoft-com:vml" xmlns:wp14="http://schemas.microsoft.com/office/word/2010/wordprocessingDrawing" xmlns:wp="http://schemas.openxmlformats.org/drawingml/2006/wordprocessingDrawing" xmlns:w10="urn:schemas-microsoft-com:office:word" xmlns:w="http://schemas.openxmlformats.org/wordprocessingml/2006/main" xmlns:w14="http://schemas.microsoft.com/office/word/2010/wordml" xmlns:w15="http://schemas.microsoft.com/office/word/2012/wordml" xmlns:w16cei="http://schemas.microsoft.com/office/word/2026/wordml/cei" xmlns:w16cex="http://schemas.microsoft.com/office/word/2018/wordml/cex" xmlns:w16cid="http://schemas.microsoft.com/office/word/2016/wordml/cid" xmlns:w16="http://schemas.microsoft.com/office/word/2018/wordml" xmlns:w16du="http://schemas.microsoft.com/office/word/2023/wordml/word16du" xmlns:w16sdtdh="http://schemas.microsoft.com/office/word/2020/wordml/sdtdatahash" xmlns:w16sdtfl="http://schemas.microsoft.com/office/word/2024/wordml/sdtformatlock" xmlns:w16se="http://schemas.microsoft.com/office/word/2015/wordml/symex" xmlns:wpg="http://schemas.microsoft.com/office/word/2010/wordprocessingGroup" xmlns:wpi="http://schemas.microsoft.com/office/word/2010/wordprocessingInk" xmlns:wne="http://schemas.microsoft.com/office/word/2006/wordml" xmlns:wps="http://schemas.microsoft.com/office/word/2010/wordprocessingShape" mc:Ignorable="w14 w15 w16se w16cid w16 w16cex w16sdtdh w16sdtfl w16du wp14">
   <w:sdt>
     <w:sdtPr>
       <w:id w:val="365795399"/>
@@ -2843,7 +7612,7 @@
 </file>
 
 <file path=word/footnotes.xml><?xml version="1.0" encoding="utf-8"?>
-<w:footnotes xmlns:wpc="http://schemas.microsoft.com/office/word/2010/wordprocessingCanvas" xmlns:cx="http://schemas.microsoft.com/office/drawing/2014/chartex" xmlns:cx1="http://schemas.microsoft.com/office/drawing/2015/9/8/chartex" xmlns:cx2="http://schemas.microsoft.com/office/drawing/2015/10/21/chartex" xmlns:cx3="http://schemas.microsoft.com/office/drawing/2016/5/9/chartex" xmlns:cx4="http://schemas.microsoft.com/office/drawing/2016/5/10/chartex" xmlns:cx5="http://schemas.microsoft.com/office/drawing/2016/5/11/chartex" xmlns:cx6="http://schemas.microsoft.com/office/drawing/2016/5/12/chartex" xmlns:cx7="http://schemas.microsoft.com/office/drawing/2016/5/13/chartex" xmlns:cx8="http://schemas.microsoft.com/office/drawing/2016/5/14/chartex" xmlns:mc="http://schemas.openxmlformats.org/markup-compatibility/2006" xmlns:aink="http://schemas.microsoft.com/office/drawing/2016/ink" xmlns:am3d="http://schemas.microsoft.com/office/drawing/2017/model3d" xmlns:o="urn:schemas-microsoft-com:office:office" xmlns:oel="http://schemas.microsoft.com/office/2019/extlst" xmlns:r="http://schemas.openxmlformats.org/officeDocument/2006/relationships" xmlns:m="http://schemas.openxmlformats.org/officeDocument/2006/math" xmlns:v="urn:schemas-microsoft-com:vml" xmlns:wp14="http://schemas.microsoft.com/office/word/2010/wordprocessingDrawing" xmlns:wp="http://schemas.openxmlformats.org/drawingml/2006/wordprocessingDrawing" xmlns:w10="urn:schemas-microsoft-com:office:word" xmlns:w="http://schemas.openxmlformats.org/wordprocessingml/2006/main" xmlns:w14="http://schemas.microsoft.com/office/word/2010/wordml" xmlns:w15="http://schemas.microsoft.com/office/word/2012/wordml" xmlns:w16cex="http://schemas.microsoft.com/office/word/2018/wordml/cex" xmlns:w16cid="http://schemas.microsoft.com/office/word/2016/wordml/cid" xmlns:w16="http://schemas.microsoft.com/office/word/2018/wordml" xmlns:w16du="http://schemas.microsoft.com/office/word/2023/wordml/word16du" xmlns:w16sdtdh="http://schemas.microsoft.com/office/word/2020/wordml/sdtdatahash" xmlns:w16sdtfl="http://schemas.microsoft.com/office/word/2024/wordml/sdtformatlock" xmlns:w16se="http://schemas.microsoft.com/office/word/2015/wordml/symex" xmlns:wpg="http://schemas.microsoft.com/office/word/2010/wordprocessingGroup" xmlns:wpi="http://schemas.microsoft.com/office/word/2010/wordprocessingInk" xmlns:wne="http://schemas.microsoft.com/office/word/2006/wordml" xmlns:wps="http://schemas.microsoft.com/office/word/2010/wordprocessingShape" mc:Ignorable="w14 w15 w16se w16cid w16 w16cex w16sdtdh w16sdtfl w16du wp14">
+<w:footnotes xmlns:wpc="http://schemas.microsoft.com/office/word/2010/wordprocessingCanvas" xmlns:cx="http://schemas.microsoft.com/office/drawing/2014/chartex" xmlns:cx1="http://schemas.microsoft.com/office/drawing/2015/9/8/chartex" xmlns:cx2="http://schemas.microsoft.com/office/drawing/2015/10/21/chartex" xmlns:cx3="http://schemas.microsoft.com/office/drawing/2016/5/9/chartex" xmlns:cx4="http://schemas.microsoft.com/office/drawing/2016/5/10/chartex" xmlns:cx5="http://schemas.microsoft.com/office/drawing/2016/5/11/chartex" xmlns:cx6="http://schemas.microsoft.com/office/drawing/2016/5/12/chartex" xmlns:cx7="http://schemas.microsoft.com/office/drawing/2016/5/13/chartex" xmlns:cx8="http://schemas.microsoft.com/office/drawing/2016/5/14/chartex" xmlns:mc="http://schemas.openxmlformats.org/markup-compatibility/2006" xmlns:aink="http://schemas.microsoft.com/office/drawing/2016/ink" xmlns:am3d="http://schemas.microsoft.com/office/drawing/2017/model3d" xmlns:o="urn:schemas-microsoft-com:office:office" xmlns:oel="http://schemas.microsoft.com/office/2019/extlst" xmlns:r="http://schemas.openxmlformats.org/officeDocument/2006/relationships" xmlns:m="http://schemas.openxmlformats.org/officeDocument/2006/math" xmlns:v="urn:schemas-microsoft-com:vml" xmlns:wp14="http://schemas.microsoft.com/office/word/2010/wordprocessingDrawing" xmlns:wp="http://schemas.openxmlformats.org/drawingml/2006/wordprocessingDrawing" xmlns:w10="urn:schemas-microsoft-com:office:word" xmlns:w="http://schemas.openxmlformats.org/wordprocessingml/2006/main" xmlns:w14="http://schemas.microsoft.com/office/word/2010/wordml" xmlns:w15="http://schemas.microsoft.com/office/word/2012/wordml" xmlns:w16cei="http://schemas.microsoft.com/office/word/2026/wordml/cei" xmlns:w16cex="http://schemas.microsoft.com/office/word/2018/wordml/cex" xmlns:w16cid="http://schemas.microsoft.com/office/word/2016/wordml/cid" xmlns:w16="http://schemas.microsoft.com/office/word/2018/wordml" xmlns:w16du="http://schemas.microsoft.com/office/word/2023/wordml/word16du" xmlns:w16sdtdh="http://schemas.microsoft.com/office/word/2020/wordml/sdtdatahash" xmlns:w16sdtfl="http://schemas.microsoft.com/office/word/2024/wordml/sdtformatlock" xmlns:w16se="http://schemas.microsoft.com/office/word/2015/wordml/symex" xmlns:wpg="http://schemas.microsoft.com/office/word/2010/wordprocessingGroup" xmlns:wpi="http://schemas.microsoft.com/office/word/2010/wordprocessingInk" xmlns:wne="http://schemas.microsoft.com/office/word/2006/wordml" xmlns:wps="http://schemas.microsoft.com/office/word/2010/wordprocessingShape" mc:Ignorable="w14 w15 w16se w16cid w16 w16cex w16sdtdh w16sdtfl w16du wp14">
   <w:footnote w:type="separator" w:id="-1">
     <w:p>
       <w:pPr>
@@ -2868,7 +7637,7 @@
 </file>
 
 <file path=word/header1.xml><?xml version="1.0" encoding="utf-8"?>
-<w:hdr xmlns:wpc="http://schemas.microsoft.com/office/word/2010/wordprocessingCanvas" xmlns:cx="http://schemas.microsoft.com/office/drawing/2014/chartex" xmlns:cx1="http://schemas.microsoft.com/office/drawing/2015/9/8/chartex" xmlns:cx2="http://schemas.microsoft.com/office/drawing/2015/10/21/chartex" xmlns:cx3="http://schemas.microsoft.com/office/drawing/2016/5/9/chartex" xmlns:cx4="http://schemas.microsoft.com/office/drawing/2016/5/10/chartex" xmlns:cx5="http://schemas.microsoft.com/office/drawing/2016/5/11/chartex" xmlns:cx6="http://schemas.microsoft.com/office/drawing/2016/5/12/chartex" xmlns:cx7="http://schemas.microsoft.com/office/drawing/2016/5/13/chartex" xmlns:cx8="http://schemas.microsoft.com/office/drawing/2016/5/14/chartex" xmlns:mc="http://schemas.openxmlformats.org/markup-compatibility/2006" xmlns:aink="http://schemas.microsoft.com/office/drawing/2016/ink" xmlns:am3d="http://schemas.microsoft.com/office/drawing/2017/model3d" xmlns:o="urn:schemas-microsoft-com:office:office" xmlns:oel="http://schemas.microsoft.com/office/2019/extlst" xmlns:r="http://schemas.openxmlformats.org/officeDocument/2006/relationships" xmlns:m="http://schemas.openxmlformats.org/officeDocument/2006/math" xmlns:v="urn:schemas-microsoft-com:vml" xmlns:wp14="http://schemas.microsoft.com/office/word/2010/wordprocessingDrawing" xmlns:wp="http://schemas.openxmlformats.org/drawingml/2006/wordprocessingDrawing" xmlns:w10="urn:schemas-microsoft-com:office:word" xmlns:w="http://schemas.openxmlformats.org/wordprocessingml/2006/main" xmlns:w14="http://schemas.microsoft.com/office/word/2010/wordml" xmlns:w15="http://schemas.microsoft.com/office/word/2012/wordml" xmlns:w16cex="http://schemas.microsoft.com/office/word/2018/wordml/cex" xmlns:w16cid="http://schemas.microsoft.com/office/word/2016/wordml/cid" xmlns:w16="http://schemas.microsoft.com/office/word/2018/wordml" xmlns:w16du="http://schemas.microsoft.com/office/word/2023/wordml/word16du" xmlns:w16sdtdh="http://schemas.microsoft.com/office/word/2020/wordml/sdtdatahash" xmlns:w16sdtfl="http://schemas.microsoft.com/office/word/2024/wordml/sdtformatlock" xmlns:w16se="http://schemas.microsoft.com/office/word/2015/wordml/symex" xmlns:wpg="http://schemas.microsoft.com/office/word/2010/wordprocessingGroup" xmlns:wpi="http://schemas.microsoft.com/office/word/2010/wordprocessingInk" xmlns:wne="http://schemas.microsoft.com/office/word/2006/wordml" xmlns:wps="http://schemas.microsoft.com/office/word/2010/wordprocessingShape" mc:Ignorable="w14 w15 w16se w16cid w16 w16cex w16sdtdh w16sdtfl w16du wp14">
+<w:hdr xmlns:wpc="http://schemas.microsoft.com/office/word/2010/wordprocessingCanvas" xmlns:cx="http://schemas.microsoft.com/office/drawing/2014/chartex" xmlns:cx1="http://schemas.microsoft.com/office/drawing/2015/9/8/chartex" xmlns:cx2="http://schemas.microsoft.com/office/drawing/2015/10/21/chartex" xmlns:cx3="http://schemas.microsoft.com/office/drawing/2016/5/9/chartex" xmlns:cx4="http://schemas.microsoft.com/office/drawing/2016/5/10/chartex" xmlns:cx5="http://schemas.microsoft.com/office/drawing/2016/5/11/chartex" xmlns:cx6="http://schemas.microsoft.com/office/drawing/2016/5/12/chartex" xmlns:cx7="http://schemas.microsoft.com/office/drawing/2016/5/13/chartex" xmlns:cx8="http://schemas.microsoft.com/office/drawing/2016/5/14/chartex" xmlns:mc="http://schemas.openxmlformats.org/markup-compatibility/2006" xmlns:aink="http://schemas.microsoft.com/office/drawing/2016/ink" xmlns:am3d="http://schemas.microsoft.com/office/drawing/2017/model3d" xmlns:o="urn:schemas-microsoft-com:office:office" xmlns:oel="http://schemas.microsoft.com/office/2019/extlst" xmlns:r="http://schemas.openxmlformats.org/officeDocument/2006/relationships" xmlns:m="http://schemas.openxmlformats.org/officeDocument/2006/math" xmlns:v="urn:schemas-microsoft-com:vml" xmlns:wp14="http://schemas.microsoft.com/office/word/2010/wordprocessingDrawing" xmlns:wp="http://schemas.openxmlformats.org/drawingml/2006/wordprocessingDrawing" xmlns:w10="urn:schemas-microsoft-com:office:word" xmlns:w="http://schemas.openxmlformats.org/wordprocessingml/2006/main" xmlns:w14="http://schemas.microsoft.com/office/word/2010/wordml" xmlns:w15="http://schemas.microsoft.com/office/word/2012/wordml" xmlns:w16cei="http://schemas.microsoft.com/office/word/2026/wordml/cei" xmlns:w16cex="http://schemas.microsoft.com/office/word/2018/wordml/cex" xmlns:w16cid="http://schemas.microsoft.com/office/word/2016/wordml/cid" xmlns:w16="http://schemas.microsoft.com/office/word/2018/wordml" xmlns:w16du="http://schemas.microsoft.com/office/word/2023/wordml/word16du" xmlns:w16sdtdh="http://schemas.microsoft.com/office/word/2020/wordml/sdtdatahash" xmlns:w16sdtfl="http://schemas.microsoft.com/office/word/2024/wordml/sdtformatlock" xmlns:w16se="http://schemas.microsoft.com/office/word/2015/wordml/symex" xmlns:wpg="http://schemas.microsoft.com/office/word/2010/wordprocessingGroup" xmlns:wpi="http://schemas.microsoft.com/office/word/2010/wordprocessingInk" xmlns:wne="http://schemas.microsoft.com/office/word/2006/wordml" xmlns:wps="http://schemas.microsoft.com/office/word/2010/wordprocessingShape" mc:Ignorable="w14 w15 w16se w16cid w16 w16cex w16sdtdh w16sdtfl w16du wp14">
   <w:p>
     <w:pPr>
       <w:pStyle w:val="Header"/>
@@ -2917,8 +7686,157 @@
 </file>
 
 <file path=word/numbering.xml><?xml version="1.0" encoding="utf-8"?>
-<w:numbering xmlns:wpc="http://schemas.microsoft.com/office/word/2010/wordprocessingCanvas" xmlns:cx="http://schemas.microsoft.com/office/drawing/2014/chartex" xmlns:cx1="http://schemas.microsoft.com/office/drawing/2015/9/8/chartex" xmlns:cx2="http://schemas.microsoft.com/office/drawing/2015/10/21/chartex" xmlns:cx3="http://schemas.microsoft.com/office/drawing/2016/5/9/chartex" xmlns:cx4="http://schemas.microsoft.com/office/drawing/2016/5/10/chartex" xmlns:cx5="http://schemas.microsoft.com/office/drawing/2016/5/11/chartex" xmlns:cx6="http://schemas.microsoft.com/office/drawing/2016/5/12/chartex" xmlns:cx7="http://schemas.microsoft.com/office/drawing/2016/5/13/chartex" xmlns:cx8="http://schemas.microsoft.com/office/drawing/2016/5/14/chartex" xmlns:mc="http://schemas.openxmlformats.org/markup-compatibility/2006" xmlns:aink="http://schemas.microsoft.com/office/drawing/2016/ink" xmlns:am3d="http://schemas.microsoft.com/office/drawing/2017/model3d" xmlns:o="urn:schemas-microsoft-com:office:office" xmlns:oel="http://schemas.microsoft.com/office/2019/extlst" xmlns:r="http://schemas.openxmlformats.org/officeDocument/2006/relationships" xmlns:m="http://schemas.openxmlformats.org/officeDocument/2006/math" xmlns:v="urn:schemas-microsoft-com:vml" xmlns:wp14="http://schemas.microsoft.com/office/word/2010/wordprocessingDrawing" xmlns:wp="http://schemas.openxmlformats.org/drawingml/2006/wordprocessingDrawing" xmlns:w10="urn:schemas-microsoft-com:office:word" xmlns:w="http://schemas.openxmlformats.org/wordprocessingml/2006/main" xmlns:w14="http://schemas.microsoft.com/office/word/2010/wordml" xmlns:w15="http://schemas.microsoft.com/office/word/2012/wordml" xmlns:w16cex="http://schemas.microsoft.com/office/word/2018/wordml/cex" xmlns:w16cid="http://schemas.microsoft.com/office/word/2016/wordml/cid" xmlns:w16="http://schemas.microsoft.com/office/word/2018/wordml" xmlns:w16du="http://schemas.microsoft.com/office/word/2023/wordml/word16du" xmlns:w16sdtdh="http://schemas.microsoft.com/office/word/2020/wordml/sdtdatahash" xmlns:w16sdtfl="http://schemas.microsoft.com/office/word/2024/wordml/sdtformatlock" xmlns:w16se="http://schemas.microsoft.com/office/word/2015/wordml/symex" xmlns:wpg="http://schemas.microsoft.com/office/word/2010/wordprocessingGroup" xmlns:wpi="http://schemas.microsoft.com/office/word/2010/wordprocessingInk" xmlns:wne="http://schemas.microsoft.com/office/word/2006/wordml" xmlns:wps="http://schemas.microsoft.com/office/word/2010/wordprocessingShape" mc:Ignorable="w14 w15 w16se w16cid w16 w16cex w16sdtdh w16sdtfl w16du wp14">
+<w:numbering xmlns:wpc="http://schemas.microsoft.com/office/word/2010/wordprocessingCanvas" xmlns:cx="http://schemas.microsoft.com/office/drawing/2014/chartex" xmlns:cx1="http://schemas.microsoft.com/office/drawing/2015/9/8/chartex" xmlns:cx2="http://schemas.microsoft.com/office/drawing/2015/10/21/chartex" xmlns:cx3="http://schemas.microsoft.com/office/drawing/2016/5/9/chartex" xmlns:cx4="http://schemas.microsoft.com/office/drawing/2016/5/10/chartex" xmlns:cx5="http://schemas.microsoft.com/office/drawing/2016/5/11/chartex" xmlns:cx6="http://schemas.microsoft.com/office/drawing/2016/5/12/chartex" xmlns:cx7="http://schemas.microsoft.com/office/drawing/2016/5/13/chartex" xmlns:cx8="http://schemas.microsoft.com/office/drawing/2016/5/14/chartex" xmlns:mc="http://schemas.openxmlformats.org/markup-compatibility/2006" xmlns:aink="http://schemas.microsoft.com/office/drawing/2016/ink" xmlns:am3d="http://schemas.microsoft.com/office/drawing/2017/model3d" xmlns:o="urn:schemas-microsoft-com:office:office" xmlns:oel="http://schemas.microsoft.com/office/2019/extlst" xmlns:r="http://schemas.openxmlformats.org/officeDocument/2006/relationships" xmlns:m="http://schemas.openxmlformats.org/officeDocument/2006/math" xmlns:v="urn:schemas-microsoft-com:vml" xmlns:wp14="http://schemas.microsoft.com/office/word/2010/wordprocessingDrawing" xmlns:wp="http://schemas.openxmlformats.org/drawingml/2006/wordprocessingDrawing" xmlns:w10="urn:schemas-microsoft-com:office:word" xmlns:w="http://schemas.openxmlformats.org/wordprocessingml/2006/main" xmlns:w14="http://schemas.microsoft.com/office/word/2010/wordml" xmlns:w15="http://schemas.microsoft.com/office/word/2012/wordml" xmlns:w16cei="http://schemas.microsoft.com/office/word/2026/wordml/cei" xmlns:w16cex="http://schemas.microsoft.com/office/word/2018/wordml/cex" xmlns:w16cid="http://schemas.microsoft.com/office/word/2016/wordml/cid" xmlns:w16="http://schemas.microsoft.com/office/word/2018/wordml" xmlns:w16du="http://schemas.microsoft.com/office/word/2023/wordml/word16du" xmlns:w16sdtdh="http://schemas.microsoft.com/office/word/2020/wordml/sdtdatahash" xmlns:w16sdtfl="http://schemas.microsoft.com/office/word/2024/wordml/sdtformatlock" xmlns:w16se="http://schemas.microsoft.com/office/word/2015/wordml/symex" xmlns:wpg="http://schemas.microsoft.com/office/word/2010/wordprocessingGroup" xmlns:wpi="http://schemas.microsoft.com/office/word/2010/wordprocessingInk" xmlns:wne="http://schemas.microsoft.com/office/word/2006/wordml" xmlns:wps="http://schemas.microsoft.com/office/word/2010/wordprocessingShape" mc:Ignorable="w14 w15 w16se w16cid w16 w16cex w16sdtdh w16sdtfl w16du wp14">
   <w:abstractNum w:abstractNumId="0" w15:restartNumberingAfterBreak="0">
+    <w:nsid w:val="092466AF"/>
+    <w:multiLevelType w:val="multilevel"/>
+    <w:tmpl w:val="80EA36C8"/>
+    <w:lvl w:ilvl="0">
+      <w:start w:val="1"/>
+      <w:numFmt w:val="bullet"/>
+      <w:lvlText w:val=""/>
+      <w:lvlJc w:val="left"/>
+      <w:pPr>
+        <w:tabs>
+          <w:tab w:val="num" w:pos="720"/>
+        </w:tabs>
+        <w:ind w:left="720" w:hanging="360"/>
+      </w:pPr>
+      <w:rPr>
+        <w:rFonts w:ascii="Symbol" w:hAnsi="Symbol" w:hint="default"/>
+        <w:sz w:val="20"/>
+      </w:rPr>
+    </w:lvl>
+    <w:lvl w:ilvl="1" w:tentative="1">
+      <w:start w:val="1"/>
+      <w:numFmt w:val="bullet"/>
+      <w:lvlText w:val="o"/>
+      <w:lvlJc w:val="left"/>
+      <w:pPr>
+        <w:tabs>
+          <w:tab w:val="num" w:pos="1440"/>
+        </w:tabs>
+        <w:ind w:left="1440" w:hanging="360"/>
+      </w:pPr>
+      <w:rPr>
+        <w:rFonts w:ascii="Courier New" w:hAnsi="Courier New" w:hint="default"/>
+        <w:sz w:val="20"/>
+      </w:rPr>
+    </w:lvl>
+    <w:lvl w:ilvl="2" w:tentative="1">
+      <w:start w:val="1"/>
+      <w:numFmt w:val="bullet"/>
+      <w:lvlText w:val=""/>
+      <w:lvlJc w:val="left"/>
+      <w:pPr>
+        <w:tabs>
+          <w:tab w:val="num" w:pos="2160"/>
+        </w:tabs>
+        <w:ind w:left="2160" w:hanging="360"/>
+      </w:pPr>
+      <w:rPr>
+        <w:rFonts w:ascii="Wingdings" w:hAnsi="Wingdings" w:hint="default"/>
+        <w:sz w:val="20"/>
+      </w:rPr>
+    </w:lvl>
+    <w:lvl w:ilvl="3" w:tentative="1">
+      <w:start w:val="1"/>
+      <w:numFmt w:val="bullet"/>
+      <w:lvlText w:val=""/>
+      <w:lvlJc w:val="left"/>
+      <w:pPr>
+        <w:tabs>
+          <w:tab w:val="num" w:pos="2880"/>
+        </w:tabs>
+        <w:ind w:left="2880" w:hanging="360"/>
+      </w:pPr>
+      <w:rPr>
+        <w:rFonts w:ascii="Wingdings" w:hAnsi="Wingdings" w:hint="default"/>
+        <w:sz w:val="20"/>
+      </w:rPr>
+    </w:lvl>
+    <w:lvl w:ilvl="4" w:tentative="1">
+      <w:start w:val="1"/>
+      <w:numFmt w:val="bullet"/>
+      <w:lvlText w:val=""/>
+      <w:lvlJc w:val="left"/>
+      <w:pPr>
+        <w:tabs>
+          <w:tab w:val="num" w:pos="3600"/>
+        </w:tabs>
+        <w:ind w:left="3600" w:hanging="360"/>
+      </w:pPr>
+      <w:rPr>
+        <w:rFonts w:ascii="Wingdings" w:hAnsi="Wingdings" w:hint="default"/>
+        <w:sz w:val="20"/>
+      </w:rPr>
+    </w:lvl>
+    <w:lvl w:ilvl="5" w:tentative="1">
+      <w:start w:val="1"/>
+      <w:numFmt w:val="bullet"/>
+      <w:lvlText w:val=""/>
+      <w:lvlJc w:val="left"/>
+      <w:pPr>
+        <w:tabs>
+          <w:tab w:val="num" w:pos="4320"/>
+        </w:tabs>
+        <w:ind w:left="4320" w:hanging="360"/>
+      </w:pPr>
+      <w:rPr>
+        <w:rFonts w:ascii="Wingdings" w:hAnsi="Wingdings" w:hint="default"/>
+        <w:sz w:val="20"/>
+      </w:rPr>
+    </w:lvl>
+    <w:lvl w:ilvl="6" w:tentative="1">
+      <w:start w:val="1"/>
+      <w:numFmt w:val="bullet"/>
+      <w:lvlText w:val=""/>
+      <w:lvlJc w:val="left"/>
+      <w:pPr>
+        <w:tabs>
+          <w:tab w:val="num" w:pos="5040"/>
+        </w:tabs>
+        <w:ind w:left="5040" w:hanging="360"/>
+      </w:pPr>
+      <w:rPr>
+        <w:rFonts w:ascii="Wingdings" w:hAnsi="Wingdings" w:hint="default"/>
+        <w:sz w:val="20"/>
+      </w:rPr>
+    </w:lvl>
+    <w:lvl w:ilvl="7" w:tentative="1">
+      <w:start w:val="1"/>
+      <w:numFmt w:val="bullet"/>
+      <w:lvlText w:val=""/>
+      <w:lvlJc w:val="left"/>
+      <w:pPr>
+        <w:tabs>
+          <w:tab w:val="num" w:pos="5760"/>
+        </w:tabs>
+        <w:ind w:left="5760" w:hanging="360"/>
+      </w:pPr>
+      <w:rPr>
+        <w:rFonts w:ascii="Wingdings" w:hAnsi="Wingdings" w:hint="default"/>
+        <w:sz w:val="20"/>
+      </w:rPr>
+    </w:lvl>
+    <w:lvl w:ilvl="8" w:tentative="1">
+      <w:start w:val="1"/>
+      <w:numFmt w:val="bullet"/>
+      <w:lvlText w:val=""/>
+      <w:lvlJc w:val="left"/>
+      <w:pPr>
+        <w:tabs>
+          <w:tab w:val="num" w:pos="6480"/>
+        </w:tabs>
+        <w:ind w:left="6480" w:hanging="360"/>
+      </w:pPr>
+      <w:rPr>
+        <w:rFonts w:ascii="Wingdings" w:hAnsi="Wingdings" w:hint="default"/>
+        <w:sz w:val="20"/>
+      </w:rPr>
+    </w:lvl>
+  </w:abstractNum>
+  <w:abstractNum w:abstractNumId="1" w15:restartNumberingAfterBreak="0">
     <w:nsid w:val="17734325"/>
     <w:multiLevelType w:val="hybridMultilevel"/>
     <w:tmpl w:val="1FD45FEA"/>
@@ -3007,7 +7925,901 @@
       </w:pPr>
     </w:lvl>
   </w:abstractNum>
-  <w:abstractNum w:abstractNumId="1" w15:restartNumberingAfterBreak="0">
+  <w:abstractNum w:abstractNumId="2" w15:restartNumberingAfterBreak="0">
+    <w:nsid w:val="18AC424D"/>
+    <w:multiLevelType w:val="multilevel"/>
+    <w:tmpl w:val="9528C244"/>
+    <w:lvl w:ilvl="0">
+      <w:start w:val="1"/>
+      <w:numFmt w:val="bullet"/>
+      <w:lvlText w:val=""/>
+      <w:lvlJc w:val="left"/>
+      <w:pPr>
+        <w:tabs>
+          <w:tab w:val="num" w:pos="720"/>
+        </w:tabs>
+        <w:ind w:left="720" w:hanging="360"/>
+      </w:pPr>
+      <w:rPr>
+        <w:rFonts w:ascii="Symbol" w:hAnsi="Symbol" w:hint="default"/>
+        <w:sz w:val="20"/>
+      </w:rPr>
+    </w:lvl>
+    <w:lvl w:ilvl="1" w:tentative="1">
+      <w:start w:val="1"/>
+      <w:numFmt w:val="bullet"/>
+      <w:lvlText w:val="o"/>
+      <w:lvlJc w:val="left"/>
+      <w:pPr>
+        <w:tabs>
+          <w:tab w:val="num" w:pos="1440"/>
+        </w:tabs>
+        <w:ind w:left="1440" w:hanging="360"/>
+      </w:pPr>
+      <w:rPr>
+        <w:rFonts w:ascii="Courier New" w:hAnsi="Courier New" w:hint="default"/>
+        <w:sz w:val="20"/>
+      </w:rPr>
+    </w:lvl>
+    <w:lvl w:ilvl="2" w:tentative="1">
+      <w:start w:val="1"/>
+      <w:numFmt w:val="bullet"/>
+      <w:lvlText w:val=""/>
+      <w:lvlJc w:val="left"/>
+      <w:pPr>
+        <w:tabs>
+          <w:tab w:val="num" w:pos="2160"/>
+        </w:tabs>
+        <w:ind w:left="2160" w:hanging="360"/>
+      </w:pPr>
+      <w:rPr>
+        <w:rFonts w:ascii="Wingdings" w:hAnsi="Wingdings" w:hint="default"/>
+        <w:sz w:val="20"/>
+      </w:rPr>
+    </w:lvl>
+    <w:lvl w:ilvl="3" w:tentative="1">
+      <w:start w:val="1"/>
+      <w:numFmt w:val="bullet"/>
+      <w:lvlText w:val=""/>
+      <w:lvlJc w:val="left"/>
+      <w:pPr>
+        <w:tabs>
+          <w:tab w:val="num" w:pos="2880"/>
+        </w:tabs>
+        <w:ind w:left="2880" w:hanging="360"/>
+      </w:pPr>
+      <w:rPr>
+        <w:rFonts w:ascii="Wingdings" w:hAnsi="Wingdings" w:hint="default"/>
+        <w:sz w:val="20"/>
+      </w:rPr>
+    </w:lvl>
+    <w:lvl w:ilvl="4" w:tentative="1">
+      <w:start w:val="1"/>
+      <w:numFmt w:val="bullet"/>
+      <w:lvlText w:val=""/>
+      <w:lvlJc w:val="left"/>
+      <w:pPr>
+        <w:tabs>
+          <w:tab w:val="num" w:pos="3600"/>
+        </w:tabs>
+        <w:ind w:left="3600" w:hanging="360"/>
+      </w:pPr>
+      <w:rPr>
+        <w:rFonts w:ascii="Wingdings" w:hAnsi="Wingdings" w:hint="default"/>
+        <w:sz w:val="20"/>
+      </w:rPr>
+    </w:lvl>
+    <w:lvl w:ilvl="5" w:tentative="1">
+      <w:start w:val="1"/>
+      <w:numFmt w:val="bullet"/>
+      <w:lvlText w:val=""/>
+      <w:lvlJc w:val="left"/>
+      <w:pPr>
+        <w:tabs>
+          <w:tab w:val="num" w:pos="4320"/>
+        </w:tabs>
+        <w:ind w:left="4320" w:hanging="360"/>
+      </w:pPr>
+      <w:rPr>
+        <w:rFonts w:ascii="Wingdings" w:hAnsi="Wingdings" w:hint="default"/>
+        <w:sz w:val="20"/>
+      </w:rPr>
+    </w:lvl>
+    <w:lvl w:ilvl="6" w:tentative="1">
+      <w:start w:val="1"/>
+      <w:numFmt w:val="bullet"/>
+      <w:lvlText w:val=""/>
+      <w:lvlJc w:val="left"/>
+      <w:pPr>
+        <w:tabs>
+          <w:tab w:val="num" w:pos="5040"/>
+        </w:tabs>
+        <w:ind w:left="5040" w:hanging="360"/>
+      </w:pPr>
+      <w:rPr>
+        <w:rFonts w:ascii="Wingdings" w:hAnsi="Wingdings" w:hint="default"/>
+        <w:sz w:val="20"/>
+      </w:rPr>
+    </w:lvl>
+    <w:lvl w:ilvl="7" w:tentative="1">
+      <w:start w:val="1"/>
+      <w:numFmt w:val="bullet"/>
+      <w:lvlText w:val=""/>
+      <w:lvlJc w:val="left"/>
+      <w:pPr>
+        <w:tabs>
+          <w:tab w:val="num" w:pos="5760"/>
+        </w:tabs>
+        <w:ind w:left="5760" w:hanging="360"/>
+      </w:pPr>
+      <w:rPr>
+        <w:rFonts w:ascii="Wingdings" w:hAnsi="Wingdings" w:hint="default"/>
+        <w:sz w:val="20"/>
+      </w:rPr>
+    </w:lvl>
+    <w:lvl w:ilvl="8" w:tentative="1">
+      <w:start w:val="1"/>
+      <w:numFmt w:val="bullet"/>
+      <w:lvlText w:val=""/>
+      <w:lvlJc w:val="left"/>
+      <w:pPr>
+        <w:tabs>
+          <w:tab w:val="num" w:pos="6480"/>
+        </w:tabs>
+        <w:ind w:left="6480" w:hanging="360"/>
+      </w:pPr>
+      <w:rPr>
+        <w:rFonts w:ascii="Wingdings" w:hAnsi="Wingdings" w:hint="default"/>
+        <w:sz w:val="20"/>
+      </w:rPr>
+    </w:lvl>
+  </w:abstractNum>
+  <w:abstractNum w:abstractNumId="3" w15:restartNumberingAfterBreak="0">
+    <w:nsid w:val="20A63FD9"/>
+    <w:multiLevelType w:val="multilevel"/>
+    <w:tmpl w:val="80EA36C8"/>
+    <w:lvl w:ilvl="0">
+      <w:start w:val="1"/>
+      <w:numFmt w:val="bullet"/>
+      <w:lvlText w:val=""/>
+      <w:lvlJc w:val="left"/>
+      <w:pPr>
+        <w:tabs>
+          <w:tab w:val="num" w:pos="720"/>
+        </w:tabs>
+        <w:ind w:left="720" w:hanging="360"/>
+      </w:pPr>
+      <w:rPr>
+        <w:rFonts w:ascii="Symbol" w:hAnsi="Symbol" w:hint="default"/>
+        <w:sz w:val="20"/>
+      </w:rPr>
+    </w:lvl>
+    <w:lvl w:ilvl="1" w:tentative="1">
+      <w:start w:val="1"/>
+      <w:numFmt w:val="bullet"/>
+      <w:lvlText w:val="o"/>
+      <w:lvlJc w:val="left"/>
+      <w:pPr>
+        <w:tabs>
+          <w:tab w:val="num" w:pos="1440"/>
+        </w:tabs>
+        <w:ind w:left="1440" w:hanging="360"/>
+      </w:pPr>
+      <w:rPr>
+        <w:rFonts w:ascii="Courier New" w:hAnsi="Courier New" w:hint="default"/>
+        <w:sz w:val="20"/>
+      </w:rPr>
+    </w:lvl>
+    <w:lvl w:ilvl="2" w:tentative="1">
+      <w:start w:val="1"/>
+      <w:numFmt w:val="bullet"/>
+      <w:lvlText w:val=""/>
+      <w:lvlJc w:val="left"/>
+      <w:pPr>
+        <w:tabs>
+          <w:tab w:val="num" w:pos="2160"/>
+        </w:tabs>
+        <w:ind w:left="2160" w:hanging="360"/>
+      </w:pPr>
+      <w:rPr>
+        <w:rFonts w:ascii="Wingdings" w:hAnsi="Wingdings" w:hint="default"/>
+        <w:sz w:val="20"/>
+      </w:rPr>
+    </w:lvl>
+    <w:lvl w:ilvl="3" w:tentative="1">
+      <w:start w:val="1"/>
+      <w:numFmt w:val="bullet"/>
+      <w:lvlText w:val=""/>
+      <w:lvlJc w:val="left"/>
+      <w:pPr>
+        <w:tabs>
+          <w:tab w:val="num" w:pos="2880"/>
+        </w:tabs>
+        <w:ind w:left="2880" w:hanging="360"/>
+      </w:pPr>
+      <w:rPr>
+        <w:rFonts w:ascii="Wingdings" w:hAnsi="Wingdings" w:hint="default"/>
+        <w:sz w:val="20"/>
+      </w:rPr>
+    </w:lvl>
+    <w:lvl w:ilvl="4" w:tentative="1">
+      <w:start w:val="1"/>
+      <w:numFmt w:val="bullet"/>
+      <w:lvlText w:val=""/>
+      <w:lvlJc w:val="left"/>
+      <w:pPr>
+        <w:tabs>
+          <w:tab w:val="num" w:pos="3600"/>
+        </w:tabs>
+        <w:ind w:left="3600" w:hanging="360"/>
+      </w:pPr>
+      <w:rPr>
+        <w:rFonts w:ascii="Wingdings" w:hAnsi="Wingdings" w:hint="default"/>
+        <w:sz w:val="20"/>
+      </w:rPr>
+    </w:lvl>
+    <w:lvl w:ilvl="5" w:tentative="1">
+      <w:start w:val="1"/>
+      <w:numFmt w:val="bullet"/>
+      <w:lvlText w:val=""/>
+      <w:lvlJc w:val="left"/>
+      <w:pPr>
+        <w:tabs>
+          <w:tab w:val="num" w:pos="4320"/>
+        </w:tabs>
+        <w:ind w:left="4320" w:hanging="360"/>
+      </w:pPr>
+      <w:rPr>
+        <w:rFonts w:ascii="Wingdings" w:hAnsi="Wingdings" w:hint="default"/>
+        <w:sz w:val="20"/>
+      </w:rPr>
+    </w:lvl>
+    <w:lvl w:ilvl="6" w:tentative="1">
+      <w:start w:val="1"/>
+      <w:numFmt w:val="bullet"/>
+      <w:lvlText w:val=""/>
+      <w:lvlJc w:val="left"/>
+      <w:pPr>
+        <w:tabs>
+          <w:tab w:val="num" w:pos="5040"/>
+        </w:tabs>
+        <w:ind w:left="5040" w:hanging="360"/>
+      </w:pPr>
+      <w:rPr>
+        <w:rFonts w:ascii="Wingdings" w:hAnsi="Wingdings" w:hint="default"/>
+        <w:sz w:val="20"/>
+      </w:rPr>
+    </w:lvl>
+    <w:lvl w:ilvl="7" w:tentative="1">
+      <w:start w:val="1"/>
+      <w:numFmt w:val="bullet"/>
+      <w:lvlText w:val=""/>
+      <w:lvlJc w:val="left"/>
+      <w:pPr>
+        <w:tabs>
+          <w:tab w:val="num" w:pos="5760"/>
+        </w:tabs>
+        <w:ind w:left="5760" w:hanging="360"/>
+      </w:pPr>
+      <w:rPr>
+        <w:rFonts w:ascii="Wingdings" w:hAnsi="Wingdings" w:hint="default"/>
+        <w:sz w:val="20"/>
+      </w:rPr>
+    </w:lvl>
+    <w:lvl w:ilvl="8" w:tentative="1">
+      <w:start w:val="1"/>
+      <w:numFmt w:val="bullet"/>
+      <w:lvlText w:val=""/>
+      <w:lvlJc w:val="left"/>
+      <w:pPr>
+        <w:tabs>
+          <w:tab w:val="num" w:pos="6480"/>
+        </w:tabs>
+        <w:ind w:left="6480" w:hanging="360"/>
+      </w:pPr>
+      <w:rPr>
+        <w:rFonts w:ascii="Wingdings" w:hAnsi="Wingdings" w:hint="default"/>
+        <w:sz w:val="20"/>
+      </w:rPr>
+    </w:lvl>
+  </w:abstractNum>
+  <w:abstractNum w:abstractNumId="4" w15:restartNumberingAfterBreak="0">
+    <w:nsid w:val="210730D4"/>
+    <w:multiLevelType w:val="multilevel"/>
+    <w:tmpl w:val="80EA36C8"/>
+    <w:lvl w:ilvl="0">
+      <w:start w:val="1"/>
+      <w:numFmt w:val="bullet"/>
+      <w:lvlText w:val=""/>
+      <w:lvlJc w:val="left"/>
+      <w:pPr>
+        <w:tabs>
+          <w:tab w:val="num" w:pos="720"/>
+        </w:tabs>
+        <w:ind w:left="720" w:hanging="360"/>
+      </w:pPr>
+      <w:rPr>
+        <w:rFonts w:ascii="Symbol" w:hAnsi="Symbol" w:hint="default"/>
+        <w:sz w:val="20"/>
+      </w:rPr>
+    </w:lvl>
+    <w:lvl w:ilvl="1" w:tentative="1">
+      <w:start w:val="1"/>
+      <w:numFmt w:val="bullet"/>
+      <w:lvlText w:val="o"/>
+      <w:lvlJc w:val="left"/>
+      <w:pPr>
+        <w:tabs>
+          <w:tab w:val="num" w:pos="1440"/>
+        </w:tabs>
+        <w:ind w:left="1440" w:hanging="360"/>
+      </w:pPr>
+      <w:rPr>
+        <w:rFonts w:ascii="Courier New" w:hAnsi="Courier New" w:hint="default"/>
+        <w:sz w:val="20"/>
+      </w:rPr>
+    </w:lvl>
+    <w:lvl w:ilvl="2" w:tentative="1">
+      <w:start w:val="1"/>
+      <w:numFmt w:val="bullet"/>
+      <w:lvlText w:val=""/>
+      <w:lvlJc w:val="left"/>
+      <w:pPr>
+        <w:tabs>
+          <w:tab w:val="num" w:pos="2160"/>
+        </w:tabs>
+        <w:ind w:left="2160" w:hanging="360"/>
+      </w:pPr>
+      <w:rPr>
+        <w:rFonts w:ascii="Wingdings" w:hAnsi="Wingdings" w:hint="default"/>
+        <w:sz w:val="20"/>
+      </w:rPr>
+    </w:lvl>
+    <w:lvl w:ilvl="3" w:tentative="1">
+      <w:start w:val="1"/>
+      <w:numFmt w:val="bullet"/>
+      <w:lvlText w:val=""/>
+      <w:lvlJc w:val="left"/>
+      <w:pPr>
+        <w:tabs>
+          <w:tab w:val="num" w:pos="2880"/>
+        </w:tabs>
+        <w:ind w:left="2880" w:hanging="360"/>
+      </w:pPr>
+      <w:rPr>
+        <w:rFonts w:ascii="Wingdings" w:hAnsi="Wingdings" w:hint="default"/>
+        <w:sz w:val="20"/>
+      </w:rPr>
+    </w:lvl>
+    <w:lvl w:ilvl="4" w:tentative="1">
+      <w:start w:val="1"/>
+      <w:numFmt w:val="bullet"/>
+      <w:lvlText w:val=""/>
+      <w:lvlJc w:val="left"/>
+      <w:pPr>
+        <w:tabs>
+          <w:tab w:val="num" w:pos="3600"/>
+        </w:tabs>
+        <w:ind w:left="3600" w:hanging="360"/>
+      </w:pPr>
+      <w:rPr>
+        <w:rFonts w:ascii="Wingdings" w:hAnsi="Wingdings" w:hint="default"/>
+        <w:sz w:val="20"/>
+      </w:rPr>
+    </w:lvl>
+    <w:lvl w:ilvl="5" w:tentative="1">
+      <w:start w:val="1"/>
+      <w:numFmt w:val="bullet"/>
+      <w:lvlText w:val=""/>
+      <w:lvlJc w:val="left"/>
+      <w:pPr>
+        <w:tabs>
+          <w:tab w:val="num" w:pos="4320"/>
+        </w:tabs>
+        <w:ind w:left="4320" w:hanging="360"/>
+      </w:pPr>
+      <w:rPr>
+        <w:rFonts w:ascii="Wingdings" w:hAnsi="Wingdings" w:hint="default"/>
+        <w:sz w:val="20"/>
+      </w:rPr>
+    </w:lvl>
+    <w:lvl w:ilvl="6" w:tentative="1">
+      <w:start w:val="1"/>
+      <w:numFmt w:val="bullet"/>
+      <w:lvlText w:val=""/>
+      <w:lvlJc w:val="left"/>
+      <w:pPr>
+        <w:tabs>
+          <w:tab w:val="num" w:pos="5040"/>
+        </w:tabs>
+        <w:ind w:left="5040" w:hanging="360"/>
+      </w:pPr>
+      <w:rPr>
+        <w:rFonts w:ascii="Wingdings" w:hAnsi="Wingdings" w:hint="default"/>
+        <w:sz w:val="20"/>
+      </w:rPr>
+    </w:lvl>
+    <w:lvl w:ilvl="7" w:tentative="1">
+      <w:start w:val="1"/>
+      <w:numFmt w:val="bullet"/>
+      <w:lvlText w:val=""/>
+      <w:lvlJc w:val="left"/>
+      <w:pPr>
+        <w:tabs>
+          <w:tab w:val="num" w:pos="5760"/>
+        </w:tabs>
+        <w:ind w:left="5760" w:hanging="360"/>
+      </w:pPr>
+      <w:rPr>
+        <w:rFonts w:ascii="Wingdings" w:hAnsi="Wingdings" w:hint="default"/>
+        <w:sz w:val="20"/>
+      </w:rPr>
+    </w:lvl>
+    <w:lvl w:ilvl="8" w:tentative="1">
+      <w:start w:val="1"/>
+      <w:numFmt w:val="bullet"/>
+      <w:lvlText w:val=""/>
+      <w:lvlJc w:val="left"/>
+      <w:pPr>
+        <w:tabs>
+          <w:tab w:val="num" w:pos="6480"/>
+        </w:tabs>
+        <w:ind w:left="6480" w:hanging="360"/>
+      </w:pPr>
+      <w:rPr>
+        <w:rFonts w:ascii="Wingdings" w:hAnsi="Wingdings" w:hint="default"/>
+        <w:sz w:val="20"/>
+      </w:rPr>
+    </w:lvl>
+  </w:abstractNum>
+  <w:abstractNum w:abstractNumId="5" w15:restartNumberingAfterBreak="0">
+    <w:nsid w:val="25FB590C"/>
+    <w:multiLevelType w:val="multilevel"/>
+    <w:tmpl w:val="80EA36C8"/>
+    <w:lvl w:ilvl="0">
+      <w:start w:val="1"/>
+      <w:numFmt w:val="bullet"/>
+      <w:lvlText w:val=""/>
+      <w:lvlJc w:val="left"/>
+      <w:pPr>
+        <w:tabs>
+          <w:tab w:val="num" w:pos="720"/>
+        </w:tabs>
+        <w:ind w:left="720" w:hanging="360"/>
+      </w:pPr>
+      <w:rPr>
+        <w:rFonts w:ascii="Symbol" w:hAnsi="Symbol" w:hint="default"/>
+        <w:sz w:val="20"/>
+      </w:rPr>
+    </w:lvl>
+    <w:lvl w:ilvl="1" w:tentative="1">
+      <w:start w:val="1"/>
+      <w:numFmt w:val="bullet"/>
+      <w:lvlText w:val="o"/>
+      <w:lvlJc w:val="left"/>
+      <w:pPr>
+        <w:tabs>
+          <w:tab w:val="num" w:pos="1440"/>
+        </w:tabs>
+        <w:ind w:left="1440" w:hanging="360"/>
+      </w:pPr>
+      <w:rPr>
+        <w:rFonts w:ascii="Courier New" w:hAnsi="Courier New" w:hint="default"/>
+        <w:sz w:val="20"/>
+      </w:rPr>
+    </w:lvl>
+    <w:lvl w:ilvl="2" w:tentative="1">
+      <w:start w:val="1"/>
+      <w:numFmt w:val="bullet"/>
+      <w:lvlText w:val=""/>
+      <w:lvlJc w:val="left"/>
+      <w:pPr>
+        <w:tabs>
+          <w:tab w:val="num" w:pos="2160"/>
+        </w:tabs>
+        <w:ind w:left="2160" w:hanging="360"/>
+      </w:pPr>
+      <w:rPr>
+        <w:rFonts w:ascii="Wingdings" w:hAnsi="Wingdings" w:hint="default"/>
+        <w:sz w:val="20"/>
+      </w:rPr>
+    </w:lvl>
+    <w:lvl w:ilvl="3" w:tentative="1">
+      <w:start w:val="1"/>
+      <w:numFmt w:val="bullet"/>
+      <w:lvlText w:val=""/>
+      <w:lvlJc w:val="left"/>
+      <w:pPr>
+        <w:tabs>
+          <w:tab w:val="num" w:pos="2880"/>
+        </w:tabs>
+        <w:ind w:left="2880" w:hanging="360"/>
+      </w:pPr>
+      <w:rPr>
+        <w:rFonts w:ascii="Wingdings" w:hAnsi="Wingdings" w:hint="default"/>
+        <w:sz w:val="20"/>
+      </w:rPr>
+    </w:lvl>
+    <w:lvl w:ilvl="4" w:tentative="1">
+      <w:start w:val="1"/>
+      <w:numFmt w:val="bullet"/>
+      <w:lvlText w:val=""/>
+      <w:lvlJc w:val="left"/>
+      <w:pPr>
+        <w:tabs>
+          <w:tab w:val="num" w:pos="3600"/>
+        </w:tabs>
+        <w:ind w:left="3600" w:hanging="360"/>
+      </w:pPr>
+      <w:rPr>
+        <w:rFonts w:ascii="Wingdings" w:hAnsi="Wingdings" w:hint="default"/>
+        <w:sz w:val="20"/>
+      </w:rPr>
+    </w:lvl>
+    <w:lvl w:ilvl="5" w:tentative="1">
+      <w:start w:val="1"/>
+      <w:numFmt w:val="bullet"/>
+      <w:lvlText w:val=""/>
+      <w:lvlJc w:val="left"/>
+      <w:pPr>
+        <w:tabs>
+          <w:tab w:val="num" w:pos="4320"/>
+        </w:tabs>
+        <w:ind w:left="4320" w:hanging="360"/>
+      </w:pPr>
+      <w:rPr>
+        <w:rFonts w:ascii="Wingdings" w:hAnsi="Wingdings" w:hint="default"/>
+        <w:sz w:val="20"/>
+      </w:rPr>
+    </w:lvl>
+    <w:lvl w:ilvl="6" w:tentative="1">
+      <w:start w:val="1"/>
+      <w:numFmt w:val="bullet"/>
+      <w:lvlText w:val=""/>
+      <w:lvlJc w:val="left"/>
+      <w:pPr>
+        <w:tabs>
+          <w:tab w:val="num" w:pos="5040"/>
+        </w:tabs>
+        <w:ind w:left="5040" w:hanging="360"/>
+      </w:pPr>
+      <w:rPr>
+        <w:rFonts w:ascii="Wingdings" w:hAnsi="Wingdings" w:hint="default"/>
+        <w:sz w:val="20"/>
+      </w:rPr>
+    </w:lvl>
+    <w:lvl w:ilvl="7" w:tentative="1">
+      <w:start w:val="1"/>
+      <w:numFmt w:val="bullet"/>
+      <w:lvlText w:val=""/>
+      <w:lvlJc w:val="left"/>
+      <w:pPr>
+        <w:tabs>
+          <w:tab w:val="num" w:pos="5760"/>
+        </w:tabs>
+        <w:ind w:left="5760" w:hanging="360"/>
+      </w:pPr>
+      <w:rPr>
+        <w:rFonts w:ascii="Wingdings" w:hAnsi="Wingdings" w:hint="default"/>
+        <w:sz w:val="20"/>
+      </w:rPr>
+    </w:lvl>
+    <w:lvl w:ilvl="8" w:tentative="1">
+      <w:start w:val="1"/>
+      <w:numFmt w:val="bullet"/>
+      <w:lvlText w:val=""/>
+      <w:lvlJc w:val="left"/>
+      <w:pPr>
+        <w:tabs>
+          <w:tab w:val="num" w:pos="6480"/>
+        </w:tabs>
+        <w:ind w:left="6480" w:hanging="360"/>
+      </w:pPr>
+      <w:rPr>
+        <w:rFonts w:ascii="Wingdings" w:hAnsi="Wingdings" w:hint="default"/>
+        <w:sz w:val="20"/>
+      </w:rPr>
+    </w:lvl>
+  </w:abstractNum>
+  <w:abstractNum w:abstractNumId="6" w15:restartNumberingAfterBreak="0">
+    <w:nsid w:val="26401C27"/>
+    <w:multiLevelType w:val="multilevel"/>
+    <w:tmpl w:val="80EA36C8"/>
+    <w:lvl w:ilvl="0">
+      <w:start w:val="1"/>
+      <w:numFmt w:val="bullet"/>
+      <w:lvlText w:val=""/>
+      <w:lvlJc w:val="left"/>
+      <w:pPr>
+        <w:tabs>
+          <w:tab w:val="num" w:pos="720"/>
+        </w:tabs>
+        <w:ind w:left="720" w:hanging="360"/>
+      </w:pPr>
+      <w:rPr>
+        <w:rFonts w:ascii="Symbol" w:hAnsi="Symbol" w:hint="default"/>
+        <w:sz w:val="20"/>
+      </w:rPr>
+    </w:lvl>
+    <w:lvl w:ilvl="1" w:tentative="1">
+      <w:start w:val="1"/>
+      <w:numFmt w:val="bullet"/>
+      <w:lvlText w:val="o"/>
+      <w:lvlJc w:val="left"/>
+      <w:pPr>
+        <w:tabs>
+          <w:tab w:val="num" w:pos="1440"/>
+        </w:tabs>
+        <w:ind w:left="1440" w:hanging="360"/>
+      </w:pPr>
+      <w:rPr>
+        <w:rFonts w:ascii="Courier New" w:hAnsi="Courier New" w:hint="default"/>
+        <w:sz w:val="20"/>
+      </w:rPr>
+    </w:lvl>
+    <w:lvl w:ilvl="2" w:tentative="1">
+      <w:start w:val="1"/>
+      <w:numFmt w:val="bullet"/>
+      <w:lvlText w:val=""/>
+      <w:lvlJc w:val="left"/>
+      <w:pPr>
+        <w:tabs>
+          <w:tab w:val="num" w:pos="2160"/>
+        </w:tabs>
+        <w:ind w:left="2160" w:hanging="360"/>
+      </w:pPr>
+      <w:rPr>
+        <w:rFonts w:ascii="Wingdings" w:hAnsi="Wingdings" w:hint="default"/>
+        <w:sz w:val="20"/>
+      </w:rPr>
+    </w:lvl>
+    <w:lvl w:ilvl="3" w:tentative="1">
+      <w:start w:val="1"/>
+      <w:numFmt w:val="bullet"/>
+      <w:lvlText w:val=""/>
+      <w:lvlJc w:val="left"/>
+      <w:pPr>
+        <w:tabs>
+          <w:tab w:val="num" w:pos="2880"/>
+        </w:tabs>
+        <w:ind w:left="2880" w:hanging="360"/>
+      </w:pPr>
+      <w:rPr>
+        <w:rFonts w:ascii="Wingdings" w:hAnsi="Wingdings" w:hint="default"/>
+        <w:sz w:val="20"/>
+      </w:rPr>
+    </w:lvl>
+    <w:lvl w:ilvl="4" w:tentative="1">
+      <w:start w:val="1"/>
+      <w:numFmt w:val="bullet"/>
+      <w:lvlText w:val=""/>
+      <w:lvlJc w:val="left"/>
+      <w:pPr>
+        <w:tabs>
+          <w:tab w:val="num" w:pos="3600"/>
+        </w:tabs>
+        <w:ind w:left="3600" w:hanging="360"/>
+      </w:pPr>
+      <w:rPr>
+        <w:rFonts w:ascii="Wingdings" w:hAnsi="Wingdings" w:hint="default"/>
+        <w:sz w:val="20"/>
+      </w:rPr>
+    </w:lvl>
+    <w:lvl w:ilvl="5" w:tentative="1">
+      <w:start w:val="1"/>
+      <w:numFmt w:val="bullet"/>
+      <w:lvlText w:val=""/>
+      <w:lvlJc w:val="left"/>
+      <w:pPr>
+        <w:tabs>
+          <w:tab w:val="num" w:pos="4320"/>
+        </w:tabs>
+        <w:ind w:left="4320" w:hanging="360"/>
+      </w:pPr>
+      <w:rPr>
+        <w:rFonts w:ascii="Wingdings" w:hAnsi="Wingdings" w:hint="default"/>
+        <w:sz w:val="20"/>
+      </w:rPr>
+    </w:lvl>
+    <w:lvl w:ilvl="6" w:tentative="1">
+      <w:start w:val="1"/>
+      <w:numFmt w:val="bullet"/>
+      <w:lvlText w:val=""/>
+      <w:lvlJc w:val="left"/>
+      <w:pPr>
+        <w:tabs>
+          <w:tab w:val="num" w:pos="5040"/>
+        </w:tabs>
+        <w:ind w:left="5040" w:hanging="360"/>
+      </w:pPr>
+      <w:rPr>
+        <w:rFonts w:ascii="Wingdings" w:hAnsi="Wingdings" w:hint="default"/>
+        <w:sz w:val="20"/>
+      </w:rPr>
+    </w:lvl>
+    <w:lvl w:ilvl="7" w:tentative="1">
+      <w:start w:val="1"/>
+      <w:numFmt w:val="bullet"/>
+      <w:lvlText w:val=""/>
+      <w:lvlJc w:val="left"/>
+      <w:pPr>
+        <w:tabs>
+          <w:tab w:val="num" w:pos="5760"/>
+        </w:tabs>
+        <w:ind w:left="5760" w:hanging="360"/>
+      </w:pPr>
+      <w:rPr>
+        <w:rFonts w:ascii="Wingdings" w:hAnsi="Wingdings" w:hint="default"/>
+        <w:sz w:val="20"/>
+      </w:rPr>
+    </w:lvl>
+    <w:lvl w:ilvl="8" w:tentative="1">
+      <w:start w:val="1"/>
+      <w:numFmt w:val="bullet"/>
+      <w:lvlText w:val=""/>
+      <w:lvlJc w:val="left"/>
+      <w:pPr>
+        <w:tabs>
+          <w:tab w:val="num" w:pos="6480"/>
+        </w:tabs>
+        <w:ind w:left="6480" w:hanging="360"/>
+      </w:pPr>
+      <w:rPr>
+        <w:rFonts w:ascii="Wingdings" w:hAnsi="Wingdings" w:hint="default"/>
+        <w:sz w:val="20"/>
+      </w:rPr>
+    </w:lvl>
+  </w:abstractNum>
+  <w:abstractNum w:abstractNumId="7" w15:restartNumberingAfterBreak="0">
+    <w:nsid w:val="2F8360CE"/>
+    <w:multiLevelType w:val="multilevel"/>
+    <w:tmpl w:val="80EA36C8"/>
+    <w:lvl w:ilvl="0">
+      <w:start w:val="1"/>
+      <w:numFmt w:val="bullet"/>
+      <w:lvlText w:val=""/>
+      <w:lvlJc w:val="left"/>
+      <w:pPr>
+        <w:tabs>
+          <w:tab w:val="num" w:pos="720"/>
+        </w:tabs>
+        <w:ind w:left="720" w:hanging="360"/>
+      </w:pPr>
+      <w:rPr>
+        <w:rFonts w:ascii="Symbol" w:hAnsi="Symbol" w:hint="default"/>
+        <w:sz w:val="20"/>
+      </w:rPr>
+    </w:lvl>
+    <w:lvl w:ilvl="1" w:tentative="1">
+      <w:start w:val="1"/>
+      <w:numFmt w:val="bullet"/>
+      <w:lvlText w:val="o"/>
+      <w:lvlJc w:val="left"/>
+      <w:pPr>
+        <w:tabs>
+          <w:tab w:val="num" w:pos="1440"/>
+        </w:tabs>
+        <w:ind w:left="1440" w:hanging="360"/>
+      </w:pPr>
+      <w:rPr>
+        <w:rFonts w:ascii="Courier New" w:hAnsi="Courier New" w:hint="default"/>
+        <w:sz w:val="20"/>
+      </w:rPr>
+    </w:lvl>
+    <w:lvl w:ilvl="2" w:tentative="1">
+      <w:start w:val="1"/>
+      <w:numFmt w:val="bullet"/>
+      <w:lvlText w:val=""/>
+      <w:lvlJc w:val="left"/>
+      <w:pPr>
+        <w:tabs>
+          <w:tab w:val="num" w:pos="2160"/>
+        </w:tabs>
+        <w:ind w:left="2160" w:hanging="360"/>
+      </w:pPr>
+      <w:rPr>
+        <w:rFonts w:ascii="Wingdings" w:hAnsi="Wingdings" w:hint="default"/>
+        <w:sz w:val="20"/>
+      </w:rPr>
+    </w:lvl>
+    <w:lvl w:ilvl="3" w:tentative="1">
+      <w:start w:val="1"/>
+      <w:numFmt w:val="bullet"/>
+      <w:lvlText w:val=""/>
+      <w:lvlJc w:val="left"/>
+      <w:pPr>
+        <w:tabs>
+          <w:tab w:val="num" w:pos="2880"/>
+        </w:tabs>
+        <w:ind w:left="2880" w:hanging="360"/>
+      </w:pPr>
+      <w:rPr>
+        <w:rFonts w:ascii="Wingdings" w:hAnsi="Wingdings" w:hint="default"/>
+        <w:sz w:val="20"/>
+      </w:rPr>
+    </w:lvl>
+    <w:lvl w:ilvl="4" w:tentative="1">
+      <w:start w:val="1"/>
+      <w:numFmt w:val="bullet"/>
+      <w:lvlText w:val=""/>
+      <w:lvlJc w:val="left"/>
+      <w:pPr>
+        <w:tabs>
+          <w:tab w:val="num" w:pos="3600"/>
+        </w:tabs>
+        <w:ind w:left="3600" w:hanging="360"/>
+      </w:pPr>
+      <w:rPr>
+        <w:rFonts w:ascii="Wingdings" w:hAnsi="Wingdings" w:hint="default"/>
+        <w:sz w:val="20"/>
+      </w:rPr>
+    </w:lvl>
+    <w:lvl w:ilvl="5" w:tentative="1">
+      <w:start w:val="1"/>
+      <w:numFmt w:val="bullet"/>
+      <w:lvlText w:val=""/>
+      <w:lvlJc w:val="left"/>
+      <w:pPr>
+        <w:tabs>
+          <w:tab w:val="num" w:pos="4320"/>
+        </w:tabs>
+        <w:ind w:left="4320" w:hanging="360"/>
+      </w:pPr>
+      <w:rPr>
+        <w:rFonts w:ascii="Wingdings" w:hAnsi="Wingdings" w:hint="default"/>
+        <w:sz w:val="20"/>
+      </w:rPr>
+    </w:lvl>
+    <w:lvl w:ilvl="6" w:tentative="1">
+      <w:start w:val="1"/>
+      <w:numFmt w:val="bullet"/>
+      <w:lvlText w:val=""/>
+      <w:lvlJc w:val="left"/>
+      <w:pPr>
+        <w:tabs>
+          <w:tab w:val="num" w:pos="5040"/>
+        </w:tabs>
+        <w:ind w:left="5040" w:hanging="360"/>
+      </w:pPr>
+      <w:rPr>
+        <w:rFonts w:ascii="Wingdings" w:hAnsi="Wingdings" w:hint="default"/>
+        <w:sz w:val="20"/>
+      </w:rPr>
+    </w:lvl>
+    <w:lvl w:ilvl="7" w:tentative="1">
+      <w:start w:val="1"/>
+      <w:numFmt w:val="bullet"/>
+      <w:lvlText w:val=""/>
+      <w:lvlJc w:val="left"/>
+      <w:pPr>
+        <w:tabs>
+          <w:tab w:val="num" w:pos="5760"/>
+        </w:tabs>
+        <w:ind w:left="5760" w:hanging="360"/>
+      </w:pPr>
+      <w:rPr>
+        <w:rFonts w:ascii="Wingdings" w:hAnsi="Wingdings" w:hint="default"/>
+        <w:sz w:val="20"/>
+      </w:rPr>
+    </w:lvl>
+    <w:lvl w:ilvl="8" w:tentative="1">
+      <w:start w:val="1"/>
+      <w:numFmt w:val="bullet"/>
+      <w:lvlText w:val=""/>
+      <w:lvlJc w:val="left"/>
+      <w:pPr>
+        <w:tabs>
+          <w:tab w:val="num" w:pos="6480"/>
+        </w:tabs>
+        <w:ind w:left="6480" w:hanging="360"/>
+      </w:pPr>
+      <w:rPr>
+        <w:rFonts w:ascii="Wingdings" w:hAnsi="Wingdings" w:hint="default"/>
+        <w:sz w:val="20"/>
+      </w:rPr>
+    </w:lvl>
+  </w:abstractNum>
+  <w:abstractNum w:abstractNumId="8" w15:restartNumberingAfterBreak="0">
     <w:nsid w:val="40D8608A"/>
     <w:multiLevelType w:val="hybridMultilevel"/>
     <w:tmpl w:val="979CD868"/>
@@ -3096,7 +8908,7 @@
       </w:pPr>
     </w:lvl>
   </w:abstractNum>
-  <w:abstractNum w:abstractNumId="2" w15:restartNumberingAfterBreak="0">
+  <w:abstractNum w:abstractNumId="9" w15:restartNumberingAfterBreak="0">
     <w:nsid w:val="46A44212"/>
     <w:multiLevelType w:val="hybridMultilevel"/>
     <w:tmpl w:val="B42A62EC"/>
@@ -3208,7 +9020,7 @@
       </w:rPr>
     </w:lvl>
   </w:abstractNum>
-  <w:abstractNum w:abstractNumId="3" w15:restartNumberingAfterBreak="0">
+  <w:abstractNum w:abstractNumId="10" w15:restartNumberingAfterBreak="0">
     <w:nsid w:val="46EB5F37"/>
     <w:multiLevelType w:val="hybridMultilevel"/>
     <w:tmpl w:val="FC529674"/>
@@ -3294,7 +9106,603 @@
       </w:pPr>
     </w:lvl>
   </w:abstractNum>
-  <w:abstractNum w:abstractNumId="4" w15:restartNumberingAfterBreak="0">
+  <w:abstractNum w:abstractNumId="11" w15:restartNumberingAfterBreak="0">
+    <w:nsid w:val="4B2511A1"/>
+    <w:multiLevelType w:val="multilevel"/>
+    <w:tmpl w:val="80EA36C8"/>
+    <w:lvl w:ilvl="0">
+      <w:start w:val="1"/>
+      <w:numFmt w:val="bullet"/>
+      <w:lvlText w:val=""/>
+      <w:lvlJc w:val="left"/>
+      <w:pPr>
+        <w:tabs>
+          <w:tab w:val="num" w:pos="720"/>
+        </w:tabs>
+        <w:ind w:left="720" w:hanging="360"/>
+      </w:pPr>
+      <w:rPr>
+        <w:rFonts w:ascii="Symbol" w:hAnsi="Symbol" w:hint="default"/>
+        <w:sz w:val="20"/>
+      </w:rPr>
+    </w:lvl>
+    <w:lvl w:ilvl="1" w:tentative="1">
+      <w:start w:val="1"/>
+      <w:numFmt w:val="bullet"/>
+      <w:lvlText w:val="o"/>
+      <w:lvlJc w:val="left"/>
+      <w:pPr>
+        <w:tabs>
+          <w:tab w:val="num" w:pos="1440"/>
+        </w:tabs>
+        <w:ind w:left="1440" w:hanging="360"/>
+      </w:pPr>
+      <w:rPr>
+        <w:rFonts w:ascii="Courier New" w:hAnsi="Courier New" w:hint="default"/>
+        <w:sz w:val="20"/>
+      </w:rPr>
+    </w:lvl>
+    <w:lvl w:ilvl="2" w:tentative="1">
+      <w:start w:val="1"/>
+      <w:numFmt w:val="bullet"/>
+      <w:lvlText w:val=""/>
+      <w:lvlJc w:val="left"/>
+      <w:pPr>
+        <w:tabs>
+          <w:tab w:val="num" w:pos="2160"/>
+        </w:tabs>
+        <w:ind w:left="2160" w:hanging="360"/>
+      </w:pPr>
+      <w:rPr>
+        <w:rFonts w:ascii="Wingdings" w:hAnsi="Wingdings" w:hint="default"/>
+        <w:sz w:val="20"/>
+      </w:rPr>
+    </w:lvl>
+    <w:lvl w:ilvl="3" w:tentative="1">
+      <w:start w:val="1"/>
+      <w:numFmt w:val="bullet"/>
+      <w:lvlText w:val=""/>
+      <w:lvlJc w:val="left"/>
+      <w:pPr>
+        <w:tabs>
+          <w:tab w:val="num" w:pos="2880"/>
+        </w:tabs>
+        <w:ind w:left="2880" w:hanging="360"/>
+      </w:pPr>
+      <w:rPr>
+        <w:rFonts w:ascii="Wingdings" w:hAnsi="Wingdings" w:hint="default"/>
+        <w:sz w:val="20"/>
+      </w:rPr>
+    </w:lvl>
+    <w:lvl w:ilvl="4" w:tentative="1">
+      <w:start w:val="1"/>
+      <w:numFmt w:val="bullet"/>
+      <w:lvlText w:val=""/>
+      <w:lvlJc w:val="left"/>
+      <w:pPr>
+        <w:tabs>
+          <w:tab w:val="num" w:pos="3600"/>
+        </w:tabs>
+        <w:ind w:left="3600" w:hanging="360"/>
+      </w:pPr>
+      <w:rPr>
+        <w:rFonts w:ascii="Wingdings" w:hAnsi="Wingdings" w:hint="default"/>
+        <w:sz w:val="20"/>
+      </w:rPr>
+    </w:lvl>
+    <w:lvl w:ilvl="5" w:tentative="1">
+      <w:start w:val="1"/>
+      <w:numFmt w:val="bullet"/>
+      <w:lvlText w:val=""/>
+      <w:lvlJc w:val="left"/>
+      <w:pPr>
+        <w:tabs>
+          <w:tab w:val="num" w:pos="4320"/>
+        </w:tabs>
+        <w:ind w:left="4320" w:hanging="360"/>
+      </w:pPr>
+      <w:rPr>
+        <w:rFonts w:ascii="Wingdings" w:hAnsi="Wingdings" w:hint="default"/>
+        <w:sz w:val="20"/>
+      </w:rPr>
+    </w:lvl>
+    <w:lvl w:ilvl="6" w:tentative="1">
+      <w:start w:val="1"/>
+      <w:numFmt w:val="bullet"/>
+      <w:lvlText w:val=""/>
+      <w:lvlJc w:val="left"/>
+      <w:pPr>
+        <w:tabs>
+          <w:tab w:val="num" w:pos="5040"/>
+        </w:tabs>
+        <w:ind w:left="5040" w:hanging="360"/>
+      </w:pPr>
+      <w:rPr>
+        <w:rFonts w:ascii="Wingdings" w:hAnsi="Wingdings" w:hint="default"/>
+        <w:sz w:val="20"/>
+      </w:rPr>
+    </w:lvl>
+    <w:lvl w:ilvl="7" w:tentative="1">
+      <w:start w:val="1"/>
+      <w:numFmt w:val="bullet"/>
+      <w:lvlText w:val=""/>
+      <w:lvlJc w:val="left"/>
+      <w:pPr>
+        <w:tabs>
+          <w:tab w:val="num" w:pos="5760"/>
+        </w:tabs>
+        <w:ind w:left="5760" w:hanging="360"/>
+      </w:pPr>
+      <w:rPr>
+        <w:rFonts w:ascii="Wingdings" w:hAnsi="Wingdings" w:hint="default"/>
+        <w:sz w:val="20"/>
+      </w:rPr>
+    </w:lvl>
+    <w:lvl w:ilvl="8" w:tentative="1">
+      <w:start w:val="1"/>
+      <w:numFmt w:val="bullet"/>
+      <w:lvlText w:val=""/>
+      <w:lvlJc w:val="left"/>
+      <w:pPr>
+        <w:tabs>
+          <w:tab w:val="num" w:pos="6480"/>
+        </w:tabs>
+        <w:ind w:left="6480" w:hanging="360"/>
+      </w:pPr>
+      <w:rPr>
+        <w:rFonts w:ascii="Wingdings" w:hAnsi="Wingdings" w:hint="default"/>
+        <w:sz w:val="20"/>
+      </w:rPr>
+    </w:lvl>
+  </w:abstractNum>
+  <w:abstractNum w:abstractNumId="12" w15:restartNumberingAfterBreak="0">
+    <w:nsid w:val="5F59304E"/>
+    <w:multiLevelType w:val="multilevel"/>
+    <w:tmpl w:val="80EA36C8"/>
+    <w:lvl w:ilvl="0">
+      <w:start w:val="1"/>
+      <w:numFmt w:val="bullet"/>
+      <w:lvlText w:val=""/>
+      <w:lvlJc w:val="left"/>
+      <w:pPr>
+        <w:tabs>
+          <w:tab w:val="num" w:pos="720"/>
+        </w:tabs>
+        <w:ind w:left="720" w:hanging="360"/>
+      </w:pPr>
+      <w:rPr>
+        <w:rFonts w:ascii="Symbol" w:hAnsi="Symbol" w:hint="default"/>
+        <w:sz w:val="20"/>
+      </w:rPr>
+    </w:lvl>
+    <w:lvl w:ilvl="1" w:tentative="1">
+      <w:start w:val="1"/>
+      <w:numFmt w:val="bullet"/>
+      <w:lvlText w:val="o"/>
+      <w:lvlJc w:val="left"/>
+      <w:pPr>
+        <w:tabs>
+          <w:tab w:val="num" w:pos="1440"/>
+        </w:tabs>
+        <w:ind w:left="1440" w:hanging="360"/>
+      </w:pPr>
+      <w:rPr>
+        <w:rFonts w:ascii="Courier New" w:hAnsi="Courier New" w:hint="default"/>
+        <w:sz w:val="20"/>
+      </w:rPr>
+    </w:lvl>
+    <w:lvl w:ilvl="2" w:tentative="1">
+      <w:start w:val="1"/>
+      <w:numFmt w:val="bullet"/>
+      <w:lvlText w:val=""/>
+      <w:lvlJc w:val="left"/>
+      <w:pPr>
+        <w:tabs>
+          <w:tab w:val="num" w:pos="2160"/>
+        </w:tabs>
+        <w:ind w:left="2160" w:hanging="360"/>
+      </w:pPr>
+      <w:rPr>
+        <w:rFonts w:ascii="Wingdings" w:hAnsi="Wingdings" w:hint="default"/>
+        <w:sz w:val="20"/>
+      </w:rPr>
+    </w:lvl>
+    <w:lvl w:ilvl="3" w:tentative="1">
+      <w:start w:val="1"/>
+      <w:numFmt w:val="bullet"/>
+      <w:lvlText w:val=""/>
+      <w:lvlJc w:val="left"/>
+      <w:pPr>
+        <w:tabs>
+          <w:tab w:val="num" w:pos="2880"/>
+        </w:tabs>
+        <w:ind w:left="2880" w:hanging="360"/>
+      </w:pPr>
+      <w:rPr>
+        <w:rFonts w:ascii="Wingdings" w:hAnsi="Wingdings" w:hint="default"/>
+        <w:sz w:val="20"/>
+      </w:rPr>
+    </w:lvl>
+    <w:lvl w:ilvl="4" w:tentative="1">
+      <w:start w:val="1"/>
+      <w:numFmt w:val="bullet"/>
+      <w:lvlText w:val=""/>
+      <w:lvlJc w:val="left"/>
+      <w:pPr>
+        <w:tabs>
+          <w:tab w:val="num" w:pos="3600"/>
+        </w:tabs>
+        <w:ind w:left="3600" w:hanging="360"/>
+      </w:pPr>
+      <w:rPr>
+        <w:rFonts w:ascii="Wingdings" w:hAnsi="Wingdings" w:hint="default"/>
+        <w:sz w:val="20"/>
+      </w:rPr>
+    </w:lvl>
+    <w:lvl w:ilvl="5" w:tentative="1">
+      <w:start w:val="1"/>
+      <w:numFmt w:val="bullet"/>
+      <w:lvlText w:val=""/>
+      <w:lvlJc w:val="left"/>
+      <w:pPr>
+        <w:tabs>
+          <w:tab w:val="num" w:pos="4320"/>
+        </w:tabs>
+        <w:ind w:left="4320" w:hanging="360"/>
+      </w:pPr>
+      <w:rPr>
+        <w:rFonts w:ascii="Wingdings" w:hAnsi="Wingdings" w:hint="default"/>
+        <w:sz w:val="20"/>
+      </w:rPr>
+    </w:lvl>
+    <w:lvl w:ilvl="6" w:tentative="1">
+      <w:start w:val="1"/>
+      <w:numFmt w:val="bullet"/>
+      <w:lvlText w:val=""/>
+      <w:lvlJc w:val="left"/>
+      <w:pPr>
+        <w:tabs>
+          <w:tab w:val="num" w:pos="5040"/>
+        </w:tabs>
+        <w:ind w:left="5040" w:hanging="360"/>
+      </w:pPr>
+      <w:rPr>
+        <w:rFonts w:ascii="Wingdings" w:hAnsi="Wingdings" w:hint="default"/>
+        <w:sz w:val="20"/>
+      </w:rPr>
+    </w:lvl>
+    <w:lvl w:ilvl="7" w:tentative="1">
+      <w:start w:val="1"/>
+      <w:numFmt w:val="bullet"/>
+      <w:lvlText w:val=""/>
+      <w:lvlJc w:val="left"/>
+      <w:pPr>
+        <w:tabs>
+          <w:tab w:val="num" w:pos="5760"/>
+        </w:tabs>
+        <w:ind w:left="5760" w:hanging="360"/>
+      </w:pPr>
+      <w:rPr>
+        <w:rFonts w:ascii="Wingdings" w:hAnsi="Wingdings" w:hint="default"/>
+        <w:sz w:val="20"/>
+      </w:rPr>
+    </w:lvl>
+    <w:lvl w:ilvl="8" w:tentative="1">
+      <w:start w:val="1"/>
+      <w:numFmt w:val="bullet"/>
+      <w:lvlText w:val=""/>
+      <w:lvlJc w:val="left"/>
+      <w:pPr>
+        <w:tabs>
+          <w:tab w:val="num" w:pos="6480"/>
+        </w:tabs>
+        <w:ind w:left="6480" w:hanging="360"/>
+      </w:pPr>
+      <w:rPr>
+        <w:rFonts w:ascii="Wingdings" w:hAnsi="Wingdings" w:hint="default"/>
+        <w:sz w:val="20"/>
+      </w:rPr>
+    </w:lvl>
+  </w:abstractNum>
+  <w:abstractNum w:abstractNumId="13" w15:restartNumberingAfterBreak="0">
+    <w:nsid w:val="658C7205"/>
+    <w:multiLevelType w:val="multilevel"/>
+    <w:tmpl w:val="80EA36C8"/>
+    <w:lvl w:ilvl="0">
+      <w:start w:val="1"/>
+      <w:numFmt w:val="bullet"/>
+      <w:lvlText w:val=""/>
+      <w:lvlJc w:val="left"/>
+      <w:pPr>
+        <w:tabs>
+          <w:tab w:val="num" w:pos="720"/>
+        </w:tabs>
+        <w:ind w:left="720" w:hanging="360"/>
+      </w:pPr>
+      <w:rPr>
+        <w:rFonts w:ascii="Symbol" w:hAnsi="Symbol" w:hint="default"/>
+        <w:sz w:val="20"/>
+      </w:rPr>
+    </w:lvl>
+    <w:lvl w:ilvl="1" w:tentative="1">
+      <w:start w:val="1"/>
+      <w:numFmt w:val="bullet"/>
+      <w:lvlText w:val="o"/>
+      <w:lvlJc w:val="left"/>
+      <w:pPr>
+        <w:tabs>
+          <w:tab w:val="num" w:pos="1440"/>
+        </w:tabs>
+        <w:ind w:left="1440" w:hanging="360"/>
+      </w:pPr>
+      <w:rPr>
+        <w:rFonts w:ascii="Courier New" w:hAnsi="Courier New" w:hint="default"/>
+        <w:sz w:val="20"/>
+      </w:rPr>
+    </w:lvl>
+    <w:lvl w:ilvl="2" w:tentative="1">
+      <w:start w:val="1"/>
+      <w:numFmt w:val="bullet"/>
+      <w:lvlText w:val=""/>
+      <w:lvlJc w:val="left"/>
+      <w:pPr>
+        <w:tabs>
+          <w:tab w:val="num" w:pos="2160"/>
+        </w:tabs>
+        <w:ind w:left="2160" w:hanging="360"/>
+      </w:pPr>
+      <w:rPr>
+        <w:rFonts w:ascii="Wingdings" w:hAnsi="Wingdings" w:hint="default"/>
+        <w:sz w:val="20"/>
+      </w:rPr>
+    </w:lvl>
+    <w:lvl w:ilvl="3" w:tentative="1">
+      <w:start w:val="1"/>
+      <w:numFmt w:val="bullet"/>
+      <w:lvlText w:val=""/>
+      <w:lvlJc w:val="left"/>
+      <w:pPr>
+        <w:tabs>
+          <w:tab w:val="num" w:pos="2880"/>
+        </w:tabs>
+        <w:ind w:left="2880" w:hanging="360"/>
+      </w:pPr>
+      <w:rPr>
+        <w:rFonts w:ascii="Wingdings" w:hAnsi="Wingdings" w:hint="default"/>
+        <w:sz w:val="20"/>
+      </w:rPr>
+    </w:lvl>
+    <w:lvl w:ilvl="4" w:tentative="1">
+      <w:start w:val="1"/>
+      <w:numFmt w:val="bullet"/>
+      <w:lvlText w:val=""/>
+      <w:lvlJc w:val="left"/>
+      <w:pPr>
+        <w:tabs>
+          <w:tab w:val="num" w:pos="3600"/>
+        </w:tabs>
+        <w:ind w:left="3600" w:hanging="360"/>
+      </w:pPr>
+      <w:rPr>
+        <w:rFonts w:ascii="Wingdings" w:hAnsi="Wingdings" w:hint="default"/>
+        <w:sz w:val="20"/>
+      </w:rPr>
+    </w:lvl>
+    <w:lvl w:ilvl="5" w:tentative="1">
+      <w:start w:val="1"/>
+      <w:numFmt w:val="bullet"/>
+      <w:lvlText w:val=""/>
+      <w:lvlJc w:val="left"/>
+      <w:pPr>
+        <w:tabs>
+          <w:tab w:val="num" w:pos="4320"/>
+        </w:tabs>
+        <w:ind w:left="4320" w:hanging="360"/>
+      </w:pPr>
+      <w:rPr>
+        <w:rFonts w:ascii="Wingdings" w:hAnsi="Wingdings" w:hint="default"/>
+        <w:sz w:val="20"/>
+      </w:rPr>
+    </w:lvl>
+    <w:lvl w:ilvl="6" w:tentative="1">
+      <w:start w:val="1"/>
+      <w:numFmt w:val="bullet"/>
+      <w:lvlText w:val=""/>
+      <w:lvlJc w:val="left"/>
+      <w:pPr>
+        <w:tabs>
+          <w:tab w:val="num" w:pos="5040"/>
+        </w:tabs>
+        <w:ind w:left="5040" w:hanging="360"/>
+      </w:pPr>
+      <w:rPr>
+        <w:rFonts w:ascii="Wingdings" w:hAnsi="Wingdings" w:hint="default"/>
+        <w:sz w:val="20"/>
+      </w:rPr>
+    </w:lvl>
+    <w:lvl w:ilvl="7" w:tentative="1">
+      <w:start w:val="1"/>
+      <w:numFmt w:val="bullet"/>
+      <w:lvlText w:val=""/>
+      <w:lvlJc w:val="left"/>
+      <w:pPr>
+        <w:tabs>
+          <w:tab w:val="num" w:pos="5760"/>
+        </w:tabs>
+        <w:ind w:left="5760" w:hanging="360"/>
+      </w:pPr>
+      <w:rPr>
+        <w:rFonts w:ascii="Wingdings" w:hAnsi="Wingdings" w:hint="default"/>
+        <w:sz w:val="20"/>
+      </w:rPr>
+    </w:lvl>
+    <w:lvl w:ilvl="8" w:tentative="1">
+      <w:start w:val="1"/>
+      <w:numFmt w:val="bullet"/>
+      <w:lvlText w:val=""/>
+      <w:lvlJc w:val="left"/>
+      <w:pPr>
+        <w:tabs>
+          <w:tab w:val="num" w:pos="6480"/>
+        </w:tabs>
+        <w:ind w:left="6480" w:hanging="360"/>
+      </w:pPr>
+      <w:rPr>
+        <w:rFonts w:ascii="Wingdings" w:hAnsi="Wingdings" w:hint="default"/>
+        <w:sz w:val="20"/>
+      </w:rPr>
+    </w:lvl>
+  </w:abstractNum>
+  <w:abstractNum w:abstractNumId="14" w15:restartNumberingAfterBreak="0">
+    <w:nsid w:val="67A91D7D"/>
+    <w:multiLevelType w:val="multilevel"/>
+    <w:tmpl w:val="80EA36C8"/>
+    <w:lvl w:ilvl="0">
+      <w:start w:val="1"/>
+      <w:numFmt w:val="bullet"/>
+      <w:lvlText w:val=""/>
+      <w:lvlJc w:val="left"/>
+      <w:pPr>
+        <w:tabs>
+          <w:tab w:val="num" w:pos="720"/>
+        </w:tabs>
+        <w:ind w:left="720" w:hanging="360"/>
+      </w:pPr>
+      <w:rPr>
+        <w:rFonts w:ascii="Symbol" w:hAnsi="Symbol" w:hint="default"/>
+        <w:sz w:val="20"/>
+      </w:rPr>
+    </w:lvl>
+    <w:lvl w:ilvl="1" w:tentative="1">
+      <w:start w:val="1"/>
+      <w:numFmt w:val="bullet"/>
+      <w:lvlText w:val="o"/>
+      <w:lvlJc w:val="left"/>
+      <w:pPr>
+        <w:tabs>
+          <w:tab w:val="num" w:pos="1440"/>
+        </w:tabs>
+        <w:ind w:left="1440" w:hanging="360"/>
+      </w:pPr>
+      <w:rPr>
+        <w:rFonts w:ascii="Courier New" w:hAnsi="Courier New" w:hint="default"/>
+        <w:sz w:val="20"/>
+      </w:rPr>
+    </w:lvl>
+    <w:lvl w:ilvl="2" w:tentative="1">
+      <w:start w:val="1"/>
+      <w:numFmt w:val="bullet"/>
+      <w:lvlText w:val=""/>
+      <w:lvlJc w:val="left"/>
+      <w:pPr>
+        <w:tabs>
+          <w:tab w:val="num" w:pos="2160"/>
+        </w:tabs>
+        <w:ind w:left="2160" w:hanging="360"/>
+      </w:pPr>
+      <w:rPr>
+        <w:rFonts w:ascii="Wingdings" w:hAnsi="Wingdings" w:hint="default"/>
+        <w:sz w:val="20"/>
+      </w:rPr>
+    </w:lvl>
+    <w:lvl w:ilvl="3" w:tentative="1">
+      <w:start w:val="1"/>
+      <w:numFmt w:val="bullet"/>
+      <w:lvlText w:val=""/>
+      <w:lvlJc w:val="left"/>
+      <w:pPr>
+        <w:tabs>
+          <w:tab w:val="num" w:pos="2880"/>
+        </w:tabs>
+        <w:ind w:left="2880" w:hanging="360"/>
+      </w:pPr>
+      <w:rPr>
+        <w:rFonts w:ascii="Wingdings" w:hAnsi="Wingdings" w:hint="default"/>
+        <w:sz w:val="20"/>
+      </w:rPr>
+    </w:lvl>
+    <w:lvl w:ilvl="4" w:tentative="1">
+      <w:start w:val="1"/>
+      <w:numFmt w:val="bullet"/>
+      <w:lvlText w:val=""/>
+      <w:lvlJc w:val="left"/>
+      <w:pPr>
+        <w:tabs>
+          <w:tab w:val="num" w:pos="3600"/>
+        </w:tabs>
+        <w:ind w:left="3600" w:hanging="360"/>
+      </w:pPr>
+      <w:rPr>
+        <w:rFonts w:ascii="Wingdings" w:hAnsi="Wingdings" w:hint="default"/>
+        <w:sz w:val="20"/>
+      </w:rPr>
+    </w:lvl>
+    <w:lvl w:ilvl="5" w:tentative="1">
+      <w:start w:val="1"/>
+      <w:numFmt w:val="bullet"/>
+      <w:lvlText w:val=""/>
+      <w:lvlJc w:val="left"/>
+      <w:pPr>
+        <w:tabs>
+          <w:tab w:val="num" w:pos="4320"/>
+        </w:tabs>
+        <w:ind w:left="4320" w:hanging="360"/>
+      </w:pPr>
+      <w:rPr>
+        <w:rFonts w:ascii="Wingdings" w:hAnsi="Wingdings" w:hint="default"/>
+        <w:sz w:val="20"/>
+      </w:rPr>
+    </w:lvl>
+    <w:lvl w:ilvl="6" w:tentative="1">
+      <w:start w:val="1"/>
+      <w:numFmt w:val="bullet"/>
+      <w:lvlText w:val=""/>
+      <w:lvlJc w:val="left"/>
+      <w:pPr>
+        <w:tabs>
+          <w:tab w:val="num" w:pos="5040"/>
+        </w:tabs>
+        <w:ind w:left="5040" w:hanging="360"/>
+      </w:pPr>
+      <w:rPr>
+        <w:rFonts w:ascii="Wingdings" w:hAnsi="Wingdings" w:hint="default"/>
+        <w:sz w:val="20"/>
+      </w:rPr>
+    </w:lvl>
+    <w:lvl w:ilvl="7" w:tentative="1">
+      <w:start w:val="1"/>
+      <w:numFmt w:val="bullet"/>
+      <w:lvlText w:val=""/>
+      <w:lvlJc w:val="left"/>
+      <w:pPr>
+        <w:tabs>
+          <w:tab w:val="num" w:pos="5760"/>
+        </w:tabs>
+        <w:ind w:left="5760" w:hanging="360"/>
+      </w:pPr>
+      <w:rPr>
+        <w:rFonts w:ascii="Wingdings" w:hAnsi="Wingdings" w:hint="default"/>
+        <w:sz w:val="20"/>
+      </w:rPr>
+    </w:lvl>
+    <w:lvl w:ilvl="8" w:tentative="1">
+      <w:start w:val="1"/>
+      <w:numFmt w:val="bullet"/>
+      <w:lvlText w:val=""/>
+      <w:lvlJc w:val="left"/>
+      <w:pPr>
+        <w:tabs>
+          <w:tab w:val="num" w:pos="6480"/>
+        </w:tabs>
+        <w:ind w:left="6480" w:hanging="360"/>
+      </w:pPr>
+      <w:rPr>
+        <w:rFonts w:ascii="Wingdings" w:hAnsi="Wingdings" w:hint="default"/>
+        <w:sz w:val="20"/>
+      </w:rPr>
+    </w:lvl>
+  </w:abstractNum>
+  <w:abstractNum w:abstractNumId="15" w15:restartNumberingAfterBreak="0">
     <w:nsid w:val="686F2D3F"/>
     <w:multiLevelType w:val="hybridMultilevel"/>
     <w:tmpl w:val="E4CE448E"/>
@@ -3383,7 +9791,7 @@
       </w:pPr>
     </w:lvl>
   </w:abstractNum>
-  <w:abstractNum w:abstractNumId="5" w15:restartNumberingAfterBreak="0">
+  <w:abstractNum w:abstractNumId="16" w15:restartNumberingAfterBreak="0">
     <w:nsid w:val="6C833018"/>
     <w:multiLevelType w:val="hybridMultilevel"/>
     <w:tmpl w:val="1FD45FEA"/>
@@ -3472,7 +9880,603 @@
       </w:pPr>
     </w:lvl>
   </w:abstractNum>
-  <w:abstractNum w:abstractNumId="6" w15:restartNumberingAfterBreak="0">
+  <w:abstractNum w:abstractNumId="17" w15:restartNumberingAfterBreak="0">
+    <w:nsid w:val="6F5021B7"/>
+    <w:multiLevelType w:val="multilevel"/>
+    <w:tmpl w:val="80EA36C8"/>
+    <w:lvl w:ilvl="0">
+      <w:start w:val="1"/>
+      <w:numFmt w:val="bullet"/>
+      <w:lvlText w:val=""/>
+      <w:lvlJc w:val="left"/>
+      <w:pPr>
+        <w:tabs>
+          <w:tab w:val="num" w:pos="720"/>
+        </w:tabs>
+        <w:ind w:left="720" w:hanging="360"/>
+      </w:pPr>
+      <w:rPr>
+        <w:rFonts w:ascii="Symbol" w:hAnsi="Symbol" w:hint="default"/>
+        <w:sz w:val="20"/>
+      </w:rPr>
+    </w:lvl>
+    <w:lvl w:ilvl="1" w:tentative="1">
+      <w:start w:val="1"/>
+      <w:numFmt w:val="bullet"/>
+      <w:lvlText w:val="o"/>
+      <w:lvlJc w:val="left"/>
+      <w:pPr>
+        <w:tabs>
+          <w:tab w:val="num" w:pos="1440"/>
+        </w:tabs>
+        <w:ind w:left="1440" w:hanging="360"/>
+      </w:pPr>
+      <w:rPr>
+        <w:rFonts w:ascii="Courier New" w:hAnsi="Courier New" w:hint="default"/>
+        <w:sz w:val="20"/>
+      </w:rPr>
+    </w:lvl>
+    <w:lvl w:ilvl="2" w:tentative="1">
+      <w:start w:val="1"/>
+      <w:numFmt w:val="bullet"/>
+      <w:lvlText w:val=""/>
+      <w:lvlJc w:val="left"/>
+      <w:pPr>
+        <w:tabs>
+          <w:tab w:val="num" w:pos="2160"/>
+        </w:tabs>
+        <w:ind w:left="2160" w:hanging="360"/>
+      </w:pPr>
+      <w:rPr>
+        <w:rFonts w:ascii="Wingdings" w:hAnsi="Wingdings" w:hint="default"/>
+        <w:sz w:val="20"/>
+      </w:rPr>
+    </w:lvl>
+    <w:lvl w:ilvl="3" w:tentative="1">
+      <w:start w:val="1"/>
+      <w:numFmt w:val="bullet"/>
+      <w:lvlText w:val=""/>
+      <w:lvlJc w:val="left"/>
+      <w:pPr>
+        <w:tabs>
+          <w:tab w:val="num" w:pos="2880"/>
+        </w:tabs>
+        <w:ind w:left="2880" w:hanging="360"/>
+      </w:pPr>
+      <w:rPr>
+        <w:rFonts w:ascii="Wingdings" w:hAnsi="Wingdings" w:hint="default"/>
+        <w:sz w:val="20"/>
+      </w:rPr>
+    </w:lvl>
+    <w:lvl w:ilvl="4" w:tentative="1">
+      <w:start w:val="1"/>
+      <w:numFmt w:val="bullet"/>
+      <w:lvlText w:val=""/>
+      <w:lvlJc w:val="left"/>
+      <w:pPr>
+        <w:tabs>
+          <w:tab w:val="num" w:pos="3600"/>
+        </w:tabs>
+        <w:ind w:left="3600" w:hanging="360"/>
+      </w:pPr>
+      <w:rPr>
+        <w:rFonts w:ascii="Wingdings" w:hAnsi="Wingdings" w:hint="default"/>
+        <w:sz w:val="20"/>
+      </w:rPr>
+    </w:lvl>
+    <w:lvl w:ilvl="5" w:tentative="1">
+      <w:start w:val="1"/>
+      <w:numFmt w:val="bullet"/>
+      <w:lvlText w:val=""/>
+      <w:lvlJc w:val="left"/>
+      <w:pPr>
+        <w:tabs>
+          <w:tab w:val="num" w:pos="4320"/>
+        </w:tabs>
+        <w:ind w:left="4320" w:hanging="360"/>
+      </w:pPr>
+      <w:rPr>
+        <w:rFonts w:ascii="Wingdings" w:hAnsi="Wingdings" w:hint="default"/>
+        <w:sz w:val="20"/>
+      </w:rPr>
+    </w:lvl>
+    <w:lvl w:ilvl="6" w:tentative="1">
+      <w:start w:val="1"/>
+      <w:numFmt w:val="bullet"/>
+      <w:lvlText w:val=""/>
+      <w:lvlJc w:val="left"/>
+      <w:pPr>
+        <w:tabs>
+          <w:tab w:val="num" w:pos="5040"/>
+        </w:tabs>
+        <w:ind w:left="5040" w:hanging="360"/>
+      </w:pPr>
+      <w:rPr>
+        <w:rFonts w:ascii="Wingdings" w:hAnsi="Wingdings" w:hint="default"/>
+        <w:sz w:val="20"/>
+      </w:rPr>
+    </w:lvl>
+    <w:lvl w:ilvl="7" w:tentative="1">
+      <w:start w:val="1"/>
+      <w:numFmt w:val="bullet"/>
+      <w:lvlText w:val=""/>
+      <w:lvlJc w:val="left"/>
+      <w:pPr>
+        <w:tabs>
+          <w:tab w:val="num" w:pos="5760"/>
+        </w:tabs>
+        <w:ind w:left="5760" w:hanging="360"/>
+      </w:pPr>
+      <w:rPr>
+        <w:rFonts w:ascii="Wingdings" w:hAnsi="Wingdings" w:hint="default"/>
+        <w:sz w:val="20"/>
+      </w:rPr>
+    </w:lvl>
+    <w:lvl w:ilvl="8" w:tentative="1">
+      <w:start w:val="1"/>
+      <w:numFmt w:val="bullet"/>
+      <w:lvlText w:val=""/>
+      <w:lvlJc w:val="left"/>
+      <w:pPr>
+        <w:tabs>
+          <w:tab w:val="num" w:pos="6480"/>
+        </w:tabs>
+        <w:ind w:left="6480" w:hanging="360"/>
+      </w:pPr>
+      <w:rPr>
+        <w:rFonts w:ascii="Wingdings" w:hAnsi="Wingdings" w:hint="default"/>
+        <w:sz w:val="20"/>
+      </w:rPr>
+    </w:lvl>
+  </w:abstractNum>
+  <w:abstractNum w:abstractNumId="18" w15:restartNumberingAfterBreak="0">
+    <w:nsid w:val="7213004D"/>
+    <w:multiLevelType w:val="multilevel"/>
+    <w:tmpl w:val="815E84AE"/>
+    <w:lvl w:ilvl="0">
+      <w:start w:val="1"/>
+      <w:numFmt w:val="bullet"/>
+      <w:lvlText w:val=""/>
+      <w:lvlJc w:val="left"/>
+      <w:pPr>
+        <w:tabs>
+          <w:tab w:val="num" w:pos="720"/>
+        </w:tabs>
+        <w:ind w:left="720" w:hanging="360"/>
+      </w:pPr>
+      <w:rPr>
+        <w:rFonts w:ascii="Symbol" w:hAnsi="Symbol" w:hint="default"/>
+        <w:sz w:val="20"/>
+      </w:rPr>
+    </w:lvl>
+    <w:lvl w:ilvl="1" w:tentative="1">
+      <w:start w:val="1"/>
+      <w:numFmt w:val="bullet"/>
+      <w:lvlText w:val="o"/>
+      <w:lvlJc w:val="left"/>
+      <w:pPr>
+        <w:tabs>
+          <w:tab w:val="num" w:pos="1440"/>
+        </w:tabs>
+        <w:ind w:left="1440" w:hanging="360"/>
+      </w:pPr>
+      <w:rPr>
+        <w:rFonts w:ascii="Courier New" w:hAnsi="Courier New" w:hint="default"/>
+        <w:sz w:val="20"/>
+      </w:rPr>
+    </w:lvl>
+    <w:lvl w:ilvl="2" w:tentative="1">
+      <w:start w:val="1"/>
+      <w:numFmt w:val="bullet"/>
+      <w:lvlText w:val=""/>
+      <w:lvlJc w:val="left"/>
+      <w:pPr>
+        <w:tabs>
+          <w:tab w:val="num" w:pos="2160"/>
+        </w:tabs>
+        <w:ind w:left="2160" w:hanging="360"/>
+      </w:pPr>
+      <w:rPr>
+        <w:rFonts w:ascii="Wingdings" w:hAnsi="Wingdings" w:hint="default"/>
+        <w:sz w:val="20"/>
+      </w:rPr>
+    </w:lvl>
+    <w:lvl w:ilvl="3" w:tentative="1">
+      <w:start w:val="1"/>
+      <w:numFmt w:val="bullet"/>
+      <w:lvlText w:val=""/>
+      <w:lvlJc w:val="left"/>
+      <w:pPr>
+        <w:tabs>
+          <w:tab w:val="num" w:pos="2880"/>
+        </w:tabs>
+        <w:ind w:left="2880" w:hanging="360"/>
+      </w:pPr>
+      <w:rPr>
+        <w:rFonts w:ascii="Wingdings" w:hAnsi="Wingdings" w:hint="default"/>
+        <w:sz w:val="20"/>
+      </w:rPr>
+    </w:lvl>
+    <w:lvl w:ilvl="4" w:tentative="1">
+      <w:start w:val="1"/>
+      <w:numFmt w:val="bullet"/>
+      <w:lvlText w:val=""/>
+      <w:lvlJc w:val="left"/>
+      <w:pPr>
+        <w:tabs>
+          <w:tab w:val="num" w:pos="3600"/>
+        </w:tabs>
+        <w:ind w:left="3600" w:hanging="360"/>
+      </w:pPr>
+      <w:rPr>
+        <w:rFonts w:ascii="Wingdings" w:hAnsi="Wingdings" w:hint="default"/>
+        <w:sz w:val="20"/>
+      </w:rPr>
+    </w:lvl>
+    <w:lvl w:ilvl="5" w:tentative="1">
+      <w:start w:val="1"/>
+      <w:numFmt w:val="bullet"/>
+      <w:lvlText w:val=""/>
+      <w:lvlJc w:val="left"/>
+      <w:pPr>
+        <w:tabs>
+          <w:tab w:val="num" w:pos="4320"/>
+        </w:tabs>
+        <w:ind w:left="4320" w:hanging="360"/>
+      </w:pPr>
+      <w:rPr>
+        <w:rFonts w:ascii="Wingdings" w:hAnsi="Wingdings" w:hint="default"/>
+        <w:sz w:val="20"/>
+      </w:rPr>
+    </w:lvl>
+    <w:lvl w:ilvl="6" w:tentative="1">
+      <w:start w:val="1"/>
+      <w:numFmt w:val="bullet"/>
+      <w:lvlText w:val=""/>
+      <w:lvlJc w:val="left"/>
+      <w:pPr>
+        <w:tabs>
+          <w:tab w:val="num" w:pos="5040"/>
+        </w:tabs>
+        <w:ind w:left="5040" w:hanging="360"/>
+      </w:pPr>
+      <w:rPr>
+        <w:rFonts w:ascii="Wingdings" w:hAnsi="Wingdings" w:hint="default"/>
+        <w:sz w:val="20"/>
+      </w:rPr>
+    </w:lvl>
+    <w:lvl w:ilvl="7" w:tentative="1">
+      <w:start w:val="1"/>
+      <w:numFmt w:val="bullet"/>
+      <w:lvlText w:val=""/>
+      <w:lvlJc w:val="left"/>
+      <w:pPr>
+        <w:tabs>
+          <w:tab w:val="num" w:pos="5760"/>
+        </w:tabs>
+        <w:ind w:left="5760" w:hanging="360"/>
+      </w:pPr>
+      <w:rPr>
+        <w:rFonts w:ascii="Wingdings" w:hAnsi="Wingdings" w:hint="default"/>
+        <w:sz w:val="20"/>
+      </w:rPr>
+    </w:lvl>
+    <w:lvl w:ilvl="8" w:tentative="1">
+      <w:start w:val="1"/>
+      <w:numFmt w:val="bullet"/>
+      <w:lvlText w:val=""/>
+      <w:lvlJc w:val="left"/>
+      <w:pPr>
+        <w:tabs>
+          <w:tab w:val="num" w:pos="6480"/>
+        </w:tabs>
+        <w:ind w:left="6480" w:hanging="360"/>
+      </w:pPr>
+      <w:rPr>
+        <w:rFonts w:ascii="Wingdings" w:hAnsi="Wingdings" w:hint="default"/>
+        <w:sz w:val="20"/>
+      </w:rPr>
+    </w:lvl>
+  </w:abstractNum>
+  <w:abstractNum w:abstractNumId="19" w15:restartNumberingAfterBreak="0">
+    <w:nsid w:val="73166683"/>
+    <w:multiLevelType w:val="multilevel"/>
+    <w:tmpl w:val="DA70A928"/>
+    <w:lvl w:ilvl="0">
+      <w:start w:val="1"/>
+      <w:numFmt w:val="bullet"/>
+      <w:lvlText w:val=""/>
+      <w:lvlJc w:val="left"/>
+      <w:pPr>
+        <w:tabs>
+          <w:tab w:val="num" w:pos="720"/>
+        </w:tabs>
+        <w:ind w:left="720" w:hanging="360"/>
+      </w:pPr>
+      <w:rPr>
+        <w:rFonts w:ascii="Symbol" w:hAnsi="Symbol" w:hint="default"/>
+        <w:sz w:val="20"/>
+      </w:rPr>
+    </w:lvl>
+    <w:lvl w:ilvl="1" w:tentative="1">
+      <w:start w:val="1"/>
+      <w:numFmt w:val="bullet"/>
+      <w:lvlText w:val="o"/>
+      <w:lvlJc w:val="left"/>
+      <w:pPr>
+        <w:tabs>
+          <w:tab w:val="num" w:pos="1440"/>
+        </w:tabs>
+        <w:ind w:left="1440" w:hanging="360"/>
+      </w:pPr>
+      <w:rPr>
+        <w:rFonts w:ascii="Courier New" w:hAnsi="Courier New" w:hint="default"/>
+        <w:sz w:val="20"/>
+      </w:rPr>
+    </w:lvl>
+    <w:lvl w:ilvl="2" w:tentative="1">
+      <w:start w:val="1"/>
+      <w:numFmt w:val="bullet"/>
+      <w:lvlText w:val=""/>
+      <w:lvlJc w:val="left"/>
+      <w:pPr>
+        <w:tabs>
+          <w:tab w:val="num" w:pos="2160"/>
+        </w:tabs>
+        <w:ind w:left="2160" w:hanging="360"/>
+      </w:pPr>
+      <w:rPr>
+        <w:rFonts w:ascii="Wingdings" w:hAnsi="Wingdings" w:hint="default"/>
+        <w:sz w:val="20"/>
+      </w:rPr>
+    </w:lvl>
+    <w:lvl w:ilvl="3" w:tentative="1">
+      <w:start w:val="1"/>
+      <w:numFmt w:val="bullet"/>
+      <w:lvlText w:val=""/>
+      <w:lvlJc w:val="left"/>
+      <w:pPr>
+        <w:tabs>
+          <w:tab w:val="num" w:pos="2880"/>
+        </w:tabs>
+        <w:ind w:left="2880" w:hanging="360"/>
+      </w:pPr>
+      <w:rPr>
+        <w:rFonts w:ascii="Wingdings" w:hAnsi="Wingdings" w:hint="default"/>
+        <w:sz w:val="20"/>
+      </w:rPr>
+    </w:lvl>
+    <w:lvl w:ilvl="4" w:tentative="1">
+      <w:start w:val="1"/>
+      <w:numFmt w:val="bullet"/>
+      <w:lvlText w:val=""/>
+      <w:lvlJc w:val="left"/>
+      <w:pPr>
+        <w:tabs>
+          <w:tab w:val="num" w:pos="3600"/>
+        </w:tabs>
+        <w:ind w:left="3600" w:hanging="360"/>
+      </w:pPr>
+      <w:rPr>
+        <w:rFonts w:ascii="Wingdings" w:hAnsi="Wingdings" w:hint="default"/>
+        <w:sz w:val="20"/>
+      </w:rPr>
+    </w:lvl>
+    <w:lvl w:ilvl="5" w:tentative="1">
+      <w:start w:val="1"/>
+      <w:numFmt w:val="bullet"/>
+      <w:lvlText w:val=""/>
+      <w:lvlJc w:val="left"/>
+      <w:pPr>
+        <w:tabs>
+          <w:tab w:val="num" w:pos="4320"/>
+        </w:tabs>
+        <w:ind w:left="4320" w:hanging="360"/>
+      </w:pPr>
+      <w:rPr>
+        <w:rFonts w:ascii="Wingdings" w:hAnsi="Wingdings" w:hint="default"/>
+        <w:sz w:val="20"/>
+      </w:rPr>
+    </w:lvl>
+    <w:lvl w:ilvl="6" w:tentative="1">
+      <w:start w:val="1"/>
+      <w:numFmt w:val="bullet"/>
+      <w:lvlText w:val=""/>
+      <w:lvlJc w:val="left"/>
+      <w:pPr>
+        <w:tabs>
+          <w:tab w:val="num" w:pos="5040"/>
+        </w:tabs>
+        <w:ind w:left="5040" w:hanging="360"/>
+      </w:pPr>
+      <w:rPr>
+        <w:rFonts w:ascii="Wingdings" w:hAnsi="Wingdings" w:hint="default"/>
+        <w:sz w:val="20"/>
+      </w:rPr>
+    </w:lvl>
+    <w:lvl w:ilvl="7" w:tentative="1">
+      <w:start w:val="1"/>
+      <w:numFmt w:val="bullet"/>
+      <w:lvlText w:val=""/>
+      <w:lvlJc w:val="left"/>
+      <w:pPr>
+        <w:tabs>
+          <w:tab w:val="num" w:pos="5760"/>
+        </w:tabs>
+        <w:ind w:left="5760" w:hanging="360"/>
+      </w:pPr>
+      <w:rPr>
+        <w:rFonts w:ascii="Wingdings" w:hAnsi="Wingdings" w:hint="default"/>
+        <w:sz w:val="20"/>
+      </w:rPr>
+    </w:lvl>
+    <w:lvl w:ilvl="8" w:tentative="1">
+      <w:start w:val="1"/>
+      <w:numFmt w:val="bullet"/>
+      <w:lvlText w:val=""/>
+      <w:lvlJc w:val="left"/>
+      <w:pPr>
+        <w:tabs>
+          <w:tab w:val="num" w:pos="6480"/>
+        </w:tabs>
+        <w:ind w:left="6480" w:hanging="360"/>
+      </w:pPr>
+      <w:rPr>
+        <w:rFonts w:ascii="Wingdings" w:hAnsi="Wingdings" w:hint="default"/>
+        <w:sz w:val="20"/>
+      </w:rPr>
+    </w:lvl>
+  </w:abstractNum>
+  <w:abstractNum w:abstractNumId="20" w15:restartNumberingAfterBreak="0">
+    <w:nsid w:val="7553346F"/>
+    <w:multiLevelType w:val="multilevel"/>
+    <w:tmpl w:val="80EA36C8"/>
+    <w:lvl w:ilvl="0">
+      <w:start w:val="1"/>
+      <w:numFmt w:val="bullet"/>
+      <w:lvlText w:val=""/>
+      <w:lvlJc w:val="left"/>
+      <w:pPr>
+        <w:tabs>
+          <w:tab w:val="num" w:pos="720"/>
+        </w:tabs>
+        <w:ind w:left="720" w:hanging="360"/>
+      </w:pPr>
+      <w:rPr>
+        <w:rFonts w:ascii="Symbol" w:hAnsi="Symbol" w:hint="default"/>
+        <w:sz w:val="20"/>
+      </w:rPr>
+    </w:lvl>
+    <w:lvl w:ilvl="1" w:tentative="1">
+      <w:start w:val="1"/>
+      <w:numFmt w:val="bullet"/>
+      <w:lvlText w:val="o"/>
+      <w:lvlJc w:val="left"/>
+      <w:pPr>
+        <w:tabs>
+          <w:tab w:val="num" w:pos="1440"/>
+        </w:tabs>
+        <w:ind w:left="1440" w:hanging="360"/>
+      </w:pPr>
+      <w:rPr>
+        <w:rFonts w:ascii="Courier New" w:hAnsi="Courier New" w:hint="default"/>
+        <w:sz w:val="20"/>
+      </w:rPr>
+    </w:lvl>
+    <w:lvl w:ilvl="2" w:tentative="1">
+      <w:start w:val="1"/>
+      <w:numFmt w:val="bullet"/>
+      <w:lvlText w:val=""/>
+      <w:lvlJc w:val="left"/>
+      <w:pPr>
+        <w:tabs>
+          <w:tab w:val="num" w:pos="2160"/>
+        </w:tabs>
+        <w:ind w:left="2160" w:hanging="360"/>
+      </w:pPr>
+      <w:rPr>
+        <w:rFonts w:ascii="Wingdings" w:hAnsi="Wingdings" w:hint="default"/>
+        <w:sz w:val="20"/>
+      </w:rPr>
+    </w:lvl>
+    <w:lvl w:ilvl="3" w:tentative="1">
+      <w:start w:val="1"/>
+      <w:numFmt w:val="bullet"/>
+      <w:lvlText w:val=""/>
+      <w:lvlJc w:val="left"/>
+      <w:pPr>
+        <w:tabs>
+          <w:tab w:val="num" w:pos="2880"/>
+        </w:tabs>
+        <w:ind w:left="2880" w:hanging="360"/>
+      </w:pPr>
+      <w:rPr>
+        <w:rFonts w:ascii="Wingdings" w:hAnsi="Wingdings" w:hint="default"/>
+        <w:sz w:val="20"/>
+      </w:rPr>
+    </w:lvl>
+    <w:lvl w:ilvl="4" w:tentative="1">
+      <w:start w:val="1"/>
+      <w:numFmt w:val="bullet"/>
+      <w:lvlText w:val=""/>
+      <w:lvlJc w:val="left"/>
+      <w:pPr>
+        <w:tabs>
+          <w:tab w:val="num" w:pos="3600"/>
+        </w:tabs>
+        <w:ind w:left="3600" w:hanging="360"/>
+      </w:pPr>
+      <w:rPr>
+        <w:rFonts w:ascii="Wingdings" w:hAnsi="Wingdings" w:hint="default"/>
+        <w:sz w:val="20"/>
+      </w:rPr>
+    </w:lvl>
+    <w:lvl w:ilvl="5" w:tentative="1">
+      <w:start w:val="1"/>
+      <w:numFmt w:val="bullet"/>
+      <w:lvlText w:val=""/>
+      <w:lvlJc w:val="left"/>
+      <w:pPr>
+        <w:tabs>
+          <w:tab w:val="num" w:pos="4320"/>
+        </w:tabs>
+        <w:ind w:left="4320" w:hanging="360"/>
+      </w:pPr>
+      <w:rPr>
+        <w:rFonts w:ascii="Wingdings" w:hAnsi="Wingdings" w:hint="default"/>
+        <w:sz w:val="20"/>
+      </w:rPr>
+    </w:lvl>
+    <w:lvl w:ilvl="6" w:tentative="1">
+      <w:start w:val="1"/>
+      <w:numFmt w:val="bullet"/>
+      <w:lvlText w:val=""/>
+      <w:lvlJc w:val="left"/>
+      <w:pPr>
+        <w:tabs>
+          <w:tab w:val="num" w:pos="5040"/>
+        </w:tabs>
+        <w:ind w:left="5040" w:hanging="360"/>
+      </w:pPr>
+      <w:rPr>
+        <w:rFonts w:ascii="Wingdings" w:hAnsi="Wingdings" w:hint="default"/>
+        <w:sz w:val="20"/>
+      </w:rPr>
+    </w:lvl>
+    <w:lvl w:ilvl="7" w:tentative="1">
+      <w:start w:val="1"/>
+      <w:numFmt w:val="bullet"/>
+      <w:lvlText w:val=""/>
+      <w:lvlJc w:val="left"/>
+      <w:pPr>
+        <w:tabs>
+          <w:tab w:val="num" w:pos="5760"/>
+        </w:tabs>
+        <w:ind w:left="5760" w:hanging="360"/>
+      </w:pPr>
+      <w:rPr>
+        <w:rFonts w:ascii="Wingdings" w:hAnsi="Wingdings" w:hint="default"/>
+        <w:sz w:val="20"/>
+      </w:rPr>
+    </w:lvl>
+    <w:lvl w:ilvl="8" w:tentative="1">
+      <w:start w:val="1"/>
+      <w:numFmt w:val="bullet"/>
+      <w:lvlText w:val=""/>
+      <w:lvlJc w:val="left"/>
+      <w:pPr>
+        <w:tabs>
+          <w:tab w:val="num" w:pos="6480"/>
+        </w:tabs>
+        <w:ind w:left="6480" w:hanging="360"/>
+      </w:pPr>
+      <w:rPr>
+        <w:rFonts w:ascii="Wingdings" w:hAnsi="Wingdings" w:hint="default"/>
+        <w:sz w:val="20"/>
+      </w:rPr>
+    </w:lvl>
+  </w:abstractNum>
+  <w:abstractNum w:abstractNumId="21" w15:restartNumberingAfterBreak="0">
     <w:nsid w:val="7577240C"/>
     <w:multiLevelType w:val="hybridMultilevel"/>
     <w:tmpl w:val="4B768118"/>
@@ -3585,25 +10589,222 @@
       </w:rPr>
     </w:lvl>
   </w:abstractNum>
+  <w:abstractNum w:abstractNumId="22" w15:restartNumberingAfterBreak="0">
+    <w:nsid w:val="7EFD1554"/>
+    <w:multiLevelType w:val="multilevel"/>
+    <w:tmpl w:val="80EA36C8"/>
+    <w:lvl w:ilvl="0">
+      <w:start w:val="1"/>
+      <w:numFmt w:val="bullet"/>
+      <w:lvlText w:val=""/>
+      <w:lvlJc w:val="left"/>
+      <w:pPr>
+        <w:tabs>
+          <w:tab w:val="num" w:pos="720"/>
+        </w:tabs>
+        <w:ind w:left="720" w:hanging="360"/>
+      </w:pPr>
+      <w:rPr>
+        <w:rFonts w:ascii="Symbol" w:hAnsi="Symbol" w:hint="default"/>
+        <w:sz w:val="20"/>
+      </w:rPr>
+    </w:lvl>
+    <w:lvl w:ilvl="1" w:tentative="1">
+      <w:start w:val="1"/>
+      <w:numFmt w:val="bullet"/>
+      <w:lvlText w:val="o"/>
+      <w:lvlJc w:val="left"/>
+      <w:pPr>
+        <w:tabs>
+          <w:tab w:val="num" w:pos="1440"/>
+        </w:tabs>
+        <w:ind w:left="1440" w:hanging="360"/>
+      </w:pPr>
+      <w:rPr>
+        <w:rFonts w:ascii="Courier New" w:hAnsi="Courier New" w:hint="default"/>
+        <w:sz w:val="20"/>
+      </w:rPr>
+    </w:lvl>
+    <w:lvl w:ilvl="2" w:tentative="1">
+      <w:start w:val="1"/>
+      <w:numFmt w:val="bullet"/>
+      <w:lvlText w:val=""/>
+      <w:lvlJc w:val="left"/>
+      <w:pPr>
+        <w:tabs>
+          <w:tab w:val="num" w:pos="2160"/>
+        </w:tabs>
+        <w:ind w:left="2160" w:hanging="360"/>
+      </w:pPr>
+      <w:rPr>
+        <w:rFonts w:ascii="Wingdings" w:hAnsi="Wingdings" w:hint="default"/>
+        <w:sz w:val="20"/>
+      </w:rPr>
+    </w:lvl>
+    <w:lvl w:ilvl="3" w:tentative="1">
+      <w:start w:val="1"/>
+      <w:numFmt w:val="bullet"/>
+      <w:lvlText w:val=""/>
+      <w:lvlJc w:val="left"/>
+      <w:pPr>
+        <w:tabs>
+          <w:tab w:val="num" w:pos="2880"/>
+        </w:tabs>
+        <w:ind w:left="2880" w:hanging="360"/>
+      </w:pPr>
+      <w:rPr>
+        <w:rFonts w:ascii="Wingdings" w:hAnsi="Wingdings" w:hint="default"/>
+        <w:sz w:val="20"/>
+      </w:rPr>
+    </w:lvl>
+    <w:lvl w:ilvl="4" w:tentative="1">
+      <w:start w:val="1"/>
+      <w:numFmt w:val="bullet"/>
+      <w:lvlText w:val=""/>
+      <w:lvlJc w:val="left"/>
+      <w:pPr>
+        <w:tabs>
+          <w:tab w:val="num" w:pos="3600"/>
+        </w:tabs>
+        <w:ind w:left="3600" w:hanging="360"/>
+      </w:pPr>
+      <w:rPr>
+        <w:rFonts w:ascii="Wingdings" w:hAnsi="Wingdings" w:hint="default"/>
+        <w:sz w:val="20"/>
+      </w:rPr>
+    </w:lvl>
+    <w:lvl w:ilvl="5" w:tentative="1">
+      <w:start w:val="1"/>
+      <w:numFmt w:val="bullet"/>
+      <w:lvlText w:val=""/>
+      <w:lvlJc w:val="left"/>
+      <w:pPr>
+        <w:tabs>
+          <w:tab w:val="num" w:pos="4320"/>
+        </w:tabs>
+        <w:ind w:left="4320" w:hanging="360"/>
+      </w:pPr>
+      <w:rPr>
+        <w:rFonts w:ascii="Wingdings" w:hAnsi="Wingdings" w:hint="default"/>
+        <w:sz w:val="20"/>
+      </w:rPr>
+    </w:lvl>
+    <w:lvl w:ilvl="6" w:tentative="1">
+      <w:start w:val="1"/>
+      <w:numFmt w:val="bullet"/>
+      <w:lvlText w:val=""/>
+      <w:lvlJc w:val="left"/>
+      <w:pPr>
+        <w:tabs>
+          <w:tab w:val="num" w:pos="5040"/>
+        </w:tabs>
+        <w:ind w:left="5040" w:hanging="360"/>
+      </w:pPr>
+      <w:rPr>
+        <w:rFonts w:ascii="Wingdings" w:hAnsi="Wingdings" w:hint="default"/>
+        <w:sz w:val="20"/>
+      </w:rPr>
+    </w:lvl>
+    <w:lvl w:ilvl="7" w:tentative="1">
+      <w:start w:val="1"/>
+      <w:numFmt w:val="bullet"/>
+      <w:lvlText w:val=""/>
+      <w:lvlJc w:val="left"/>
+      <w:pPr>
+        <w:tabs>
+          <w:tab w:val="num" w:pos="5760"/>
+        </w:tabs>
+        <w:ind w:left="5760" w:hanging="360"/>
+      </w:pPr>
+      <w:rPr>
+        <w:rFonts w:ascii="Wingdings" w:hAnsi="Wingdings" w:hint="default"/>
+        <w:sz w:val="20"/>
+      </w:rPr>
+    </w:lvl>
+    <w:lvl w:ilvl="8" w:tentative="1">
+      <w:start w:val="1"/>
+      <w:numFmt w:val="bullet"/>
+      <w:lvlText w:val=""/>
+      <w:lvlJc w:val="left"/>
+      <w:pPr>
+        <w:tabs>
+          <w:tab w:val="num" w:pos="6480"/>
+        </w:tabs>
+        <w:ind w:left="6480" w:hanging="360"/>
+      </w:pPr>
+      <w:rPr>
+        <w:rFonts w:ascii="Wingdings" w:hAnsi="Wingdings" w:hint="default"/>
+        <w:sz w:val="20"/>
+      </w:rPr>
+    </w:lvl>
+  </w:abstractNum>
   <w:num w:numId="1" w16cid:durableId="1521703667">
+    <w:abstractNumId w:val="9"/>
+  </w:num>
+  <w:num w:numId="2" w16cid:durableId="1192451426">
+    <w:abstractNumId w:val="10"/>
+  </w:num>
+  <w:num w:numId="3" w16cid:durableId="1769034931">
+    <w:abstractNumId w:val="1"/>
+  </w:num>
+  <w:num w:numId="4" w16cid:durableId="959531810">
+    <w:abstractNumId w:val="16"/>
+  </w:num>
+  <w:num w:numId="5" w16cid:durableId="893854713">
+    <w:abstractNumId w:val="8"/>
+  </w:num>
+  <w:num w:numId="6" w16cid:durableId="985860105">
+    <w:abstractNumId w:val="15"/>
+  </w:num>
+  <w:num w:numId="7" w16cid:durableId="504787989">
+    <w:abstractNumId w:val="21"/>
+  </w:num>
+  <w:num w:numId="8" w16cid:durableId="508178000">
     <w:abstractNumId w:val="2"/>
   </w:num>
-  <w:num w:numId="2" w16cid:durableId="1192451426">
+  <w:num w:numId="9" w16cid:durableId="38747119">
+    <w:abstractNumId w:val="19"/>
+  </w:num>
+  <w:num w:numId="10" w16cid:durableId="1018384852">
+    <w:abstractNumId w:val="18"/>
+  </w:num>
+  <w:num w:numId="11" w16cid:durableId="1980761239">
+    <w:abstractNumId w:val="14"/>
+  </w:num>
+  <w:num w:numId="12" w16cid:durableId="956595905">
     <w:abstractNumId w:val="3"/>
   </w:num>
-  <w:num w:numId="3" w16cid:durableId="1769034931">
+  <w:num w:numId="13" w16cid:durableId="582758859">
     <w:abstractNumId w:val="0"/>
   </w:num>
-  <w:num w:numId="4" w16cid:durableId="959531810">
+  <w:num w:numId="14" w16cid:durableId="1879733336">
+    <w:abstractNumId w:val="13"/>
+  </w:num>
+  <w:num w:numId="15" w16cid:durableId="481166100">
+    <w:abstractNumId w:val="17"/>
+  </w:num>
+  <w:num w:numId="16" w16cid:durableId="311787394">
+    <w:abstractNumId w:val="11"/>
+  </w:num>
+  <w:num w:numId="17" w16cid:durableId="996113649">
+    <w:abstractNumId w:val="20"/>
+  </w:num>
+  <w:num w:numId="18" w16cid:durableId="1598830587">
+    <w:abstractNumId w:val="22"/>
+  </w:num>
+  <w:num w:numId="19" w16cid:durableId="1640961649">
+    <w:abstractNumId w:val="12"/>
+  </w:num>
+  <w:num w:numId="20" w16cid:durableId="1817066774">
+    <w:abstractNumId w:val="4"/>
+  </w:num>
+  <w:num w:numId="21" w16cid:durableId="1667047583">
     <w:abstractNumId w:val="5"/>
   </w:num>
-  <w:num w:numId="5" w16cid:durableId="893854713">
-    <w:abstractNumId w:val="1"/>
+  <w:num w:numId="22" w16cid:durableId="347604906">
+    <w:abstractNumId w:val="7"/>
   </w:num>
-  <w:num w:numId="6" w16cid:durableId="985860105">
-    <w:abstractNumId w:val="4"/>
-  </w:num>
-  <w:num w:numId="7" w16cid:durableId="504787989">
+  <w:num w:numId="23" w16cid:durableId="970018763">
     <w:abstractNumId w:val="6"/>
   </w:num>
 </w:numbering>
@@ -4087,10 +11288,9 @@
     <w:next w:val="Normal"/>
     <w:link w:val="Heading4Char"/>
     <w:uiPriority w:val="9"/>
-    <w:semiHidden/>
     <w:unhideWhenUsed/>
     <w:qFormat/>
-    <w:rsid w:val="003300AD"/>
+    <w:rsid w:val="00484FD6"/>
     <w:pPr>
       <w:keepNext/>
       <w:keepLines/>
@@ -4099,9 +11299,10 @@
     </w:pPr>
     <w:rPr>
       <w:rFonts w:eastAsiaTheme="majorEastAsia" w:cstheme="majorBidi"/>
-      <w:i/>
+      <w:b/>
       <w:iCs/>
-      <w:color w:val="0F4761" w:themeColor="accent1" w:themeShade="BF"/>
+      <w:color w:val="000000" w:themeColor="text1"/>
+      <w:sz w:val="28"/>
     </w:rPr>
   </w:style>
   <w:style w:type="paragraph" w:styleId="Heading5">
@@ -4110,10 +11311,9 @@
     <w:next w:val="Normal"/>
     <w:link w:val="Heading5Char"/>
     <w:uiPriority w:val="9"/>
-    <w:semiHidden/>
     <w:unhideWhenUsed/>
     <w:qFormat/>
-    <w:rsid w:val="003300AD"/>
+    <w:rsid w:val="00484FD6"/>
     <w:pPr>
       <w:keepNext/>
       <w:keepLines/>
@@ -4122,7 +11322,8 @@
     </w:pPr>
     <w:rPr>
       <w:rFonts w:eastAsiaTheme="majorEastAsia" w:cstheme="majorBidi"/>
-      <w:color w:val="0F4761" w:themeColor="accent1" w:themeShade="BF"/>
+      <w:b/>
+      <w:color w:val="000000" w:themeColor="text1"/>
     </w:rPr>
   </w:style>
   <w:style w:type="paragraph" w:styleId="Heading6">
@@ -4283,13 +11484,13 @@
     <w:basedOn w:val="DefaultParagraphFont"/>
     <w:link w:val="Heading4"/>
     <w:uiPriority w:val="9"/>
-    <w:semiHidden/>
-    <w:rsid w:val="003300AD"/>
+    <w:rsid w:val="00484FD6"/>
     <w:rPr>
-      <w:rFonts w:eastAsiaTheme="majorEastAsia" w:cstheme="majorBidi"/>
-      <w:i/>
+      <w:rFonts w:ascii="Times New Roman" w:eastAsiaTheme="majorEastAsia" w:hAnsi="Times New Roman" w:cstheme="majorBidi"/>
+      <w:b/>
       <w:iCs/>
-      <w:color w:val="0F4761" w:themeColor="accent1" w:themeShade="BF"/>
+      <w:color w:val="000000" w:themeColor="text1"/>
+      <w:sz w:val="28"/>
     </w:rPr>
   </w:style>
   <w:style w:type="character" w:customStyle="1" w:styleId="Heading5Char">
@@ -4297,11 +11498,12 @@
     <w:basedOn w:val="DefaultParagraphFont"/>
     <w:link w:val="Heading5"/>
     <w:uiPriority w:val="9"/>
-    <w:semiHidden/>
-    <w:rsid w:val="003300AD"/>
+    <w:rsid w:val="00484FD6"/>
     <w:rPr>
-      <w:rFonts w:eastAsiaTheme="majorEastAsia" w:cstheme="majorBidi"/>
-      <w:color w:val="0F4761" w:themeColor="accent1" w:themeShade="BF"/>
+      <w:rFonts w:ascii="Times New Roman" w:eastAsiaTheme="majorEastAsia" w:hAnsi="Times New Roman" w:cstheme="majorBidi"/>
+      <w:b/>
+      <w:color w:val="000000" w:themeColor="text1"/>
+      <w:sz w:val="26"/>
     </w:rPr>
   </w:style>
   <w:style w:type="character" w:customStyle="1" w:styleId="Heading6Char">

--- a/He_thong_thong_tin_giai_quyet_hanh_chinh/TRAN NGUYEN MINH QUAN_25410288/TRAN NGUYEN MINH QUAN_25410288.docx
+++ b/He_thong_thong_tin_giai_quyet_hanh_chinh/TRAN NGUYEN MINH QUAN_25410288/TRAN NGUYEN MINH QUAN_25410288.docx
@@ -79,7 +79,7 @@
           <w:szCs w:val="26"/>
         </w:rPr>
         <w:drawing>
-          <wp:inline distT="0" distB="0" distL="0" distR="0" wp14:anchorId="61AA30EF" wp14:editId="5DA8AB9C">
+          <wp:inline distT="0" distB="0" distL="0" distR="0" wp14:anchorId="61AA30EF" wp14:editId="5163E60D">
             <wp:extent cx="1948539" cy="1606164"/>
             <wp:effectExtent l="0" t="0" r="0" b="0"/>
             <wp:docPr id="990850389" name="Picture 1"/>
@@ -2398,6 +2398,33 @@
         <w:rPr>
           <w:rFonts w:cs="Times New Roman"/>
           <w:szCs w:val="26"/>
+          <w:lang w:val="vi-VN"/>
+        </w:rPr>
+      </w:pPr>
+    </w:p>
+    <w:p>
+      <w:pPr>
+        <w:rPr>
+          <w:rFonts w:cs="Times New Roman"/>
+          <w:szCs w:val="26"/>
+          <w:lang w:val="vi-VN"/>
+        </w:rPr>
+      </w:pPr>
+    </w:p>
+    <w:p>
+      <w:pPr>
+        <w:rPr>
+          <w:rFonts w:cs="Times New Roman"/>
+          <w:szCs w:val="26"/>
+          <w:lang w:val="vi-VN"/>
+        </w:rPr>
+      </w:pPr>
+    </w:p>
+    <w:p>
+      <w:pPr>
+        <w:rPr>
+          <w:rFonts w:cs="Times New Roman"/>
+          <w:szCs w:val="26"/>
         </w:rPr>
       </w:pPr>
       <w:r>
@@ -4644,6 +4671,7 @@
         <w:rPr>
           <w:b/>
           <w:bCs/>
+          <w:noProof/>
           <w:sz w:val="28"/>
           <w:szCs w:val="24"/>
           <w:lang w:val="vi-VN"/>
@@ -5144,6 +5172,7 @@
         <w:rPr>
           <w:b/>
           <w:bCs/>
+          <w:noProof/>
           <w:sz w:val="28"/>
           <w:szCs w:val="24"/>
           <w:lang w:val="vi-VN"/>
@@ -5668,6 +5697,7 @@
         <w:rPr>
           <w:b/>
           <w:bCs/>
+          <w:noProof/>
           <w:sz w:val="28"/>
           <w:szCs w:val="24"/>
           <w:lang w:val="vi-VN"/>
@@ -6170,6 +6200,7 @@
         <w:rPr>
           <w:b/>
           <w:bCs/>
+          <w:noProof/>
           <w:sz w:val="28"/>
           <w:szCs w:val="24"/>
           <w:lang w:val="vi-VN"/>
@@ -6707,6 +6738,7 @@
       </w:pPr>
       <w:r>
         <w:rPr>
+          <w:noProof/>
           <w:lang w:val="vi-VN"/>
         </w:rPr>
         <w:drawing>
@@ -11417,6 +11449,7 @@
   <w:style w:type="character" w:default="1" w:styleId="DefaultParagraphFont">
     <w:name w:val="Default Paragraph Font"/>
     <w:uiPriority w:val="1"/>
+    <w:semiHidden/>
     <w:unhideWhenUsed/>
   </w:style>
   <w:style w:type="table" w:default="1" w:styleId="TableNormal">

--- a/He_thong_thong_tin_giai_quyet_hanh_chinh/TRAN NGUYEN MINH QUAN_25410288/TRAN NGUYEN MINH QUAN_25410288.docx
+++ b/He_thong_thong_tin_giai_quyet_hanh_chinh/TRAN NGUYEN MINH QUAN_25410288/TRAN NGUYEN MINH QUAN_25410288.docx
@@ -79,7 +79,7 @@
           <w:szCs w:val="26"/>
         </w:rPr>
         <w:drawing>
-          <wp:inline distT="0" distB="0" distL="0" distR="0" wp14:anchorId="61AA30EF" wp14:editId="5163E60D">
+          <wp:inline distT="0" distB="0" distL="0" distR="0" wp14:anchorId="61AA30EF" wp14:editId="7553E58E">
             <wp:extent cx="1948539" cy="1606164"/>
             <wp:effectExtent l="0" t="0" r="0" b="0"/>
             <wp:docPr id="990850389" name="Picture 1"/>
@@ -1668,6 +1668,30 @@
     <w:p>
       <w:pPr>
         <w:jc w:val="both"/>
+        <w:rPr>
+          <w:rFonts w:cs="Times New Roman"/>
+          <w:szCs w:val="26"/>
+        </w:rPr>
+      </w:pPr>
+    </w:p>
+    <w:p>
+      <w:pPr>
+        <w:rPr>
+          <w:rFonts w:cs="Times New Roman"/>
+          <w:szCs w:val="26"/>
+        </w:rPr>
+      </w:pPr>
+    </w:p>
+    <w:p>
+      <w:pPr>
+        <w:rPr>
+          <w:rFonts w:cs="Times New Roman"/>
+          <w:szCs w:val="26"/>
+        </w:rPr>
+      </w:pPr>
+    </w:p>
+    <w:p>
+      <w:pPr>
         <w:rPr>
           <w:rFonts w:cs="Times New Roman"/>
           <w:szCs w:val="26"/>

--- a/He_thong_thong_tin_giai_quyet_hanh_chinh/TRAN NGUYEN MINH QUAN_25410288/TRAN NGUYEN MINH QUAN_25410288.docx
+++ b/He_thong_thong_tin_giai_quyet_hanh_chinh/TRAN NGUYEN MINH QUAN_25410288/TRAN NGUYEN MINH QUAN_25410288.docx
@@ -8483,6 +8483,14 @@
       <w:r>
         <w:t>Cổng thanh toán điện tử, ngân hàng hoặc tổ chức cung ứng dịch vụ thanh toán và cơ quan giải quyết thủ tục hành chính.</w:t>
       </w:r>
+    </w:p>
+    <w:p>
+      <w:pPr>
+        <w:spacing w:line="240" w:lineRule="auto"/>
+        <w:rPr>
+          <w:lang w:val="vi-VN"/>
+        </w:rPr>
+      </w:pPr>
     </w:p>
     <w:p>
       <w:r>

--- a/He_thong_thong_tin_giai_quyet_hanh_chinh/TRAN NGUYEN MINH QUAN_25410288/TRAN NGUYEN MINH QUAN_25410288.docx
+++ b/He_thong_thong_tin_giai_quyet_hanh_chinh/TRAN NGUYEN MINH QUAN_25410288/TRAN NGUYEN MINH QUAN_25410288.docx
@@ -1,6 +1,6 @@
 
 <file path=word/document.xml><?xml version="1.0" encoding="utf-8"?>
-<w:document xmlns:wpc="http://schemas.microsoft.com/office/word/2010/wordprocessingCanvas" xmlns:cx="http://schemas.microsoft.com/office/drawing/2014/chartex" xmlns:cx1="http://schemas.microsoft.com/office/drawing/2015/9/8/chartex" xmlns:cx2="http://schemas.microsoft.com/office/drawing/2015/10/21/chartex" xmlns:cx3="http://schemas.microsoft.com/office/drawing/2016/5/9/chartex" xmlns:cx4="http://schemas.microsoft.com/office/drawing/2016/5/10/chartex" xmlns:cx5="http://schemas.microsoft.com/office/drawing/2016/5/11/chartex" xmlns:cx6="http://schemas.microsoft.com/office/drawing/2016/5/12/chartex" xmlns:cx7="http://schemas.microsoft.com/office/drawing/2016/5/13/chartex" xmlns:cx8="http://schemas.microsoft.com/office/drawing/2016/5/14/chartex" xmlns:mc="http://schemas.openxmlformats.org/markup-compatibility/2006" xmlns:aink="http://schemas.microsoft.com/office/drawing/2016/ink" xmlns:am3d="http://schemas.microsoft.com/office/drawing/2017/model3d" xmlns:o="urn:schemas-microsoft-com:office:office" xmlns:oel="http://schemas.microsoft.com/office/2019/extlst" xmlns:r="http://schemas.openxmlformats.org/officeDocument/2006/relationships" xmlns:m="http://schemas.openxmlformats.org/officeDocument/2006/math" xmlns:v="urn:schemas-microsoft-com:vml" xmlns:wp14="http://schemas.microsoft.com/office/word/2010/wordprocessingDrawing" xmlns:wp="http://schemas.openxmlformats.org/drawingml/2006/wordprocessingDrawing" xmlns:w10="urn:schemas-microsoft-com:office:word" xmlns:w="http://schemas.openxmlformats.org/wordprocessingml/2006/main" xmlns:w14="http://schemas.microsoft.com/office/word/2010/wordml" xmlns:w15="http://schemas.microsoft.com/office/word/2012/wordml" xmlns:w16cei="http://schemas.microsoft.com/office/word/2026/wordml/cei" xmlns:w16cex="http://schemas.microsoft.com/office/word/2018/wordml/cex" xmlns:w16cid="http://schemas.microsoft.com/office/word/2016/wordml/cid" xmlns:w16="http://schemas.microsoft.com/office/word/2018/wordml" xmlns:w16du="http://schemas.microsoft.com/office/word/2023/wordml/word16du" xmlns:w16sdtdh="http://schemas.microsoft.com/office/word/2020/wordml/sdtdatahash" xmlns:w16sdtfl="http://schemas.microsoft.com/office/word/2024/wordml/sdtformatlock" xmlns:w16se="http://schemas.microsoft.com/office/word/2015/wordml/symex" xmlns:wpg="http://schemas.microsoft.com/office/word/2010/wordprocessingGroup" xmlns:wpi="http://schemas.microsoft.com/office/word/2010/wordprocessingInk" xmlns:wne="http://schemas.microsoft.com/office/word/2006/wordml" xmlns:wps="http://schemas.microsoft.com/office/word/2010/wordprocessingShape" mc:Ignorable="w14 w15 w16se w16cid w16 w16cex w16sdtdh w16sdtfl w16du wp14">
+<w:document xmlns:wpc="http://schemas.microsoft.com/office/word/2010/wordprocessingCanvas" xmlns:cx="http://schemas.microsoft.com/office/drawing/2014/chartex" xmlns:cx1="http://schemas.microsoft.com/office/drawing/2015/9/8/chartex" xmlns:cx2="http://schemas.microsoft.com/office/drawing/2015/10/21/chartex" xmlns:cx3="http://schemas.microsoft.com/office/drawing/2016/5/9/chartex" xmlns:cx4="http://schemas.microsoft.com/office/drawing/2016/5/10/chartex" xmlns:cx5="http://schemas.microsoft.com/office/drawing/2016/5/11/chartex" xmlns:cx6="http://schemas.microsoft.com/office/drawing/2016/5/12/chartex" xmlns:cx7="http://schemas.microsoft.com/office/drawing/2016/5/13/chartex" xmlns:cx8="http://schemas.microsoft.com/office/drawing/2016/5/14/chartex" xmlns:mc="http://schemas.openxmlformats.org/markup-compatibility/2006" xmlns:aink="http://schemas.microsoft.com/office/drawing/2016/ink" xmlns:am3d="http://schemas.microsoft.com/office/drawing/2017/model3d" xmlns:o="urn:schemas-microsoft-com:office:office" xmlns:oel="http://schemas.microsoft.com/office/2019/extlst" xmlns:r="http://schemas.openxmlformats.org/officeDocument/2006/relationships" xmlns:m="http://schemas.openxmlformats.org/officeDocument/2006/math" xmlns:v="urn:schemas-microsoft-com:vml" xmlns:wp14="http://schemas.microsoft.com/office/word/2010/wordprocessingDrawing" xmlns:wp="http://schemas.openxmlformats.org/drawingml/2006/wordprocessingDrawing" xmlns:w10="urn:schemas-microsoft-com:office:word" xmlns:w="http://schemas.openxmlformats.org/wordprocessingml/2006/main" xmlns:w14="http://schemas.microsoft.com/office/word/2010/wordml" xmlns:w15="http://schemas.microsoft.com/office/word/2012/wordml" xmlns:w16cex="http://schemas.microsoft.com/office/word/2018/wordml/cex" xmlns:w16cid="http://schemas.microsoft.com/office/word/2016/wordml/cid" xmlns:w16="http://schemas.microsoft.com/office/word/2018/wordml" xmlns:w16du="http://schemas.microsoft.com/office/word/2023/wordml/word16du" xmlns:w16sdtdh="http://schemas.microsoft.com/office/word/2020/wordml/sdtdatahash" xmlns:w16sdtfl="http://schemas.microsoft.com/office/word/2024/wordml/sdtformatlock" xmlns:w16se="http://schemas.microsoft.com/office/word/2015/wordml/symex" xmlns:wpg="http://schemas.microsoft.com/office/word/2010/wordprocessingGroup" xmlns:wpi="http://schemas.microsoft.com/office/word/2010/wordprocessingInk" xmlns:wne="http://schemas.microsoft.com/office/word/2006/wordml" xmlns:wps="http://schemas.microsoft.com/office/word/2010/wordprocessingShape" mc:Ignorable="w14 w15 w16se w16cid w16 w16cex w16sdtdh w16sdtfl w16du wp14">
   <w:body>
     <w:p>
       <w:pPr>
@@ -79,7 +79,7 @@
           <w:szCs w:val="26"/>
         </w:rPr>
         <w:drawing>
-          <wp:inline distT="0" distB="0" distL="0" distR="0" wp14:anchorId="61AA30EF" wp14:editId="10A48B53">
+          <wp:inline distT="0" distB="0" distL="0" distR="0" wp14:anchorId="61AA30EF" wp14:editId="0C323E1F">
             <wp:extent cx="1948539" cy="1606164"/>
             <wp:effectExtent l="0" t="0" r="0" b="0"/>
             <wp:docPr id="990850389" name="Picture 1"/>
@@ -145,6 +145,7 @@
           <w:bCs/>
           <w:sz w:val="36"/>
           <w:szCs w:val="36"/>
+          <w:lang w:val="vi-VN"/>
         </w:rPr>
       </w:pPr>
       <w:r>
@@ -157,18 +158,41 @@
         </w:rPr>
         <w:t>BÁO CÁO ĐỒ ÁN MÔN HỌC</w:t>
       </w:r>
+      <w:r>
+        <w:rPr>
+          <w:rFonts w:cs="Times New Roman"/>
+          <w:b/>
+          <w:bCs/>
+          <w:sz w:val="36"/>
+          <w:szCs w:val="36"/>
+          <w:lang w:val="vi-VN"/>
+        </w:rPr>
+        <w:t xml:space="preserve"> </w:t>
+      </w:r>
     </w:p>
     <w:p>
       <w:pPr>
         <w:pStyle w:val="Title"/>
-      </w:pPr>
-      <w:r>
+        <w:rPr>
+          <w:lang w:val="vi-VN"/>
+        </w:rPr>
+      </w:pPr>
+      <w:r>
+        <w:rPr>
+          <w:lang w:val="vi-VN"/>
+        </w:rPr>
         <w:t>ĐỀ TÀI:</w:t>
       </w:r>
       <w:r>
+        <w:rPr>
+          <w:lang w:val="vi-VN"/>
+        </w:rPr>
         <w:t xml:space="preserve"> </w:t>
       </w:r>
       <w:r>
+        <w:rPr>
+          <w:lang w:val="vi-VN"/>
+        </w:rPr>
         <w:t xml:space="preserve">HỆ THỐNG </w:t>
       </w:r>
     </w:p>
@@ -176,14 +200,23 @@
       <w:pPr>
         <w:pStyle w:val="Title"/>
         <w:jc w:val="left"/>
-      </w:pPr>
-      <w:r>
+        <w:rPr>
+          <w:lang w:val="vi-VN"/>
+        </w:rPr>
+      </w:pPr>
+      <w:r>
+        <w:rPr>
+          <w:lang w:val="vi-VN"/>
+        </w:rPr>
         <w:t>THÔNG TIN GIẢI QUYẾT THỦ TỤC HÀNH CHÍNH</w:t>
       </w:r>
     </w:p>
     <w:p>
       <w:pPr>
         <w:pStyle w:val="Title"/>
+        <w:rPr>
+          <w:lang w:val="vi-VN"/>
+        </w:rPr>
       </w:pPr>
     </w:p>
     <w:p>
@@ -193,6 +226,7 @@
           <w:b/>
           <w:bCs/>
           <w:szCs w:val="26"/>
+          <w:lang w:val="vi-VN"/>
         </w:rPr>
       </w:pPr>
     </w:p>
@@ -203,6 +237,7 @@
           <w:b/>
           <w:bCs/>
           <w:szCs w:val="26"/>
+          <w:lang w:val="vi-VN"/>
         </w:rPr>
       </w:pPr>
       <w:r>
@@ -211,6 +246,7 @@
           <w:b/>
           <w:bCs/>
           <w:szCs w:val="26"/>
+          <w:lang w:val="vi-VN"/>
         </w:rPr>
         <w:t xml:space="preserve">Môn học: </w:t>
       </w:r>
@@ -218,36 +254,33 @@
         <w:rPr>
           <w:rFonts w:cs="Times New Roman"/>
           <w:szCs w:val="26"/>
-        </w:rPr>
-        <w:t>IE203.F34.LT.CNTT</w:t>
+          <w:lang w:val="vi-VN"/>
+        </w:rPr>
+        <w:t xml:space="preserve">IE203.F34.LT.CNTT </w:t>
       </w:r>
       <w:r>
         <w:rPr>
           <w:rFonts w:cs="Times New Roman"/>
           <w:szCs w:val="26"/>
-        </w:rPr>
-        <w:t xml:space="preserve"> </w:t>
+          <w:lang w:val="vi-VN"/>
+        </w:rPr>
+        <w:t xml:space="preserve">- </w:t>
       </w:r>
       <w:r>
         <w:rPr>
           <w:rFonts w:cs="Times New Roman"/>
           <w:szCs w:val="26"/>
-        </w:rPr>
-        <w:t xml:space="preserve">- </w:t>
-      </w:r>
-      <w:r>
+          <w:lang w:val="vi-VN"/>
+        </w:rPr>
+        <w:t>Hệ thống quản trị qui trình nghiệp vụ</w:t>
+      </w:r>
+    </w:p>
+    <w:p>
+      <w:pPr>
         <w:rPr>
           <w:rFonts w:cs="Times New Roman"/>
           <w:szCs w:val="26"/>
-        </w:rPr>
-        <w:t>Hệ thống quản trị qui trình nghiệp vụ</w:t>
-      </w:r>
-    </w:p>
-    <w:p>
-      <w:pPr>
-        <w:rPr>
-          <w:rFonts w:cs="Times New Roman"/>
-          <w:szCs w:val="26"/>
+          <w:lang w:val="vi-VN"/>
         </w:rPr>
       </w:pPr>
       <w:r>
@@ -256,6 +289,7 @@
           <w:b/>
           <w:bCs/>
           <w:szCs w:val="26"/>
+          <w:lang w:val="vi-VN"/>
         </w:rPr>
         <w:t>Giảng viên hướng dẫn:</w:t>
       </w:r>
@@ -265,6 +299,7 @@
           <w:b/>
           <w:bCs/>
           <w:szCs w:val="26"/>
+          <w:lang w:val="vi-VN"/>
         </w:rPr>
         <w:t xml:space="preserve"> </w:t>
       </w:r>
@@ -272,15 +307,9 @@
         <w:rPr>
           <w:rFonts w:cs="Times New Roman"/>
           <w:szCs w:val="26"/>
-        </w:rPr>
-        <w:t>ThS.</w:t>
-      </w:r>
-      <w:r>
-        <w:rPr>
-          <w:rFonts w:cs="Times New Roman"/>
-          <w:szCs w:val="26"/>
-        </w:rPr>
-        <w:t xml:space="preserve"> Hà Lê Hoài Trung</w:t>
+          <w:lang w:val="vi-VN"/>
+        </w:rPr>
+        <w:t>ThS. Hà Lê Hoài Trung</w:t>
       </w:r>
     </w:p>
     <w:p>
@@ -290,6 +319,7 @@
           <w:b/>
           <w:bCs/>
           <w:szCs w:val="26"/>
+          <w:lang w:val="vi-VN"/>
         </w:rPr>
       </w:pPr>
       <w:r>
@@ -298,6 +328,7 @@
           <w:b/>
           <w:bCs/>
           <w:szCs w:val="26"/>
+          <w:lang w:val="vi-VN"/>
         </w:rPr>
         <w:t xml:space="preserve">Thực hiện bởi nhóm </w:t>
       </w:r>
@@ -307,6 +338,7 @@
           <w:b/>
           <w:bCs/>
           <w:szCs w:val="26"/>
+          <w:lang w:val="vi-VN"/>
         </w:rPr>
         <w:t>7</w:t>
       </w:r>
@@ -316,6 +348,7 @@
           <w:b/>
           <w:bCs/>
           <w:szCs w:val="26"/>
+          <w:lang w:val="vi-VN"/>
         </w:rPr>
         <w:t>, bao gồm:</w:t>
       </w:r>
@@ -325,6 +358,7 @@
           <w:b/>
           <w:bCs/>
           <w:szCs w:val="26"/>
+          <w:lang w:val="vi-VN"/>
         </w:rPr>
         <w:t xml:space="preserve"> </w:t>
       </w:r>
@@ -3286,7 +3320,6 @@
       </w:pPr>
       <w:bookmarkStart w:id="1" w:name="_Toc236682190"/>
       <w:r>
-        <w:lastRenderedPageBreak/>
         <w:t>DANH SÁCH HÌNH</w:t>
       </w:r>
       <w:r>
@@ -3535,7 +3568,6 @@
           <w:sz w:val="30"/>
           <w:szCs w:val="30"/>
         </w:rPr>
-        <w:lastRenderedPageBreak/>
         <w:t>TÓM TẮT</w:t>
       </w:r>
     </w:p>
@@ -3678,11 +3710,7 @@
         <w:jc w:val="both"/>
       </w:pPr>
       <w:r>
-        <w:t xml:space="preserve">Sau khi sáp nhập, phạm vi quản lý được mở rộng, thông tin của người dân cần được cập nhật và chia sẻ trên hệ thống dữ liệu điện tử thống nhất. Điều này đòi hỏi các quy trình giải quyết thủ tục hành chính, bao gồm cả hình thức trực tiếp và trực tuyến, </w:t>
-      </w:r>
-      <w:r>
-        <w:lastRenderedPageBreak/>
-        <w:t xml:space="preserve">phải được rà soát, chuẩn hóa và thiết kế lại nhằm bảo đảm tính thống nhất, hạn chế sai sót trong quá trình xử lý hồ sơ, đồng thời tạo thuận lợi cho người dân và cơ quan quản lý. </w:t>
+        <w:t xml:space="preserve">Sau khi sáp nhập, phạm vi quản lý được mở rộng, thông tin của người dân cần được cập nhật và chia sẻ trên hệ thống dữ liệu điện tử thống nhất. Điều này đòi hỏi các quy trình giải quyết thủ tục hành chính, bao gồm cả hình thức trực tiếp và trực tuyến, phải được rà soát, chuẩn hóa và thiết kế lại nhằm bảo đảm tính thống nhất, hạn chế sai sót trong quá trình xử lý hồ sơ, đồng thời tạo thuận lợi cho người dân và cơ quan quản lý. </w:t>
       </w:r>
     </w:p>
     <w:p>
@@ -3855,7 +3883,6 @@
         <w:rPr>
           <w:b/>
         </w:rPr>
-        <w:lastRenderedPageBreak/>
         <w:t>Phạm vi nghiên cứu</w:t>
       </w:r>
       <w:r>
@@ -4050,7 +4077,6 @@
       </w:pPr>
       <w:bookmarkStart w:id="9" w:name="_Toc236682198"/>
       <w:r>
-        <w:lastRenderedPageBreak/>
         <w:t>2. Cơ sở lý thuyết.</w:t>
       </w:r>
       <w:bookmarkEnd w:id="9"/>
@@ -4136,7 +4162,6 @@
       <w:bookmarkStart w:id="10" w:name="_Toc236264118"/>
       <w:bookmarkStart w:id="11" w:name="_Toc236682199"/>
       <w:r>
-        <w:lastRenderedPageBreak/>
         <w:t>Chương II.</w:t>
       </w:r>
       <w:r>
@@ -4289,7 +4314,7 @@
               </wp:anchor>
             </w:drawing>
           </mc:Choice>
-          <mc:Fallback>
+          <mc:Fallback xmlns:w16cei="http://schemas.microsoft.com/office/word/2026/wordml/cei">
             <w:pict>
               <v:shapetype w14:anchorId="78A7AF05" id="_x0000_t5" coordsize="21600,21600" o:spt="5" adj="10800" path="m@0,l,21600r21600,xe">
                 <v:stroke joinstyle="miter"/>
@@ -4401,7 +4426,7 @@
               </wp:anchor>
             </w:drawing>
           </mc:Choice>
-          <mc:Fallback>
+          <mc:Fallback xmlns:w16cei="http://schemas.microsoft.com/office/word/2026/wordml/cei">
             <w:pict>
               <v:roundrect w14:anchorId="28E19EA2" id="Rectangle: Rounded Corners 3" o:spid="_x0000_s1026" style="position:absolute;margin-left:128.3pt;margin-top:15.9pt;width:107.35pt;height:63.3pt;z-index:251660288;visibility:visible;mso-wrap-style:square;mso-width-percent:0;mso-height-percent:0;mso-wrap-distance-left:9pt;mso-wrap-distance-top:0;mso-wrap-distance-right:9pt;mso-wrap-distance-bottom:0;mso-position-horizontal:absolute;mso-position-horizontal-relative:margin;mso-position-vertical:absolute;mso-position-vertical-relative:text;mso-width-percent:0;mso-height-percent:0;mso-width-relative:margin;mso-height-relative:margin;v-text-anchor:middle" arcsize="10923f" o:gfxdata="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" fillcolor="white [3201]" strokecolor="#e97132 [3205]" strokeweight="1pt">
                 <v:stroke joinstyle="miter"/>
@@ -4509,7 +4534,7 @@
               </wp:anchor>
             </w:drawing>
           </mc:Choice>
-          <mc:Fallback>
+          <mc:Fallback xmlns:w16cei="http://schemas.microsoft.com/office/word/2026/wordml/cei">
             <w:pict>
               <v:roundrect w14:anchorId="06A50C2F" id="_x0000_s1027" style="position:absolute;margin-left:238.75pt;margin-top:15.6pt;width:108pt;height:64.8pt;z-index:251661312;visibility:visible;mso-wrap-style:square;mso-width-percent:0;mso-height-percent:0;mso-wrap-distance-left:9pt;mso-wrap-distance-top:0;mso-wrap-distance-right:9pt;mso-wrap-distance-bottom:0;mso-position-horizontal:absolute;mso-position-horizontal-relative:margin;mso-position-vertical:absolute;mso-position-vertical-relative:text;mso-width-percent:0;mso-height-percent:0;mso-width-relative:margin;mso-height-relative:margin;v-text-anchor:middle" arcsize="10923f" o:gfxdata="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" fillcolor="white [3201]" strokecolor="#e97132 [3205]" strokeweight="1pt">
                 <v:stroke joinstyle="miter"/>
@@ -4611,7 +4636,7 @@
               </wp:anchor>
             </w:drawing>
           </mc:Choice>
-          <mc:Fallback>
+          <mc:Fallback xmlns:w16cei="http://schemas.microsoft.com/office/word/2026/wordml/cei">
             <w:pict>
               <v:roundrect w14:anchorId="65CEDB10" id="_x0000_s1028" style="position:absolute;margin-left:98.7pt;margin-top:27.4pt;width:136.8pt;height:50.4pt;z-index:251662336;visibility:visible;mso-wrap-style:square;mso-width-percent:0;mso-height-percent:0;mso-wrap-distance-left:9pt;mso-wrap-distance-top:0;mso-wrap-distance-right:9pt;mso-wrap-distance-bottom:0;mso-position-horizontal:absolute;mso-position-horizontal-relative:margin;mso-position-vertical:absolute;mso-position-vertical-relative:text;mso-width-percent:0;mso-height-percent:0;mso-width-relative:margin;mso-height-relative:margin;v-text-anchor:middle" arcsize="10923f" o:gfxdata="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" fillcolor="white [3201]" strokecolor="#e97132 [3205]" strokeweight="1pt">
                 <v:stroke joinstyle="miter"/>
@@ -4712,7 +4737,7 @@
               </wp:anchor>
             </w:drawing>
           </mc:Choice>
-          <mc:Fallback>
+          <mc:Fallback xmlns:w16cei="http://schemas.microsoft.com/office/word/2026/wordml/cei">
             <w:pict>
               <v:roundrect w14:anchorId="43DFB7C4" id="_x0000_s1029" style="position:absolute;margin-left:238.25pt;margin-top:.7pt;width:136.8pt;height:50.4pt;z-index:251664384;visibility:visible;mso-wrap-style:square;mso-width-percent:0;mso-height-percent:0;mso-wrap-distance-left:9pt;mso-wrap-distance-top:0;mso-wrap-distance-right:9pt;mso-wrap-distance-bottom:0;mso-position-horizontal:absolute;mso-position-horizontal-relative:margin;mso-position-vertical:absolute;mso-position-vertical-relative:text;mso-width-percent:0;mso-height-percent:0;mso-width-relative:margin;mso-height-relative:margin;v-text-anchor:middle" arcsize="10923f" o:gfxdata="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" fillcolor="white [3201]" strokecolor="#e97132 [3205]" strokeweight="1pt">
                 <v:stroke joinstyle="miter"/>
@@ -4826,7 +4851,7 @@
               </wp:anchor>
             </w:drawing>
           </mc:Choice>
-          <mc:Fallback>
+          <mc:Fallback xmlns:w16cei="http://schemas.microsoft.com/office/word/2026/wordml/cei">
             <w:pict>
               <v:rect w14:anchorId="39A2F26E" id="Rectangle 9" o:spid="_x0000_s1030" style="position:absolute;margin-left:0;margin-top:17pt;width:148.2pt;height:26.25pt;z-index:251663360;visibility:visible;mso-wrap-style:square;mso-width-percent:0;mso-height-percent:0;mso-wrap-distance-left:9pt;mso-wrap-distance-top:0;mso-wrap-distance-right:9pt;mso-wrap-distance-bottom:0;mso-position-horizontal:absolute;mso-position-horizontal-relative:margin;mso-position-vertical:absolute;mso-position-vertical-relative:text;mso-width-percent:0;mso-height-percent:0;mso-width-relative:margin;mso-height-relative:margin;v-text-anchor:middle" o:gfxdata="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" filled="f" stroked="f">
                 <v:textbox>
@@ -4945,7 +4970,7 @@
               </wp:anchor>
             </w:drawing>
           </mc:Choice>
-          <mc:Fallback>
+          <mc:Fallback xmlns:w16cei="http://schemas.microsoft.com/office/word/2026/wordml/cei">
             <w:pict>
               <v:rect w14:anchorId="6A75F3DE" id="Rectangle 10" o:spid="_x0000_s1031" style="position:absolute;margin-left:-17pt;margin-top:16.5pt;width:507.2pt;height:145.5pt;z-index:251665408;visibility:visible;mso-wrap-style:square;mso-width-percent:0;mso-height-percent:0;mso-wrap-distance-left:9pt;mso-wrap-distance-top:0;mso-wrap-distance-right:9pt;mso-wrap-distance-bottom:0;mso-position-horizontal:absolute;mso-position-horizontal-relative:margin;mso-position-vertical:absolute;mso-position-vertical-relative:text;mso-width-percent:0;mso-height-percent:0;mso-width-relative:margin;mso-height-relative:margin;v-text-anchor:middle" o:gfxdata="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" fillcolor="#8dd873 [1945]" strokecolor="white [3212]" strokeweight=".5pt">
                 <v:textbox>
@@ -5047,7 +5072,7 @@
               </wp:anchor>
             </w:drawing>
           </mc:Choice>
-          <mc:Fallback>
+          <mc:Fallback xmlns:w16cei="http://schemas.microsoft.com/office/word/2026/wordml/cei">
             <w:pict>
               <v:roundrect w14:anchorId="4EA4580F" id="_x0000_s1032" style="position:absolute;margin-left:241.9pt;margin-top:25.7pt;width:136.8pt;height:50.4pt;z-index:251667456;visibility:visible;mso-wrap-style:square;mso-width-percent:0;mso-height-percent:0;mso-wrap-distance-left:9pt;mso-wrap-distance-top:0;mso-wrap-distance-right:9pt;mso-wrap-distance-bottom:0;mso-position-horizontal:absolute;mso-position-horizontal-relative:margin;mso-position-vertical:absolute;mso-position-vertical-relative:text;mso-width-percent:0;mso-height-percent:0;mso-width-relative:margin;mso-height-relative:margin;v-text-anchor:middle" arcsize="10923f" o:gfxdata="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" fillcolor="white [3201]" strokecolor="white [3212]" strokeweight="1pt">
                 <v:stroke joinstyle="miter"/>
@@ -5169,7 +5194,7 @@
               </wp:anchor>
             </w:drawing>
           </mc:Choice>
-          <mc:Fallback>
+          <mc:Fallback xmlns:w16cei="http://schemas.microsoft.com/office/word/2026/wordml/cei">
             <w:pict>
               <v:roundrect w14:anchorId="6BA0FAA7" id="_x0000_s1033" style="position:absolute;margin-left:94.6pt;margin-top:25.15pt;width:136.8pt;height:50.4pt;z-index:251666432;visibility:visible;mso-wrap-style:square;mso-width-percent:0;mso-height-percent:0;mso-wrap-distance-left:9pt;mso-wrap-distance-top:0;mso-wrap-distance-right:9pt;mso-wrap-distance-bottom:0;mso-position-horizontal:absolute;mso-position-horizontal-relative:margin;mso-position-vertical:absolute;mso-position-vertical-relative:text;mso-width-percent:0;mso-height-percent:0;mso-width-relative:margin;mso-height-relative:margin;v-text-anchor:middle" arcsize="10923f" o:gfxdata="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" fillcolor="white [3201]" strokecolor="white [3212]" strokeweight="1pt">
                 <v:stroke joinstyle="miter"/>
@@ -5302,7 +5327,7 @@
               </wp:anchor>
             </w:drawing>
           </mc:Choice>
-          <mc:Fallback>
+          <mc:Fallback xmlns:w16cei="http://schemas.microsoft.com/office/word/2026/wordml/cei">
             <w:pict>
               <v:roundrect w14:anchorId="7ACD8C4B" id="_x0000_s1034" style="position:absolute;margin-left:240.45pt;margin-top:1.45pt;width:136.8pt;height:64.8pt;z-index:251672576;visibility:visible;mso-wrap-style:square;mso-width-percent:0;mso-height-percent:0;mso-wrap-distance-left:9pt;mso-wrap-distance-top:0;mso-wrap-distance-right:9pt;mso-wrap-distance-bottom:0;mso-position-horizontal:absolute;mso-position-horizontal-relative:margin;mso-position-vertical:absolute;mso-position-vertical-relative:text;mso-width-percent:0;mso-height-percent:0;mso-width-relative:margin;mso-height-relative:margin;v-text-anchor:middle" arcsize="10923f" o:gfxdata="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" fillcolor="white [3201]" strokecolor="white [3212]" strokeweight="1pt">
                 <v:stroke joinstyle="miter"/>
@@ -5413,7 +5438,7 @@
               </wp:anchor>
             </w:drawing>
           </mc:Choice>
-          <mc:Fallback>
+          <mc:Fallback xmlns:w16cei="http://schemas.microsoft.com/office/word/2026/wordml/cei">
             <w:pict>
               <v:roundrect w14:anchorId="2A1E14F2" id="_x0000_s1035" style="position:absolute;margin-left:94.5pt;margin-top:.8pt;width:136.8pt;height:64.8pt;z-index:251668480;visibility:visible;mso-wrap-style:square;mso-width-percent:0;mso-height-percent:0;mso-wrap-distance-left:9pt;mso-wrap-distance-top:0;mso-wrap-distance-right:9pt;mso-wrap-distance-bottom:0;mso-position-horizontal:absolute;mso-position-horizontal-relative:margin;mso-position-vertical:absolute;mso-position-vertical-relative:text;mso-width-percent:0;mso-height-percent:0;mso-width-relative:margin;mso-height-relative:margin;v-text-anchor:middle" arcsize="10923f" o:gfxdata="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" fillcolor="white [3201]" strokecolor="white [3212]" strokeweight="1pt">
                 <v:stroke joinstyle="miter"/>
@@ -5529,7 +5554,7 @@
               </wp:anchor>
             </w:drawing>
           </mc:Choice>
-          <mc:Fallback>
+          <mc:Fallback xmlns:w16cei="http://schemas.microsoft.com/office/word/2026/wordml/cei">
             <w:pict>
               <v:rect w14:anchorId="74F3C5D9" id="Rectangle 15" o:spid="_x0000_s1036" style="position:absolute;margin-left:-17.95pt;margin-top:31.05pt;width:507.85pt;height:139.85pt;z-index:251669504;visibility:visible;mso-wrap-style:square;mso-width-percent:0;mso-height-percent:0;mso-wrap-distance-left:9pt;mso-wrap-distance-top:0;mso-wrap-distance-right:9pt;mso-wrap-distance-bottom:0;mso-position-horizontal:absolute;mso-position-horizontal-relative:margin;mso-position-vertical:absolute;mso-position-vertical-relative:text;mso-width-percent:0;mso-height-percent:0;mso-width-relative:margin;mso-height-relative:margin;v-text-anchor:middle" o:gfxdata="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" fillcolor="#4e95d9 [1631]" strokecolor="white [3212]">
                 <v:stroke joinstyle="round"/>
@@ -5640,7 +5665,7 @@
               </wp:anchor>
             </w:drawing>
           </mc:Choice>
-          <mc:Fallback>
+          <mc:Fallback xmlns:w16cei="http://schemas.microsoft.com/office/word/2026/wordml/cei">
             <w:pict>
               <v:rect w14:anchorId="01CA98DA" id="_x0000_s1037" style="position:absolute;margin-left:0;margin-top:6pt;width:128.35pt;height:26.25pt;z-index:251673600;visibility:visible;mso-wrap-style:square;mso-width-percent:0;mso-height-percent:0;mso-wrap-distance-left:9pt;mso-wrap-distance-top:0;mso-wrap-distance-right:9pt;mso-wrap-distance-bottom:0;mso-position-horizontal:left;mso-position-horizontal-relative:margin;mso-position-vertical:absolute;mso-position-vertical-relative:text;mso-width-percent:0;mso-height-percent:0;mso-width-relative:margin;mso-height-relative:margin;v-text-anchor:middle" o:gfxdata="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" filled="f" stroked="f">
                 <v:textbox>
@@ -5771,7 +5796,7 @@
               </wp:anchor>
             </w:drawing>
           </mc:Choice>
-          <mc:Fallback>
+          <mc:Fallback xmlns:w16cei="http://schemas.microsoft.com/office/word/2026/wordml/cei">
             <w:pict>
               <v:roundrect w14:anchorId="1A0728D7" id="_x0000_s1038" style="position:absolute;margin-left:13.85pt;margin-top:13.5pt;width:136.8pt;height:50.4pt;z-index:251676672;visibility:visible;mso-wrap-style:square;mso-width-percent:0;mso-height-percent:0;mso-wrap-distance-left:9pt;mso-wrap-distance-top:0;mso-wrap-distance-right:9pt;mso-wrap-distance-bottom:0;mso-position-horizontal:absolute;mso-position-horizontal-relative:margin;mso-position-vertical:absolute;mso-position-vertical-relative:text;mso-width-percent:0;mso-height-percent:0;mso-width-relative:margin;mso-height-relative:margin;v-text-anchor:middle" arcsize="10923f" o:gfxdata="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" fillcolor="white [3212]" strokecolor="white [3212]" strokeweight="1pt">
                 <v:stroke joinstyle="miter"/>
@@ -5889,7 +5914,7 @@
               </wp:anchor>
             </w:drawing>
           </mc:Choice>
-          <mc:Fallback>
+          <mc:Fallback xmlns:w16cei="http://schemas.microsoft.com/office/word/2026/wordml/cei">
             <w:pict>
               <v:roundrect w14:anchorId="387F4A24" id="_x0000_s1039" style="position:absolute;margin-left:320.35pt;margin-top:13.5pt;width:136.8pt;height:50.4pt;z-index:251677696;visibility:visible;mso-wrap-style:square;mso-width-percent:0;mso-height-percent:0;mso-wrap-distance-left:9pt;mso-wrap-distance-top:0;mso-wrap-distance-right:9pt;mso-wrap-distance-bottom:0;mso-position-horizontal:absolute;mso-position-horizontal-relative:margin;mso-position-vertical:absolute;mso-position-vertical-relative:text;mso-width-percent:0;mso-height-percent:0;mso-width-relative:margin;mso-height-relative:margin;v-text-anchor:middle" arcsize="10923f" o:gfxdata="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" fillcolor="white [3201]" strokecolor="white [3212]" strokeweight="1pt">
                 <v:stroke joinstyle="miter"/>
@@ -6000,7 +6025,7 @@
               </wp:anchor>
             </w:drawing>
           </mc:Choice>
-          <mc:Fallback>
+          <mc:Fallback xmlns:w16cei="http://schemas.microsoft.com/office/word/2026/wordml/cei">
             <w:pict>
               <v:roundrect w14:anchorId="32BCDBDA" id="_x0000_s1040" style="position:absolute;margin-left:167.55pt;margin-top:13.5pt;width:136.8pt;height:50.4pt;z-index:251671552;visibility:visible;mso-wrap-style:square;mso-width-percent:0;mso-height-percent:0;mso-wrap-distance-left:9pt;mso-wrap-distance-top:0;mso-wrap-distance-right:9pt;mso-wrap-distance-bottom:0;mso-position-horizontal:absolute;mso-position-horizontal-relative:margin;mso-position-vertical:absolute;mso-position-vertical-relative:text;mso-width-percent:0;mso-height-percent:0;mso-width-relative:margin;mso-height-relative:margin;v-text-anchor:middle" arcsize="10923f" o:gfxdata="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" fillcolor="white [3212]" strokecolor="white [3212]" strokeweight="1pt">
                 <v:stroke joinstyle="miter"/>
@@ -6111,7 +6136,7 @@
               </wp:anchor>
             </w:drawing>
           </mc:Choice>
-          <mc:Fallback>
+          <mc:Fallback xmlns:w16cei="http://schemas.microsoft.com/office/word/2026/wordml/cei">
             <w:pict>
               <v:roundrect w14:anchorId="657A6CDF" id="_x0000_s1041" style="position:absolute;margin-left:249.25pt;margin-top:17.25pt;width:136.8pt;height:50.4pt;z-index:251670528;visibility:visible;mso-wrap-style:square;mso-width-percent:0;mso-height-percent:0;mso-wrap-distance-left:9pt;mso-wrap-distance-top:0;mso-wrap-distance-right:9pt;mso-wrap-distance-bottom:0;mso-position-horizontal:absolute;mso-position-horizontal-relative:margin;mso-position-vertical:absolute;mso-position-vertical-relative:text;mso-width-percent:0;mso-height-percent:0;mso-width-relative:margin;mso-height-relative:margin;v-text-anchor:middle" arcsize="10923f" o:gfxdata="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" fillcolor="white [3201]" strokecolor="white [3212]" strokeweight="1pt">
                 <v:stroke joinstyle="miter"/>
@@ -6222,7 +6247,7 @@
               </wp:anchor>
             </w:drawing>
           </mc:Choice>
-          <mc:Fallback>
+          <mc:Fallback xmlns:w16cei="http://schemas.microsoft.com/office/word/2026/wordml/cei">
             <w:pict>
               <v:roundrect w14:anchorId="7D7BAB04" id="_x0000_s1042" style="position:absolute;margin-left:93.25pt;margin-top:17.25pt;width:136.8pt;height:50.4pt;z-index:251675648;visibility:visible;mso-wrap-style:square;mso-width-percent:0;mso-height-percent:0;mso-wrap-distance-left:9pt;mso-wrap-distance-top:0;mso-wrap-distance-right:9pt;mso-wrap-distance-bottom:0;mso-position-horizontal:absolute;mso-position-horizontal-relative:margin;mso-position-vertical:absolute;mso-position-vertical-relative:text;mso-width-percent:0;mso-height-percent:0;mso-width-relative:margin;mso-height-relative:margin;v-text-anchor:middle" arcsize="10923f" o:gfxdata="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" fillcolor="white [3212]" strokecolor="white [3212]" strokeweight="1pt">
                 <v:stroke joinstyle="miter"/>
@@ -6355,7 +6380,7 @@
               </wp:anchor>
             </w:drawing>
           </mc:Choice>
-          <mc:Fallback>
+          <mc:Fallback xmlns:w16cei="http://schemas.microsoft.com/office/word/2026/wordml/cei">
             <w:pict>
               <v:rect w14:anchorId="5D164BEA" id="_x0000_s1043" style="position:absolute;left:0;text-align:left;margin-left:0;margin-top:7.95pt;width:128.35pt;height:26.25pt;z-index:251674624;visibility:visible;mso-wrap-style:square;mso-width-percent:0;mso-height-percent:0;mso-wrap-distance-left:9pt;mso-wrap-distance-top:0;mso-wrap-distance-right:9pt;mso-wrap-distance-bottom:0;mso-position-horizontal:left;mso-position-horizontal-relative:margin;mso-position-vertical:absolute;mso-position-vertical-relative:text;mso-width-percent:0;mso-height-percent:0;mso-width-relative:margin;mso-height-relative:margin;v-text-anchor:middle" o:gfxdata="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" filled="f" stroked="f">
                 <v:textbox>
@@ -6394,7 +6419,6 @@
       <w:bookmarkStart w:id="18" w:name="_Toc236264122"/>
       <w:bookmarkStart w:id="19" w:name="_Toc236682203"/>
       <w:r>
-        <w:lastRenderedPageBreak/>
         <w:t>2.1.2 Quy trình quản lý (Processs Management).</w:t>
       </w:r>
       <w:bookmarkEnd w:id="18"/>
@@ -6605,11 +6629,7 @@
         <w:jc w:val="both"/>
       </w:pPr>
       <w:r>
-        <w:t xml:space="preserve">Xác nhận tiếp nhận: Nếu hồ sơ đáp ứng yêu cầu, cán bộ xác nhận tiếp nhận và chuyển hồ sơ sang bộ phận hoặc đơn vị nghiệp vụ để xử lý. Nếu hồ sơ chưa đầy đủ, cán </w:t>
-      </w:r>
-      <w:r>
-        <w:lastRenderedPageBreak/>
-        <w:t>bộ yêu cầu bổ sung; nếu không đủ điều kiện tiếp nhận, cán bộ từ chối và ghi rõ nội dung từ chối.</w:t>
+        <w:t>Xác nhận tiếp nhận: Nếu hồ sơ đáp ứng yêu cầu, cán bộ xác nhận tiếp nhận và chuyển hồ sơ sang bộ phận hoặc đơn vị nghiệp vụ để xử lý. Nếu hồ sơ chưa đầy đủ, cán bộ yêu cầu bổ sung; nếu không đủ điều kiện tiếp nhận, cán bộ từ chối và ghi rõ nội dung từ chối.</w:t>
       </w:r>
     </w:p>
     <w:p>
@@ -6844,7 +6864,6 @@
         <w:jc w:val="both"/>
       </w:pPr>
       <w:r>
-        <w:lastRenderedPageBreak/>
         <w:t>Cán bộ tiếp nhận hồ sơ, cán bộ chuyên môn, người dân hoặc tổ chức và hệ thống thông tin giải quyết thủ tục hành chính.</w:t>
       </w:r>
     </w:p>
@@ -7037,7 +7056,6 @@
       </w:pPr>
       <w:bookmarkStart w:id="28" w:name="_Toc236682206"/>
       <w:r>
-        <w:lastRenderedPageBreak/>
         <w:t xml:space="preserve">2.1.3.3 </w:t>
       </w:r>
       <w:bookmarkEnd w:id="26"/>
@@ -7358,7 +7376,6 @@
         <w:jc w:val="both"/>
       </w:pPr>
       <w:r>
-        <w:lastRenderedPageBreak/>
         <w:t>TÁC NHÂN THỰC HIỆN</w:t>
       </w:r>
     </w:p>
@@ -7559,11 +7576,7 @@
         </w:numPr>
       </w:pPr>
       <w:r>
-        <w:t xml:space="preserve">Tiếp nhận phản ánh, kiến nghị: Người dân hoặc tổ chức gửi phản ánh, kiến nghị thông qua Cổng Dịch vụ công, Hệ thống thông tin giải quyết thủ tục hành </w:t>
-      </w:r>
-      <w:r>
-        <w:lastRenderedPageBreak/>
-        <w:t>chính, trực tiếp, qua điện thoại, thư điện tử hoặc dịch vụ bưu chính. Hệ thống hoặc cán bộ tiếp nhận ghi nhận đầy đủ thông tin phản ánh.</w:t>
+        <w:t>Tiếp nhận phản ánh, kiến nghị: Người dân hoặc tổ chức gửi phản ánh, kiến nghị thông qua Cổng Dịch vụ công, Hệ thống thông tin giải quyết thủ tục hành chính, trực tiếp, qua điện thoại, thư điện tử hoặc dịch vụ bưu chính. Hệ thống hoặc cán bộ tiếp nhận ghi nhận đầy đủ thông tin phản ánh.</w:t>
       </w:r>
     </w:p>
     <w:p>
@@ -7927,7 +7940,6 @@
               <w:jc w:val="center"/>
             </w:pPr>
             <w:r>
-              <w:lastRenderedPageBreak/>
               <w:t>3</w:t>
             </w:r>
           </w:p>
@@ -8249,7 +8261,6 @@
       </w:pPr>
       <w:bookmarkStart w:id="36" w:name="_Toc236682210"/>
       <w:r>
-        <w:lastRenderedPageBreak/>
         <w:t>2.1.4.2 Thanh toán trực tuyến</w:t>
       </w:r>
       <w:bookmarkEnd w:id="36"/>
@@ -8446,7 +8457,6 @@
                 <w:b/>
                 <w:sz w:val="22"/>
               </w:rPr>
-              <w:lastRenderedPageBreak/>
               <w:t>STT</w:t>
             </w:r>
           </w:p>
@@ -8923,11 +8933,7 @@
           </w:tcPr>
           <w:p>
             <w:r>
-              <w:t xml:space="preserve">Có sự không thống nhất giữa dữ liệu </w:t>
-            </w:r>
-            <w:r>
-              <w:lastRenderedPageBreak/>
-              <w:t>của Cổng thanh toán, ngân hàng và Hệ thống thông tin giải quyết thủ tục hành chính</w:t>
+              <w:t>Có sự không thống nhất giữa dữ liệu của Cổng thanh toán, ngân hàng và Hệ thống thông tin giải quyết thủ tục hành chính</w:t>
             </w:r>
           </w:p>
         </w:tc>
@@ -8937,12 +8943,7 @@
           </w:tcPr>
           <w:p>
             <w:r>
-              <w:lastRenderedPageBreak/>
-              <w:t xml:space="preserve">Giao dịch được chuyển sang quy trình đối soát. </w:t>
-            </w:r>
-            <w:r>
-              <w:lastRenderedPageBreak/>
-              <w:t>Sau khi xác minh, hệ thống sẽ cập nhật trạng thái cuối cùng là thành công hoặc thất bại</w:t>
+              <w:t>Giao dịch được chuyển sang quy trình đối soát. Sau khi xác minh, hệ thống sẽ cập nhật trạng thái cuối cùng là thành công hoặc thất bại</w:t>
             </w:r>
           </w:p>
         </w:tc>
@@ -8952,7 +8953,6 @@
           </w:tcPr>
           <w:p>
             <w:r>
-              <w:lastRenderedPageBreak/>
               <w:t>Chờ đối soát</w:t>
             </w:r>
           </w:p>
@@ -9232,7 +9232,6 @@
         </w:numPr>
       </w:pPr>
       <w:r>
-        <w:lastRenderedPageBreak/>
         <w:t>Phát hành văn bản: Sau khi ký số thành công, hệ thống cấp số văn bản (nếu chưa có), phát hành văn bản điện tử đến người dân, tổ chức hoặc các cơ quan liên quan theo đúng phạm vi được quy định.</w:t>
       </w:r>
     </w:p>
@@ -9661,11 +9660,7 @@
           </w:tcPr>
           <w:p>
             <w:r>
-              <w:t xml:space="preserve">Văn bản đã được trình ký nhưng người có thẩm quyền chưa thực hiện ký hoặc đang </w:t>
-            </w:r>
-            <w:r>
-              <w:lastRenderedPageBreak/>
-              <w:t>trong thời hạn xử lý</w:t>
+              <w:t>Văn bản đã được trình ký nhưng người có thẩm quyền chưa thực hiện ký hoặc đang trong thời hạn xử lý</w:t>
             </w:r>
           </w:p>
         </w:tc>
@@ -9675,7 +9670,6 @@
           </w:tcPr>
           <w:p>
             <w:r>
-              <w:lastRenderedPageBreak/>
               <w:t>Đây là trạng thái trung gian trước khi hoàn tất ký số hoặc trả lại văn bản</w:t>
             </w:r>
           </w:p>
@@ -10048,11 +10042,7 @@
         </w:numPr>
       </w:pPr>
       <w:r>
-        <w:t xml:space="preserve">Tiếp nhận yêu cầu hỗ trợ: Người dân hoặc tổ chức liên hệ tổng đài thông qua điện thoại, thư điện tử, Cổng Dịch vụ công, chatbot hoặc các kênh hỗ trợ trực </w:t>
-      </w:r>
-      <w:r>
-        <w:lastRenderedPageBreak/>
-        <w:t>tuyến khác để yêu cầu hỗ trợ hoặc giải đáp thắc mắc. Hệ thống ghi nhận thông tin và tạo yêu cầu hỗ trợ.</w:t>
+        <w:t>Tiếp nhận yêu cầu hỗ trợ: Người dân hoặc tổ chức liên hệ tổng đài thông qua điện thoại, thư điện tử, Cổng Dịch vụ công, chatbot hoặc các kênh hỗ trợ trực tuyến khác để yêu cầu hỗ trợ hoặc giải đáp thắc mắc. Hệ thống ghi nhận thông tin và tạo yêu cầu hỗ trợ.</w:t>
       </w:r>
     </w:p>
     <w:p>
@@ -10422,11 +10412,7 @@
           </w:tcPr>
           <w:p>
             <w:r>
-              <w:t xml:space="preserve">Đơn vị chuyên môn đang xem xét, </w:t>
-            </w:r>
-            <w:r>
-              <w:lastRenderedPageBreak/>
-              <w:t>xác minh hoặc khắc phục sự cố</w:t>
+              <w:t>Đơn vị chuyên môn đang xem xét, xác minh hoặc khắc phục sự cố</w:t>
             </w:r>
           </w:p>
         </w:tc>
@@ -10436,7 +10422,6 @@
           </w:tcPr>
           <w:p>
             <w:r>
-              <w:lastRenderedPageBreak/>
               <w:t>Đây là trạng thái trung gian, người dân có thể theo dõi tiến độ xử lý</w:t>
             </w:r>
           </w:p>
@@ -10832,7 +10817,6 @@
         <w:ind w:left="709" w:hanging="425"/>
       </w:pPr>
       <w:r>
-        <w:lastRenderedPageBreak/>
         <w:t>C</w:t>
       </w:r>
       <w:r>
@@ -11190,11 +11174,7 @@
           </w:tcPr>
           <w:p>
             <w:r>
-              <w:t xml:space="preserve">Không phát hiện sự cố hoặc sự cố đã được khắc phục hoàn toàn và các </w:t>
-            </w:r>
-            <w:r>
-              <w:lastRenderedPageBreak/>
-              <w:t>chức năng hoạt động bình thường</w:t>
+              <w:t>Không phát hiện sự cố hoặc sự cố đã được khắc phục hoàn toàn và các chức năng hoạt động bình thường</w:t>
             </w:r>
           </w:p>
         </w:tc>
@@ -11204,7 +11184,6 @@
           </w:tcPr>
           <w:p>
             <w:r>
-              <w:lastRenderedPageBreak/>
               <w:t>Hệ thống sẵn sàng phục vụ người sử dụng và các dịch vụ được cung cấp liên tục</w:t>
             </w:r>
           </w:p>
@@ -11646,11 +11625,7 @@
           </w:tcPr>
           <w:p>
             <w:r>
-              <w:t xml:space="preserve">Sau khi hoàn tất xử lý hoặc kết thúc bảo trì, toàn bộ nhật ký, báo cáo và lịch sử thao tác </w:t>
-            </w:r>
-            <w:r>
-              <w:lastRenderedPageBreak/>
-              <w:t>được lưu trên hệ thống</w:t>
+              <w:t>Sau khi hoàn tất xử lý hoặc kết thúc bảo trì, toàn bộ nhật ký, báo cáo và lịch sử thao tác được lưu trên hệ thống</w:t>
             </w:r>
           </w:p>
         </w:tc>
@@ -11660,7 +11635,6 @@
           </w:tcPr>
           <w:p>
             <w:r>
-              <w:lastRenderedPageBreak/>
               <w:t>Đây là trạng thái cuối cùng của quy trình, phục vụ kiểm tra, đánh giá, kiểm toán và nâng cao chất lượng vận hành</w:t>
             </w:r>
           </w:p>
@@ -12271,7 +12245,6 @@
                 <w:color w:val="000000"/>
                 <w:sz w:val="23"/>
               </w:rPr>
-              <w:lastRenderedPageBreak/>
               <w:t>4</w:t>
             </w:r>
           </w:p>
@@ -12947,7 +12920,6 @@
                 <w:color w:val="000000"/>
                 <w:sz w:val="23"/>
               </w:rPr>
-              <w:lastRenderedPageBreak/>
               <w:t>10</w:t>
             </w:r>
           </w:p>
@@ -13772,7 +13744,6 @@
                 <w:color w:val="000000"/>
                 <w:sz w:val="23"/>
               </w:rPr>
-              <w:lastRenderedPageBreak/>
               <w:t>18</w:t>
             </w:r>
           </w:p>
@@ -14065,7 +14036,6 @@
       </w:pPr>
       <w:bookmarkStart w:id="46" w:name="_Toc236682218"/>
       <w:r>
-        <w:lastRenderedPageBreak/>
         <w:t>2.3.2 Mô hình hóa quy trình kiểm tra, thẩm định và xử lý hồ sơ</w:t>
       </w:r>
       <w:bookmarkEnd w:id="46"/>
@@ -14111,10 +14081,10 @@
           <w:lang w:val="vi-VN"/>
         </w:rPr>
         <w:drawing>
-          <wp:inline distT="0" distB="0" distL="0" distR="0" wp14:anchorId="2EDCB889" wp14:editId="5571FA84">
-            <wp:extent cx="5731510" cy="4935220"/>
-            <wp:effectExtent l="0" t="0" r="2540" b="0"/>
-            <wp:docPr id="397890916" name="Picture 20"/>
+          <wp:inline distT="0" distB="0" distL="0" distR="0" wp14:anchorId="111A9E23" wp14:editId="155A33C0">
+            <wp:extent cx="5731510" cy="4932680"/>
+            <wp:effectExtent l="0" t="0" r="2540" b="1270"/>
+            <wp:docPr id="825447149" name="Picture 20"/>
             <wp:cNvGraphicFramePr>
               <a:graphicFrameLocks xmlns:a="http://schemas.openxmlformats.org/drawingml/2006/main" noChangeAspect="1"/>
             </wp:cNvGraphicFramePr>
@@ -14122,7 +14092,7 @@
               <a:graphicData uri="http://schemas.openxmlformats.org/drawingml/2006/picture">
                 <pic:pic xmlns:pic="http://schemas.openxmlformats.org/drawingml/2006/picture">
                   <pic:nvPicPr>
-                    <pic:cNvPr id="397890916" name="Picture 397890916"/>
+                    <pic:cNvPr id="825447149" name="Picture 825447149"/>
                     <pic:cNvPicPr/>
                   </pic:nvPicPr>
                   <pic:blipFill>
@@ -14140,7 +14110,7 @@
                   <pic:spPr>
                     <a:xfrm>
                       <a:off x="0" y="0"/>
-                      <a:ext cx="5731510" cy="4935220"/>
+                      <a:ext cx="5731510" cy="4932680"/>
                     </a:xfrm>
                     <a:prstGeom prst="rect">
                       <a:avLst/>
@@ -14784,7 +14754,6 @@
                 <w:szCs w:val="24"/>
                 <w14:ligatures w14:val="none"/>
               </w:rPr>
-              <w:lastRenderedPageBreak/>
               <w:t>5</w:t>
             </w:r>
           </w:p>
@@ -16672,7 +16641,6 @@
                 <w:szCs w:val="24"/>
                 <w14:ligatures w14:val="none"/>
               </w:rPr>
-              <w:lastRenderedPageBreak/>
               <w:t>22</w:t>
             </w:r>
           </w:p>
@@ -19768,7 +19736,6 @@
                 <w:szCs w:val="24"/>
                 <w14:ligatures w14:val="none"/>
               </w:rPr>
-              <w:lastRenderedPageBreak/>
               <w:t>19</w:t>
             </w:r>
           </w:p>
@@ -23105,7 +23072,6 @@
                 <w:szCs w:val="24"/>
                 <w14:ligatures w14:val="none"/>
               </w:rPr>
-              <w:lastRenderedPageBreak/>
               <w:t>43</w:t>
             </w:r>
           </w:p>
@@ -26073,7 +26039,145 @@
                 <w:szCs w:val="24"/>
                 <w14:ligatures w14:val="none"/>
               </w:rPr>
-              <w:t xml:space="preserve">A. Nội dung PAKN; B. Đơn vị có thẩm quyền; </w:t>
+              <w:t>A. Nội dung PAKN; B. Đơn vị có thẩm quyền; C. Cả nội dung và thẩm quyền; D. Yếu tố khác.</w:t>
+            </w:r>
+          </w:p>
+        </w:tc>
+        <w:tc>
+          <w:tcPr>
+            <w:tcW w:w="0" w:type="auto"/>
+            <w:hideMark/>
+          </w:tcPr>
+          <w:p>
+            <w:pPr>
+              <w:rPr>
+                <w:rFonts w:eastAsia="Times New Roman" w:cs="Times New Roman"/>
+                <w:kern w:val="0"/>
+                <w:sz w:val="24"/>
+                <w:szCs w:val="24"/>
+                <w14:ligatures w14:val="none"/>
+              </w:rPr>
+            </w:pPr>
+            <w:r>
+              <w:rPr>
+                <w:rFonts w:eastAsia="Times New Roman" w:cs="Times New Roman"/>
+                <w:kern w:val="0"/>
+                <w:sz w:val="24"/>
+                <w:szCs w:val="24"/>
+                <w14:ligatures w14:val="none"/>
+              </w:rPr>
+              <w:t>Cán bộ tiếp nhận PAKN</w:t>
+            </w:r>
+          </w:p>
+        </w:tc>
+        <w:tc>
+          <w:tcPr>
+            <w:tcW w:w="2493" w:type="dxa"/>
+            <w:hideMark/>
+          </w:tcPr>
+          <w:p>
+            <w:pPr>
+              <w:rPr>
+                <w:rFonts w:eastAsia="Times New Roman" w:cs="Times New Roman"/>
+                <w:kern w:val="0"/>
+                <w:sz w:val="24"/>
+                <w:szCs w:val="24"/>
+                <w14:ligatures w14:val="none"/>
+              </w:rPr>
+            </w:pPr>
+            <w:r>
+              <w:rPr>
+                <w:rFonts w:eastAsia="Times New Roman" w:cs="Times New Roman"/>
+                <w:kern w:val="0"/>
+                <w:sz w:val="24"/>
+                <w:szCs w:val="24"/>
+                <w14:ligatures w14:val="none"/>
+              </w:rPr>
+              <w:t>Xác định căn cứ thực tế được sử dụng để phân loại và xác định hướng xử lý PAKN.</w:t>
+            </w:r>
+          </w:p>
+        </w:tc>
+      </w:tr>
+      <w:tr>
+        <w:tc>
+          <w:tcPr>
+            <w:tcW w:w="670" w:type="dxa"/>
+            <w:hideMark/>
+          </w:tcPr>
+          <w:p>
+            <w:pPr>
+              <w:jc w:val="right"/>
+              <w:rPr>
+                <w:rFonts w:eastAsia="Times New Roman" w:cs="Times New Roman"/>
+                <w:kern w:val="0"/>
+                <w:sz w:val="24"/>
+                <w:szCs w:val="24"/>
+                <w14:ligatures w14:val="none"/>
+              </w:rPr>
+            </w:pPr>
+            <w:r>
+              <w:rPr>
+                <w:rFonts w:eastAsia="Times New Roman" w:cs="Times New Roman"/>
+                <w:kern w:val="0"/>
+                <w:sz w:val="24"/>
+                <w:szCs w:val="24"/>
+                <w14:ligatures w14:val="none"/>
+              </w:rPr>
+              <w:t>2</w:t>
+            </w:r>
+          </w:p>
+        </w:tc>
+        <w:tc>
+          <w:tcPr>
+            <w:tcW w:w="1580" w:type="dxa"/>
+            <w:hideMark/>
+          </w:tcPr>
+          <w:p>
+            <w:pPr>
+              <w:rPr>
+                <w:rFonts w:eastAsia="Times New Roman" w:cs="Times New Roman"/>
+                <w:kern w:val="0"/>
+                <w:sz w:val="24"/>
+                <w:szCs w:val="24"/>
+                <w14:ligatures w14:val="none"/>
+              </w:rPr>
+            </w:pPr>
+            <w:r>
+              <w:rPr>
+                <w:rFonts w:eastAsia="Times New Roman" w:cs="Times New Roman"/>
+                <w:kern w:val="0"/>
+                <w:sz w:val="24"/>
+                <w:szCs w:val="24"/>
+                <w14:ligatures w14:val="none"/>
+              </w:rPr>
+              <w:t>Có cấu trúc</w:t>
+            </w:r>
+          </w:p>
+        </w:tc>
+        <w:tc>
+          <w:tcPr>
+            <w:tcW w:w="3720" w:type="dxa"/>
+            <w:hideMark/>
+          </w:tcPr>
+          <w:p>
+            <w:pPr>
+              <w:rPr>
+                <w:rFonts w:eastAsia="Times New Roman" w:cs="Times New Roman"/>
+                <w:kern w:val="0"/>
+                <w:sz w:val="24"/>
+                <w:szCs w:val="24"/>
+                <w14:ligatures w14:val="none"/>
+              </w:rPr>
+            </w:pPr>
+            <w:r>
+              <w:rPr>
+                <w:rFonts w:eastAsia="Times New Roman" w:cs="Times New Roman"/>
+                <w:kern w:val="0"/>
+                <w:sz w:val="24"/>
+                <w:szCs w:val="24"/>
+                <w14:ligatures w14:val="none"/>
+              </w:rPr>
+              <w:t xml:space="preserve">Khi PAKN cần chuyển xử lý, trường hợp nào thường xảy ra? </w:t>
             </w:r>
             <w:r>
               <w:rPr>
@@ -26085,8 +26189,7 @@
                 <w:szCs w:val="24"/>
                 <w14:ligatures w14:val="none"/>
               </w:rPr>
-              <w:lastRenderedPageBreak/>
-              <w:t>C. Cả nội dung và thẩm quyền; D. Yếu tố khác.</w:t>
+              <w:t>A. Chuyển đến đơn vị chuyên môn; B. Chuyển đến đơn vị có thẩm quyền; C. Chuyển đến đơn vị khác; D. Không chuyển và xử lý trực tiếp.</w:t>
             </w:r>
           </w:p>
         </w:tc>
@@ -26113,8 +26216,7 @@
                 <w:szCs w:val="24"/>
                 <w14:ligatures w14:val="none"/>
               </w:rPr>
-              <w:lastRenderedPageBreak/>
-              <w:t>Cán bộ tiếp nhận PAKN</w:t>
+              <w:t>Cán bộ Cổng Dịch vụ công</w:t>
             </w:r>
           </w:p>
         </w:tc>
@@ -26141,7 +26243,7 @@
                 <w:szCs w:val="24"/>
                 <w14:ligatures w14:val="none"/>
               </w:rPr>
-              <w:t>Xác định căn cứ thực tế được sử dụng để phân loại và xác định hướng xử lý PAKN.</w:t>
+              <w:t>Kiểm chứng các hướng xử lý sau Gateway “Có chuyển xử lý không?” và “Chuyển xử lý đến đơn vị nào?”.</w:t>
             </w:r>
           </w:p>
         </w:tc>
@@ -26171,7 +26273,7 @@
                 <w:szCs w:val="24"/>
                 <w14:ligatures w14:val="none"/>
               </w:rPr>
-              <w:t>2</w:t>
+              <w:t>3</w:t>
             </w:r>
           </w:p>
         </w:tc>
@@ -26225,7 +26327,7 @@
                 <w:szCs w:val="24"/>
                 <w14:ligatures w14:val="none"/>
               </w:rPr>
-              <w:t xml:space="preserve">Khi PAKN cần chuyển xử lý, trường hợp nào thường xảy ra? </w:t>
+              <w:t xml:space="preserve">Khi xem xét PAKN, nếu nội dung không thuộc thẩm quyền của đơn vị thì cán bộ thường thực hiện như thế nào? </w:t>
             </w:r>
             <w:r>
               <w:rPr>
@@ -26237,7 +26339,7 @@
                 <w:szCs w:val="24"/>
                 <w14:ligatures w14:val="none"/>
               </w:rPr>
-              <w:t>A. Chuyển đến đơn vị chuyên môn; B. Chuyển đến đơn vị có thẩm quyền; C. Chuyển đến đơn vị khác; D. Không chuyển và xử lý trực tiếp.</w:t>
+              <w:t>A. Chuyển đến đơn vị có thẩm quyền; B. Trả lại người gửi; C. Tiếp tục tự xử lý; D. Hướng dẫn người gửi gửi lại.</w:t>
             </w:r>
           </w:p>
         </w:tc>
@@ -26264,7 +26366,7 @@
                 <w:szCs w:val="24"/>
                 <w14:ligatures w14:val="none"/>
               </w:rPr>
-              <w:t>Cán bộ Cổng Dịch vụ công</w:t>
+              <w:t>Cán bộ cơ quan tiếp nhận và xử lý</w:t>
             </w:r>
           </w:p>
         </w:tc>
@@ -26291,7 +26393,7 @@
                 <w:szCs w:val="24"/>
                 <w14:ligatures w14:val="none"/>
               </w:rPr>
-              <w:t>Kiểm chứng các hướng xử lý sau Gateway “Có chuyển xử lý không?” và “Chuyển xử lý đến đơn vị nào?”.</w:t>
+              <w:t>Kiểm chứng nhánh xử lý khi PAKN không thuộc thẩm quyền của đơn vị.</w:t>
             </w:r>
           </w:p>
         </w:tc>
@@ -26321,7 +26423,7 @@
                 <w:szCs w:val="24"/>
                 <w14:ligatures w14:val="none"/>
               </w:rPr>
-              <w:t>3</w:t>
+              <w:t>4</w:t>
             </w:r>
           </w:p>
         </w:tc>
@@ -26375,7 +26477,7 @@
                 <w:szCs w:val="24"/>
                 <w14:ligatures w14:val="none"/>
               </w:rPr>
-              <w:t xml:space="preserve">Khi xem xét PAKN, nếu nội dung không thuộc thẩm quyền của đơn vị thì cán bộ thường thực hiện như thế nào? </w:t>
+              <w:t xml:space="preserve">Khi xử lý PAKN, trường hợp nào dẫn đến việc cần xác minh, thu thập thông tin bổ sung? </w:t>
             </w:r>
             <w:r>
               <w:rPr>
@@ -26387,7 +26489,7 @@
                 <w:szCs w:val="24"/>
                 <w14:ligatures w14:val="none"/>
               </w:rPr>
-              <w:t>A. Chuyển đến đơn vị có thẩm quyền; B. Trả lại người gửi; C. Tiếp tục tự xử lý; D. Hướng dẫn người gửi gửi lại.</w:t>
+              <w:t>A. Nội dung chưa đủ thông tin; B. Cần làm rõ nội dung phản ánh; C. Cần thêm căn cứ để giải quyết; D. Các trường hợp khác.</w:t>
             </w:r>
           </w:p>
         </w:tc>
@@ -26441,7 +26543,7 @@
                 <w:szCs w:val="24"/>
                 <w14:ligatures w14:val="none"/>
               </w:rPr>
-              <w:t>Kiểm chứng nhánh xử lý khi PAKN không thuộc thẩm quyền của đơn vị.</w:t>
+              <w:t>Xác định điều kiện thực tế dẫn đến Gateway “Có cần xác minh bổ sung không?”.</w:t>
             </w:r>
           </w:p>
         </w:tc>
@@ -26471,7 +26573,7 @@
                 <w:szCs w:val="24"/>
                 <w14:ligatures w14:val="none"/>
               </w:rPr>
-              <w:t>4</w:t>
+              <w:t>5</w:t>
             </w:r>
           </w:p>
         </w:tc>
@@ -26525,7 +26627,7 @@
                 <w:szCs w:val="24"/>
                 <w14:ligatures w14:val="none"/>
               </w:rPr>
-              <w:t xml:space="preserve">Khi xử lý PAKN, trường hợp nào dẫn đến việc cần xác minh, thu thập thông tin bổ sung? </w:t>
+              <w:t xml:space="preserve">Sau khi nhận kết quả giải quyết PAKN, nếu người gửi không đồng ý thì thông thường họ sẽ thực hiện bước nào? </w:t>
             </w:r>
             <w:r>
               <w:rPr>
@@ -26537,7 +26639,7 @@
                 <w:szCs w:val="24"/>
                 <w14:ligatures w14:val="none"/>
               </w:rPr>
-              <w:t>A. Nội dung chưa đủ thông tin; B. Cần làm rõ nội dung phản ánh; C. Cần thêm căn cứ để giải quyết; D. Các trường hợp khác.</w:t>
+              <w:t>A. Gửi khiếu nại lại; B. Yêu cầu bổ sung thông tin; C. Kết thúc hồ sơ; D. Thực hiện theo hướng dẫn khác.</w:t>
             </w:r>
           </w:p>
         </w:tc>
@@ -26564,7 +26666,7 @@
                 <w:szCs w:val="24"/>
                 <w14:ligatures w14:val="none"/>
               </w:rPr>
-              <w:t>Cán bộ cơ quan tiếp nhận và xử lý</w:t>
+              <w:t>Người dân / Tổ chức</w:t>
             </w:r>
           </w:p>
         </w:tc>
@@ -26591,7 +26693,7 @@
                 <w:szCs w:val="24"/>
                 <w14:ligatures w14:val="none"/>
               </w:rPr>
-              <w:t>Xác định điều kiện thực tế dẫn đến Gateway “Có cần xác minh bổ sung không?”.</w:t>
+              <w:t>Kiểm chứng nhánh khiếu nại lại và vòng lặp quay về bước tiếp nhận hồ sơ PAKN.</w:t>
             </w:r>
           </w:p>
         </w:tc>
@@ -26621,7 +26723,7 @@
                 <w:szCs w:val="24"/>
                 <w14:ligatures w14:val="none"/>
               </w:rPr>
-              <w:t>5</w:t>
+              <w:t>6</w:t>
             </w:r>
           </w:p>
         </w:tc>
@@ -26648,7 +26750,7 @@
                 <w:szCs w:val="24"/>
                 <w14:ligatures w14:val="none"/>
               </w:rPr>
-              <w:t>Có cấu trúc</w:t>
+              <w:t>Không có cấu trúc</w:t>
             </w:r>
           </w:p>
         </w:tc>
@@ -26675,19 +26777,7 @@
                 <w:szCs w:val="24"/>
                 <w14:ligatures w14:val="none"/>
               </w:rPr>
-              <w:t xml:space="preserve">Sau khi nhận kết quả giải quyết PAKN, nếu người gửi không đồng ý thì thông thường họ sẽ thực hiện bước nào? </w:t>
-            </w:r>
-            <w:r>
-              <w:rPr>
-                <w:rFonts w:eastAsia="Times New Roman" w:cs="Times New Roman"/>
-                <w:b/>
-                <w:bCs/>
-                <w:kern w:val="0"/>
-                <w:sz w:val="24"/>
-                <w:szCs w:val="24"/>
-                <w14:ligatures w14:val="none"/>
-              </w:rPr>
-              <w:t>A. Gửi khiếu nại lại; B. Yêu cầu bổ sung thông tin; C. Kết thúc hồ sơ; D. Thực hiện theo hướng dẫn khác.</w:t>
+              <w:t>Anh/chị có thể mô tả cụ thể cách một PAKN được tiếp nhận và phân loại từ khi người dân gửi đến khi xác định hướng xử lý không?</w:t>
             </w:r>
           </w:p>
         </w:tc>
@@ -26714,7 +26804,7 @@
                 <w:szCs w:val="24"/>
                 <w14:ligatures w14:val="none"/>
               </w:rPr>
-              <w:t>Người dân / Tổ chức</w:t>
+              <w:t>Cán bộ tiếp nhận PAKN</w:t>
             </w:r>
           </w:p>
         </w:tc>
@@ -26741,7 +26831,7 @@
                 <w:szCs w:val="24"/>
                 <w14:ligatures w14:val="none"/>
               </w:rPr>
-              <w:t>Kiểm chứng nhánh khiếu nại lại và vòng lặp quay về bước tiếp nhận hồ sơ PAKN.</w:t>
+              <w:t>Tìm hiểu quy trình thực tế của hoạt động tiếp nhận và phân loại, đồng thời phát hiện các bước chưa được thể hiện trong BPMN.</w:t>
             </w:r>
           </w:p>
         </w:tc>
@@ -26771,7 +26861,7 @@
                 <w:szCs w:val="24"/>
                 <w14:ligatures w14:val="none"/>
               </w:rPr>
-              <w:t>6</w:t>
+              <w:t>7</w:t>
             </w:r>
           </w:p>
         </w:tc>
@@ -26825,7 +26915,7 @@
                 <w:szCs w:val="24"/>
                 <w14:ligatures w14:val="none"/>
               </w:rPr>
-              <w:t>Anh/chị có thể mô tả cụ thể cách một PAKN được tiếp nhận và phân loại từ khi người dân gửi đến khi xác định hướng xử lý không?</w:t>
+              <w:t>Trong quá trình chuyển PAKN đến đơn vị khác, anh/chị thường thực hiện những công việc gì và thường gặp khó khăn nào?</w:t>
             </w:r>
           </w:p>
         </w:tc>
@@ -26852,7 +26942,7 @@
                 <w:szCs w:val="24"/>
                 <w14:ligatures w14:val="none"/>
               </w:rPr>
-              <w:t>Cán bộ tiếp nhận PAKN</w:t>
+              <w:t>Cán bộ Cổng Dịch vụ công / Cán bộ xử lý PAKN</w:t>
             </w:r>
           </w:p>
         </w:tc>
@@ -26879,7 +26969,7 @@
                 <w:szCs w:val="24"/>
                 <w14:ligatures w14:val="none"/>
               </w:rPr>
-              <w:t>Tìm hiểu quy trình thực tế của hoạt động tiếp nhận và phân loại, đồng thời phát hiện các bước chưa được thể hiện trong BPMN.</w:t>
+              <w:t>Làm rõ cách thức chuyển PAKN và xác định các vấn đề phát sinh trong quá trình chuyển xử lý.</w:t>
             </w:r>
           </w:p>
         </w:tc>
@@ -26909,7 +26999,7 @@
                 <w:szCs w:val="24"/>
                 <w14:ligatures w14:val="none"/>
               </w:rPr>
-              <w:t>7</w:t>
+              <w:t>8</w:t>
             </w:r>
           </w:p>
         </w:tc>
@@ -26963,7 +27053,7 @@
                 <w:szCs w:val="24"/>
                 <w14:ligatures w14:val="none"/>
               </w:rPr>
-              <w:t>Trong quá trình chuyển PAKN đến đơn vị khác, anh/chị thường thực hiện những công việc gì và thường gặp khó khăn nào?</w:t>
+              <w:t>Anh/chị hãy mô tả quá trình xem xét và xác minh nội dung PAKN trước khi đưa ra quyết định giải quyết theo thẩm quyền.</w:t>
             </w:r>
           </w:p>
         </w:tc>
@@ -26990,7 +27080,7 @@
                 <w:szCs w:val="24"/>
                 <w14:ligatures w14:val="none"/>
               </w:rPr>
-              <w:t>Cán bộ Cổng Dịch vụ công / Cán bộ xử lý PAKN</w:t>
+              <w:t>Cán bộ cơ quan tiếp nhận và xử lý</w:t>
             </w:r>
           </w:p>
         </w:tc>
@@ -27017,7 +27107,7 @@
                 <w:szCs w:val="24"/>
                 <w14:ligatures w14:val="none"/>
               </w:rPr>
-              <w:t>Làm rõ cách thức chuyển PAKN và xác định các vấn đề phát sinh trong quá trình chuyển xử lý.</w:t>
+              <w:t>Làm rõ các hoạt động thực tế bên trong bước “Xem xét, xác minh nội dung PAKN”.</w:t>
             </w:r>
           </w:p>
         </w:tc>
@@ -27047,7 +27137,7 @@
                 <w:szCs w:val="24"/>
                 <w14:ligatures w14:val="none"/>
               </w:rPr>
-              <w:t>8</w:t>
+              <w:t>9</w:t>
             </w:r>
           </w:p>
         </w:tc>
@@ -27101,7 +27191,7 @@
                 <w:szCs w:val="24"/>
                 <w14:ligatures w14:val="none"/>
               </w:rPr>
-              <w:t>Anh/chị hãy mô tả quá trình xem xét và xác minh nội dung PAKN trước khi đưa ra quyết định giải quyết theo thẩm quyền.</w:t>
+              <w:t>Khi cần xác minh hoặc thu thập thêm thông tin, anh/chị thường thực hiện như thế nào để có đủ cơ sở giải quyết PAKN?</w:t>
             </w:r>
           </w:p>
         </w:tc>
@@ -27155,7 +27245,7 @@
                 <w:szCs w:val="24"/>
                 <w14:ligatures w14:val="none"/>
               </w:rPr>
-              <w:t>Làm rõ các hoạt động thực tế bên trong bước “Xem xét, xác minh nội dung PAKN”.</w:t>
+              <w:t>Tìm hiểu cách thực hiện xác minh bổ sung và các bước thực tế có thể chưa được thể hiện trong mô hình.</w:t>
             </w:r>
           </w:p>
         </w:tc>
@@ -27185,145 +27275,6 @@
                 <w:szCs w:val="24"/>
                 <w14:ligatures w14:val="none"/>
               </w:rPr>
-              <w:t>9</w:t>
-            </w:r>
-          </w:p>
-        </w:tc>
-        <w:tc>
-          <w:tcPr>
-            <w:tcW w:w="1580" w:type="dxa"/>
-            <w:hideMark/>
-          </w:tcPr>
-          <w:p>
-            <w:pPr>
-              <w:rPr>
-                <w:rFonts w:eastAsia="Times New Roman" w:cs="Times New Roman"/>
-                <w:kern w:val="0"/>
-                <w:sz w:val="24"/>
-                <w:szCs w:val="24"/>
-                <w14:ligatures w14:val="none"/>
-              </w:rPr>
-            </w:pPr>
-            <w:r>
-              <w:rPr>
-                <w:rFonts w:eastAsia="Times New Roman" w:cs="Times New Roman"/>
-                <w:kern w:val="0"/>
-                <w:sz w:val="24"/>
-                <w:szCs w:val="24"/>
-                <w14:ligatures w14:val="none"/>
-              </w:rPr>
-              <w:t>Không có cấu trúc</w:t>
-            </w:r>
-          </w:p>
-        </w:tc>
-        <w:tc>
-          <w:tcPr>
-            <w:tcW w:w="3720" w:type="dxa"/>
-            <w:hideMark/>
-          </w:tcPr>
-          <w:p>
-            <w:pPr>
-              <w:rPr>
-                <w:rFonts w:eastAsia="Times New Roman" w:cs="Times New Roman"/>
-                <w:kern w:val="0"/>
-                <w:sz w:val="24"/>
-                <w:szCs w:val="24"/>
-                <w14:ligatures w14:val="none"/>
-              </w:rPr>
-            </w:pPr>
-            <w:r>
-              <w:rPr>
-                <w:rFonts w:eastAsia="Times New Roman" w:cs="Times New Roman"/>
-                <w:kern w:val="0"/>
-                <w:sz w:val="24"/>
-                <w:szCs w:val="24"/>
-                <w14:ligatures w14:val="none"/>
-              </w:rPr>
-              <w:t>Khi cần xác minh hoặc thu thập thêm thông tin, anh/chị thường thực hiện như thế nào để có đủ cơ sở giải quyết PAKN?</w:t>
-            </w:r>
-          </w:p>
-        </w:tc>
-        <w:tc>
-          <w:tcPr>
-            <w:tcW w:w="0" w:type="auto"/>
-            <w:hideMark/>
-          </w:tcPr>
-          <w:p>
-            <w:pPr>
-              <w:rPr>
-                <w:rFonts w:eastAsia="Times New Roman" w:cs="Times New Roman"/>
-                <w:kern w:val="0"/>
-                <w:sz w:val="24"/>
-                <w:szCs w:val="24"/>
-                <w14:ligatures w14:val="none"/>
-              </w:rPr>
-            </w:pPr>
-            <w:r>
-              <w:rPr>
-                <w:rFonts w:eastAsia="Times New Roman" w:cs="Times New Roman"/>
-                <w:kern w:val="0"/>
-                <w:sz w:val="24"/>
-                <w:szCs w:val="24"/>
-                <w14:ligatures w14:val="none"/>
-              </w:rPr>
-              <w:t>Cán bộ cơ quan tiếp nhận và xử lý</w:t>
-            </w:r>
-          </w:p>
-        </w:tc>
-        <w:tc>
-          <w:tcPr>
-            <w:tcW w:w="2493" w:type="dxa"/>
-            <w:hideMark/>
-          </w:tcPr>
-          <w:p>
-            <w:pPr>
-              <w:rPr>
-                <w:rFonts w:eastAsia="Times New Roman" w:cs="Times New Roman"/>
-                <w:kern w:val="0"/>
-                <w:sz w:val="24"/>
-                <w:szCs w:val="24"/>
-                <w14:ligatures w14:val="none"/>
-              </w:rPr>
-            </w:pPr>
-            <w:r>
-              <w:rPr>
-                <w:rFonts w:eastAsia="Times New Roman" w:cs="Times New Roman"/>
-                <w:kern w:val="0"/>
-                <w:sz w:val="24"/>
-                <w:szCs w:val="24"/>
-                <w14:ligatures w14:val="none"/>
-              </w:rPr>
-              <w:t>Tìm hiểu cách thực hiện xác minh bổ sung và các bước thực tế có thể chưa được thể hiện trong mô hình.</w:t>
-            </w:r>
-          </w:p>
-        </w:tc>
-      </w:tr>
-      <w:tr>
-        <w:tc>
-          <w:tcPr>
-            <w:tcW w:w="670" w:type="dxa"/>
-            <w:hideMark/>
-          </w:tcPr>
-          <w:p>
-            <w:pPr>
-              <w:jc w:val="right"/>
-              <w:rPr>
-                <w:rFonts w:eastAsia="Times New Roman" w:cs="Times New Roman"/>
-                <w:kern w:val="0"/>
-                <w:sz w:val="24"/>
-                <w:szCs w:val="24"/>
-                <w14:ligatures w14:val="none"/>
-              </w:rPr>
-            </w:pPr>
-            <w:r>
-              <w:rPr>
-                <w:rFonts w:eastAsia="Times New Roman" w:cs="Times New Roman"/>
-                <w:kern w:val="0"/>
-                <w:sz w:val="24"/>
-                <w:szCs w:val="24"/>
-                <w14:ligatures w14:val="none"/>
-              </w:rPr>
-              <w:lastRenderedPageBreak/>
               <w:t>10</w:t>
             </w:r>
           </w:p>
@@ -27517,13 +27468,7 @@
         <w:rPr>
           <w:lang w:val="vi-VN"/>
         </w:rPr>
-        <w:t xml:space="preserve">2.4.1.3 Câu hỏi định </w:t>
-      </w:r>
-      <w:r>
-        <w:rPr>
-          <w:lang w:val="vi-VN"/>
-        </w:rPr>
-        <w:t>lượng</w:t>
+        <w:t>2.4.1.3 Câu hỏi định lượng</w:t>
       </w:r>
     </w:p>
     <w:tbl>
@@ -28891,7 +28836,6 @@
                 <w:szCs w:val="24"/>
                 <w14:ligatures w14:val="none"/>
               </w:rPr>
-              <w:lastRenderedPageBreak/>
               <w:t>9</w:t>
             </w:r>
           </w:p>
@@ -29217,11 +29161,20 @@
     <w:p>
       <w:pPr>
         <w:pStyle w:val="Heading5"/>
-      </w:pPr>
-      <w:r>
+        <w:rPr>
+          <w:lang w:val="vi-VN"/>
+        </w:rPr>
+      </w:pPr>
+      <w:r>
+        <w:rPr>
+          <w:lang w:val="vi-VN"/>
+        </w:rPr>
         <w:t>2.4.2 Mô hì</w:t>
       </w:r>
       <w:r>
+        <w:rPr>
+          <w:lang w:val="vi-VN"/>
+        </w:rPr>
         <w:t>nh hóa quy trình thanh toán trực tuyến</w:t>
       </w:r>
     </w:p>
@@ -29945,7 +29898,6 @@
                 <w:sz w:val="24"/>
                 <w:szCs w:val="24"/>
               </w:rPr>
-              <w:lastRenderedPageBreak/>
               <w:t>6</w:t>
             </w:r>
           </w:p>
@@ -31240,7 +31192,6 @@
           <w:sz w:val="24"/>
           <w:szCs w:val="24"/>
         </w:rPr>
-        <w:lastRenderedPageBreak/>
         <w:t>Người dân hoặc tổ chức: khởi tạo yêu cầu thanh toán, kiểm tra số tiền phải nộp, lựa chọn phương thức thanh toán, thực hiện xác thực và xác nhận giao dịch. khi giao dịch thất bại, người dân hoặc tổ chức có thể lựa chọn thực hiện lại hoặc ngưng giao dịch.</w:t>
       </w:r>
     </w:p>
@@ -31554,7 +31505,6 @@
         <w:jc w:val="both"/>
       </w:pPr>
       <w:r>
-        <w:lastRenderedPageBreak/>
         <w:t>Sau khi lựa chọn phương thức, người dùng thực hiện xác thực giao dịch theo yêu cầu của ngân hàng hoặc tổ chức cung ứng dịch vụ thanh toán. Phương thức xác thực có thể bao gồm OTP, Smart OTP, sinh trắc học hoặc phương thức xác thực khác. Nếu thông tin xác thực không hợp lệ hoặc người dùng không xác nhận giao dịch, hệ thống thông báo lỗi và cho phép người dùng thực hiện lại hoặc kết thúc giao dịch.</w:t>
       </w:r>
     </w:p>
@@ -31842,7 +31792,6 @@
           <w:sz w:val="24"/>
           <w:szCs w:val="24"/>
         </w:rPr>
-        <w:lastRenderedPageBreak/>
         <w:t xml:space="preserve">Kiểm tra thông tin tài khoản; </w:t>
       </w:r>
     </w:p>
@@ -32395,7 +32344,6 @@
           <w:sz w:val="24"/>
           <w:szCs w:val="24"/>
         </w:rPr>
-        <w:lastRenderedPageBreak/>
         <w:t>Bước 10. Phát hành biên lai</w:t>
       </w:r>
     </w:p>
@@ -33027,7 +32975,6 @@
           <w:rFonts w:eastAsiaTheme="majorEastAsia"/>
           <w:b w:val="0"/>
         </w:rPr>
-        <w:lastRenderedPageBreak/>
         <w:t>Trường hợp lựa chọn thực hiện lại:</w:t>
       </w:r>
       <w:r>
@@ -33566,7 +33513,6 @@
           <w:sz w:val="24"/>
           <w:szCs w:val="24"/>
         </w:rPr>
-        <w:lastRenderedPageBreak/>
         <w:t>Xử lý hoàn trả giao dịch</w:t>
       </w:r>
     </w:p>
@@ -33912,7 +33858,6 @@
       <w:bookmarkStart w:id="53" w:name="_Toc236264134"/>
       <w:bookmarkStart w:id="54" w:name="_Toc236682222"/>
       <w:r>
-        <w:lastRenderedPageBreak/>
         <w:t>NGUỒN THAM KHẢO</w:t>
       </w:r>
       <w:bookmarkEnd w:id="53"/>
@@ -34077,7 +34022,7 @@
 </file>
 
 <file path=word/endnotes.xml><?xml version="1.0" encoding="utf-8"?>
-<w:endnotes xmlns:wpc="http://schemas.microsoft.com/office/word/2010/wordprocessingCanvas" xmlns:cx="http://schemas.microsoft.com/office/drawing/2014/chartex" xmlns:cx1="http://schemas.microsoft.com/office/drawing/2015/9/8/chartex" xmlns:cx2="http://schemas.microsoft.com/office/drawing/2015/10/21/chartex" xmlns:cx3="http://schemas.microsoft.com/office/drawing/2016/5/9/chartex" xmlns:cx4="http://schemas.microsoft.com/office/drawing/2016/5/10/chartex" xmlns:cx5="http://schemas.microsoft.com/office/drawing/2016/5/11/chartex" xmlns:cx6="http://schemas.microsoft.com/office/drawing/2016/5/12/chartex" xmlns:cx7="http://schemas.microsoft.com/office/drawing/2016/5/13/chartex" xmlns:cx8="http://schemas.microsoft.com/office/drawing/2016/5/14/chartex" xmlns:mc="http://schemas.openxmlformats.org/markup-compatibility/2006" xmlns:aink="http://schemas.microsoft.com/office/drawing/2016/ink" xmlns:am3d="http://schemas.microsoft.com/office/drawing/2017/model3d" xmlns:o="urn:schemas-microsoft-com:office:office" xmlns:oel="http://schemas.microsoft.com/office/2019/extlst" xmlns:r="http://schemas.openxmlformats.org/officeDocument/2006/relationships" xmlns:m="http://schemas.openxmlformats.org/officeDocument/2006/math" xmlns:v="urn:schemas-microsoft-com:vml" xmlns:wp14="http://schemas.microsoft.com/office/word/2010/wordprocessingDrawing" xmlns:wp="http://schemas.openxmlformats.org/drawingml/2006/wordprocessingDrawing" xmlns:w10="urn:schemas-microsoft-com:office:word" xmlns:w="http://schemas.openxmlformats.org/wordprocessingml/2006/main" xmlns:w14="http://schemas.microsoft.com/office/word/2010/wordml" xmlns:w15="http://schemas.microsoft.com/office/word/2012/wordml" xmlns:w16cei="http://schemas.microsoft.com/office/word/2026/wordml/cei" xmlns:w16cex="http://schemas.microsoft.com/office/word/2018/wordml/cex" xmlns:w16cid="http://schemas.microsoft.com/office/word/2016/wordml/cid" xmlns:w16="http://schemas.microsoft.com/office/word/2018/wordml" xmlns:w16du="http://schemas.microsoft.com/office/word/2023/wordml/word16du" xmlns:w16sdtdh="http://schemas.microsoft.com/office/word/2020/wordml/sdtdatahash" xmlns:w16sdtfl="http://schemas.microsoft.com/office/word/2024/wordml/sdtformatlock" xmlns:w16se="http://schemas.microsoft.com/office/word/2015/wordml/symex" xmlns:wpg="http://schemas.microsoft.com/office/word/2010/wordprocessingGroup" xmlns:wpi="http://schemas.microsoft.com/office/word/2010/wordprocessingInk" xmlns:wne="http://schemas.microsoft.com/office/word/2006/wordml" xmlns:wps="http://schemas.microsoft.com/office/word/2010/wordprocessingShape" mc:Ignorable="w14 w15 w16se w16cid w16 w16cex w16sdtdh w16sdtfl w16du wp14">
+<w:endnotes xmlns:wpc="http://schemas.microsoft.com/office/word/2010/wordprocessingCanvas" xmlns:cx="http://schemas.microsoft.com/office/drawing/2014/chartex" xmlns:cx1="http://schemas.microsoft.com/office/drawing/2015/9/8/chartex" xmlns:cx2="http://schemas.microsoft.com/office/drawing/2015/10/21/chartex" xmlns:cx3="http://schemas.microsoft.com/office/drawing/2016/5/9/chartex" xmlns:cx4="http://schemas.microsoft.com/office/drawing/2016/5/10/chartex" xmlns:cx5="http://schemas.microsoft.com/office/drawing/2016/5/11/chartex" xmlns:cx6="http://schemas.microsoft.com/office/drawing/2016/5/12/chartex" xmlns:cx7="http://schemas.microsoft.com/office/drawing/2016/5/13/chartex" xmlns:cx8="http://schemas.microsoft.com/office/drawing/2016/5/14/chartex" xmlns:mc="http://schemas.openxmlformats.org/markup-compatibility/2006" xmlns:aink="http://schemas.microsoft.com/office/drawing/2016/ink" xmlns:am3d="http://schemas.microsoft.com/office/drawing/2017/model3d" xmlns:o="urn:schemas-microsoft-com:office:office" xmlns:oel="http://schemas.microsoft.com/office/2019/extlst" xmlns:r="http://schemas.openxmlformats.org/officeDocument/2006/relationships" xmlns:m="http://schemas.openxmlformats.org/officeDocument/2006/math" xmlns:v="urn:schemas-microsoft-com:vml" xmlns:wp14="http://schemas.microsoft.com/office/word/2010/wordprocessingDrawing" xmlns:wp="http://schemas.openxmlformats.org/drawingml/2006/wordprocessingDrawing" xmlns:w10="urn:schemas-microsoft-com:office:word" xmlns:w="http://schemas.openxmlformats.org/wordprocessingml/2006/main" xmlns:w14="http://schemas.microsoft.com/office/word/2010/wordml" xmlns:w15="http://schemas.microsoft.com/office/word/2012/wordml" xmlns:w16cex="http://schemas.microsoft.com/office/word/2018/wordml/cex" xmlns:w16cid="http://schemas.microsoft.com/office/word/2016/wordml/cid" xmlns:w16="http://schemas.microsoft.com/office/word/2018/wordml" xmlns:w16du="http://schemas.microsoft.com/office/word/2023/wordml/word16du" xmlns:w16sdtdh="http://schemas.microsoft.com/office/word/2020/wordml/sdtdatahash" xmlns:w16sdtfl="http://schemas.microsoft.com/office/word/2024/wordml/sdtformatlock" xmlns:w16se="http://schemas.microsoft.com/office/word/2015/wordml/symex" xmlns:wpg="http://schemas.microsoft.com/office/word/2010/wordprocessingGroup" xmlns:wpi="http://schemas.microsoft.com/office/word/2010/wordprocessingInk" xmlns:wne="http://schemas.microsoft.com/office/word/2006/wordml" xmlns:wps="http://schemas.microsoft.com/office/word/2010/wordprocessingShape" mc:Ignorable="w14 w15 w16se w16cid w16 w16cex w16sdtdh w16sdtfl w16du wp14">
   <w:endnote w:type="separator" w:id="-1">
     <w:p>
       <w:pPr>
@@ -34102,7 +34047,7 @@
 </file>
 
 <file path=word/footer1.xml><?xml version="1.0" encoding="utf-8"?>
-<w:ftr xmlns:wpc="http://schemas.microsoft.com/office/word/2010/wordprocessingCanvas" xmlns:cx="http://schemas.microsoft.com/office/drawing/2014/chartex" xmlns:cx1="http://schemas.microsoft.com/office/drawing/2015/9/8/chartex" xmlns:cx2="http://schemas.microsoft.com/office/drawing/2015/10/21/chartex" xmlns:cx3="http://schemas.microsoft.com/office/drawing/2016/5/9/chartex" xmlns:cx4="http://schemas.microsoft.com/office/drawing/2016/5/10/chartex" xmlns:cx5="http://schemas.microsoft.com/office/drawing/2016/5/11/chartex" xmlns:cx6="http://schemas.microsoft.com/office/drawing/2016/5/12/chartex" xmlns:cx7="http://schemas.microsoft.com/office/drawing/2016/5/13/chartex" xmlns:cx8="http://schemas.microsoft.com/office/drawing/2016/5/14/chartex" xmlns:mc="http://schemas.openxmlformats.org/markup-compatibility/2006" xmlns:aink="http://schemas.microsoft.com/office/drawing/2016/ink" xmlns:am3d="http://schemas.microsoft.com/office/drawing/2017/model3d" xmlns:o="urn:schemas-microsoft-com:office:office" xmlns:oel="http://schemas.microsoft.com/office/2019/extlst" xmlns:r="http://schemas.openxmlformats.org/officeDocument/2006/relationships" xmlns:m="http://schemas.openxmlformats.org/officeDocument/2006/math" xmlns:v="urn:schemas-microsoft-com:vml" xmlns:wp14="http://schemas.microsoft.com/office/word/2010/wordprocessingDrawing" xmlns:wp="http://schemas.openxmlformats.org/drawingml/2006/wordprocessingDrawing" xmlns:w10="urn:schemas-microsoft-com:office:word" xmlns:w="http://schemas.openxmlformats.org/wordprocessingml/2006/main" xmlns:w14="http://schemas.microsoft.com/office/word/2010/wordml" xmlns:w15="http://schemas.microsoft.com/office/word/2012/wordml" xmlns:w16cei="http://schemas.microsoft.com/office/word/2026/wordml/cei" xmlns:w16cex="http://schemas.microsoft.com/office/word/2018/wordml/cex" xmlns:w16cid="http://schemas.microsoft.com/office/word/2016/wordml/cid" xmlns:w16="http://schemas.microsoft.com/office/word/2018/wordml" xmlns:w16du="http://schemas.microsoft.com/office/word/2023/wordml/word16du" xmlns:w16sdtdh="http://schemas.microsoft.com/office/word/2020/wordml/sdtdatahash" xmlns:w16sdtfl="http://schemas.microsoft.com/office/word/2024/wordml/sdtformatlock" xmlns:w16se="http://schemas.microsoft.com/office/word/2015/wordml/symex" xmlns:wpg="http://schemas.microsoft.com/office/word/2010/wordprocessingGroup" xmlns:wpi="http://schemas.microsoft.com/office/word/2010/wordprocessingInk" xmlns:wne="http://schemas.microsoft.com/office/word/2006/wordml" xmlns:wps="http://schemas.microsoft.com/office/word/2010/wordprocessingShape" mc:Ignorable="w14 w15 w16se w16cid w16 w16cex w16sdtdh w16sdtfl w16du wp14">
+<w:ftr xmlns:wpc="http://schemas.microsoft.com/office/word/2010/wordprocessingCanvas" xmlns:cx="http://schemas.microsoft.com/office/drawing/2014/chartex" xmlns:cx1="http://schemas.microsoft.com/office/drawing/2015/9/8/chartex" xmlns:cx2="http://schemas.microsoft.com/office/drawing/2015/10/21/chartex" xmlns:cx3="http://schemas.microsoft.com/office/drawing/2016/5/9/chartex" xmlns:cx4="http://schemas.microsoft.com/office/drawing/2016/5/10/chartex" xmlns:cx5="http://schemas.microsoft.com/office/drawing/2016/5/11/chartex" xmlns:cx6="http://schemas.microsoft.com/office/drawing/2016/5/12/chartex" xmlns:cx7="http://schemas.microsoft.com/office/drawing/2016/5/13/chartex" xmlns:cx8="http://schemas.microsoft.com/office/drawing/2016/5/14/chartex" xmlns:mc="http://schemas.openxmlformats.org/markup-compatibility/2006" xmlns:aink="http://schemas.microsoft.com/office/drawing/2016/ink" xmlns:am3d="http://schemas.microsoft.com/office/drawing/2017/model3d" xmlns:o="urn:schemas-microsoft-com:office:office" xmlns:oel="http://schemas.microsoft.com/office/2019/extlst" xmlns:r="http://schemas.openxmlformats.org/officeDocument/2006/relationships" xmlns:m="http://schemas.openxmlformats.org/officeDocument/2006/math" xmlns:v="urn:schemas-microsoft-com:vml" xmlns:wp14="http://schemas.microsoft.com/office/word/2010/wordprocessingDrawing" xmlns:wp="http://schemas.openxmlformats.org/drawingml/2006/wordprocessingDrawing" xmlns:w10="urn:schemas-microsoft-com:office:word" xmlns:w="http://schemas.openxmlformats.org/wordprocessingml/2006/main" xmlns:w14="http://schemas.microsoft.com/office/word/2010/wordml" xmlns:w15="http://schemas.microsoft.com/office/word/2012/wordml" xmlns:w16cex="http://schemas.microsoft.com/office/word/2018/wordml/cex" xmlns:w16cid="http://schemas.microsoft.com/office/word/2016/wordml/cid" xmlns:w16="http://schemas.microsoft.com/office/word/2018/wordml" xmlns:w16du="http://schemas.microsoft.com/office/word/2023/wordml/word16du" xmlns:w16sdtdh="http://schemas.microsoft.com/office/word/2020/wordml/sdtdatahash" xmlns:w16sdtfl="http://schemas.microsoft.com/office/word/2024/wordml/sdtformatlock" xmlns:w16se="http://schemas.microsoft.com/office/word/2015/wordml/symex" xmlns:wpg="http://schemas.microsoft.com/office/word/2010/wordprocessingGroup" xmlns:wpi="http://schemas.microsoft.com/office/word/2010/wordprocessingInk" xmlns:wne="http://schemas.microsoft.com/office/word/2006/wordml" xmlns:wps="http://schemas.microsoft.com/office/word/2010/wordprocessingShape" mc:Ignorable="w14 w15 w16se w16cid w16 w16cex w16sdtdh w16sdtfl w16du wp14">
   <w:sdt>
     <w:sdtPr>
       <w:id w:val="365795399"/>
@@ -34170,7 +34115,7 @@
 </file>
 
 <file path=word/footnotes.xml><?xml version="1.0" encoding="utf-8"?>
-<w:footnotes xmlns:wpc="http://schemas.microsoft.com/office/word/2010/wordprocessingCanvas" xmlns:cx="http://schemas.microsoft.com/office/drawing/2014/chartex" xmlns:cx1="http://schemas.microsoft.com/office/drawing/2015/9/8/chartex" xmlns:cx2="http://schemas.microsoft.com/office/drawing/2015/10/21/chartex" xmlns:cx3="http://schemas.microsoft.com/office/drawing/2016/5/9/chartex" xmlns:cx4="http://schemas.microsoft.com/office/drawing/2016/5/10/chartex" xmlns:cx5="http://schemas.microsoft.com/office/drawing/2016/5/11/chartex" xmlns:cx6="http://schemas.microsoft.com/office/drawing/2016/5/12/chartex" xmlns:cx7="http://schemas.microsoft.com/office/drawing/2016/5/13/chartex" xmlns:cx8="http://schemas.microsoft.com/office/drawing/2016/5/14/chartex" xmlns:mc="http://schemas.openxmlformats.org/markup-compatibility/2006" xmlns:aink="http://schemas.microsoft.com/office/drawing/2016/ink" xmlns:am3d="http://schemas.microsoft.com/office/drawing/2017/model3d" xmlns:o="urn:schemas-microsoft-com:office:office" xmlns:oel="http://schemas.microsoft.com/office/2019/extlst" xmlns:r="http://schemas.openxmlformats.org/officeDocument/2006/relationships" xmlns:m="http://schemas.openxmlformats.org/officeDocument/2006/math" xmlns:v="urn:schemas-microsoft-com:vml" xmlns:wp14="http://schemas.microsoft.com/office/word/2010/wordprocessingDrawing" xmlns:wp="http://schemas.openxmlformats.org/drawingml/2006/wordprocessingDrawing" xmlns:w10="urn:schemas-microsoft-com:office:word" xmlns:w="http://schemas.openxmlformats.org/wordprocessingml/2006/main" xmlns:w14="http://schemas.microsoft.com/office/word/2010/wordml" xmlns:w15="http://schemas.microsoft.com/office/word/2012/wordml" xmlns:w16cei="http://schemas.microsoft.com/office/word/2026/wordml/cei" xmlns:w16cex="http://schemas.microsoft.com/office/word/2018/wordml/cex" xmlns:w16cid="http://schemas.microsoft.com/office/word/2016/wordml/cid" xmlns:w16="http://schemas.microsoft.com/office/word/2018/wordml" xmlns:w16du="http://schemas.microsoft.com/office/word/2023/wordml/word16du" xmlns:w16sdtdh="http://schemas.microsoft.com/office/word/2020/wordml/sdtdatahash" xmlns:w16sdtfl="http://schemas.microsoft.com/office/word/2024/wordml/sdtformatlock" xmlns:w16se="http://schemas.microsoft.com/office/word/2015/wordml/symex" xmlns:wpg="http://schemas.microsoft.com/office/word/2010/wordprocessingGroup" xmlns:wpi="http://schemas.microsoft.com/office/word/2010/wordprocessingInk" xmlns:wne="http://schemas.microsoft.com/office/word/2006/wordml" xmlns:wps="http://schemas.microsoft.com/office/word/2010/wordprocessingShape" mc:Ignorable="w14 w15 w16se w16cid w16 w16cex w16sdtdh w16sdtfl w16du wp14">
+<w:footnotes xmlns:wpc="http://schemas.microsoft.com/office/word/2010/wordprocessingCanvas" xmlns:cx="http://schemas.microsoft.com/office/drawing/2014/chartex" xmlns:cx1="http://schemas.microsoft.com/office/drawing/2015/9/8/chartex" xmlns:cx2="http://schemas.microsoft.com/office/drawing/2015/10/21/chartex" xmlns:cx3="http://schemas.microsoft.com/office/drawing/2016/5/9/chartex" xmlns:cx4="http://schemas.microsoft.com/office/drawing/2016/5/10/chartex" xmlns:cx5="http://schemas.microsoft.com/office/drawing/2016/5/11/chartex" xmlns:cx6="http://schemas.microsoft.com/office/drawing/2016/5/12/chartex" xmlns:cx7="http://schemas.microsoft.com/office/drawing/2016/5/13/chartex" xmlns:cx8="http://schemas.microsoft.com/office/drawing/2016/5/14/chartex" xmlns:mc="http://schemas.openxmlformats.org/markup-compatibility/2006" xmlns:aink="http://schemas.microsoft.com/office/drawing/2016/ink" xmlns:am3d="http://schemas.microsoft.com/office/drawing/2017/model3d" xmlns:o="urn:schemas-microsoft-com:office:office" xmlns:oel="http://schemas.microsoft.com/office/2019/extlst" xmlns:r="http://schemas.openxmlformats.org/officeDocument/2006/relationships" xmlns:m="http://schemas.openxmlformats.org/officeDocument/2006/math" xmlns:v="urn:schemas-microsoft-com:vml" xmlns:wp14="http://schemas.microsoft.com/office/word/2010/wordprocessingDrawing" xmlns:wp="http://schemas.openxmlformats.org/drawingml/2006/wordprocessingDrawing" xmlns:w10="urn:schemas-microsoft-com:office:word" xmlns:w="http://schemas.openxmlformats.org/wordprocessingml/2006/main" xmlns:w14="http://schemas.microsoft.com/office/word/2010/wordml" xmlns:w15="http://schemas.microsoft.com/office/word/2012/wordml" xmlns:w16cex="http://schemas.microsoft.com/office/word/2018/wordml/cex" xmlns:w16cid="http://schemas.microsoft.com/office/word/2016/wordml/cid" xmlns:w16="http://schemas.microsoft.com/office/word/2018/wordml" xmlns:w16du="http://schemas.microsoft.com/office/word/2023/wordml/word16du" xmlns:w16sdtdh="http://schemas.microsoft.com/office/word/2020/wordml/sdtdatahash" xmlns:w16sdtfl="http://schemas.microsoft.com/office/word/2024/wordml/sdtformatlock" xmlns:w16se="http://schemas.microsoft.com/office/word/2015/wordml/symex" xmlns:wpg="http://schemas.microsoft.com/office/word/2010/wordprocessingGroup" xmlns:wpi="http://schemas.microsoft.com/office/word/2010/wordprocessingInk" xmlns:wne="http://schemas.microsoft.com/office/word/2006/wordml" xmlns:wps="http://schemas.microsoft.com/office/word/2010/wordprocessingShape" mc:Ignorable="w14 w15 w16se w16cid w16 w16cex w16sdtdh w16sdtfl w16du wp14">
   <w:footnote w:type="separator" w:id="-1">
     <w:p>
       <w:pPr>
@@ -34195,7 +34140,7 @@
 </file>
 
 <file path=word/header1.xml><?xml version="1.0" encoding="utf-8"?>
-<w:hdr xmlns:wpc="http://schemas.microsoft.com/office/word/2010/wordprocessingCanvas" xmlns:cx="http://schemas.microsoft.com/office/drawing/2014/chartex" xmlns:cx1="http://schemas.microsoft.com/office/drawing/2015/9/8/chartex" xmlns:cx2="http://schemas.microsoft.com/office/drawing/2015/10/21/chartex" xmlns:cx3="http://schemas.microsoft.com/office/drawing/2016/5/9/chartex" xmlns:cx4="http://schemas.microsoft.com/office/drawing/2016/5/10/chartex" xmlns:cx5="http://schemas.microsoft.com/office/drawing/2016/5/11/chartex" xmlns:cx6="http://schemas.microsoft.com/office/drawing/2016/5/12/chartex" xmlns:cx7="http://schemas.microsoft.com/office/drawing/2016/5/13/chartex" xmlns:cx8="http://schemas.microsoft.com/office/drawing/2016/5/14/chartex" xmlns:mc="http://schemas.openxmlformats.org/markup-compatibility/2006" xmlns:aink="http://schemas.microsoft.com/office/drawing/2016/ink" xmlns:am3d="http://schemas.microsoft.com/office/drawing/2017/model3d" xmlns:o="urn:schemas-microsoft-com:office:office" xmlns:oel="http://schemas.microsoft.com/office/2019/extlst" xmlns:r="http://schemas.openxmlformats.org/officeDocument/2006/relationships" xmlns:m="http://schemas.openxmlformats.org/officeDocument/2006/math" xmlns:v="urn:schemas-microsoft-com:vml" xmlns:wp14="http://schemas.microsoft.com/office/word/2010/wordprocessingDrawing" xmlns:wp="http://schemas.openxmlformats.org/drawingml/2006/wordprocessingDrawing" xmlns:w10="urn:schemas-microsoft-com:office:word" xmlns:w="http://schemas.openxmlformats.org/wordprocessingml/2006/main" xmlns:w14="http://schemas.microsoft.com/office/word/2010/wordml" xmlns:w15="http://schemas.microsoft.com/office/word/2012/wordml" xmlns:w16cei="http://schemas.microsoft.com/office/word/2026/wordml/cei" xmlns:w16cex="http://schemas.microsoft.com/office/word/2018/wordml/cex" xmlns:w16cid="http://schemas.microsoft.com/office/word/2016/wordml/cid" xmlns:w16="http://schemas.microsoft.com/office/word/2018/wordml" xmlns:w16du="http://schemas.microsoft.com/office/word/2023/wordml/word16du" xmlns:w16sdtdh="http://schemas.microsoft.com/office/word/2020/wordml/sdtdatahash" xmlns:w16sdtfl="http://schemas.microsoft.com/office/word/2024/wordml/sdtformatlock" xmlns:w16se="http://schemas.microsoft.com/office/word/2015/wordml/symex" xmlns:wpg="http://schemas.microsoft.com/office/word/2010/wordprocessingGroup" xmlns:wpi="http://schemas.microsoft.com/office/word/2010/wordprocessingInk" xmlns:wne="http://schemas.microsoft.com/office/word/2006/wordml" xmlns:wps="http://schemas.microsoft.com/office/word/2010/wordprocessingShape" mc:Ignorable="w14 w15 w16se w16cid w16 w16cex w16sdtdh w16sdtfl w16du wp14">
+<w:hdr xmlns:wpc="http://schemas.microsoft.com/office/word/2010/wordprocessingCanvas" xmlns:cx="http://schemas.microsoft.com/office/drawing/2014/chartex" xmlns:cx1="http://schemas.microsoft.com/office/drawing/2015/9/8/chartex" xmlns:cx2="http://schemas.microsoft.com/office/drawing/2015/10/21/chartex" xmlns:cx3="http://schemas.microsoft.com/office/drawing/2016/5/9/chartex" xmlns:cx4="http://schemas.microsoft.com/office/drawing/2016/5/10/chartex" xmlns:cx5="http://schemas.microsoft.com/office/drawing/2016/5/11/chartex" xmlns:cx6="http://schemas.microsoft.com/office/drawing/2016/5/12/chartex" xmlns:cx7="http://schemas.microsoft.com/office/drawing/2016/5/13/chartex" xmlns:cx8="http://schemas.microsoft.com/office/drawing/2016/5/14/chartex" xmlns:mc="http://schemas.openxmlformats.org/markup-compatibility/2006" xmlns:aink="http://schemas.microsoft.com/office/drawing/2016/ink" xmlns:am3d="http://schemas.microsoft.com/office/drawing/2017/model3d" xmlns:o="urn:schemas-microsoft-com:office:office" xmlns:oel="http://schemas.microsoft.com/office/2019/extlst" xmlns:r="http://schemas.openxmlformats.org/officeDocument/2006/relationships" xmlns:m="http://schemas.openxmlformats.org/officeDocument/2006/math" xmlns:v="urn:schemas-microsoft-com:vml" xmlns:wp14="http://schemas.microsoft.com/office/word/2010/wordprocessingDrawing" xmlns:wp="http://schemas.openxmlformats.org/drawingml/2006/wordprocessingDrawing" xmlns:w10="urn:schemas-microsoft-com:office:word" xmlns:w="http://schemas.openxmlformats.org/wordprocessingml/2006/main" xmlns:w14="http://schemas.microsoft.com/office/word/2010/wordml" xmlns:w15="http://schemas.microsoft.com/office/word/2012/wordml" xmlns:w16cex="http://schemas.microsoft.com/office/word/2018/wordml/cex" xmlns:w16cid="http://schemas.microsoft.com/office/word/2016/wordml/cid" xmlns:w16="http://schemas.microsoft.com/office/word/2018/wordml" xmlns:w16du="http://schemas.microsoft.com/office/word/2023/wordml/word16du" xmlns:w16sdtdh="http://schemas.microsoft.com/office/word/2020/wordml/sdtdatahash" xmlns:w16sdtfl="http://schemas.microsoft.com/office/word/2024/wordml/sdtformatlock" xmlns:w16se="http://schemas.microsoft.com/office/word/2015/wordml/symex" xmlns:wpg="http://schemas.microsoft.com/office/word/2010/wordprocessingGroup" xmlns:wpi="http://schemas.microsoft.com/office/word/2010/wordprocessingInk" xmlns:wne="http://schemas.microsoft.com/office/word/2006/wordml" xmlns:wps="http://schemas.microsoft.com/office/word/2010/wordprocessingShape" mc:Ignorable="w14 w15 w16se w16cid w16 w16cex w16sdtdh w16sdtfl w16du wp14">
   <w:p>
     <w:pPr>
       <w:pStyle w:val="Header"/>
@@ -34253,7 +34198,7 @@
 </file>
 
 <file path=word/numbering.xml><?xml version="1.0" encoding="utf-8"?>
-<w:numbering xmlns:wpc="http://schemas.microsoft.com/office/word/2010/wordprocessingCanvas" xmlns:cx="http://schemas.microsoft.com/office/drawing/2014/chartex" xmlns:cx1="http://schemas.microsoft.com/office/drawing/2015/9/8/chartex" xmlns:cx2="http://schemas.microsoft.com/office/drawing/2015/10/21/chartex" xmlns:cx3="http://schemas.microsoft.com/office/drawing/2016/5/9/chartex" xmlns:cx4="http://schemas.microsoft.com/office/drawing/2016/5/10/chartex" xmlns:cx5="http://schemas.microsoft.com/office/drawing/2016/5/11/chartex" xmlns:cx6="http://schemas.microsoft.com/office/drawing/2016/5/12/chartex" xmlns:cx7="http://schemas.microsoft.com/office/drawing/2016/5/13/chartex" xmlns:cx8="http://schemas.microsoft.com/office/drawing/2016/5/14/chartex" xmlns:mc="http://schemas.openxmlformats.org/markup-compatibility/2006" xmlns:aink="http://schemas.microsoft.com/office/drawing/2016/ink" xmlns:am3d="http://schemas.microsoft.com/office/drawing/2017/model3d" xmlns:o="urn:schemas-microsoft-com:office:office" xmlns:oel="http://schemas.microsoft.com/office/2019/extlst" xmlns:r="http://schemas.openxmlformats.org/officeDocument/2006/relationships" xmlns:m="http://schemas.openxmlformats.org/officeDocument/2006/math" xmlns:v="urn:schemas-microsoft-com:vml" xmlns:wp14="http://schemas.microsoft.com/office/word/2010/wordprocessingDrawing" xmlns:wp="http://schemas.openxmlformats.org/drawingml/2006/wordprocessingDrawing" xmlns:w10="urn:schemas-microsoft-com:office:word" xmlns:w="http://schemas.openxmlformats.org/wordprocessingml/2006/main" xmlns:w14="http://schemas.microsoft.com/office/word/2010/wordml" xmlns:w15="http://schemas.microsoft.com/office/word/2012/wordml" xmlns:w16cei="http://schemas.microsoft.com/office/word/2026/wordml/cei" xmlns:w16cex="http://schemas.microsoft.com/office/word/2018/wordml/cex" xmlns:w16cid="http://schemas.microsoft.com/office/word/2016/wordml/cid" xmlns:w16="http://schemas.microsoft.com/office/word/2018/wordml" xmlns:w16du="http://schemas.microsoft.com/office/word/2023/wordml/word16du" xmlns:w16sdtdh="http://schemas.microsoft.com/office/word/2020/wordml/sdtdatahash" xmlns:w16sdtfl="http://schemas.microsoft.com/office/word/2024/wordml/sdtformatlock" xmlns:w16se="http://schemas.microsoft.com/office/word/2015/wordml/symex" xmlns:wpg="http://schemas.microsoft.com/office/word/2010/wordprocessingGroup" xmlns:wpi="http://schemas.microsoft.com/office/word/2010/wordprocessingInk" xmlns:wne="http://schemas.microsoft.com/office/word/2006/wordml" xmlns:wps="http://schemas.microsoft.com/office/word/2010/wordprocessingShape" mc:Ignorable="w14 w15 w16se w16cid w16 w16cex w16sdtdh w16sdtfl w16du wp14">
+<w:numbering xmlns:wpc="http://schemas.microsoft.com/office/word/2010/wordprocessingCanvas" xmlns:cx="http://schemas.microsoft.com/office/drawing/2014/chartex" xmlns:cx1="http://schemas.microsoft.com/office/drawing/2015/9/8/chartex" xmlns:cx2="http://schemas.microsoft.com/office/drawing/2015/10/21/chartex" xmlns:cx3="http://schemas.microsoft.com/office/drawing/2016/5/9/chartex" xmlns:cx4="http://schemas.microsoft.com/office/drawing/2016/5/10/chartex" xmlns:cx5="http://schemas.microsoft.com/office/drawing/2016/5/11/chartex" xmlns:cx6="http://schemas.microsoft.com/office/drawing/2016/5/12/chartex" xmlns:cx7="http://schemas.microsoft.com/office/drawing/2016/5/13/chartex" xmlns:cx8="http://schemas.microsoft.com/office/drawing/2016/5/14/chartex" xmlns:mc="http://schemas.openxmlformats.org/markup-compatibility/2006" xmlns:aink="http://schemas.microsoft.com/office/drawing/2016/ink" xmlns:am3d="http://schemas.microsoft.com/office/drawing/2017/model3d" xmlns:o="urn:schemas-microsoft-com:office:office" xmlns:oel="http://schemas.microsoft.com/office/2019/extlst" xmlns:r="http://schemas.openxmlformats.org/officeDocument/2006/relationships" xmlns:m="http://schemas.openxmlformats.org/officeDocument/2006/math" xmlns:v="urn:schemas-microsoft-com:vml" xmlns:wp14="http://schemas.microsoft.com/office/word/2010/wordprocessingDrawing" xmlns:wp="http://schemas.openxmlformats.org/drawingml/2006/wordprocessingDrawing" xmlns:w10="urn:schemas-microsoft-com:office:word" xmlns:w="http://schemas.openxmlformats.org/wordprocessingml/2006/main" xmlns:w14="http://schemas.microsoft.com/office/word/2010/wordml" xmlns:w15="http://schemas.microsoft.com/office/word/2012/wordml" xmlns:w16cex="http://schemas.microsoft.com/office/word/2018/wordml/cex" xmlns:w16cid="http://schemas.microsoft.com/office/word/2016/wordml/cid" xmlns:w16="http://schemas.microsoft.com/office/word/2018/wordml" xmlns:w16du="http://schemas.microsoft.com/office/word/2023/wordml/word16du" xmlns:w16sdtdh="http://schemas.microsoft.com/office/word/2020/wordml/sdtdatahash" xmlns:w16sdtfl="http://schemas.microsoft.com/office/word/2024/wordml/sdtformatlock" xmlns:w16se="http://schemas.microsoft.com/office/word/2015/wordml/symex" xmlns:wpg="http://schemas.microsoft.com/office/word/2010/wordprocessingGroup" xmlns:wpi="http://schemas.microsoft.com/office/word/2010/wordprocessingInk" xmlns:wne="http://schemas.microsoft.com/office/word/2006/wordml" xmlns:wps="http://schemas.microsoft.com/office/word/2010/wordprocessingShape" mc:Ignorable="w14 w15 w16se w16cid w16 w16cex w16sdtdh w16sdtfl w16du wp14">
   <w:abstractNum w:abstractNumId="0" w15:restartNumberingAfterBreak="0">
     <w:nsid w:val="025D497D"/>
     <w:multiLevelType w:val="multilevel"/>
